--- a/sale-deed-template.docx
+++ b/sale-deed-template.docx
@@ -129,8 +129,9 @@
     <w:p>
       <w:pPr>
         <w:pStyle w:val="NormalWeb"/>
-        <w:spacing w:before="80" w:beforeAutospacing="0" w:after="0" w:afterAutospacing="0"/>
+        <w:spacing w:before="120" w:beforeAutospacing="0" w:after="120" w:afterAutospacing="0"/>
         <w:ind w:firstLine="720"/>
+        <w:jc w:val="both"/>
         <w:rPr>
           <w:sz w:val="28"/>
           <w:szCs w:val="28"/>
@@ -149,7 +150,7 @@
           <w:sz w:val="28"/>
           <w:szCs w:val="28"/>
         </w:rPr>
-        <w:t xml:space="preserve">         </w:t>
+        <w:t xml:space="preserve">    </w:t>
       </w:r>
       <w:r>
         <w:rPr>
@@ -159,55 +160,38 @@
           <w:sz w:val="28"/>
           <w:szCs w:val="28"/>
         </w:rPr>
-        <w:t>-</w:t>
-      </w:r>
-      <w:r>
-        <w:rPr>
-          <w:rStyle w:val="Strong"/>
-          <w:b w:val="0"/>
-          <w:bCs w:val="0"/>
-          <w:sz w:val="28"/>
-          <w:szCs w:val="28"/>
-        </w:rPr>
-        <w:t xml:space="preserve">     </w:t>
-      </w:r>
-      <w:r>
-        <w:rPr>
-          <w:rStyle w:val="Strong"/>
-          <w:b w:val="0"/>
-          <w:bCs w:val="0"/>
-          <w:sz w:val="28"/>
-          <w:szCs w:val="28"/>
-        </w:rPr>
-        <w:t xml:space="preserve"> </w:t>
-      </w:r>
-      <w:r>
-        <w:rPr>
-          <w:rStyle w:val="Strong"/>
-          <w:b w:val="0"/>
-          <w:bCs w:val="0"/>
-          <w:sz w:val="28"/>
-          <w:szCs w:val="28"/>
-        </w:rPr>
-        <w:t>-2026</w:t>
-      </w:r>
-      <w:r>
-        <w:rPr>
-          <w:sz w:val="28"/>
-          <w:szCs w:val="28"/>
-        </w:rPr>
-        <w:t xml:space="preserve"> at </w:t>
+        <w:t>-    -2026</w:t>
+      </w:r>
+      <w:r>
+        <w:rPr>
+          <w:sz w:val="28"/>
+          <w:szCs w:val="28"/>
+        </w:rPr>
+        <w:t xml:space="preserve"> at S.R.O. &lt;Sub-Registrar&gt;, </w:t>
+      </w:r>
+      <w:proofErr w:type="gramStart"/>
+      <w:r>
+        <w:rPr>
+          <w:sz w:val="28"/>
+          <w:szCs w:val="28"/>
+        </w:rPr>
+        <w:t>District:</w:t>
+      </w:r>
+      <w:proofErr w:type="gramEnd"/>
+      <w:r>
+        <w:rPr>
+          <w:sz w:val="28"/>
+          <w:szCs w:val="28"/>
+        </w:rPr>
+        <w:t xml:space="preserve">&lt;District&gt;, </w:t>
       </w:r>
       <w:proofErr w:type="spellStart"/>
       <w:r>
         <w:rPr>
-          <w:rStyle w:val="Strong"/>
-          <w:b w:val="0"/>
-          <w:bCs w:val="0"/>
-          <w:sz w:val="28"/>
-          <w:szCs w:val="28"/>
-        </w:rPr>
-        <w:t>Sircilla</w:t>
+          <w:sz w:val="28"/>
+          <w:szCs w:val="28"/>
+        </w:rPr>
+        <w:t>State:Telangana</w:t>
       </w:r>
       <w:proofErr w:type="spellEnd"/>
       <w:r>
@@ -215,14 +199,7 @@
           <w:sz w:val="28"/>
           <w:szCs w:val="28"/>
         </w:rPr>
-        <w:t xml:space="preserve">; </w:t>
-      </w:r>
-      <w:r>
-        <w:rPr>
-          <w:sz w:val="28"/>
-          <w:szCs w:val="28"/>
-        </w:rPr>
-        <w:t>by</w:t>
+        <w:t xml:space="preserve"> by:-</w:t>
       </w:r>
     </w:p>
     <w:p>
@@ -537,14 +514,72 @@
           <w:sz w:val="28"/>
           <w:szCs w:val="28"/>
         </w:rPr>
-        <w:t>Village:</w:t>
-      </w:r>
+        <w:t>&lt;</w:t>
+      </w:r>
+      <w:proofErr w:type="spellStart"/>
       <w:r>
         <w:rPr>
           <w:position w:val="8"/>
           <w:sz w:val="28"/>
           <w:szCs w:val="28"/>
         </w:rPr>
+        <w:t>Executant</w:t>
+      </w:r>
+      <w:proofErr w:type="spellEnd"/>
+      <w:r>
+        <w:rPr>
+          <w:position w:val="8"/>
+          <w:sz w:val="28"/>
+          <w:szCs w:val="28"/>
+        </w:rPr>
+        <w:t xml:space="preserve"> </w:t>
+      </w:r>
+      <w:r>
+        <w:rPr>
+          <w:position w:val="8"/>
+          <w:sz w:val="28"/>
+          <w:szCs w:val="28"/>
+        </w:rPr>
+        <w:t>Village</w:t>
+      </w:r>
+      <w:r>
+        <w:rPr>
+          <w:position w:val="8"/>
+          <w:sz w:val="28"/>
+          <w:szCs w:val="28"/>
+        </w:rPr>
+        <w:t>&gt;</w:t>
+      </w:r>
+      <w:r>
+        <w:rPr>
+          <w:position w:val="8"/>
+          <w:sz w:val="28"/>
+          <w:szCs w:val="28"/>
+        </w:rPr>
+        <w:t xml:space="preserve"> Village</w:t>
+      </w:r>
+      <w:r>
+        <w:rPr>
+          <w:position w:val="8"/>
+          <w:sz w:val="28"/>
+          <w:szCs w:val="28"/>
+        </w:rPr>
+        <w:t>,</w:t>
+      </w:r>
+      <w:r>
+        <w:rPr>
+          <w:position w:val="8"/>
+          <w:sz w:val="28"/>
+          <w:szCs w:val="28"/>
+        </w:rPr>
+        <w:t xml:space="preserve"> </w:t>
+      </w:r>
+      <w:r>
+        <w:rPr>
+          <w:position w:val="8"/>
+          <w:sz w:val="28"/>
+          <w:szCs w:val="28"/>
+        </w:rPr>
         <w:t>&lt;</w:t>
       </w:r>
       <w:proofErr w:type="spellStart"/>
@@ -565,14 +600,16 @@
         </w:rPr>
         <w:t xml:space="preserve"> </w:t>
       </w:r>
+      <w:proofErr w:type="spellStart"/>
       <w:r>
         <w:rPr>
           <w:position w:val="8"/>
           <w:sz w:val="28"/>
           <w:szCs w:val="28"/>
         </w:rPr>
-        <w:t>Village</w:t>
-      </w:r>
+        <w:t>Mandal</w:t>
+      </w:r>
+      <w:proofErr w:type="spellEnd"/>
       <w:r>
         <w:rPr>
           <w:position w:val="8"/>
@@ -587,6 +624,24 @@
           <w:sz w:val="28"/>
           <w:szCs w:val="28"/>
         </w:rPr>
+        <w:t xml:space="preserve"> </w:t>
+      </w:r>
+      <w:proofErr w:type="spellStart"/>
+      <w:r>
+        <w:rPr>
+          <w:position w:val="8"/>
+          <w:sz w:val="28"/>
+          <w:szCs w:val="28"/>
+        </w:rPr>
+        <w:t>Mandal</w:t>
+      </w:r>
+      <w:proofErr w:type="spellEnd"/>
+      <w:r>
+        <w:rPr>
+          <w:position w:val="8"/>
+          <w:sz w:val="28"/>
+          <w:szCs w:val="28"/>
+        </w:rPr>
         <w:t>,</w:t>
       </w:r>
       <w:r>
@@ -597,6 +652,22 @@
         </w:rPr>
         <w:t xml:space="preserve"> </w:t>
       </w:r>
+      <w:r>
+        <w:rPr>
+          <w:position w:val="8"/>
+          <w:sz w:val="28"/>
+          <w:szCs w:val="28"/>
+        </w:rPr>
+        <w:t>District:</w:t>
+      </w:r>
+      <w:r>
+        <w:rPr>
+          <w:position w:val="8"/>
+          <w:sz w:val="28"/>
+          <w:szCs w:val="28"/>
+        </w:rPr>
+        <w:t>&lt;</w:t>
+      </w:r>
       <w:proofErr w:type="spellStart"/>
       <w:r>
         <w:rPr>
@@ -604,7 +675,7 @@
           <w:sz w:val="28"/>
           <w:szCs w:val="28"/>
         </w:rPr>
-        <w:t>Mandal</w:t>
+        <w:t>Executant</w:t>
       </w:r>
       <w:proofErr w:type="spellEnd"/>
       <w:r>
@@ -613,6 +684,256 @@
           <w:sz w:val="28"/>
           <w:szCs w:val="28"/>
         </w:rPr>
+        <w:t xml:space="preserve"> </w:t>
+      </w:r>
+      <w:r>
+        <w:rPr>
+          <w:position w:val="8"/>
+          <w:sz w:val="28"/>
+          <w:szCs w:val="28"/>
+        </w:rPr>
+        <w:t>District</w:t>
+      </w:r>
+      <w:r>
+        <w:rPr>
+          <w:position w:val="8"/>
+          <w:sz w:val="28"/>
+          <w:szCs w:val="28"/>
+        </w:rPr>
+        <w:t>&gt;</w:t>
+      </w:r>
+      <w:r>
+        <w:rPr>
+          <w:position w:val="8"/>
+          <w:sz w:val="28"/>
+          <w:szCs w:val="28"/>
+        </w:rPr>
+        <w:t>,</w:t>
+      </w:r>
+      <w:r>
+        <w:rPr>
+          <w:position w:val="8"/>
+          <w:sz w:val="28"/>
+          <w:szCs w:val="28"/>
+        </w:rPr>
+        <w:t xml:space="preserve"> </w:t>
+      </w:r>
+      <w:r>
+        <w:rPr>
+          <w:position w:val="8"/>
+          <w:sz w:val="28"/>
+          <w:szCs w:val="28"/>
+        </w:rPr>
+        <w:t>State:</w:t>
+      </w:r>
+      <w:r>
+        <w:rPr>
+          <w:position w:val="8"/>
+          <w:sz w:val="28"/>
+          <w:szCs w:val="28"/>
+        </w:rPr>
+        <w:t>&lt;</w:t>
+      </w:r>
+      <w:proofErr w:type="spellStart"/>
+      <w:r>
+        <w:rPr>
+          <w:position w:val="8"/>
+          <w:sz w:val="28"/>
+          <w:szCs w:val="28"/>
+        </w:rPr>
+        <w:t>Executant</w:t>
+      </w:r>
+      <w:proofErr w:type="spellEnd"/>
+      <w:r>
+        <w:rPr>
+          <w:position w:val="8"/>
+          <w:sz w:val="28"/>
+          <w:szCs w:val="28"/>
+        </w:rPr>
+        <w:t xml:space="preserve"> </w:t>
+      </w:r>
+      <w:r>
+        <w:rPr>
+          <w:position w:val="8"/>
+          <w:sz w:val="28"/>
+          <w:szCs w:val="28"/>
+        </w:rPr>
+        <w:t>State</w:t>
+      </w:r>
+      <w:r>
+        <w:rPr>
+          <w:position w:val="8"/>
+          <w:sz w:val="28"/>
+          <w:szCs w:val="28"/>
+        </w:rPr>
+        <w:t>&gt;</w:t>
+      </w:r>
+      <w:r>
+        <w:rPr>
+          <w:position w:val="8"/>
+          <w:sz w:val="28"/>
+          <w:szCs w:val="28"/>
+        </w:rPr>
+        <w:t>,</w:t>
+      </w:r>
+      <w:r>
+        <w:rPr>
+          <w:position w:val="8"/>
+          <w:sz w:val="28"/>
+          <w:szCs w:val="28"/>
+        </w:rPr>
+        <w:t xml:space="preserve"> </w:t>
+      </w:r>
+      <w:r>
+        <w:rPr>
+          <w:position w:val="8"/>
+          <w:sz w:val="28"/>
+          <w:szCs w:val="28"/>
+        </w:rPr>
+        <w:t>Pin Code:</w:t>
+      </w:r>
+      <w:r>
+        <w:rPr>
+          <w:position w:val="8"/>
+          <w:sz w:val="28"/>
+          <w:szCs w:val="28"/>
+        </w:rPr>
+        <w:t>&lt;</w:t>
+      </w:r>
+      <w:proofErr w:type="spellStart"/>
+      <w:r>
+        <w:rPr>
+          <w:position w:val="8"/>
+          <w:sz w:val="28"/>
+          <w:szCs w:val="28"/>
+        </w:rPr>
+        <w:t>Executant</w:t>
+      </w:r>
+      <w:proofErr w:type="spellEnd"/>
+      <w:r>
+        <w:rPr>
+          <w:position w:val="8"/>
+          <w:sz w:val="28"/>
+          <w:szCs w:val="28"/>
+        </w:rPr>
+        <w:t xml:space="preserve"> </w:t>
+      </w:r>
+      <w:r>
+        <w:rPr>
+          <w:position w:val="8"/>
+          <w:sz w:val="28"/>
+          <w:szCs w:val="28"/>
+        </w:rPr>
+        <w:t>Pin Code</w:t>
+      </w:r>
+      <w:r>
+        <w:rPr>
+          <w:position w:val="8"/>
+          <w:sz w:val="28"/>
+          <w:szCs w:val="28"/>
+        </w:rPr>
+        <w:t>&gt;</w:t>
+      </w:r>
+      <w:r>
+        <w:rPr>
+          <w:position w:val="8"/>
+          <w:sz w:val="28"/>
+          <w:szCs w:val="28"/>
+        </w:rPr>
+        <w:t xml:space="preserve">, </w:t>
+      </w:r>
+      <w:proofErr w:type="spellStart"/>
+      <w:r>
+        <w:rPr>
+          <w:position w:val="8"/>
+          <w:sz w:val="28"/>
+          <w:szCs w:val="28"/>
+        </w:rPr>
+        <w:t>Aadhaar</w:t>
+      </w:r>
+      <w:proofErr w:type="spellEnd"/>
+      <w:r>
+        <w:rPr>
+          <w:position w:val="8"/>
+          <w:sz w:val="28"/>
+          <w:szCs w:val="28"/>
+        </w:rPr>
+        <w:t xml:space="preserve"> No: &lt;</w:t>
+      </w:r>
+      <w:proofErr w:type="spellStart"/>
+      <w:r>
+        <w:rPr>
+          <w:position w:val="8"/>
+          <w:sz w:val="28"/>
+          <w:szCs w:val="28"/>
+        </w:rPr>
+        <w:t>Executant</w:t>
+      </w:r>
+      <w:proofErr w:type="spellEnd"/>
+      <w:r>
+        <w:rPr>
+          <w:position w:val="8"/>
+          <w:sz w:val="28"/>
+          <w:szCs w:val="28"/>
+        </w:rPr>
+        <w:t xml:space="preserve"> </w:t>
+      </w:r>
+      <w:proofErr w:type="spellStart"/>
+      <w:r>
+        <w:rPr>
+          <w:position w:val="8"/>
+          <w:sz w:val="28"/>
+          <w:szCs w:val="28"/>
+        </w:rPr>
+        <w:t>Adhar</w:t>
+      </w:r>
+      <w:proofErr w:type="spellEnd"/>
+      <w:r>
+        <w:rPr>
+          <w:position w:val="8"/>
+          <w:sz w:val="28"/>
+          <w:szCs w:val="28"/>
+        </w:rPr>
+        <w:t xml:space="preserve"> Number&gt;,</w:t>
+      </w:r>
+      <w:r>
+        <w:rPr>
+          <w:position w:val="8"/>
+          <w:sz w:val="28"/>
+          <w:szCs w:val="28"/>
+        </w:rPr>
+        <w:t xml:space="preserve"> </w:t>
+      </w:r>
+      <w:r>
+        <w:rPr>
+          <w:position w:val="8"/>
+          <w:sz w:val="28"/>
+          <w:szCs w:val="28"/>
+        </w:rPr>
+        <w:t>Cell</w:t>
+      </w:r>
+      <w:r>
+        <w:rPr>
+          <w:position w:val="8"/>
+          <w:sz w:val="28"/>
+          <w:szCs w:val="28"/>
+        </w:rPr>
+        <w:t xml:space="preserve"> </w:t>
+      </w:r>
+      <w:r>
+        <w:rPr>
+          <w:position w:val="8"/>
+          <w:sz w:val="28"/>
+          <w:szCs w:val="28"/>
+        </w:rPr>
+        <w:t>No</w:t>
+      </w:r>
+      <w:r>
+        <w:rPr>
+          <w:position w:val="8"/>
+          <w:sz w:val="28"/>
+          <w:szCs w:val="28"/>
+        </w:rPr>
         <w:t>:</w:t>
       </w:r>
       <w:r>
@@ -621,6 +942,14 @@
           <w:sz w:val="28"/>
           <w:szCs w:val="28"/>
         </w:rPr>
+        <w:t xml:space="preserve"> </w:t>
+      </w:r>
+      <w:r>
+        <w:rPr>
+          <w:position w:val="8"/>
+          <w:sz w:val="28"/>
+          <w:szCs w:val="28"/>
+        </w:rPr>
         <w:t>&lt;</w:t>
       </w:r>
       <w:proofErr w:type="spellStart"/>
@@ -648,7 +977,7 @@
           <w:sz w:val="28"/>
           <w:szCs w:val="28"/>
         </w:rPr>
-        <w:t>Mandal</w:t>
+        <w:t>Cell.No</w:t>
       </w:r>
       <w:proofErr w:type="spellEnd"/>
       <w:r>
@@ -657,7 +986,7 @@
           <w:sz w:val="28"/>
           <w:szCs w:val="28"/>
         </w:rPr>
-        <w:t>&gt;</w:t>
+        <w:t>.&gt;</w:t>
       </w:r>
       <w:r>
         <w:rPr>
@@ -665,7 +994,7 @@
           <w:sz w:val="28"/>
           <w:szCs w:val="28"/>
         </w:rPr>
-        <w:t>,District:</w:t>
+        <w:t>, Pan:</w:t>
       </w:r>
       <w:r>
         <w:rPr>
@@ -673,6 +1002,14 @@
           <w:sz w:val="28"/>
           <w:szCs w:val="28"/>
         </w:rPr>
+        <w:t xml:space="preserve"> </w:t>
+      </w:r>
+      <w:r>
+        <w:rPr>
+          <w:position w:val="8"/>
+          <w:sz w:val="28"/>
+          <w:szCs w:val="28"/>
+        </w:rPr>
         <w:t>&lt;</w:t>
       </w:r>
       <w:proofErr w:type="spellStart"/>
@@ -699,7 +1036,7 @@
           <w:sz w:val="28"/>
           <w:szCs w:val="28"/>
         </w:rPr>
-        <w:t>District</w:t>
+        <w:t xml:space="preserve">Pan </w:t>
       </w:r>
       <w:r>
         <w:rPr>
@@ -707,293 +1044,7 @@
           <w:sz w:val="28"/>
           <w:szCs w:val="28"/>
         </w:rPr>
-        <w:t>&gt;</w:t>
-      </w:r>
-      <w:r>
-        <w:rPr>
-          <w:position w:val="8"/>
-          <w:sz w:val="28"/>
-          <w:szCs w:val="28"/>
-        </w:rPr>
-        <w:t>,</w:t>
-      </w:r>
-      <w:r>
-        <w:rPr>
-          <w:position w:val="8"/>
-          <w:sz w:val="28"/>
-          <w:szCs w:val="28"/>
-        </w:rPr>
-        <w:t xml:space="preserve"> </w:t>
-      </w:r>
-      <w:r>
-        <w:rPr>
-          <w:position w:val="8"/>
-          <w:sz w:val="28"/>
-          <w:szCs w:val="28"/>
-        </w:rPr>
-        <w:t>State:</w:t>
-      </w:r>
-      <w:r>
-        <w:rPr>
-          <w:position w:val="8"/>
-          <w:sz w:val="28"/>
-          <w:szCs w:val="28"/>
-        </w:rPr>
-        <w:t>&lt;</w:t>
-      </w:r>
-      <w:proofErr w:type="spellStart"/>
-      <w:r>
-        <w:rPr>
-          <w:position w:val="8"/>
-          <w:sz w:val="28"/>
-          <w:szCs w:val="28"/>
-        </w:rPr>
-        <w:t>Executant</w:t>
-      </w:r>
-      <w:proofErr w:type="spellEnd"/>
-      <w:r>
-        <w:rPr>
-          <w:position w:val="8"/>
-          <w:sz w:val="28"/>
-          <w:szCs w:val="28"/>
-        </w:rPr>
-        <w:t xml:space="preserve"> </w:t>
-      </w:r>
-      <w:r>
-        <w:rPr>
-          <w:position w:val="8"/>
-          <w:sz w:val="28"/>
-          <w:szCs w:val="28"/>
-        </w:rPr>
-        <w:t>State</w:t>
-      </w:r>
-      <w:r>
-        <w:rPr>
-          <w:position w:val="8"/>
-          <w:sz w:val="28"/>
-          <w:szCs w:val="28"/>
-        </w:rPr>
-        <w:t>&gt;</w:t>
-      </w:r>
-      <w:r>
-        <w:rPr>
-          <w:position w:val="8"/>
-          <w:sz w:val="28"/>
-          <w:szCs w:val="28"/>
-        </w:rPr>
-        <w:t>,</w:t>
-      </w:r>
-      <w:r>
-        <w:rPr>
-          <w:position w:val="8"/>
-          <w:sz w:val="28"/>
-          <w:szCs w:val="28"/>
-        </w:rPr>
-        <w:t xml:space="preserve"> </w:t>
-      </w:r>
-      <w:r>
-        <w:rPr>
-          <w:position w:val="8"/>
-          <w:sz w:val="28"/>
-          <w:szCs w:val="28"/>
-        </w:rPr>
-        <w:t>Pin Code:</w:t>
-      </w:r>
-      <w:r>
-        <w:rPr>
-          <w:position w:val="8"/>
-          <w:sz w:val="28"/>
-          <w:szCs w:val="28"/>
-        </w:rPr>
-        <w:t>&lt;</w:t>
-      </w:r>
-      <w:proofErr w:type="spellStart"/>
-      <w:r>
-        <w:rPr>
-          <w:position w:val="8"/>
-          <w:sz w:val="28"/>
-          <w:szCs w:val="28"/>
-        </w:rPr>
-        <w:t>Executant</w:t>
-      </w:r>
-      <w:proofErr w:type="spellEnd"/>
-      <w:r>
-        <w:rPr>
-          <w:position w:val="8"/>
-          <w:sz w:val="28"/>
-          <w:szCs w:val="28"/>
-        </w:rPr>
-        <w:t xml:space="preserve"> </w:t>
-      </w:r>
-      <w:r>
-        <w:rPr>
-          <w:position w:val="8"/>
-          <w:sz w:val="28"/>
-          <w:szCs w:val="28"/>
-        </w:rPr>
-        <w:t>Pin Code</w:t>
-      </w:r>
-      <w:r>
-        <w:rPr>
-          <w:position w:val="8"/>
-          <w:sz w:val="28"/>
-          <w:szCs w:val="28"/>
-        </w:rPr>
-        <w:t>&gt;</w:t>
-      </w:r>
-      <w:r>
-        <w:rPr>
-          <w:position w:val="8"/>
-          <w:sz w:val="28"/>
-          <w:szCs w:val="28"/>
-        </w:rPr>
-        <w:t xml:space="preserve">, </w:t>
-      </w:r>
-      <w:proofErr w:type="spellStart"/>
-      <w:r>
-        <w:rPr>
-          <w:position w:val="8"/>
-          <w:sz w:val="28"/>
-          <w:szCs w:val="28"/>
-        </w:rPr>
-        <w:t>Aadhaar</w:t>
-      </w:r>
-      <w:proofErr w:type="spellEnd"/>
-      <w:r>
-        <w:rPr>
-          <w:position w:val="8"/>
-          <w:sz w:val="28"/>
-          <w:szCs w:val="28"/>
-        </w:rPr>
-        <w:t xml:space="preserve"> No: &lt;</w:t>
-      </w:r>
-      <w:proofErr w:type="spellStart"/>
-      <w:r>
-        <w:rPr>
-          <w:position w:val="8"/>
-          <w:sz w:val="28"/>
-          <w:szCs w:val="28"/>
-        </w:rPr>
-        <w:t>Executant</w:t>
-      </w:r>
-      <w:proofErr w:type="spellEnd"/>
-      <w:r>
-        <w:rPr>
-          <w:position w:val="8"/>
-          <w:sz w:val="28"/>
-          <w:szCs w:val="28"/>
-        </w:rPr>
-        <w:t xml:space="preserve"> </w:t>
-      </w:r>
-      <w:proofErr w:type="spellStart"/>
-      <w:r>
-        <w:rPr>
-          <w:position w:val="8"/>
-          <w:sz w:val="28"/>
-          <w:szCs w:val="28"/>
-        </w:rPr>
-        <w:t>Adhar</w:t>
-      </w:r>
-      <w:proofErr w:type="spellEnd"/>
-      <w:r>
-        <w:rPr>
-          <w:position w:val="8"/>
-          <w:sz w:val="28"/>
-          <w:szCs w:val="28"/>
-        </w:rPr>
-        <w:t xml:space="preserve"> Number&gt;,</w:t>
-      </w:r>
-      <w:r>
-        <w:rPr>
-          <w:position w:val="8"/>
-          <w:sz w:val="28"/>
-          <w:szCs w:val="28"/>
-        </w:rPr>
-        <w:t xml:space="preserve"> </w:t>
-      </w:r>
-      <w:r>
-        <w:rPr>
-          <w:position w:val="8"/>
-          <w:sz w:val="28"/>
-          <w:szCs w:val="28"/>
-        </w:rPr>
-        <w:t>Cell</w:t>
-      </w:r>
-      <w:r>
-        <w:rPr>
-          <w:position w:val="8"/>
-          <w:sz w:val="28"/>
-          <w:szCs w:val="28"/>
-        </w:rPr>
-        <w:t xml:space="preserve"> </w:t>
-      </w:r>
-      <w:r>
-        <w:rPr>
-          <w:position w:val="8"/>
-          <w:sz w:val="28"/>
-          <w:szCs w:val="28"/>
-        </w:rPr>
-        <w:t>No</w:t>
-      </w:r>
-      <w:r>
-        <w:rPr>
-          <w:position w:val="8"/>
-          <w:sz w:val="28"/>
-          <w:szCs w:val="28"/>
-        </w:rPr>
-        <w:t>:</w:t>
-      </w:r>
-      <w:r>
-        <w:rPr>
-          <w:position w:val="8"/>
-          <w:sz w:val="28"/>
-          <w:szCs w:val="28"/>
-        </w:rPr>
-        <w:t xml:space="preserve"> </w:t>
-      </w:r>
-      <w:r>
-        <w:rPr>
-          <w:position w:val="8"/>
-          <w:sz w:val="28"/>
-          <w:szCs w:val="28"/>
-        </w:rPr>
-        <w:t>&lt;</w:t>
-      </w:r>
-      <w:proofErr w:type="spellStart"/>
-      <w:r>
-        <w:rPr>
-          <w:position w:val="8"/>
-          <w:sz w:val="28"/>
-          <w:szCs w:val="28"/>
-        </w:rPr>
-        <w:t>Executant</w:t>
-      </w:r>
-      <w:proofErr w:type="spellEnd"/>
-      <w:r>
-        <w:rPr>
-          <w:position w:val="8"/>
-          <w:sz w:val="28"/>
-          <w:szCs w:val="28"/>
-        </w:rPr>
-        <w:t xml:space="preserve"> </w:t>
-      </w:r>
-      <w:proofErr w:type="spellStart"/>
-      <w:r>
-        <w:rPr>
-          <w:position w:val="8"/>
-          <w:sz w:val="28"/>
-          <w:szCs w:val="28"/>
-        </w:rPr>
-        <w:t>Cell.No</w:t>
-      </w:r>
-      <w:proofErr w:type="spellEnd"/>
-      <w:r>
-        <w:rPr>
-          <w:position w:val="8"/>
-          <w:sz w:val="28"/>
-          <w:szCs w:val="28"/>
-        </w:rPr>
-        <w:t>.&gt;</w:t>
+        <w:t>No.&gt;</w:t>
       </w:r>
       <w:r>
         <w:rPr>
@@ -1117,7 +1168,6 @@
         <w:ind w:firstLine="720"/>
         <w:jc w:val="both"/>
         <w:rPr>
-          <w:position w:val="8"/>
           <w:sz w:val="28"/>
           <w:szCs w:val="28"/>
         </w:rPr>
@@ -1268,6 +1318,7 @@
         <w:t>H.No</w:t>
       </w:r>
       <w:proofErr w:type="spellEnd"/>
+      <w:proofErr w:type="gramStart"/>
       <w:r>
         <w:rPr>
           <w:position w:val="8"/>
@@ -1284,6 +1335,7 @@
         </w:rPr>
         <w:t>&lt;</w:t>
       </w:r>
+      <w:proofErr w:type="gramEnd"/>
       <w:r>
         <w:rPr>
           <w:position w:val="8"/>
@@ -1364,6 +1416,14 @@
           <w:sz w:val="28"/>
           <w:szCs w:val="28"/>
         </w:rPr>
+        <w:t xml:space="preserve"> &lt;</w:t>
+      </w:r>
+      <w:r>
+        <w:rPr>
+          <w:position w:val="8"/>
+          <w:sz w:val="28"/>
+          <w:szCs w:val="28"/>
+        </w:rPr>
         <w:t xml:space="preserve"> </w:t>
       </w:r>
       <w:r>
@@ -1372,7 +1432,7 @@
           <w:sz w:val="28"/>
           <w:szCs w:val="28"/>
         </w:rPr>
-        <w:t>Village:</w:t>
+        <w:t>Claimant Village</w:t>
       </w:r>
       <w:r>
         <w:rPr>
@@ -1380,6 +1440,46 @@
           <w:sz w:val="28"/>
           <w:szCs w:val="28"/>
         </w:rPr>
+        <w:t>&gt;</w:t>
+      </w:r>
+      <w:r>
+        <w:rPr>
+          <w:position w:val="8"/>
+          <w:sz w:val="28"/>
+          <w:szCs w:val="28"/>
+        </w:rPr>
+        <w:t xml:space="preserve"> </w:t>
+      </w:r>
+      <w:r>
+        <w:rPr>
+          <w:position w:val="8"/>
+          <w:sz w:val="28"/>
+          <w:szCs w:val="28"/>
+        </w:rPr>
+        <w:t>Village</w:t>
+      </w:r>
+      <w:r>
+        <w:rPr>
+          <w:position w:val="8"/>
+          <w:sz w:val="28"/>
+          <w:szCs w:val="28"/>
+        </w:rPr>
+        <w:t>,</w:t>
+      </w:r>
+      <w:r>
+        <w:rPr>
+          <w:position w:val="8"/>
+          <w:sz w:val="28"/>
+          <w:szCs w:val="28"/>
+        </w:rPr>
+        <w:t xml:space="preserve"> </w:t>
+      </w:r>
+      <w:r>
+        <w:rPr>
+          <w:position w:val="8"/>
+          <w:sz w:val="28"/>
+          <w:szCs w:val="28"/>
+        </w:rPr>
         <w:t>&lt;</w:t>
       </w:r>
       <w:r>
@@ -1388,22 +1488,90 @@
           <w:sz w:val="28"/>
           <w:szCs w:val="28"/>
         </w:rPr>
+        <w:t xml:space="preserve">Claimant </w:t>
+      </w:r>
+      <w:proofErr w:type="spellStart"/>
+      <w:r>
+        <w:rPr>
+          <w:position w:val="8"/>
+          <w:sz w:val="28"/>
+          <w:szCs w:val="28"/>
+        </w:rPr>
+        <w:t>Mandal</w:t>
+      </w:r>
+      <w:proofErr w:type="spellEnd"/>
+      <w:r>
+        <w:rPr>
+          <w:position w:val="8"/>
+          <w:sz w:val="28"/>
+          <w:szCs w:val="28"/>
+        </w:rPr>
+        <w:t>&gt;</w:t>
+      </w:r>
+      <w:r>
+        <w:rPr>
+          <w:position w:val="8"/>
+          <w:sz w:val="28"/>
+          <w:szCs w:val="28"/>
+        </w:rPr>
         <w:t xml:space="preserve"> </w:t>
       </w:r>
+      <w:proofErr w:type="spellStart"/>
       <w:r>
         <w:rPr>
           <w:position w:val="8"/>
           <w:sz w:val="28"/>
           <w:szCs w:val="28"/>
         </w:rPr>
-        <w:t>Claimant Village</w:t>
-      </w:r>
+        <w:t>Mandal</w:t>
+      </w:r>
+      <w:proofErr w:type="spellEnd"/>
       <w:r>
         <w:rPr>
           <w:position w:val="8"/>
           <w:sz w:val="28"/>
           <w:szCs w:val="28"/>
         </w:rPr>
+        <w:t>,</w:t>
+      </w:r>
+      <w:r>
+        <w:rPr>
+          <w:position w:val="8"/>
+          <w:sz w:val="28"/>
+          <w:szCs w:val="28"/>
+        </w:rPr>
+        <w:t xml:space="preserve"> </w:t>
+      </w:r>
+      <w:r>
+        <w:rPr>
+          <w:position w:val="8"/>
+          <w:sz w:val="28"/>
+          <w:szCs w:val="28"/>
+        </w:rPr>
+        <w:t>District:</w:t>
+      </w:r>
+      <w:r>
+        <w:rPr>
+          <w:position w:val="8"/>
+          <w:sz w:val="28"/>
+          <w:szCs w:val="28"/>
+        </w:rPr>
+        <w:t>&lt;</w:t>
+      </w:r>
+      <w:r>
+        <w:rPr>
+          <w:position w:val="8"/>
+          <w:sz w:val="28"/>
+          <w:szCs w:val="28"/>
+        </w:rPr>
+        <w:t>Claimant District</w:t>
+      </w:r>
+      <w:r>
+        <w:rPr>
+          <w:position w:val="8"/>
+          <w:sz w:val="28"/>
+          <w:szCs w:val="28"/>
+        </w:rPr>
         <w:t>&gt;</w:t>
       </w:r>
       <w:r>
@@ -1422,6 +1590,102 @@
         </w:rPr>
         <w:t xml:space="preserve"> </w:t>
       </w:r>
+      <w:r>
+        <w:rPr>
+          <w:position w:val="8"/>
+          <w:sz w:val="28"/>
+          <w:szCs w:val="28"/>
+        </w:rPr>
+        <w:t>State:</w:t>
+      </w:r>
+      <w:r>
+        <w:rPr>
+          <w:position w:val="8"/>
+          <w:sz w:val="28"/>
+          <w:szCs w:val="28"/>
+        </w:rPr>
+        <w:t>&lt;</w:t>
+      </w:r>
+      <w:r>
+        <w:rPr>
+          <w:position w:val="8"/>
+          <w:sz w:val="28"/>
+          <w:szCs w:val="28"/>
+        </w:rPr>
+        <w:t>Claimant State</w:t>
+      </w:r>
+      <w:r>
+        <w:rPr>
+          <w:position w:val="8"/>
+          <w:sz w:val="28"/>
+          <w:szCs w:val="28"/>
+        </w:rPr>
+        <w:t>&gt;</w:t>
+      </w:r>
+      <w:r>
+        <w:rPr>
+          <w:position w:val="8"/>
+          <w:sz w:val="28"/>
+          <w:szCs w:val="28"/>
+        </w:rPr>
+        <w:t>,</w:t>
+      </w:r>
+      <w:r>
+        <w:rPr>
+          <w:position w:val="8"/>
+          <w:sz w:val="28"/>
+          <w:szCs w:val="28"/>
+        </w:rPr>
+        <w:t xml:space="preserve"> </w:t>
+      </w:r>
+      <w:r>
+        <w:rPr>
+          <w:position w:val="8"/>
+          <w:sz w:val="28"/>
+          <w:szCs w:val="28"/>
+        </w:rPr>
+        <w:t>Pin Code:</w:t>
+      </w:r>
+      <w:r>
+        <w:rPr>
+          <w:position w:val="8"/>
+          <w:sz w:val="28"/>
+          <w:szCs w:val="28"/>
+        </w:rPr>
+        <w:t>&lt;</w:t>
+      </w:r>
+      <w:r>
+        <w:rPr>
+          <w:position w:val="8"/>
+          <w:sz w:val="28"/>
+          <w:szCs w:val="28"/>
+        </w:rPr>
+        <w:t xml:space="preserve"> </w:t>
+      </w:r>
+      <w:r>
+        <w:rPr>
+          <w:position w:val="8"/>
+          <w:sz w:val="28"/>
+          <w:szCs w:val="28"/>
+        </w:rPr>
+        <w:t>Claimant Pin Code</w:t>
+      </w:r>
+      <w:r>
+        <w:rPr>
+          <w:position w:val="8"/>
+          <w:sz w:val="28"/>
+          <w:szCs w:val="28"/>
+        </w:rPr>
+        <w:t>&gt;</w:t>
+      </w:r>
+      <w:r>
+        <w:rPr>
+          <w:position w:val="8"/>
+          <w:sz w:val="28"/>
+          <w:szCs w:val="28"/>
+        </w:rPr>
+        <w:t xml:space="preserve">, </w:t>
+      </w:r>
       <w:proofErr w:type="spellStart"/>
       <w:r>
         <w:rPr>
@@ -1429,7 +1693,7 @@
           <w:sz w:val="28"/>
           <w:szCs w:val="28"/>
         </w:rPr>
-        <w:t>Mandal</w:t>
+        <w:t>Aadhaar</w:t>
       </w:r>
       <w:proofErr w:type="spellEnd"/>
       <w:r>
@@ -1438,14 +1702,114 @@
           <w:sz w:val="28"/>
           <w:szCs w:val="28"/>
         </w:rPr>
-        <w:t>:</w:t>
-      </w:r>
+        <w:t xml:space="preserve"> No: &lt; Claimant </w:t>
+      </w:r>
+      <w:proofErr w:type="spellStart"/>
       <w:r>
         <w:rPr>
           <w:position w:val="8"/>
           <w:sz w:val="28"/>
           <w:szCs w:val="28"/>
         </w:rPr>
+        <w:t>Adhar</w:t>
+      </w:r>
+      <w:proofErr w:type="spellEnd"/>
+      <w:r>
+        <w:rPr>
+          <w:position w:val="8"/>
+          <w:sz w:val="28"/>
+          <w:szCs w:val="28"/>
+        </w:rPr>
+        <w:t xml:space="preserve"> Number&gt;,</w:t>
+      </w:r>
+      <w:r>
+        <w:rPr>
+          <w:position w:val="8"/>
+          <w:sz w:val="28"/>
+          <w:szCs w:val="28"/>
+        </w:rPr>
+        <w:t xml:space="preserve"> </w:t>
+      </w:r>
+      <w:r>
+        <w:rPr>
+          <w:position w:val="8"/>
+          <w:sz w:val="28"/>
+          <w:szCs w:val="28"/>
+        </w:rPr>
+        <w:t>Cell No</w:t>
+      </w:r>
+      <w:r>
+        <w:rPr>
+          <w:position w:val="8"/>
+          <w:sz w:val="28"/>
+          <w:szCs w:val="28"/>
+        </w:rPr>
+        <w:t xml:space="preserve">: </w:t>
+      </w:r>
+      <w:r>
+        <w:rPr>
+          <w:position w:val="8"/>
+          <w:sz w:val="28"/>
+          <w:szCs w:val="28"/>
+        </w:rPr>
+        <w:t xml:space="preserve">&lt;Claimant </w:t>
+      </w:r>
+      <w:proofErr w:type="spellStart"/>
+      <w:r>
+        <w:rPr>
+          <w:position w:val="8"/>
+          <w:sz w:val="28"/>
+          <w:szCs w:val="28"/>
+        </w:rPr>
+        <w:t>Cell.No</w:t>
+      </w:r>
+      <w:proofErr w:type="spellEnd"/>
+      <w:r>
+        <w:rPr>
+          <w:position w:val="8"/>
+          <w:sz w:val="28"/>
+          <w:szCs w:val="28"/>
+        </w:rPr>
+        <w:t>.&gt;</w:t>
+      </w:r>
+      <w:r>
+        <w:rPr>
+          <w:position w:val="8"/>
+          <w:sz w:val="28"/>
+          <w:szCs w:val="28"/>
+        </w:rPr>
+        <w:t>.</w:t>
+      </w:r>
+      <w:r>
+        <w:rPr>
+          <w:position w:val="8"/>
+          <w:sz w:val="28"/>
+          <w:szCs w:val="28"/>
+        </w:rPr>
+        <w:t xml:space="preserve"> </w:t>
+      </w:r>
+      <w:r>
+        <w:rPr>
+          <w:position w:val="8"/>
+          <w:sz w:val="28"/>
+          <w:szCs w:val="28"/>
+        </w:rPr>
+        <w:t>Pan:</w:t>
+      </w:r>
+      <w:r>
+        <w:rPr>
+          <w:position w:val="8"/>
+          <w:sz w:val="28"/>
+          <w:szCs w:val="28"/>
+        </w:rPr>
+        <w:t xml:space="preserve"> </w:t>
+      </w:r>
+      <w:r>
+        <w:rPr>
+          <w:position w:val="8"/>
+          <w:sz w:val="28"/>
+          <w:szCs w:val="28"/>
+        </w:rPr>
         <w:t>&lt;</w:t>
       </w:r>
       <w:r>
@@ -1454,271 +1818,15 @@
           <w:sz w:val="28"/>
           <w:szCs w:val="28"/>
         </w:rPr>
-        <w:t xml:space="preserve">Claimant </w:t>
-      </w:r>
-      <w:proofErr w:type="spellStart"/>
+        <w:t xml:space="preserve">Claimant Pan </w:t>
+      </w:r>
       <w:r>
         <w:rPr>
           <w:position w:val="8"/>
           <w:sz w:val="28"/>
           <w:szCs w:val="28"/>
         </w:rPr>
-        <w:t>Mandal</w:t>
-      </w:r>
-      <w:proofErr w:type="spellEnd"/>
-      <w:r>
-        <w:rPr>
-          <w:position w:val="8"/>
-          <w:sz w:val="28"/>
-          <w:szCs w:val="28"/>
-        </w:rPr>
-        <w:t>&gt;</w:t>
-      </w:r>
-      <w:r>
-        <w:rPr>
-          <w:position w:val="8"/>
-          <w:sz w:val="28"/>
-          <w:szCs w:val="28"/>
-        </w:rPr>
-        <w:t>,District:</w:t>
-      </w:r>
-      <w:r>
-        <w:rPr>
-          <w:position w:val="8"/>
-          <w:sz w:val="28"/>
-          <w:szCs w:val="28"/>
-        </w:rPr>
-        <w:t>&lt;</w:t>
-      </w:r>
-      <w:r>
-        <w:rPr>
-          <w:position w:val="8"/>
-          <w:sz w:val="28"/>
-          <w:szCs w:val="28"/>
-        </w:rPr>
-        <w:t>Claimant District</w:t>
-      </w:r>
-      <w:r>
-        <w:rPr>
-          <w:position w:val="8"/>
-          <w:sz w:val="28"/>
-          <w:szCs w:val="28"/>
-        </w:rPr>
-        <w:t>&gt;</w:t>
-      </w:r>
-      <w:r>
-        <w:rPr>
-          <w:position w:val="8"/>
-          <w:sz w:val="28"/>
-          <w:szCs w:val="28"/>
-        </w:rPr>
-        <w:t>,</w:t>
-      </w:r>
-      <w:r>
-        <w:rPr>
-          <w:position w:val="8"/>
-          <w:sz w:val="28"/>
-          <w:szCs w:val="28"/>
-        </w:rPr>
-        <w:t xml:space="preserve"> </w:t>
-      </w:r>
-      <w:r>
-        <w:rPr>
-          <w:position w:val="8"/>
-          <w:sz w:val="28"/>
-          <w:szCs w:val="28"/>
-        </w:rPr>
-        <w:t>State:</w:t>
-      </w:r>
-      <w:r>
-        <w:rPr>
-          <w:position w:val="8"/>
-          <w:sz w:val="28"/>
-          <w:szCs w:val="28"/>
-        </w:rPr>
-        <w:t>&lt;</w:t>
-      </w:r>
-      <w:r>
-        <w:rPr>
-          <w:position w:val="8"/>
-          <w:sz w:val="28"/>
-          <w:szCs w:val="28"/>
-        </w:rPr>
-        <w:t>Claimant State</w:t>
-      </w:r>
-      <w:r>
-        <w:rPr>
-          <w:position w:val="8"/>
-          <w:sz w:val="28"/>
-          <w:szCs w:val="28"/>
-        </w:rPr>
-        <w:t>&gt;</w:t>
-      </w:r>
-      <w:r>
-        <w:rPr>
-          <w:position w:val="8"/>
-          <w:sz w:val="28"/>
-          <w:szCs w:val="28"/>
-        </w:rPr>
-        <w:t>,</w:t>
-      </w:r>
-      <w:r>
-        <w:rPr>
-          <w:position w:val="8"/>
-          <w:sz w:val="28"/>
-          <w:szCs w:val="28"/>
-        </w:rPr>
-        <w:t xml:space="preserve"> </w:t>
-      </w:r>
-      <w:r>
-        <w:rPr>
-          <w:position w:val="8"/>
-          <w:sz w:val="28"/>
-          <w:szCs w:val="28"/>
-        </w:rPr>
-        <w:t>Pin Code:</w:t>
-      </w:r>
-      <w:r>
-        <w:rPr>
-          <w:position w:val="8"/>
-          <w:sz w:val="28"/>
-          <w:szCs w:val="28"/>
-        </w:rPr>
-        <w:t>&lt;</w:t>
-      </w:r>
-      <w:r>
-        <w:rPr>
-          <w:position w:val="8"/>
-          <w:sz w:val="28"/>
-          <w:szCs w:val="28"/>
-        </w:rPr>
-        <w:t xml:space="preserve"> </w:t>
-      </w:r>
-      <w:r>
-        <w:rPr>
-          <w:position w:val="8"/>
-          <w:sz w:val="28"/>
-          <w:szCs w:val="28"/>
-        </w:rPr>
-        <w:t>Claimant Pin Code</w:t>
-      </w:r>
-      <w:r>
-        <w:rPr>
-          <w:position w:val="8"/>
-          <w:sz w:val="28"/>
-          <w:szCs w:val="28"/>
-        </w:rPr>
-        <w:t>&gt;</w:t>
-      </w:r>
-      <w:r>
-        <w:rPr>
-          <w:position w:val="8"/>
-          <w:sz w:val="28"/>
-          <w:szCs w:val="28"/>
-        </w:rPr>
-        <w:t xml:space="preserve">, </w:t>
-      </w:r>
-      <w:proofErr w:type="spellStart"/>
-      <w:r>
-        <w:rPr>
-          <w:position w:val="8"/>
-          <w:sz w:val="28"/>
-          <w:szCs w:val="28"/>
-        </w:rPr>
-        <w:t>Aadhaar</w:t>
-      </w:r>
-      <w:proofErr w:type="spellEnd"/>
-      <w:r>
-        <w:rPr>
-          <w:position w:val="8"/>
-          <w:sz w:val="28"/>
-          <w:szCs w:val="28"/>
-        </w:rPr>
-        <w:t xml:space="preserve"> No: &lt; Claimant </w:t>
-      </w:r>
-      <w:proofErr w:type="spellStart"/>
-      <w:r>
-        <w:rPr>
-          <w:position w:val="8"/>
-          <w:sz w:val="28"/>
-          <w:szCs w:val="28"/>
-        </w:rPr>
-        <w:t>Adhar</w:t>
-      </w:r>
-      <w:proofErr w:type="spellEnd"/>
-      <w:r>
-        <w:rPr>
-          <w:position w:val="8"/>
-          <w:sz w:val="28"/>
-          <w:szCs w:val="28"/>
-        </w:rPr>
-        <w:t xml:space="preserve"> Number&gt;,</w:t>
-      </w:r>
-      <w:r>
-        <w:rPr>
-          <w:position w:val="8"/>
-          <w:sz w:val="28"/>
-          <w:szCs w:val="28"/>
-        </w:rPr>
-        <w:t xml:space="preserve"> </w:t>
-      </w:r>
-      <w:r>
-        <w:rPr>
-          <w:position w:val="8"/>
-          <w:sz w:val="28"/>
-          <w:szCs w:val="28"/>
-        </w:rPr>
-        <w:t>Cell No</w:t>
-      </w:r>
-      <w:r>
-        <w:rPr>
-          <w:position w:val="8"/>
-          <w:sz w:val="28"/>
-          <w:szCs w:val="28"/>
-        </w:rPr>
-        <w:t xml:space="preserve">: </w:t>
-      </w:r>
-      <w:r>
-        <w:rPr>
-          <w:position w:val="8"/>
-          <w:sz w:val="28"/>
-          <w:szCs w:val="28"/>
-        </w:rPr>
-        <w:t xml:space="preserve">&lt;Claimant </w:t>
-      </w:r>
-      <w:proofErr w:type="spellStart"/>
-      <w:r>
-        <w:rPr>
-          <w:position w:val="8"/>
-          <w:sz w:val="28"/>
-          <w:szCs w:val="28"/>
-        </w:rPr>
-        <w:t>Cell.No</w:t>
-      </w:r>
-      <w:proofErr w:type="spellEnd"/>
-      <w:r>
-        <w:rPr>
-          <w:position w:val="8"/>
-          <w:sz w:val="28"/>
-          <w:szCs w:val="28"/>
-        </w:rPr>
-        <w:t>.&gt;</w:t>
-      </w:r>
-      <w:r>
-        <w:rPr>
-          <w:position w:val="8"/>
-          <w:sz w:val="28"/>
-          <w:szCs w:val="28"/>
-        </w:rPr>
-        <w:t>.</w:t>
-      </w:r>
-      <w:r>
-        <w:rPr>
-          <w:position w:val="8"/>
-          <w:sz w:val="28"/>
-          <w:szCs w:val="28"/>
-        </w:rPr>
-        <w:t xml:space="preserve"> </w:t>
+        <w:t xml:space="preserve">No.&gt; </w:t>
       </w:r>
       <w:r>
         <w:rPr>
@@ -1790,16 +1898,6 @@
         </w:rPr>
         <w:t>.</w:t>
       </w:r>
-    </w:p>
-    <w:p>
-      <w:pPr>
-        <w:pStyle w:val="pdq2pgselectionanchorcontainer"/>
-        <w:spacing w:before="0" w:beforeAutospacing="0" w:after="0" w:afterAutospacing="0"/>
-        <w:rPr>
-          <w:sz w:val="28"/>
-          <w:szCs w:val="28"/>
-        </w:rPr>
-      </w:pPr>
     </w:p>
     <w:p>
       <w:pPr>
@@ -1893,7 +1991,12 @@
     <w:p>
       <w:pPr>
         <w:pStyle w:val="isselectedend"/>
-        <w:ind w:firstLine="720"/>
+        <w:numPr>
+          <w:ilvl w:val="0"/>
+          <w:numId w:val="13"/>
+        </w:numPr>
+        <w:spacing w:before="120" w:beforeAutospacing="0"/>
+        <w:ind w:left="0" w:firstLine="360"/>
         <w:jc w:val="both"/>
         <w:rPr>
           <w:sz w:val="28"/>
@@ -1906,7 +2009,30 @@
           <w:sz w:val="28"/>
           <w:szCs w:val="28"/>
         </w:rPr>
-        <w:t xml:space="preserve"> </w:t>
+        <w:t>Registered Deed:</w:t>
+      </w:r>
+      <w:r>
+        <w:rPr>
+          <w:sz w:val="28"/>
+          <w:szCs w:val="28"/>
+        </w:rPr>
+        <w:t xml:space="preserve"> The Vendor/s derived title, right, and interest in respect of the Schedule Property under and by virtue of the Registered &lt;Link Doc Type&gt; dated &lt;Link </w:t>
+      </w:r>
+      <w:proofErr w:type="spellStart"/>
+      <w:r>
+        <w:rPr>
+          <w:sz w:val="28"/>
+          <w:szCs w:val="28"/>
+        </w:rPr>
+        <w:t>Doct.Date</w:t>
+      </w:r>
+      <w:proofErr w:type="spellEnd"/>
+      <w:r>
+        <w:rPr>
+          <w:sz w:val="28"/>
+          <w:szCs w:val="28"/>
+        </w:rPr>
+        <w:t xml:space="preserve">&gt;, registered as </w:t>
       </w:r>
       <w:r>
         <w:rPr>
@@ -1916,7 +2042,7 @@
           <w:sz w:val="28"/>
           <w:szCs w:val="28"/>
         </w:rPr>
-        <w:t xml:space="preserve">(a) </w:t>
+        <w:t>Document No.</w:t>
       </w:r>
       <w:r>
         <w:rPr>
@@ -1924,38 +2050,71 @@
           <w:sz w:val="28"/>
           <w:szCs w:val="28"/>
         </w:rPr>
-        <w:t>Registered Deed</w:t>
-      </w:r>
+        <w:t xml:space="preserve">&lt;Link </w:t>
+      </w:r>
+      <w:proofErr w:type="spellStart"/>
       <w:r>
         <w:rPr>
           <w:rStyle w:val="Strong"/>
           <w:sz w:val="28"/>
           <w:szCs w:val="28"/>
         </w:rPr>
-        <w:t>:</w:t>
-      </w:r>
-      <w:r>
-        <w:rPr>
-          <w:sz w:val="28"/>
-          <w:szCs w:val="28"/>
-        </w:rPr>
-        <w:t xml:space="preserve"> The Vendor/s derived title, right, and interest in respect of the Schedule Property under and by virtue of the Registered &lt;Link Doc Type&gt; dated &lt;Link </w:t>
-      </w:r>
-      <w:proofErr w:type="spellStart"/>
-      <w:r>
-        <w:rPr>
-          <w:sz w:val="28"/>
-          <w:szCs w:val="28"/>
-        </w:rPr>
-        <w:t>Doct.Date</w:t>
+        <w:t>Doct.No</w:t>
       </w:r>
       <w:proofErr w:type="spellEnd"/>
       <w:r>
         <w:rPr>
-          <w:sz w:val="28"/>
-          <w:szCs w:val="28"/>
-        </w:rPr>
-        <w:t xml:space="preserve">&gt;, registered as </w:t>
+          <w:rStyle w:val="Strong"/>
+          <w:sz w:val="28"/>
+          <w:szCs w:val="28"/>
+        </w:rPr>
+        <w:t>.&gt;</w:t>
+      </w:r>
+      <w:r>
+        <w:rPr>
+          <w:sz w:val="28"/>
+          <w:szCs w:val="28"/>
+        </w:rPr>
+        <w:t xml:space="preserve"> in the office of the Sub-Registrar, </w:t>
+      </w:r>
+      <w:r>
+        <w:rPr>
+          <w:rStyle w:val="Strong"/>
+          <w:sz w:val="28"/>
+          <w:szCs w:val="28"/>
+        </w:rPr>
+        <w:t>&lt;Sub Registrar&gt; (&lt;Sub Registrar Code&gt;)</w:t>
+      </w:r>
+      <w:r>
+        <w:rPr>
+          <w:sz w:val="28"/>
+          <w:szCs w:val="28"/>
+        </w:rPr>
+        <w:t>.</w:t>
+      </w:r>
+    </w:p>
+    <w:p>
+      <w:pPr>
+        <w:pStyle w:val="isselectedend"/>
+        <w:numPr>
+          <w:ilvl w:val="0"/>
+          <w:numId w:val="13"/>
+        </w:numPr>
+        <w:spacing w:before="120" w:beforeAutospacing="0"/>
+        <w:ind w:left="0" w:firstLine="360"/>
+        <w:jc w:val="both"/>
+        <w:rPr>
+          <w:sz w:val="28"/>
+          <w:szCs w:val="28"/>
+        </w:rPr>
+      </w:pPr>
+      <w:r>
+        <w:rPr>
+          <w:rStyle w:val="Strong"/>
+          <w:sz w:val="28"/>
+          <w:szCs w:val="28"/>
+        </w:rPr>
+        <w:t>Vacant Land Tax/Assessment</w:t>
       </w:r>
       <w:r>
         <w:rPr>
@@ -1965,29 +2124,698 @@
           <w:sz w:val="28"/>
           <w:szCs w:val="28"/>
         </w:rPr>
-        <w:t>Document No.</w:t>
+        <w:t>:</w:t>
+      </w:r>
+      <w:r>
+        <w:rPr>
+          <w:sz w:val="28"/>
+          <w:szCs w:val="28"/>
+        </w:rPr>
+        <w:t xml:space="preserve"> The Schedule Property is also covered by </w:t>
       </w:r>
       <w:r>
         <w:rPr>
           <w:rStyle w:val="Strong"/>
-          <w:sz w:val="28"/>
-          <w:szCs w:val="28"/>
-        </w:rPr>
-        <w:t xml:space="preserve">&lt;Link </w:t>
+          <w:b w:val="0"/>
+          <w:bCs w:val="0"/>
+          <w:sz w:val="28"/>
+          <w:szCs w:val="28"/>
+        </w:rPr>
+        <w:t>Vacant Land Tax No</w:t>
+      </w:r>
+      <w:proofErr w:type="gramStart"/>
+      <w:r>
+        <w:rPr>
+          <w:rStyle w:val="Strong"/>
+          <w:b w:val="0"/>
+          <w:bCs w:val="0"/>
+          <w:sz w:val="28"/>
+          <w:szCs w:val="28"/>
+        </w:rPr>
+        <w:t>./</w:t>
+      </w:r>
+      <w:proofErr w:type="gramEnd"/>
+      <w:r>
+        <w:rPr>
+          <w:rStyle w:val="Strong"/>
+          <w:b w:val="0"/>
+          <w:bCs w:val="0"/>
+          <w:sz w:val="28"/>
+          <w:szCs w:val="28"/>
+        </w:rPr>
+        <w:t>Assessment No.</w:t>
+      </w:r>
+      <w:r>
+        <w:rPr>
+          <w:rStyle w:val="Strong"/>
+          <w:b w:val="0"/>
+          <w:bCs w:val="0"/>
+          <w:sz w:val="28"/>
+          <w:szCs w:val="28"/>
+        </w:rPr>
+        <w:t xml:space="preserve"> </w:t>
+      </w:r>
+      <w:r>
+        <w:rPr>
+          <w:rStyle w:val="Strong"/>
+          <w:sz w:val="28"/>
+          <w:szCs w:val="28"/>
+        </w:rPr>
+        <w:t>&lt;</w:t>
+      </w:r>
+      <w:r>
+        <w:rPr>
+          <w:rStyle w:val="Strong"/>
+          <w:sz w:val="28"/>
+          <w:szCs w:val="28"/>
+        </w:rPr>
+        <w:t>V</w:t>
+      </w:r>
+      <w:r>
+        <w:rPr>
+          <w:rStyle w:val="Strong"/>
+          <w:sz w:val="28"/>
+          <w:szCs w:val="28"/>
+        </w:rPr>
+        <w:t>.</w:t>
+      </w:r>
+      <w:r>
+        <w:rPr>
+          <w:rStyle w:val="Strong"/>
+          <w:sz w:val="28"/>
+          <w:szCs w:val="28"/>
+        </w:rPr>
+        <w:t>L</w:t>
+      </w:r>
+      <w:r>
+        <w:rPr>
+          <w:rStyle w:val="Strong"/>
+          <w:sz w:val="28"/>
+          <w:szCs w:val="28"/>
+        </w:rPr>
+        <w:t>.</w:t>
+      </w:r>
+      <w:r>
+        <w:rPr>
+          <w:rStyle w:val="Strong"/>
+          <w:sz w:val="28"/>
+          <w:szCs w:val="28"/>
+        </w:rPr>
+        <w:t>T No.&gt;</w:t>
+      </w:r>
+      <w:r>
+        <w:rPr>
+          <w:sz w:val="28"/>
+          <w:szCs w:val="28"/>
+        </w:rPr>
+        <w:t>, standing in respect of the said property.</w:t>
+      </w:r>
+    </w:p>
+    <w:p>
+      <w:pPr>
+        <w:pStyle w:val="NormalWeb"/>
+        <w:numPr>
+          <w:ilvl w:val="0"/>
+          <w:numId w:val="13"/>
+        </w:numPr>
+        <w:spacing w:before="120" w:beforeAutospacing="0"/>
+        <w:ind w:left="0" w:firstLine="360"/>
+        <w:jc w:val="both"/>
+        <w:rPr>
+          <w:sz w:val="28"/>
+          <w:szCs w:val="28"/>
+        </w:rPr>
+      </w:pPr>
+      <w:r>
+        <w:rPr>
+          <w:rStyle w:val="Strong"/>
+          <w:sz w:val="28"/>
+          <w:szCs w:val="28"/>
+        </w:rPr>
+        <w:t>Approved Layout</w:t>
+      </w:r>
+      <w:r>
+        <w:rPr>
+          <w:rStyle w:val="Strong"/>
+          <w:b w:val="0"/>
+          <w:bCs w:val="0"/>
+          <w:sz w:val="28"/>
+          <w:szCs w:val="28"/>
+        </w:rPr>
+        <w:t>:</w:t>
+      </w:r>
+      <w:r>
+        <w:rPr>
+          <w:sz w:val="28"/>
+          <w:szCs w:val="28"/>
+        </w:rPr>
+        <w:t xml:space="preserve"> The Schedule Property forms part of the layout covered by </w:t>
+      </w:r>
+      <w:r>
+        <w:rPr>
+          <w:rStyle w:val="Strong"/>
+          <w:b w:val="0"/>
+          <w:bCs w:val="0"/>
+          <w:sz w:val="28"/>
+          <w:szCs w:val="28"/>
+        </w:rPr>
+        <w:t>Approved Layout File No</w:t>
+      </w:r>
+      <w:proofErr w:type="gramStart"/>
+      <w:r>
+        <w:rPr>
+          <w:rStyle w:val="Strong"/>
+          <w:b w:val="0"/>
+          <w:bCs w:val="0"/>
+          <w:sz w:val="28"/>
+          <w:szCs w:val="28"/>
+        </w:rPr>
+        <w:t>.</w:t>
+      </w:r>
+      <w:r>
+        <w:rPr>
+          <w:rStyle w:val="Strong"/>
+          <w:sz w:val="28"/>
+          <w:szCs w:val="28"/>
+        </w:rPr>
+        <w:t>&lt;</w:t>
+      </w:r>
+      <w:proofErr w:type="gramEnd"/>
+      <w:r>
+        <w:rPr>
+          <w:rStyle w:val="Strong"/>
+          <w:sz w:val="28"/>
+          <w:szCs w:val="28"/>
+        </w:rPr>
+        <w:t>Layout File No.&gt;</w:t>
+      </w:r>
+      <w:r>
+        <w:rPr>
+          <w:sz w:val="28"/>
+          <w:szCs w:val="28"/>
+        </w:rPr>
+        <w:t>, duly approved by the competent authority, in accordance with the applicable laws, rules, and regulations.</w:t>
+      </w:r>
+    </w:p>
+    <w:p>
+      <w:pPr>
+        <w:pStyle w:val="NormalWeb"/>
+        <w:numPr>
+          <w:ilvl w:val="0"/>
+          <w:numId w:val="13"/>
+        </w:numPr>
+        <w:spacing w:before="120" w:beforeAutospacing="0"/>
+        <w:ind w:left="0" w:firstLine="360"/>
+        <w:jc w:val="both"/>
+        <w:rPr>
+          <w:sz w:val="28"/>
+          <w:szCs w:val="28"/>
+        </w:rPr>
+      </w:pPr>
+      <w:r>
+        <w:rPr>
+          <w:b/>
+          <w:bCs/>
+          <w:sz w:val="28"/>
+          <w:szCs w:val="28"/>
+        </w:rPr>
+        <w:t xml:space="preserve">Title Deed: </w:t>
+      </w:r>
+      <w:r>
+        <w:rPr>
+          <w:sz w:val="28"/>
+          <w:szCs w:val="28"/>
+        </w:rPr>
+        <w:t>The Vendor/s is/are the lawful owner/s and peaceful possessor/s of the Schedule Property by virtue of Title Deed No</w:t>
+      </w:r>
+      <w:proofErr w:type="gramStart"/>
+      <w:r>
+        <w:rPr>
+          <w:sz w:val="28"/>
+          <w:szCs w:val="28"/>
+        </w:rPr>
+        <w:t>.</w:t>
+      </w:r>
+      <w:r>
+        <w:rPr>
+          <w:b/>
+          <w:bCs/>
+          <w:sz w:val="28"/>
+          <w:szCs w:val="28"/>
+        </w:rPr>
+        <w:t>&lt;</w:t>
       </w:r>
       <w:proofErr w:type="spellStart"/>
+      <w:proofErr w:type="gramEnd"/>
+      <w:r>
+        <w:rPr>
+          <w:b/>
+          <w:bCs/>
+          <w:sz w:val="28"/>
+          <w:szCs w:val="28"/>
+        </w:rPr>
+        <w:t>Pattadar</w:t>
+      </w:r>
+      <w:proofErr w:type="spellEnd"/>
+      <w:r>
+        <w:rPr>
+          <w:b/>
+          <w:bCs/>
+          <w:sz w:val="28"/>
+          <w:szCs w:val="28"/>
+        </w:rPr>
+        <w:t xml:space="preserve"> Pass Book No&gt;</w:t>
+      </w:r>
+      <w:r>
+        <w:rPr>
+          <w:sz w:val="28"/>
+          <w:szCs w:val="28"/>
+        </w:rPr>
+        <w:t xml:space="preserve">, duly executed and registered in his/her/their </w:t>
+      </w:r>
+      <w:proofErr w:type="spellStart"/>
+      <w:r>
+        <w:rPr>
+          <w:sz w:val="28"/>
+          <w:szCs w:val="28"/>
+        </w:rPr>
+        <w:t>favour</w:t>
+      </w:r>
+      <w:proofErr w:type="spellEnd"/>
+      <w:r>
+        <w:rPr>
+          <w:sz w:val="28"/>
+          <w:szCs w:val="28"/>
+        </w:rPr>
+        <w:t xml:space="preserve">, and the ownership of the Vendor/s has been duly recognized and recorded in the revenue records under </w:t>
+      </w:r>
+      <w:proofErr w:type="spellStart"/>
+      <w:r>
+        <w:rPr>
+          <w:sz w:val="28"/>
+          <w:szCs w:val="28"/>
+        </w:rPr>
+        <w:t>Khata</w:t>
+      </w:r>
+      <w:proofErr w:type="spellEnd"/>
+      <w:r>
+        <w:rPr>
+          <w:sz w:val="28"/>
+          <w:szCs w:val="28"/>
+        </w:rPr>
+        <w:t xml:space="preserve"> No.</w:t>
+      </w:r>
+      <w:r>
+        <w:rPr>
+          <w:b/>
+          <w:bCs/>
+          <w:sz w:val="28"/>
+          <w:szCs w:val="28"/>
+        </w:rPr>
+        <w:t xml:space="preserve">&lt;Pass Book </w:t>
+      </w:r>
+      <w:proofErr w:type="spellStart"/>
+      <w:r>
+        <w:rPr>
+          <w:b/>
+          <w:bCs/>
+          <w:sz w:val="28"/>
+          <w:szCs w:val="28"/>
+        </w:rPr>
+        <w:t>Khata</w:t>
+      </w:r>
+      <w:proofErr w:type="spellEnd"/>
+      <w:r>
+        <w:rPr>
+          <w:b/>
+          <w:bCs/>
+          <w:sz w:val="28"/>
+          <w:szCs w:val="28"/>
+        </w:rPr>
+        <w:t xml:space="preserve"> No&gt;</w:t>
+      </w:r>
+      <w:r>
+        <w:rPr>
+          <w:sz w:val="28"/>
+          <w:szCs w:val="28"/>
+        </w:rPr>
+        <w:t>.</w:t>
+      </w:r>
+    </w:p>
+    <w:p>
+      <w:pPr>
+        <w:pStyle w:val="NormalWeb"/>
+        <w:numPr>
+          <w:ilvl w:val="0"/>
+          <w:numId w:val="13"/>
+        </w:numPr>
+        <w:spacing w:before="120" w:beforeAutospacing="0"/>
+        <w:ind w:left="0" w:firstLine="360"/>
+        <w:jc w:val="both"/>
+        <w:rPr>
+          <w:sz w:val="28"/>
+          <w:szCs w:val="28"/>
+        </w:rPr>
+      </w:pPr>
+      <w:proofErr w:type="spellStart"/>
+      <w:r>
+        <w:rPr>
+          <w:b/>
+          <w:bCs/>
+          <w:sz w:val="28"/>
+          <w:szCs w:val="28"/>
+        </w:rPr>
+        <w:t>Nala</w:t>
+      </w:r>
+      <w:proofErr w:type="spellEnd"/>
+      <w:r>
+        <w:rPr>
+          <w:b/>
+          <w:bCs/>
+          <w:sz w:val="28"/>
+          <w:szCs w:val="28"/>
+        </w:rPr>
+        <w:t xml:space="preserve"> Order:</w:t>
+      </w:r>
+      <w:r>
+        <w:rPr>
+          <w:sz w:val="28"/>
+          <w:szCs w:val="28"/>
+        </w:rPr>
+        <w:t xml:space="preserve"> The Schedule Property has been duly converted from agricultural use to non-agricultural/residential use by virtue of </w:t>
+      </w:r>
+      <w:proofErr w:type="spellStart"/>
+      <w:r>
+        <w:rPr>
+          <w:sz w:val="28"/>
+          <w:szCs w:val="28"/>
+        </w:rPr>
+        <w:t>Nala</w:t>
+      </w:r>
+      <w:proofErr w:type="spellEnd"/>
+      <w:r>
+        <w:rPr>
+          <w:sz w:val="28"/>
+          <w:szCs w:val="28"/>
+        </w:rPr>
+        <w:t xml:space="preserve"> Order No.</w:t>
+      </w:r>
+      <w:r>
+        <w:rPr>
+          <w:b/>
+          <w:bCs/>
+          <w:sz w:val="28"/>
+          <w:szCs w:val="28"/>
+        </w:rPr>
+        <w:t>&lt;</w:t>
+      </w:r>
+      <w:proofErr w:type="spellStart"/>
+      <w:r>
+        <w:rPr>
+          <w:b/>
+          <w:bCs/>
+          <w:sz w:val="28"/>
+          <w:szCs w:val="28"/>
+        </w:rPr>
+        <w:t>Nala</w:t>
+      </w:r>
+      <w:proofErr w:type="spellEnd"/>
+      <w:r>
+        <w:rPr>
+          <w:b/>
+          <w:bCs/>
+          <w:sz w:val="28"/>
+          <w:szCs w:val="28"/>
+        </w:rPr>
+        <w:t xml:space="preserve"> Order No&gt;, </w:t>
+      </w:r>
+      <w:r>
+        <w:rPr>
+          <w:sz w:val="28"/>
+          <w:szCs w:val="28"/>
+        </w:rPr>
+        <w:t xml:space="preserve">dated:&lt;Link </w:t>
+      </w:r>
+      <w:proofErr w:type="spellStart"/>
+      <w:r>
+        <w:rPr>
+          <w:sz w:val="28"/>
+          <w:szCs w:val="28"/>
+        </w:rPr>
+        <w:t>Doct.Date</w:t>
+      </w:r>
+      <w:proofErr w:type="spellEnd"/>
+      <w:r>
+        <w:rPr>
+          <w:sz w:val="28"/>
+          <w:szCs w:val="28"/>
+        </w:rPr>
+        <w:t>&gt;, and all requisite statutory permissions, sanctions, approvals, and proceedings relating to such conversion have been duly obtained and complied with.</w:t>
+      </w:r>
+    </w:p>
+    <w:p>
+      <w:pPr>
+        <w:pStyle w:val="BodyTextIndent"/>
+        <w:numPr>
+          <w:ilvl w:val="0"/>
+          <w:numId w:val="13"/>
+        </w:numPr>
+        <w:tabs>
+          <w:tab w:val="left" w:pos="720"/>
+        </w:tabs>
+        <w:spacing w:before="120" w:after="100" w:afterAutospacing="1"/>
+        <w:ind w:left="0" w:firstLine="360"/>
+        <w:jc w:val="both"/>
+        <w:rPr>
+          <w:rFonts w:ascii="Times New Roman" w:hAnsi="Times New Roman" w:cs="Times New Roman"/>
+          <w:sz w:val="28"/>
+          <w:szCs w:val="28"/>
+        </w:rPr>
+      </w:pPr>
       <w:r>
         <w:rPr>
           <w:rStyle w:val="Strong"/>
-          <w:sz w:val="28"/>
-          <w:szCs w:val="28"/>
-        </w:rPr>
-        <w:t>Doct.No</w:t>
+          <w:rFonts w:ascii="Times New Roman" w:hAnsi="Times New Roman" w:cs="Times New Roman"/>
+          <w:sz w:val="28"/>
+          <w:szCs w:val="28"/>
+        </w:rPr>
+        <w:t>Property Tax:</w:t>
+      </w:r>
+      <w:r>
+        <w:rPr>
+          <w:rFonts w:ascii="Times New Roman" w:hAnsi="Times New Roman" w:cs="Times New Roman"/>
+          <w:sz w:val="28"/>
+          <w:szCs w:val="28"/>
+        </w:rPr>
+        <w:t xml:space="preserve"> The Schedule Property is covered by p</w:t>
+      </w:r>
+      <w:r>
+        <w:rPr>
+          <w:rStyle w:val="Strong"/>
+          <w:rFonts w:ascii="Times New Roman" w:hAnsi="Times New Roman" w:cs="Times New Roman"/>
+          <w:b w:val="0"/>
+          <w:bCs w:val="0"/>
+          <w:sz w:val="28"/>
+          <w:szCs w:val="28"/>
+        </w:rPr>
+        <w:t>roperty Tax receipt No</w:t>
+      </w:r>
+      <w:proofErr w:type="gramStart"/>
+      <w:r>
+        <w:rPr>
+          <w:rStyle w:val="Strong"/>
+          <w:rFonts w:ascii="Times New Roman" w:hAnsi="Times New Roman" w:cs="Times New Roman"/>
+          <w:b w:val="0"/>
+          <w:bCs w:val="0"/>
+          <w:sz w:val="28"/>
+          <w:szCs w:val="28"/>
+        </w:rPr>
+        <w:t>.</w:t>
+      </w:r>
+      <w:r>
+        <w:rPr>
+          <w:rFonts w:ascii="Times New Roman" w:hAnsi="Times New Roman" w:cs="Times New Roman"/>
+          <w:b/>
+          <w:bCs/>
+          <w:sz w:val="28"/>
+          <w:szCs w:val="32"/>
+        </w:rPr>
+        <w:t>&lt;</w:t>
+      </w:r>
+      <w:proofErr w:type="gramEnd"/>
+      <w:r>
+        <w:rPr>
+          <w:rFonts w:ascii="Times New Roman" w:hAnsi="Times New Roman" w:cs="Times New Roman"/>
+          <w:b/>
+          <w:bCs/>
+          <w:sz w:val="28"/>
+          <w:szCs w:val="28"/>
+        </w:rPr>
+        <w:t>House Tax Receipt&gt;</w:t>
+      </w:r>
+      <w:r>
+        <w:rPr>
+          <w:rFonts w:ascii="Times New Roman" w:hAnsi="Times New Roman" w:cs="Times New Roman"/>
+          <w:b/>
+          <w:bCs/>
+          <w:sz w:val="28"/>
+          <w:szCs w:val="32"/>
+        </w:rPr>
+        <w:t xml:space="preserve">, </w:t>
+      </w:r>
+      <w:r>
+        <w:rPr>
+          <w:rFonts w:ascii="Times New Roman" w:hAnsi="Times New Roman" w:cs="Times New Roman"/>
+          <w:sz w:val="28"/>
+          <w:szCs w:val="28"/>
+        </w:rPr>
+        <w:t xml:space="preserve">dated:&lt;Link </w:t>
+      </w:r>
+      <w:proofErr w:type="spellStart"/>
+      <w:r>
+        <w:rPr>
+          <w:rFonts w:ascii="Times New Roman" w:hAnsi="Times New Roman" w:cs="Times New Roman"/>
+          <w:sz w:val="28"/>
+          <w:szCs w:val="28"/>
+        </w:rPr>
+        <w:t>Doct.Date</w:t>
       </w:r>
       <w:proofErr w:type="spellEnd"/>
       <w:r>
         <w:rPr>
+          <w:rFonts w:ascii="Times New Roman" w:hAnsi="Times New Roman" w:cs="Times New Roman"/>
+          <w:sz w:val="28"/>
+          <w:szCs w:val="28"/>
+        </w:rPr>
+        <w:t>&gt; issued by the concerned Local Authority</w:t>
+      </w:r>
+      <w:r>
+        <w:rPr>
+          <w:rFonts w:ascii="Times New Roman" w:hAnsi="Times New Roman" w:cs="Times New Roman"/>
+          <w:sz w:val="28"/>
+          <w:szCs w:val="32"/>
+        </w:rPr>
+        <w:t xml:space="preserve">, </w:t>
+      </w:r>
+      <w:r>
+        <w:rPr>
+          <w:rFonts w:ascii="Times New Roman" w:hAnsi="Times New Roman" w:cs="Times New Roman"/>
+          <w:b/>
+          <w:bCs/>
+          <w:sz w:val="28"/>
+          <w:szCs w:val="28"/>
+        </w:rPr>
+        <w:t xml:space="preserve">&lt;Village&gt; </w:t>
+      </w:r>
+      <w:r>
+        <w:rPr>
+          <w:rFonts w:ascii="Times New Roman" w:hAnsi="Times New Roman" w:cs="Times New Roman"/>
+          <w:sz w:val="28"/>
+          <w:szCs w:val="28"/>
+        </w:rPr>
+        <w:t>standing in respect of the Schedule Property.</w:t>
+      </w:r>
+      <w:r>
+        <w:rPr>
+          <w:rFonts w:ascii="Times New Roman" w:hAnsi="Times New Roman" w:cs="Times New Roman"/>
+          <w:sz w:val="28"/>
+          <w:szCs w:val="32"/>
+        </w:rPr>
+        <w:t xml:space="preserve"> </w:t>
+      </w:r>
+    </w:p>
+    <w:p>
+      <w:pPr>
+        <w:pStyle w:val="isselectedend"/>
+        <w:numPr>
+          <w:ilvl w:val="0"/>
+          <w:numId w:val="13"/>
+        </w:numPr>
+        <w:spacing w:before="120" w:beforeAutospacing="0"/>
+        <w:ind w:left="0" w:firstLine="360"/>
+        <w:jc w:val="both"/>
+        <w:rPr>
+          <w:sz w:val="28"/>
+          <w:szCs w:val="28"/>
+        </w:rPr>
+      </w:pPr>
+      <w:r>
+        <w:rPr>
+          <w:b/>
+          <w:bCs/>
+          <w:sz w:val="28"/>
+          <w:szCs w:val="28"/>
+        </w:rPr>
+        <w:t>Tax/Assessment &amp; Identification Particulars</w:t>
+      </w:r>
+      <w:r>
+        <w:rPr>
           <w:rStyle w:val="Strong"/>
+          <w:b w:val="0"/>
+          <w:bCs w:val="0"/>
+          <w:sz w:val="28"/>
+          <w:szCs w:val="28"/>
+        </w:rPr>
+        <w:t>:</w:t>
+      </w:r>
+      <w:r>
+        <w:rPr>
+          <w:sz w:val="28"/>
+          <w:szCs w:val="28"/>
+        </w:rPr>
+        <w:t xml:space="preserve"> The Schedule Property is duly identified in the records of the concerned Local Authority/Competent Authority under </w:t>
+      </w:r>
+      <w:r>
+        <w:rPr>
+          <w:rStyle w:val="Strong"/>
+          <w:b w:val="0"/>
+          <w:bCs w:val="0"/>
+          <w:sz w:val="28"/>
+          <w:szCs w:val="28"/>
+        </w:rPr>
+        <w:t>Assessment No</w:t>
+      </w:r>
+      <w:proofErr w:type="gramStart"/>
+      <w:r>
+        <w:rPr>
+          <w:rStyle w:val="Strong"/>
+          <w:b w:val="0"/>
+          <w:bCs w:val="0"/>
+          <w:sz w:val="28"/>
+          <w:szCs w:val="28"/>
+        </w:rPr>
+        <w:t>.</w:t>
+      </w:r>
+      <w:r>
+        <w:rPr>
+          <w:rStyle w:val="Strong"/>
+          <w:sz w:val="28"/>
+          <w:szCs w:val="28"/>
+        </w:rPr>
+        <w:t>&lt;</w:t>
+      </w:r>
+      <w:proofErr w:type="spellStart"/>
+      <w:proofErr w:type="gramEnd"/>
+      <w:r>
+        <w:rPr>
+          <w:rStyle w:val="Strong"/>
+          <w:sz w:val="28"/>
+          <w:szCs w:val="28"/>
+        </w:rPr>
+        <w:t>P.T.I.</w:t>
+      </w:r>
+      <w:r>
+        <w:rPr>
+          <w:rStyle w:val="Strong"/>
+          <w:sz w:val="28"/>
+          <w:szCs w:val="28"/>
+        </w:rPr>
+        <w:t>No</w:t>
+      </w:r>
+      <w:proofErr w:type="spellEnd"/>
+      <w:r>
+        <w:rPr>
+          <w:rStyle w:val="Strong"/>
           <w:sz w:val="28"/>
           <w:szCs w:val="28"/>
         </w:rPr>
@@ -1998,15 +2826,208 @@
           <w:sz w:val="28"/>
           <w:szCs w:val="28"/>
         </w:rPr>
-        <w:t xml:space="preserve"> in the office of the Sub-Registrar, </w:t>
-      </w:r>
+        <w:t>.</w:t>
+      </w:r>
+    </w:p>
+    <w:p>
+      <w:pPr>
+        <w:pStyle w:val="isselectedend"/>
+        <w:numPr>
+          <w:ilvl w:val="0"/>
+          <w:numId w:val="13"/>
+        </w:numPr>
+        <w:spacing w:before="120" w:beforeAutospacing="0"/>
+        <w:ind w:left="0" w:firstLine="360"/>
+        <w:jc w:val="both"/>
+        <w:rPr>
+          <w:sz w:val="28"/>
+          <w:szCs w:val="28"/>
+        </w:rPr>
+      </w:pPr>
       <w:r>
         <w:rPr>
           <w:rStyle w:val="Strong"/>
           <w:sz w:val="28"/>
           <w:szCs w:val="28"/>
         </w:rPr>
-        <w:t>&lt;Sub Registrar&gt; (&lt;Sub Registrar Code&gt;)</w:t>
+        <w:t>House Permission:</w:t>
+      </w:r>
+      <w:r>
+        <w:rPr>
+          <w:sz w:val="28"/>
+          <w:szCs w:val="28"/>
+        </w:rPr>
+        <w:t xml:space="preserve"> The Schedule Property is covered by House Permission No. </w:t>
+      </w:r>
+      <w:r>
+        <w:rPr>
+          <w:rStyle w:val="Strong"/>
+          <w:sz w:val="28"/>
+          <w:szCs w:val="28"/>
+        </w:rPr>
+        <w:t>&lt;House Permission No.&gt;</w:t>
+      </w:r>
+      <w:r>
+        <w:rPr>
+          <w:sz w:val="28"/>
+          <w:szCs w:val="28"/>
+        </w:rPr>
+        <w:t xml:space="preserve">, dated </w:t>
+      </w:r>
+      <w:r>
+        <w:rPr>
+          <w:rStyle w:val="Strong"/>
+          <w:sz w:val="28"/>
+          <w:szCs w:val="28"/>
+        </w:rPr>
+        <w:t>&lt;Permission Date&gt;</w:t>
+      </w:r>
+      <w:r>
+        <w:rPr>
+          <w:sz w:val="28"/>
+          <w:szCs w:val="28"/>
+        </w:rPr>
+        <w:t xml:space="preserve">, issued by the concerned Local Authority, </w:t>
+      </w:r>
+      <w:r>
+        <w:rPr>
+          <w:rStyle w:val="Strong"/>
+          <w:sz w:val="28"/>
+          <w:szCs w:val="28"/>
+        </w:rPr>
+        <w:t xml:space="preserve">&lt;Municipality/Gram </w:t>
+      </w:r>
+      <w:proofErr w:type="spellStart"/>
+      <w:r>
+        <w:rPr>
+          <w:rStyle w:val="Strong"/>
+          <w:sz w:val="28"/>
+          <w:szCs w:val="28"/>
+        </w:rPr>
+        <w:t>Panchayat</w:t>
+      </w:r>
+      <w:proofErr w:type="spellEnd"/>
+      <w:r>
+        <w:rPr>
+          <w:rStyle w:val="Strong"/>
+          <w:sz w:val="28"/>
+          <w:szCs w:val="28"/>
+        </w:rPr>
+        <w:t xml:space="preserve"> Name&gt;</w:t>
+      </w:r>
+      <w:r>
+        <w:rPr>
+          <w:sz w:val="28"/>
+          <w:szCs w:val="28"/>
+        </w:rPr>
+        <w:t>, in respect of the construction of the house situated on the Schedule Property.</w:t>
+      </w:r>
+    </w:p>
+    <w:p>
+      <w:pPr>
+        <w:pStyle w:val="isselectedend"/>
+        <w:numPr>
+          <w:ilvl w:val="0"/>
+          <w:numId w:val="13"/>
+        </w:numPr>
+        <w:spacing w:before="120" w:beforeAutospacing="0"/>
+        <w:ind w:left="0" w:firstLine="360"/>
+        <w:jc w:val="both"/>
+        <w:rPr>
+          <w:sz w:val="28"/>
+          <w:szCs w:val="28"/>
+        </w:rPr>
+      </w:pPr>
+      <w:r>
+        <w:rPr>
+          <w:rStyle w:val="Strong"/>
+          <w:sz w:val="28"/>
+          <w:szCs w:val="28"/>
+        </w:rPr>
+        <w:t xml:space="preserve">L.R.S.-2020 </w:t>
+      </w:r>
+      <w:proofErr w:type="spellStart"/>
+      <w:r>
+        <w:rPr>
+          <w:rStyle w:val="Strong"/>
+          <w:sz w:val="28"/>
+          <w:szCs w:val="28"/>
+        </w:rPr>
+        <w:t>Application</w:t>
+      </w:r>
+      <w:proofErr w:type="gramStart"/>
+      <w:r>
+        <w:rPr>
+          <w:rStyle w:val="Strong"/>
+          <w:sz w:val="28"/>
+          <w:szCs w:val="28"/>
+        </w:rPr>
+        <w:t>:</w:t>
+      </w:r>
+      <w:r>
+        <w:rPr>
+          <w:sz w:val="28"/>
+          <w:szCs w:val="28"/>
+        </w:rPr>
+        <w:t>The</w:t>
+      </w:r>
+      <w:proofErr w:type="spellEnd"/>
+      <w:proofErr w:type="gramEnd"/>
+      <w:r>
+        <w:rPr>
+          <w:sz w:val="28"/>
+          <w:szCs w:val="28"/>
+        </w:rPr>
+        <w:t xml:space="preserve"> Schedule Property has been submitted under the Layout </w:t>
+      </w:r>
+      <w:proofErr w:type="spellStart"/>
+      <w:r>
+        <w:rPr>
+          <w:sz w:val="28"/>
+          <w:szCs w:val="28"/>
+        </w:rPr>
+        <w:t>Regularisation</w:t>
+      </w:r>
+      <w:proofErr w:type="spellEnd"/>
+      <w:r>
+        <w:rPr>
+          <w:sz w:val="28"/>
+          <w:szCs w:val="28"/>
+        </w:rPr>
+        <w:t xml:space="preserve"> Scheme, 2020, vide </w:t>
+      </w:r>
+      <w:r>
+        <w:rPr>
+          <w:rStyle w:val="Strong"/>
+          <w:b w:val="0"/>
+          <w:bCs w:val="0"/>
+          <w:sz w:val="28"/>
+          <w:szCs w:val="28"/>
+        </w:rPr>
+        <w:t>L.R.S. Application No.</w:t>
+      </w:r>
+      <w:r>
+        <w:rPr>
+          <w:rStyle w:val="Strong"/>
+          <w:sz w:val="28"/>
+          <w:szCs w:val="28"/>
+        </w:rPr>
+        <w:t xml:space="preserve"> &lt;LRS Application No.&gt;</w:t>
+      </w:r>
+      <w:r>
+        <w:rPr>
+          <w:sz w:val="28"/>
+          <w:szCs w:val="28"/>
+        </w:rPr>
+        <w:t xml:space="preserve">, dated </w:t>
+      </w:r>
+      <w:r>
+        <w:rPr>
+          <w:rStyle w:val="Strong"/>
+          <w:sz w:val="28"/>
+          <w:szCs w:val="28"/>
+        </w:rPr>
+        <w:t>&lt;Application Date&gt;</w:t>
       </w:r>
       <w:r>
         <w:rPr>
@@ -2014,6 +3035,77 @@
           <w:szCs w:val="28"/>
         </w:rPr>
         <w:t>.</w:t>
+      </w:r>
+    </w:p>
+    <w:p>
+      <w:pPr>
+        <w:pStyle w:val="isselectedend"/>
+        <w:numPr>
+          <w:ilvl w:val="0"/>
+          <w:numId w:val="13"/>
+        </w:numPr>
+        <w:spacing w:before="120" w:beforeAutospacing="0"/>
+        <w:ind w:left="0" w:firstLine="360"/>
+        <w:jc w:val="both"/>
+        <w:rPr>
+          <w:sz w:val="36"/>
+          <w:szCs w:val="36"/>
+        </w:rPr>
+      </w:pPr>
+      <w:r>
+        <w:rPr>
+          <w:rStyle w:val="Strong"/>
+          <w:sz w:val="28"/>
+          <w:szCs w:val="28"/>
+        </w:rPr>
+        <w:t xml:space="preserve">L.R.S. Proceeding: </w:t>
+      </w:r>
+      <w:r>
+        <w:rPr>
+          <w:sz w:val="28"/>
+          <w:szCs w:val="28"/>
+        </w:rPr>
+        <w:t xml:space="preserve">The Schedule Property is covered by </w:t>
+      </w:r>
+      <w:r>
+        <w:rPr>
+          <w:rStyle w:val="Strong"/>
+          <w:b w:val="0"/>
+          <w:bCs w:val="0"/>
+          <w:sz w:val="28"/>
+          <w:szCs w:val="28"/>
+        </w:rPr>
+        <w:t>L.R.S. Proceeding No.</w:t>
+      </w:r>
+      <w:r>
+        <w:rPr>
+          <w:rStyle w:val="Strong"/>
+          <w:sz w:val="28"/>
+          <w:szCs w:val="28"/>
+        </w:rPr>
+        <w:t xml:space="preserve"> &lt;LRS Proceeding No.&gt;</w:t>
+      </w:r>
+      <w:r>
+        <w:rPr>
+          <w:sz w:val="28"/>
+          <w:szCs w:val="28"/>
+        </w:rPr>
+        <w:t xml:space="preserve">, dated </w:t>
+      </w:r>
+      <w:r>
+        <w:rPr>
+          <w:rStyle w:val="Strong"/>
+          <w:sz w:val="28"/>
+          <w:szCs w:val="28"/>
+        </w:rPr>
+        <w:t>&lt;Proceeding Date&gt;</w:t>
+      </w:r>
+      <w:r>
+        <w:rPr>
+          <w:sz w:val="28"/>
+          <w:szCs w:val="28"/>
+        </w:rPr>
+        <w:t>, issued by the Competent Authority.</w:t>
       </w:r>
     </w:p>
     <w:p>
@@ -2034,9 +3126,15 @@
           <w:sz w:val="28"/>
           <w:szCs w:val="28"/>
         </w:rPr>
-        <w:t>(</w:t>
-      </w:r>
-      <w:proofErr w:type="gramStart"/>
+        <w:t>AND WHEREAS</w:t>
+      </w:r>
+      <w:r>
+        <w:rPr>
+          <w:sz w:val="28"/>
+          <w:szCs w:val="28"/>
+        </w:rPr>
+        <w:t xml:space="preserve">, the </w:t>
+      </w:r>
       <w:r>
         <w:rPr>
           <w:rStyle w:val="Strong"/>
@@ -2045,9 +3143,15 @@
           <w:sz w:val="28"/>
           <w:szCs w:val="28"/>
         </w:rPr>
-        <w:t>b</w:t>
-      </w:r>
-      <w:proofErr w:type="gramEnd"/>
+        <w:t>Vendor/s</w:t>
+      </w:r>
+      <w:r>
+        <w:rPr>
+          <w:sz w:val="28"/>
+          <w:szCs w:val="28"/>
+        </w:rPr>
+        <w:t xml:space="preserve">, on account of family necessities and financial requirements, </w:t>
+      </w:r>
       <w:r>
         <w:rPr>
           <w:rStyle w:val="Strong"/>
@@ -2056,15 +3160,14 @@
           <w:sz w:val="28"/>
           <w:szCs w:val="28"/>
         </w:rPr>
-        <w:t xml:space="preserve">) </w:t>
-      </w:r>
-      <w:r>
-        <w:rPr>
-          <w:rStyle w:val="Strong"/>
-          <w:sz w:val="28"/>
-          <w:szCs w:val="28"/>
-        </w:rPr>
-        <w:t>Vacant Land Tax/Assessment</w:t>
+        <w:t>has/have</w:t>
+      </w:r>
+      <w:r>
+        <w:rPr>
+          <w:sz w:val="28"/>
+          <w:szCs w:val="28"/>
+        </w:rPr>
+        <w:t xml:space="preserve"> agreed to sell and the </w:t>
       </w:r>
       <w:r>
         <w:rPr>
@@ -2074,178 +3177,21 @@
           <w:sz w:val="28"/>
           <w:szCs w:val="28"/>
         </w:rPr>
-        <w:t>:</w:t>
-      </w:r>
-      <w:r>
-        <w:rPr>
-          <w:sz w:val="28"/>
-          <w:szCs w:val="28"/>
-        </w:rPr>
-        <w:t xml:space="preserve"> The Schedule Property is also covered by </w:t>
-      </w:r>
-      <w:r>
-        <w:rPr>
-          <w:rStyle w:val="Strong"/>
-          <w:b w:val="0"/>
-          <w:bCs w:val="0"/>
-          <w:sz w:val="28"/>
-          <w:szCs w:val="28"/>
-        </w:rPr>
-        <w:t>Vacant Land Tax No./Assessment No.</w:t>
-      </w:r>
-      <w:r>
-        <w:rPr>
-          <w:rStyle w:val="Strong"/>
-          <w:sz w:val="28"/>
-          <w:szCs w:val="28"/>
-        </w:rPr>
-        <w:t>&lt;</w:t>
-      </w:r>
-      <w:r>
-        <w:rPr>
-          <w:rStyle w:val="Strong"/>
-          <w:sz w:val="28"/>
-          <w:szCs w:val="28"/>
-        </w:rPr>
-        <w:t>V</w:t>
-      </w:r>
-      <w:r>
-        <w:rPr>
-          <w:rStyle w:val="Strong"/>
-          <w:sz w:val="28"/>
-          <w:szCs w:val="28"/>
-        </w:rPr>
-        <w:t>LT No.&gt;</w:t>
-      </w:r>
-      <w:r>
-        <w:rPr>
-          <w:sz w:val="28"/>
-          <w:szCs w:val="28"/>
-        </w:rPr>
-        <w:t>, standing in respect of the said property.</w:t>
-      </w:r>
-    </w:p>
-    <w:p>
-      <w:pPr>
-        <w:pStyle w:val="NormalWeb"/>
-        <w:ind w:firstLine="720"/>
-        <w:jc w:val="both"/>
-        <w:rPr>
-          <w:sz w:val="28"/>
-          <w:szCs w:val="28"/>
-        </w:rPr>
-      </w:pPr>
-      <w:r>
-        <w:rPr>
-          <w:rStyle w:val="Strong"/>
-          <w:b w:val="0"/>
-          <w:bCs w:val="0"/>
-          <w:sz w:val="28"/>
-          <w:szCs w:val="28"/>
-        </w:rPr>
-        <w:t xml:space="preserve">(c) </w:t>
-      </w:r>
-      <w:r>
-        <w:rPr>
-          <w:rStyle w:val="Strong"/>
-          <w:sz w:val="28"/>
-          <w:szCs w:val="28"/>
-        </w:rPr>
-        <w:t>Approved Layout</w:t>
-      </w:r>
-      <w:r>
-        <w:rPr>
-          <w:rStyle w:val="Strong"/>
-          <w:b w:val="0"/>
-          <w:bCs w:val="0"/>
-          <w:sz w:val="28"/>
-          <w:szCs w:val="28"/>
-        </w:rPr>
-        <w:t>:</w:t>
-      </w:r>
-      <w:r>
-        <w:rPr>
-          <w:sz w:val="28"/>
-          <w:szCs w:val="28"/>
-        </w:rPr>
-        <w:t xml:space="preserve"> The Schedule Property forms part of the layout covered by </w:t>
-      </w:r>
-      <w:r>
-        <w:rPr>
-          <w:rStyle w:val="Strong"/>
-          <w:b w:val="0"/>
-          <w:bCs w:val="0"/>
-          <w:sz w:val="28"/>
-          <w:szCs w:val="28"/>
-        </w:rPr>
-        <w:t>Approved Layout File No</w:t>
-      </w:r>
-      <w:proofErr w:type="gramStart"/>
-      <w:r>
-        <w:rPr>
-          <w:rStyle w:val="Strong"/>
-          <w:b w:val="0"/>
-          <w:bCs w:val="0"/>
-          <w:sz w:val="28"/>
-          <w:szCs w:val="28"/>
-        </w:rPr>
-        <w:t>.</w:t>
-      </w:r>
-      <w:r>
-        <w:rPr>
-          <w:rStyle w:val="Strong"/>
-          <w:sz w:val="28"/>
-          <w:szCs w:val="28"/>
-        </w:rPr>
-        <w:t>&lt;</w:t>
-      </w:r>
-      <w:proofErr w:type="gramEnd"/>
-      <w:r>
-        <w:rPr>
-          <w:rStyle w:val="Strong"/>
-          <w:sz w:val="28"/>
-          <w:szCs w:val="28"/>
-        </w:rPr>
-        <w:t>Layout File No.&gt;</w:t>
-      </w:r>
-      <w:r>
-        <w:rPr>
-          <w:sz w:val="28"/>
-          <w:szCs w:val="28"/>
-        </w:rPr>
-        <w:t>, duly approved by the competent authority, in accordance with the applicable laws, rules, and regulations.</w:t>
-      </w:r>
-    </w:p>
-    <w:p>
-      <w:pPr>
-        <w:pStyle w:val="NormalWeb"/>
-        <w:ind w:firstLine="720"/>
-        <w:jc w:val="both"/>
-        <w:rPr>
-          <w:sz w:val="28"/>
-          <w:szCs w:val="28"/>
-        </w:rPr>
-      </w:pPr>
-      <w:r>
-        <w:rPr>
-          <w:sz w:val="28"/>
-          <w:szCs w:val="28"/>
-        </w:rPr>
-        <w:t>(</w:t>
-      </w:r>
-      <w:r>
-        <w:rPr>
-          <w:sz w:val="28"/>
-          <w:szCs w:val="28"/>
-        </w:rPr>
-        <w:t>d</w:t>
-      </w:r>
-      <w:r>
-        <w:rPr>
-          <w:sz w:val="28"/>
-          <w:szCs w:val="28"/>
-        </w:rPr>
-        <w:t xml:space="preserve">) </w:t>
+        <w:t>Vendee/s has/have</w:t>
+      </w:r>
+      <w:r>
+        <w:rPr>
+          <w:sz w:val="28"/>
+          <w:szCs w:val="28"/>
+        </w:rPr>
+        <w:t xml:space="preserve"> agreed to purchase the Schedule Property for a total sale consideration of </w:t>
+      </w:r>
+      <w:r>
+        <w:rPr>
+          <w:sz w:val="28"/>
+          <w:szCs w:val="28"/>
+        </w:rPr>
+        <w:t>Rs.</w:t>
       </w:r>
       <w:r>
         <w:rPr>
@@ -2254,7 +3200,21 @@
           <w:sz w:val="28"/>
           <w:szCs w:val="28"/>
         </w:rPr>
-        <w:t>Title Deed:</w:t>
+        <w:t>&lt;Market of Value Rs./-&gt;</w:t>
+      </w:r>
+      <w:r>
+        <w:rPr>
+          <w:sz w:val="28"/>
+          <w:szCs w:val="28"/>
+        </w:rPr>
+        <w:t>/-</w:t>
+      </w:r>
+      <w:r>
+        <w:rPr>
+          <w:sz w:val="28"/>
+          <w:szCs w:val="28"/>
+        </w:rPr>
+        <w:t>,</w:t>
       </w:r>
       <w:r>
         <w:rPr>
@@ -2270,166 +3230,8 @@
           <w:sz w:val="28"/>
           <w:szCs w:val="28"/>
         </w:rPr>
-        <w:t>The Vendor/s is/are the lawful owner/s and peaceful possessor/s of the Schedule Property by virtue of Title Deed No</w:t>
-      </w:r>
-      <w:proofErr w:type="gramStart"/>
-      <w:r>
-        <w:rPr>
-          <w:sz w:val="28"/>
-          <w:szCs w:val="28"/>
-        </w:rPr>
-        <w:t>.</w:t>
-      </w:r>
-      <w:r>
-        <w:rPr>
-          <w:b/>
-          <w:bCs/>
-          <w:sz w:val="28"/>
-          <w:szCs w:val="28"/>
-        </w:rPr>
         <w:t>&lt;</w:t>
       </w:r>
-      <w:proofErr w:type="spellStart"/>
-      <w:proofErr w:type="gramEnd"/>
-      <w:r>
-        <w:rPr>
-          <w:b/>
-          <w:bCs/>
-          <w:sz w:val="28"/>
-          <w:szCs w:val="28"/>
-        </w:rPr>
-        <w:t>Pattadar</w:t>
-      </w:r>
-      <w:proofErr w:type="spellEnd"/>
-      <w:r>
-        <w:rPr>
-          <w:b/>
-          <w:bCs/>
-          <w:sz w:val="28"/>
-          <w:szCs w:val="28"/>
-        </w:rPr>
-        <w:t xml:space="preserve"> Pass Book No&gt;</w:t>
-      </w:r>
-      <w:r>
-        <w:rPr>
-          <w:sz w:val="28"/>
-          <w:szCs w:val="28"/>
-        </w:rPr>
-        <w:t xml:space="preserve">, duly executed and registered in his/her/their </w:t>
-      </w:r>
-      <w:proofErr w:type="spellStart"/>
-      <w:r>
-        <w:rPr>
-          <w:sz w:val="28"/>
-          <w:szCs w:val="28"/>
-        </w:rPr>
-        <w:t>favour</w:t>
-      </w:r>
-      <w:proofErr w:type="spellEnd"/>
-      <w:r>
-        <w:rPr>
-          <w:sz w:val="28"/>
-          <w:szCs w:val="28"/>
-        </w:rPr>
-        <w:t xml:space="preserve">, and the ownership of the Vendor/s has been duly recognized and recorded in the revenue records under </w:t>
-      </w:r>
-      <w:proofErr w:type="spellStart"/>
-      <w:r>
-        <w:rPr>
-          <w:sz w:val="28"/>
-          <w:szCs w:val="28"/>
-        </w:rPr>
-        <w:t>Khata</w:t>
-      </w:r>
-      <w:proofErr w:type="spellEnd"/>
-      <w:r>
-        <w:rPr>
-          <w:sz w:val="28"/>
-          <w:szCs w:val="28"/>
-        </w:rPr>
-        <w:t xml:space="preserve"> No.</w:t>
-      </w:r>
-      <w:r>
-        <w:rPr>
-          <w:b/>
-          <w:bCs/>
-          <w:sz w:val="28"/>
-          <w:szCs w:val="28"/>
-        </w:rPr>
-        <w:t xml:space="preserve">&lt;Pass Book </w:t>
-      </w:r>
-      <w:proofErr w:type="spellStart"/>
-      <w:r>
-        <w:rPr>
-          <w:b/>
-          <w:bCs/>
-          <w:sz w:val="28"/>
-          <w:szCs w:val="28"/>
-        </w:rPr>
-        <w:t>Khata</w:t>
-      </w:r>
-      <w:proofErr w:type="spellEnd"/>
-      <w:r>
-        <w:rPr>
-          <w:b/>
-          <w:bCs/>
-          <w:sz w:val="28"/>
-          <w:szCs w:val="28"/>
-        </w:rPr>
-        <w:t xml:space="preserve"> No&gt;</w:t>
-      </w:r>
-      <w:r>
-        <w:rPr>
-          <w:sz w:val="28"/>
-          <w:szCs w:val="28"/>
-        </w:rPr>
-        <w:t>.</w:t>
-      </w:r>
-    </w:p>
-    <w:p>
-      <w:pPr>
-        <w:pStyle w:val="NormalWeb"/>
-        <w:ind w:firstLine="720"/>
-        <w:jc w:val="both"/>
-        <w:rPr>
-          <w:sz w:val="28"/>
-          <w:szCs w:val="28"/>
-        </w:rPr>
-      </w:pPr>
-      <w:r>
-        <w:rPr>
-          <w:sz w:val="28"/>
-          <w:szCs w:val="28"/>
-        </w:rPr>
-        <w:t>(e</w:t>
-      </w:r>
-      <w:r>
-        <w:rPr>
-          <w:sz w:val="28"/>
-          <w:szCs w:val="28"/>
-        </w:rPr>
-        <w:t xml:space="preserve">) </w:t>
-      </w:r>
-      <w:proofErr w:type="spellStart"/>
-      <w:r>
-        <w:rPr>
-          <w:b/>
-          <w:bCs/>
-          <w:sz w:val="28"/>
-          <w:szCs w:val="28"/>
-        </w:rPr>
-        <w:t>Nala</w:t>
-      </w:r>
-      <w:proofErr w:type="spellEnd"/>
-      <w:r>
-        <w:rPr>
-          <w:b/>
-          <w:bCs/>
-          <w:sz w:val="28"/>
-          <w:szCs w:val="28"/>
-        </w:rPr>
-        <w:t xml:space="preserve"> Order:</w:t>
-      </w:r>
       <w:r>
         <w:rPr>
           <w:sz w:val="28"/>
@@ -2442,899 +3244,24 @@
           <w:sz w:val="28"/>
           <w:szCs w:val="28"/>
         </w:rPr>
-        <w:t xml:space="preserve">The Schedule Property has been duly converted from agricultural use to non-agricultural/residential use by virtue </w:t>
-      </w:r>
-      <w:r>
-        <w:rPr>
-          <w:sz w:val="28"/>
-          <w:szCs w:val="28"/>
-        </w:rPr>
-        <w:t xml:space="preserve">of </w:t>
-      </w:r>
-      <w:proofErr w:type="spellStart"/>
-      <w:r>
-        <w:rPr>
-          <w:sz w:val="28"/>
-          <w:szCs w:val="28"/>
-        </w:rPr>
-        <w:t>Nala</w:t>
-      </w:r>
-      <w:proofErr w:type="spellEnd"/>
-      <w:r>
-        <w:rPr>
-          <w:sz w:val="28"/>
-          <w:szCs w:val="28"/>
-        </w:rPr>
-        <w:t xml:space="preserve"> Order No.</w:t>
-      </w:r>
-      <w:r>
-        <w:rPr>
-          <w:b/>
-          <w:bCs/>
-          <w:sz w:val="28"/>
-          <w:szCs w:val="28"/>
-        </w:rPr>
-        <w:t>&lt;</w:t>
-      </w:r>
-      <w:proofErr w:type="spellStart"/>
-      <w:r>
-        <w:rPr>
-          <w:b/>
-          <w:bCs/>
-          <w:sz w:val="28"/>
-          <w:szCs w:val="28"/>
-        </w:rPr>
-        <w:t>Nala</w:t>
-      </w:r>
-      <w:proofErr w:type="spellEnd"/>
-      <w:r>
-        <w:rPr>
-          <w:b/>
-          <w:bCs/>
-          <w:sz w:val="28"/>
-          <w:szCs w:val="28"/>
-        </w:rPr>
-        <w:t xml:space="preserve"> Order No&gt;</w:t>
-      </w:r>
-      <w:r>
-        <w:rPr>
-          <w:b/>
-          <w:bCs/>
-          <w:sz w:val="28"/>
-          <w:szCs w:val="28"/>
-        </w:rPr>
-        <w:t xml:space="preserve">, </w:t>
-      </w:r>
-      <w:r>
-        <w:rPr>
-          <w:sz w:val="28"/>
-          <w:szCs w:val="28"/>
-        </w:rPr>
-        <w:t xml:space="preserve">dated:&lt;Link </w:t>
-      </w:r>
-      <w:proofErr w:type="spellStart"/>
-      <w:r>
-        <w:rPr>
-          <w:sz w:val="28"/>
-          <w:szCs w:val="28"/>
-        </w:rPr>
-        <w:t>Doct.Date</w:t>
-      </w:r>
-      <w:proofErr w:type="spellEnd"/>
-      <w:r>
-        <w:rPr>
-          <w:sz w:val="28"/>
-          <w:szCs w:val="28"/>
-        </w:rPr>
-        <w:t>&gt;,</w:t>
-      </w:r>
-      <w:r>
-        <w:rPr>
-          <w:sz w:val="28"/>
-          <w:szCs w:val="28"/>
-        </w:rPr>
-        <w:t xml:space="preserve"> and all requisite statutory permissions, sanctions, approvals, and proceedings relating to such conversion have been duly obtained and complied with.</w:t>
-      </w:r>
-    </w:p>
-    <w:p>
-      <w:pPr>
-        <w:pStyle w:val="BodyTextIndent"/>
-        <w:tabs>
-          <w:tab w:val="left" w:pos="720"/>
-        </w:tabs>
-        <w:spacing w:before="120" w:after="0" w:line="264" w:lineRule="auto"/>
-        <w:ind w:left="0" w:firstLine="720"/>
-        <w:jc w:val="both"/>
-        <w:rPr>
-          <w:rFonts w:ascii="Times New Roman" w:hAnsi="Times New Roman" w:cs="Times New Roman"/>
-          <w:sz w:val="28"/>
-          <w:szCs w:val="28"/>
-        </w:rPr>
-      </w:pPr>
-      <w:r>
-        <w:rPr>
-          <w:rStyle w:val="Strong"/>
-          <w:rFonts w:ascii="Times New Roman" w:hAnsi="Times New Roman" w:cs="Times New Roman"/>
-          <w:b w:val="0"/>
-          <w:bCs w:val="0"/>
-          <w:sz w:val="28"/>
-          <w:szCs w:val="28"/>
-        </w:rPr>
-        <w:t>(f)</w:t>
-      </w:r>
-      <w:r>
-        <w:rPr>
-          <w:rStyle w:val="Strong"/>
-          <w:rFonts w:ascii="Times New Roman" w:hAnsi="Times New Roman" w:cs="Times New Roman"/>
-          <w:sz w:val="28"/>
-          <w:szCs w:val="28"/>
-        </w:rPr>
-        <w:t xml:space="preserve"> Property Tax:</w:t>
-      </w:r>
-      <w:r>
-        <w:rPr>
-          <w:rFonts w:ascii="Times New Roman" w:hAnsi="Times New Roman" w:cs="Times New Roman"/>
-          <w:sz w:val="28"/>
-          <w:szCs w:val="28"/>
-        </w:rPr>
-        <w:t xml:space="preserve"> The Schedule Property is covered by </w:t>
-      </w:r>
-      <w:r>
-        <w:rPr>
-          <w:rFonts w:ascii="Times New Roman" w:hAnsi="Times New Roman" w:cs="Times New Roman"/>
-          <w:sz w:val="28"/>
-          <w:szCs w:val="28"/>
-        </w:rPr>
-        <w:t>p</w:t>
-      </w:r>
-      <w:r>
-        <w:rPr>
-          <w:rStyle w:val="Strong"/>
-          <w:rFonts w:ascii="Times New Roman" w:hAnsi="Times New Roman" w:cs="Times New Roman"/>
-          <w:b w:val="0"/>
-          <w:bCs w:val="0"/>
-          <w:sz w:val="28"/>
-          <w:szCs w:val="28"/>
-        </w:rPr>
-        <w:t>roperty Tax receipt No</w:t>
-      </w:r>
-      <w:proofErr w:type="gramStart"/>
-      <w:r>
-        <w:rPr>
-          <w:rStyle w:val="Strong"/>
-          <w:rFonts w:ascii="Times New Roman" w:hAnsi="Times New Roman" w:cs="Times New Roman"/>
-          <w:b w:val="0"/>
-          <w:bCs w:val="0"/>
-          <w:sz w:val="28"/>
-          <w:szCs w:val="28"/>
-        </w:rPr>
-        <w:t>.</w:t>
-      </w:r>
-      <w:r>
-        <w:rPr>
-          <w:rFonts w:ascii="Times New Roman" w:hAnsi="Times New Roman" w:cs="Times New Roman"/>
-          <w:b/>
-          <w:bCs/>
-          <w:spacing w:val="6"/>
-          <w:sz w:val="28"/>
-          <w:szCs w:val="32"/>
-        </w:rPr>
-        <w:t>&lt;</w:t>
-      </w:r>
-      <w:proofErr w:type="gramEnd"/>
-      <w:r>
-        <w:rPr>
-          <w:rFonts w:ascii="Times New Roman" w:hAnsi="Times New Roman" w:cs="Times New Roman"/>
-          <w:b/>
-          <w:bCs/>
-          <w:sz w:val="28"/>
-          <w:szCs w:val="28"/>
-        </w:rPr>
-        <w:t>House Tax Receipt&gt;</w:t>
-      </w:r>
-      <w:r>
-        <w:rPr>
-          <w:rFonts w:ascii="Times New Roman" w:hAnsi="Times New Roman" w:cs="Times New Roman"/>
-          <w:b/>
-          <w:bCs/>
-          <w:spacing w:val="6"/>
-          <w:sz w:val="28"/>
-          <w:szCs w:val="32"/>
-        </w:rPr>
-        <w:t>,</w:t>
-      </w:r>
-      <w:r>
-        <w:rPr>
-          <w:rFonts w:ascii="Times New Roman" w:hAnsi="Times New Roman" w:cs="Times New Roman"/>
-          <w:b/>
-          <w:bCs/>
-          <w:spacing w:val="6"/>
-          <w:sz w:val="28"/>
-          <w:szCs w:val="32"/>
+        <w:t>Consideration in words</w:t>
+      </w:r>
+      <w:r>
+        <w:rPr>
+          <w:sz w:val="28"/>
+          <w:szCs w:val="28"/>
         </w:rPr>
         <w:t xml:space="preserve"> </w:t>
       </w:r>
       <w:r>
         <w:rPr>
-          <w:rFonts w:ascii="Times New Roman" w:hAnsi="Times New Roman" w:cs="Times New Roman"/>
-          <w:sz w:val="28"/>
-          <w:szCs w:val="28"/>
-        </w:rPr>
-        <w:t>dated:</w:t>
-      </w:r>
-      <w:r>
-        <w:rPr>
-          <w:rFonts w:ascii="Times New Roman" w:hAnsi="Times New Roman" w:cs="Times New Roman"/>
-          <w:sz w:val="28"/>
-          <w:szCs w:val="28"/>
-        </w:rPr>
-        <w:t>&lt;</w:t>
-      </w:r>
-      <w:r>
-        <w:rPr>
-          <w:rFonts w:ascii="Times New Roman" w:hAnsi="Times New Roman" w:cs="Times New Roman"/>
-          <w:sz w:val="28"/>
-          <w:szCs w:val="28"/>
-        </w:rPr>
-        <w:t xml:space="preserve">Link </w:t>
-      </w:r>
-      <w:proofErr w:type="spellStart"/>
-      <w:r>
-        <w:rPr>
-          <w:rFonts w:ascii="Times New Roman" w:hAnsi="Times New Roman" w:cs="Times New Roman"/>
-          <w:sz w:val="28"/>
-          <w:szCs w:val="28"/>
-        </w:rPr>
-        <w:t>Doct.Date</w:t>
-      </w:r>
-      <w:proofErr w:type="spellEnd"/>
-      <w:r>
-        <w:rPr>
-          <w:rFonts w:ascii="Times New Roman" w:hAnsi="Times New Roman" w:cs="Times New Roman"/>
-          <w:sz w:val="28"/>
-          <w:szCs w:val="28"/>
-        </w:rPr>
-        <w:t xml:space="preserve">&gt; </w:t>
-      </w:r>
-      <w:r>
-        <w:rPr>
-          <w:rFonts w:ascii="Times New Roman" w:hAnsi="Times New Roman" w:cs="Times New Roman"/>
-          <w:sz w:val="28"/>
-          <w:szCs w:val="28"/>
-        </w:rPr>
-        <w:t>issued by the concerned Local Authority</w:t>
-      </w:r>
-      <w:r>
-        <w:rPr>
-          <w:rFonts w:ascii="Times New Roman" w:hAnsi="Times New Roman" w:cs="Times New Roman"/>
-          <w:spacing w:val="6"/>
-          <w:sz w:val="28"/>
-          <w:szCs w:val="32"/>
-        </w:rPr>
-        <w:t xml:space="preserve">, </w:t>
-      </w:r>
-      <w:r>
-        <w:rPr>
-          <w:rFonts w:ascii="Times New Roman" w:hAnsi="Times New Roman" w:cs="Times New Roman"/>
-          <w:b/>
-          <w:bCs/>
-          <w:sz w:val="28"/>
-          <w:szCs w:val="28"/>
-        </w:rPr>
-        <w:t>&lt;Village&gt;</w:t>
-      </w:r>
-      <w:r>
-        <w:rPr>
-          <w:rFonts w:ascii="Times New Roman" w:hAnsi="Times New Roman" w:cs="Times New Roman"/>
-          <w:b/>
-          <w:bCs/>
-          <w:sz w:val="28"/>
-          <w:szCs w:val="28"/>
-        </w:rPr>
-        <w:t xml:space="preserve"> </w:t>
-      </w:r>
-      <w:r>
-        <w:rPr>
-          <w:rFonts w:ascii="Times New Roman" w:hAnsi="Times New Roman" w:cs="Times New Roman"/>
-          <w:sz w:val="28"/>
-          <w:szCs w:val="28"/>
-        </w:rPr>
-        <w:t>standing in respect of the Schedule Property.</w:t>
-      </w:r>
-      <w:r>
-        <w:rPr>
-          <w:rFonts w:ascii="Times New Roman" w:hAnsi="Times New Roman" w:cs="Times New Roman"/>
-          <w:spacing w:val="6"/>
-          <w:sz w:val="28"/>
-          <w:szCs w:val="32"/>
-        </w:rPr>
-        <w:t xml:space="preserve"> </w:t>
-      </w:r>
-    </w:p>
-    <w:p>
-      <w:pPr>
-        <w:pStyle w:val="isselectedend"/>
-        <w:spacing w:before="120" w:beforeAutospacing="0" w:after="0" w:afterAutospacing="0"/>
-        <w:ind w:firstLine="720"/>
-        <w:jc w:val="both"/>
-        <w:rPr>
-          <w:sz w:val="28"/>
-          <w:szCs w:val="28"/>
-        </w:rPr>
-      </w:pPr>
-      <w:r>
-        <w:rPr>
-          <w:rStyle w:val="Strong"/>
-          <w:b w:val="0"/>
-          <w:bCs w:val="0"/>
-          <w:sz w:val="28"/>
-          <w:szCs w:val="28"/>
-        </w:rPr>
-        <w:t>(</w:t>
-      </w:r>
-      <w:proofErr w:type="gramStart"/>
-      <w:r>
-        <w:rPr>
-          <w:rStyle w:val="Strong"/>
-          <w:b w:val="0"/>
-          <w:bCs w:val="0"/>
-          <w:sz w:val="28"/>
-          <w:szCs w:val="28"/>
-        </w:rPr>
-        <w:t>g</w:t>
-      </w:r>
-      <w:proofErr w:type="gramEnd"/>
-      <w:r>
-        <w:rPr>
-          <w:rStyle w:val="Strong"/>
-          <w:b w:val="0"/>
-          <w:bCs w:val="0"/>
-          <w:sz w:val="28"/>
-          <w:szCs w:val="28"/>
-        </w:rPr>
-        <w:t>)</w:t>
-      </w:r>
-      <w:r>
-        <w:rPr>
-          <w:rStyle w:val="Strong"/>
-          <w:b w:val="0"/>
-          <w:bCs w:val="0"/>
-          <w:sz w:val="28"/>
-          <w:szCs w:val="28"/>
-        </w:rPr>
-        <w:t xml:space="preserve"> </w:t>
-      </w:r>
-      <w:r>
-        <w:rPr>
-          <w:b/>
-          <w:bCs/>
-          <w:sz w:val="28"/>
-          <w:szCs w:val="28"/>
-        </w:rPr>
-        <w:t>Tax</w:t>
-      </w:r>
-      <w:r>
-        <w:rPr>
-          <w:b/>
-          <w:bCs/>
-          <w:sz w:val="28"/>
-          <w:szCs w:val="28"/>
-        </w:rPr>
-        <w:t xml:space="preserve">/Assessment </w:t>
-      </w:r>
-      <w:r>
-        <w:rPr>
-          <w:b/>
-          <w:bCs/>
-          <w:sz w:val="28"/>
-          <w:szCs w:val="28"/>
-        </w:rPr>
-        <w:t xml:space="preserve">&amp; </w:t>
-      </w:r>
-      <w:r>
-        <w:rPr>
-          <w:b/>
-          <w:bCs/>
-          <w:sz w:val="28"/>
-          <w:szCs w:val="28"/>
-        </w:rPr>
-        <w:t>Identification Particulars</w:t>
-      </w:r>
-      <w:r>
-        <w:rPr>
-          <w:rStyle w:val="Strong"/>
-          <w:b w:val="0"/>
-          <w:bCs w:val="0"/>
-          <w:sz w:val="28"/>
-          <w:szCs w:val="28"/>
-        </w:rPr>
-        <w:t>:</w:t>
-      </w:r>
-      <w:r>
-        <w:rPr>
-          <w:sz w:val="28"/>
-          <w:szCs w:val="28"/>
-        </w:rPr>
-        <w:t xml:space="preserve"> </w:t>
-      </w:r>
-      <w:r>
-        <w:rPr>
-          <w:sz w:val="28"/>
-          <w:szCs w:val="28"/>
-        </w:rPr>
-        <w:t xml:space="preserve">The Schedule Property is duly identified in the records of the concerned Local Authority/Competent Authority under </w:t>
-      </w:r>
-      <w:r>
-        <w:rPr>
-          <w:rStyle w:val="Strong"/>
-          <w:b w:val="0"/>
-          <w:bCs w:val="0"/>
-          <w:sz w:val="28"/>
-          <w:szCs w:val="28"/>
-        </w:rPr>
-        <w:t>Assessment No.</w:t>
-      </w:r>
-      <w:r>
-        <w:rPr>
-          <w:rStyle w:val="Strong"/>
-          <w:sz w:val="28"/>
-          <w:szCs w:val="28"/>
-        </w:rPr>
-        <w:t>&lt;BLT No.&gt;</w:t>
-      </w:r>
-      <w:r>
-        <w:rPr>
-          <w:sz w:val="28"/>
-          <w:szCs w:val="28"/>
-        </w:rPr>
-        <w:t>.</w:t>
-      </w:r>
-    </w:p>
-    <w:p>
-      <w:pPr>
-        <w:pStyle w:val="isselectedend"/>
-        <w:spacing w:before="120" w:beforeAutospacing="0" w:after="0" w:afterAutospacing="0"/>
-        <w:ind w:firstLine="720"/>
-        <w:jc w:val="both"/>
-        <w:rPr>
-          <w:sz w:val="28"/>
-          <w:szCs w:val="28"/>
-        </w:rPr>
-      </w:pPr>
-      <w:r>
-        <w:rPr>
-          <w:rStyle w:val="Strong"/>
-          <w:b w:val="0"/>
-          <w:bCs w:val="0"/>
-          <w:sz w:val="28"/>
-          <w:szCs w:val="28"/>
-        </w:rPr>
-        <w:t>(h)</w:t>
-      </w:r>
-      <w:r>
-        <w:rPr>
-          <w:rStyle w:val="Strong"/>
-          <w:sz w:val="28"/>
-          <w:szCs w:val="28"/>
-        </w:rPr>
-        <w:t xml:space="preserve"> House Permission:</w:t>
-      </w:r>
-      <w:r>
-        <w:rPr>
-          <w:sz w:val="28"/>
-          <w:szCs w:val="28"/>
-        </w:rPr>
-        <w:t xml:space="preserve"> The Schedule Property is covered by House Permission No. </w:t>
-      </w:r>
-      <w:r>
-        <w:rPr>
-          <w:rStyle w:val="Strong"/>
-          <w:sz w:val="28"/>
-          <w:szCs w:val="28"/>
-        </w:rPr>
-        <w:t>&lt;House Permission No.&gt;</w:t>
-      </w:r>
-      <w:r>
-        <w:rPr>
-          <w:sz w:val="28"/>
-          <w:szCs w:val="28"/>
-        </w:rPr>
-        <w:t xml:space="preserve">, dated </w:t>
-      </w:r>
-      <w:r>
-        <w:rPr>
-          <w:rStyle w:val="Strong"/>
-          <w:sz w:val="28"/>
-          <w:szCs w:val="28"/>
-        </w:rPr>
-        <w:t>&lt;Permission Date&gt;</w:t>
-      </w:r>
-      <w:r>
-        <w:rPr>
-          <w:sz w:val="28"/>
-          <w:szCs w:val="28"/>
-        </w:rPr>
-        <w:t xml:space="preserve">, issued by the concerned Local Authority, </w:t>
-      </w:r>
-      <w:r>
-        <w:rPr>
-          <w:rStyle w:val="Strong"/>
-          <w:sz w:val="28"/>
-          <w:szCs w:val="28"/>
-        </w:rPr>
-        <w:t xml:space="preserve">&lt;Municipality/Gram </w:t>
-      </w:r>
-      <w:proofErr w:type="spellStart"/>
-      <w:r>
-        <w:rPr>
-          <w:rStyle w:val="Strong"/>
-          <w:sz w:val="28"/>
-          <w:szCs w:val="28"/>
-        </w:rPr>
-        <w:t>Panchayat</w:t>
-      </w:r>
-      <w:proofErr w:type="spellEnd"/>
-      <w:r>
-        <w:rPr>
-          <w:rStyle w:val="Strong"/>
-          <w:sz w:val="28"/>
-          <w:szCs w:val="28"/>
-        </w:rPr>
-        <w:t xml:space="preserve"> Name&gt;</w:t>
-      </w:r>
-      <w:r>
-        <w:rPr>
-          <w:sz w:val="28"/>
-          <w:szCs w:val="28"/>
-        </w:rPr>
-        <w:t>, in respect of the construction of the house situated on the Schedule Property.</w:t>
-      </w:r>
-    </w:p>
-    <w:p>
-      <w:pPr>
-        <w:pStyle w:val="isselectedend"/>
-        <w:spacing w:before="120" w:beforeAutospacing="0" w:after="0" w:afterAutospacing="0"/>
-        <w:ind w:firstLine="720"/>
-        <w:jc w:val="both"/>
-        <w:rPr>
-          <w:sz w:val="28"/>
-          <w:szCs w:val="28"/>
-        </w:rPr>
-      </w:pPr>
-      <w:r>
-        <w:rPr>
-          <w:rStyle w:val="Strong"/>
-          <w:b w:val="0"/>
-          <w:bCs w:val="0"/>
-          <w:sz w:val="28"/>
-          <w:szCs w:val="28"/>
-        </w:rPr>
-        <w:t>(</w:t>
-      </w:r>
-      <w:proofErr w:type="spellStart"/>
-      <w:r>
-        <w:rPr>
-          <w:rStyle w:val="Strong"/>
-          <w:b w:val="0"/>
-          <w:bCs w:val="0"/>
-          <w:sz w:val="28"/>
-          <w:szCs w:val="28"/>
-        </w:rPr>
-        <w:t>i</w:t>
-      </w:r>
-      <w:proofErr w:type="spellEnd"/>
-      <w:r>
-        <w:rPr>
-          <w:rStyle w:val="Strong"/>
-          <w:b w:val="0"/>
-          <w:bCs w:val="0"/>
-          <w:sz w:val="28"/>
-          <w:szCs w:val="28"/>
-        </w:rPr>
-        <w:t>)</w:t>
-      </w:r>
-      <w:r>
-        <w:rPr>
-          <w:rStyle w:val="Strong"/>
-          <w:sz w:val="28"/>
-          <w:szCs w:val="28"/>
-        </w:rPr>
-        <w:t xml:space="preserve"> </w:t>
-      </w:r>
-      <w:r>
-        <w:rPr>
-          <w:rStyle w:val="Strong"/>
-          <w:sz w:val="28"/>
-          <w:szCs w:val="28"/>
-        </w:rPr>
-        <w:t xml:space="preserve">L.R.S.-2020 </w:t>
-      </w:r>
-      <w:proofErr w:type="spellStart"/>
-      <w:r>
-        <w:rPr>
-          <w:rStyle w:val="Strong"/>
-          <w:sz w:val="28"/>
-          <w:szCs w:val="28"/>
-        </w:rPr>
-        <w:t>Application</w:t>
-      </w:r>
-      <w:proofErr w:type="gramStart"/>
-      <w:r>
-        <w:rPr>
-          <w:rStyle w:val="Strong"/>
-          <w:sz w:val="28"/>
-          <w:szCs w:val="28"/>
-        </w:rPr>
-        <w:t>:</w:t>
-      </w:r>
-      <w:r>
-        <w:rPr>
-          <w:sz w:val="28"/>
-          <w:szCs w:val="28"/>
-        </w:rPr>
-        <w:t>The</w:t>
-      </w:r>
-      <w:proofErr w:type="spellEnd"/>
-      <w:proofErr w:type="gramEnd"/>
-      <w:r>
-        <w:rPr>
-          <w:sz w:val="28"/>
-          <w:szCs w:val="28"/>
-        </w:rPr>
-        <w:t xml:space="preserve"> Schedule Property has been submitted under the Layout </w:t>
-      </w:r>
-      <w:proofErr w:type="spellStart"/>
-      <w:r>
-        <w:rPr>
-          <w:sz w:val="28"/>
-          <w:szCs w:val="28"/>
-        </w:rPr>
-        <w:t>Regularisation</w:t>
-      </w:r>
-      <w:proofErr w:type="spellEnd"/>
-      <w:r>
-        <w:rPr>
-          <w:sz w:val="28"/>
-          <w:szCs w:val="28"/>
-        </w:rPr>
-        <w:t xml:space="preserve"> Scheme, 2020, vide </w:t>
-      </w:r>
-      <w:r>
-        <w:rPr>
-          <w:rStyle w:val="Strong"/>
-          <w:b w:val="0"/>
-          <w:bCs w:val="0"/>
-          <w:sz w:val="28"/>
-          <w:szCs w:val="28"/>
-        </w:rPr>
-        <w:t>L.R.S. Application No.</w:t>
-      </w:r>
-      <w:r>
-        <w:rPr>
-          <w:rStyle w:val="Strong"/>
-          <w:sz w:val="28"/>
-          <w:szCs w:val="28"/>
-        </w:rPr>
-        <w:t xml:space="preserve"> &lt;LRS Application No.&gt;</w:t>
-      </w:r>
-      <w:r>
-        <w:rPr>
-          <w:sz w:val="28"/>
-          <w:szCs w:val="28"/>
-        </w:rPr>
-        <w:t xml:space="preserve">, dated </w:t>
-      </w:r>
-      <w:r>
-        <w:rPr>
-          <w:rStyle w:val="Strong"/>
-          <w:sz w:val="28"/>
-          <w:szCs w:val="28"/>
-        </w:rPr>
-        <w:t>&lt;Application Date&gt;</w:t>
-      </w:r>
-      <w:r>
-        <w:rPr>
-          <w:sz w:val="28"/>
-          <w:szCs w:val="28"/>
-        </w:rPr>
-        <w:t>.</w:t>
-      </w:r>
-    </w:p>
-    <w:p>
-      <w:pPr>
-        <w:pStyle w:val="isselectedend"/>
-        <w:spacing w:before="120" w:beforeAutospacing="0" w:after="0" w:afterAutospacing="0"/>
-        <w:ind w:firstLine="720"/>
-        <w:jc w:val="both"/>
-        <w:rPr>
-          <w:sz w:val="36"/>
-          <w:szCs w:val="36"/>
-        </w:rPr>
-      </w:pPr>
-      <w:r>
-        <w:rPr>
-          <w:sz w:val="28"/>
-          <w:szCs w:val="28"/>
-        </w:rPr>
-        <w:t xml:space="preserve">(j) </w:t>
-      </w:r>
-      <w:r>
-        <w:rPr>
-          <w:rStyle w:val="Strong"/>
-          <w:sz w:val="28"/>
-          <w:szCs w:val="28"/>
-        </w:rPr>
-        <w:t>L.R.S. Proceeding</w:t>
-      </w:r>
-      <w:r>
-        <w:rPr>
-          <w:rStyle w:val="Strong"/>
-          <w:sz w:val="28"/>
-          <w:szCs w:val="28"/>
-        </w:rPr>
-        <w:t>:</w:t>
-      </w:r>
-      <w:r>
-        <w:rPr>
-          <w:rStyle w:val="Strong"/>
-          <w:sz w:val="28"/>
-          <w:szCs w:val="28"/>
-        </w:rPr>
-        <w:t xml:space="preserve"> </w:t>
-      </w:r>
-      <w:r>
-        <w:rPr>
-          <w:sz w:val="28"/>
-          <w:szCs w:val="28"/>
-        </w:rPr>
-        <w:t xml:space="preserve">The Schedule Property is covered by </w:t>
-      </w:r>
-      <w:r>
-        <w:rPr>
-          <w:rStyle w:val="Strong"/>
-          <w:b w:val="0"/>
-          <w:bCs w:val="0"/>
-          <w:sz w:val="28"/>
-          <w:szCs w:val="28"/>
-        </w:rPr>
-        <w:t>L.R.S. Proceeding No.</w:t>
-      </w:r>
-      <w:r>
-        <w:rPr>
-          <w:rStyle w:val="Strong"/>
-          <w:sz w:val="28"/>
-          <w:szCs w:val="28"/>
-        </w:rPr>
-        <w:t xml:space="preserve"> &lt;LRS Proceeding No.&gt;</w:t>
-      </w:r>
-      <w:r>
-        <w:rPr>
-          <w:sz w:val="28"/>
-          <w:szCs w:val="28"/>
-        </w:rPr>
-        <w:t xml:space="preserve">, dated </w:t>
-      </w:r>
-      <w:r>
-        <w:rPr>
-          <w:rStyle w:val="Strong"/>
-          <w:sz w:val="28"/>
-          <w:szCs w:val="28"/>
-        </w:rPr>
-        <w:t>&lt;Proceeding Date&gt;</w:t>
-      </w:r>
-      <w:r>
-        <w:rPr>
-          <w:sz w:val="28"/>
-          <w:szCs w:val="28"/>
-        </w:rPr>
-        <w:t>, issued by the Competent Authority.</w:t>
-      </w:r>
-    </w:p>
-    <w:p>
-      <w:pPr>
-        <w:pStyle w:val="isselectedend"/>
-        <w:ind w:firstLine="720"/>
-        <w:jc w:val="both"/>
-        <w:rPr>
-          <w:sz w:val="28"/>
-          <w:szCs w:val="28"/>
-        </w:rPr>
-      </w:pPr>
-      <w:r>
-        <w:rPr>
-          <w:rStyle w:val="Strong"/>
-          <w:b w:val="0"/>
-          <w:bCs w:val="0"/>
-          <w:sz w:val="28"/>
-          <w:szCs w:val="28"/>
-        </w:rPr>
-        <w:t>AND WHEREAS</w:t>
-      </w:r>
-      <w:r>
-        <w:rPr>
-          <w:sz w:val="28"/>
-          <w:szCs w:val="28"/>
-        </w:rPr>
-        <w:t xml:space="preserve">, the </w:t>
-      </w:r>
-      <w:r>
-        <w:rPr>
-          <w:rStyle w:val="Strong"/>
-          <w:b w:val="0"/>
-          <w:bCs w:val="0"/>
-          <w:sz w:val="28"/>
-          <w:szCs w:val="28"/>
-        </w:rPr>
-        <w:t>Vendor/s</w:t>
-      </w:r>
-      <w:r>
-        <w:rPr>
-          <w:sz w:val="28"/>
-          <w:szCs w:val="28"/>
-        </w:rPr>
-        <w:t xml:space="preserve">, on account of family necessities and financial requirements, </w:t>
-      </w:r>
-      <w:r>
-        <w:rPr>
-          <w:rStyle w:val="Strong"/>
-          <w:b w:val="0"/>
-          <w:bCs w:val="0"/>
-          <w:sz w:val="28"/>
-          <w:szCs w:val="28"/>
-        </w:rPr>
-        <w:t>has/have</w:t>
-      </w:r>
-      <w:r>
-        <w:rPr>
-          <w:sz w:val="28"/>
-          <w:szCs w:val="28"/>
-        </w:rPr>
-        <w:t xml:space="preserve"> agreed to sell and the </w:t>
-      </w:r>
-      <w:r>
-        <w:rPr>
-          <w:rStyle w:val="Strong"/>
-          <w:b w:val="0"/>
-          <w:bCs w:val="0"/>
-          <w:sz w:val="28"/>
-          <w:szCs w:val="28"/>
-        </w:rPr>
-        <w:t>Vendee/s has/have</w:t>
-      </w:r>
-      <w:r>
-        <w:rPr>
-          <w:sz w:val="28"/>
-          <w:szCs w:val="28"/>
-        </w:rPr>
-        <w:t xml:space="preserve"> agreed to purchase the Schedule Property for a total sale consideration of </w:t>
-      </w:r>
-      <w:r>
-        <w:rPr>
-          <w:sz w:val="28"/>
-          <w:szCs w:val="28"/>
-        </w:rPr>
-        <w:t>Rs.</w:t>
-      </w:r>
-      <w:r>
-        <w:rPr>
-          <w:b/>
-          <w:bCs/>
-          <w:sz w:val="28"/>
-          <w:szCs w:val="28"/>
-        </w:rPr>
-        <w:t>&lt;Market of Value Rs./-&gt;</w:t>
-      </w:r>
-      <w:r>
-        <w:rPr>
-          <w:sz w:val="28"/>
-          <w:szCs w:val="28"/>
-        </w:rPr>
-        <w:t>/-</w:t>
-      </w:r>
-      <w:r>
-        <w:rPr>
-          <w:b/>
-          <w:bCs/>
+          <w:sz w:val="28"/>
+          <w:szCs w:val="28"/>
+        </w:rPr>
+        <w:t>&gt;</w:t>
+      </w:r>
+      <w:r>
+        <w:rPr>
           <w:sz w:val="28"/>
           <w:szCs w:val="28"/>
         </w:rPr>
@@ -3444,7 +3371,16 @@
           <w:sz w:val="28"/>
           <w:szCs w:val="28"/>
         </w:rPr>
-        <w:t>Rs.</w:t>
+        <w:t>Rs</w:t>
+      </w:r>
+      <w:proofErr w:type="gramStart"/>
+      <w:r>
+        <w:rPr>
+          <w:rFonts w:ascii="Times New Roman" w:hAnsi="Times New Roman" w:cs="Times New Roman"/>
+          <w:sz w:val="28"/>
+          <w:szCs w:val="28"/>
+        </w:rPr>
+        <w:t>.</w:t>
       </w:r>
       <w:r>
         <w:rPr>
@@ -3454,7 +3390,18 @@
           <w:sz w:val="28"/>
           <w:szCs w:val="28"/>
         </w:rPr>
-        <w:t>&lt;Market of Value Rs./-&gt;</w:t>
+        <w:t>&lt;</w:t>
+      </w:r>
+      <w:proofErr w:type="gramEnd"/>
+      <w:r>
+        <w:rPr>
+          <w:rFonts w:ascii="Times New Roman" w:hAnsi="Times New Roman" w:cs="Times New Roman"/>
+          <w:b/>
+          <w:bCs/>
+          <w:sz w:val="28"/>
+          <w:szCs w:val="28"/>
+        </w:rPr>
+        <w:t>Market of Value Rs./-&gt;</w:t>
       </w:r>
       <w:r>
         <w:rPr>
@@ -3467,6 +3414,37 @@
       <w:r>
         <w:rPr>
           <w:rFonts w:ascii="Times New Roman" w:hAnsi="Times New Roman" w:cs="Times New Roman"/>
+          <w:sz w:val="28"/>
+          <w:szCs w:val="28"/>
+        </w:rPr>
+        <w:t>,</w:t>
+      </w:r>
+      <w:r>
+        <w:rPr>
+          <w:sz w:val="28"/>
+          <w:szCs w:val="28"/>
+        </w:rPr>
+        <w:t xml:space="preserve"> </w:t>
+      </w:r>
+      <w:r>
+        <w:rPr>
+          <w:rFonts w:ascii="Times New Roman" w:hAnsi="Times New Roman" w:cs="Times New Roman"/>
+          <w:sz w:val="28"/>
+          <w:szCs w:val="28"/>
+        </w:rPr>
+        <w:t>&lt; Consideration in words &gt;.</w:t>
+      </w:r>
+      <w:r>
+        <w:rPr>
+          <w:rFonts w:ascii="Times New Roman" w:hAnsi="Times New Roman" w:cs="Times New Roman"/>
+          <w:sz w:val="28"/>
+          <w:szCs w:val="28"/>
+        </w:rPr>
+        <w:t xml:space="preserve"> </w:t>
+      </w:r>
+      <w:r>
+        <w:rPr>
+          <w:rFonts w:ascii="Times New Roman" w:hAnsi="Times New Roman" w:cs="Times New Roman"/>
           <w:bCs/>
           <w:sz w:val="28"/>
           <w:szCs w:val="28"/>
@@ -3498,6 +3476,53 @@
           <w:sz w:val="28"/>
           <w:szCs w:val="28"/>
         </w:rPr>
+        <w:t>/</w:t>
+      </w:r>
+      <w:proofErr w:type="gramStart"/>
+      <w:r>
+        <w:rPr>
+          <w:rFonts w:ascii="Times New Roman" w:hAnsi="Times New Roman" w:cs="Times New Roman"/>
+          <w:bCs/>
+          <w:sz w:val="28"/>
+          <w:szCs w:val="28"/>
+        </w:rPr>
+        <w:t>have</w:t>
+      </w:r>
+      <w:proofErr w:type="gramEnd"/>
+      <w:r>
+        <w:rPr>
+          <w:rFonts w:ascii="Times New Roman" w:hAnsi="Times New Roman" w:cs="Times New Roman"/>
+          <w:bCs/>
+          <w:sz w:val="28"/>
+          <w:szCs w:val="28"/>
+        </w:rPr>
+        <w:t xml:space="preserve"> paid and the </w:t>
+      </w:r>
+      <w:r>
+        <w:rPr>
+          <w:rFonts w:ascii="Times New Roman" w:hAnsi="Times New Roman" w:cs="Times New Roman"/>
+          <w:bCs/>
+          <w:sz w:val="28"/>
+          <w:szCs w:val="28"/>
+        </w:rPr>
+        <w:t xml:space="preserve">Vendor/s </w:t>
+      </w:r>
+      <w:r>
+        <w:rPr>
+          <w:rFonts w:ascii="Times New Roman" w:hAnsi="Times New Roman" w:cs="Times New Roman"/>
+          <w:bCs/>
+          <w:sz w:val="28"/>
+          <w:szCs w:val="28"/>
+        </w:rPr>
+        <w:t>has</w:t>
+      </w:r>
+      <w:r>
+        <w:rPr>
+          <w:rFonts w:ascii="Times New Roman" w:hAnsi="Times New Roman" w:cs="Times New Roman"/>
+          <w:bCs/>
+          <w:sz w:val="28"/>
+          <w:szCs w:val="28"/>
+        </w:rPr>
         <w:t>/have</w:t>
       </w:r>
       <w:r>
@@ -3507,43 +3532,1005 @@
           <w:sz w:val="28"/>
           <w:szCs w:val="28"/>
         </w:rPr>
-        <w:t xml:space="preserve"> paid and the </w:t>
-      </w:r>
-      <w:r>
-        <w:rPr>
-          <w:rFonts w:ascii="Times New Roman" w:hAnsi="Times New Roman" w:cs="Times New Roman"/>
+        <w:t xml:space="preserve"> received the said consideration as per the details hereunder:</w:t>
+      </w:r>
+    </w:p>
+    <w:p>
+      <w:pPr>
+        <w:pStyle w:val="BodyText"/>
+        <w:numPr>
+          <w:ilvl w:val="0"/>
+          <w:numId w:val="18"/>
+        </w:numPr>
+        <w:spacing w:before="100" w:beforeAutospacing="1" w:after="120"/>
+        <w:ind w:left="0" w:firstLine="432"/>
+        <w:jc w:val="both"/>
+        <w:rPr>
+          <w:rFonts w:ascii="Times New Roman" w:hAnsi="Times New Roman" w:cs="Times New Roman"/>
+          <w:sz w:val="28"/>
+          <w:szCs w:val="28"/>
+        </w:rPr>
+      </w:pPr>
+      <w:r>
+        <w:rPr>
+          <w:rFonts w:ascii="Times New Roman" w:hAnsi="Times New Roman" w:cs="Times New Roman"/>
+          <w:b/>
           <w:bCs/>
           <w:sz w:val="28"/>
           <w:szCs w:val="28"/>
         </w:rPr>
-        <w:t xml:space="preserve">Vendor/s </w:t>
-      </w:r>
-      <w:r>
-        <w:rPr>
-          <w:rFonts w:ascii="Times New Roman" w:hAnsi="Times New Roman" w:cs="Times New Roman"/>
+        <w:t>RTGS/</w:t>
+      </w:r>
+      <w:proofErr w:type="spellStart"/>
+      <w:r>
+        <w:rPr>
+          <w:rFonts w:ascii="Times New Roman" w:hAnsi="Times New Roman" w:cs="Times New Roman"/>
+          <w:b/>
           <w:bCs/>
           <w:sz w:val="28"/>
           <w:szCs w:val="28"/>
         </w:rPr>
-        <w:t>has</w:t>
-      </w:r>
-      <w:r>
-        <w:rPr>
-          <w:rFonts w:ascii="Times New Roman" w:hAnsi="Times New Roman" w:cs="Times New Roman"/>
+        <w:t>NEFT</w:t>
+      </w:r>
+      <w:proofErr w:type="gramStart"/>
+      <w:r>
+        <w:rPr>
+          <w:rFonts w:ascii="Times New Roman" w:hAnsi="Times New Roman" w:cs="Times New Roman"/>
+          <w:sz w:val="28"/>
+          <w:szCs w:val="28"/>
+        </w:rPr>
+        <w:t>:</w:t>
+      </w:r>
+      <w:r>
+        <w:rPr>
+          <w:rStyle w:val="Strong"/>
+          <w:rFonts w:ascii="Times New Roman" w:hAnsi="Times New Roman" w:cs="Times New Roman"/>
+          <w:b w:val="0"/>
+          <w:bCs w:val="0"/>
+          <w:sz w:val="28"/>
+          <w:szCs w:val="28"/>
+        </w:rPr>
+        <w:t>Amount</w:t>
+      </w:r>
+      <w:proofErr w:type="spellEnd"/>
+      <w:proofErr w:type="gramEnd"/>
+      <w:r>
+        <w:rPr>
+          <w:rStyle w:val="Strong"/>
+          <w:rFonts w:ascii="Times New Roman" w:hAnsi="Times New Roman" w:cs="Times New Roman"/>
+          <w:b w:val="0"/>
+          <w:bCs w:val="0"/>
+          <w:sz w:val="28"/>
+          <w:szCs w:val="28"/>
+        </w:rPr>
+        <w:t xml:space="preserve"> of Rs.&lt;Amount&gt;/-</w:t>
+      </w:r>
+      <w:r>
+        <w:rPr>
+          <w:rFonts w:ascii="Times New Roman" w:hAnsi="Times New Roman" w:cs="Times New Roman"/>
+          <w:sz w:val="28"/>
+          <w:szCs w:val="28"/>
+        </w:rPr>
+        <w:t xml:space="preserve"> paid by the Vendee/s, namely </w:t>
+      </w:r>
+      <w:r>
+        <w:rPr>
+          <w:rStyle w:val="Strong"/>
+          <w:rFonts w:ascii="Times New Roman" w:hAnsi="Times New Roman" w:cs="Times New Roman"/>
+          <w:b w:val="0"/>
+          <w:bCs w:val="0"/>
+          <w:sz w:val="28"/>
+          <w:szCs w:val="28"/>
+        </w:rPr>
+        <w:t>&lt;Claimant Name&gt;</w:t>
+      </w:r>
+      <w:r>
+        <w:rPr>
+          <w:rFonts w:ascii="Times New Roman" w:hAnsi="Times New Roman" w:cs="Times New Roman"/>
+          <w:sz w:val="28"/>
+          <w:szCs w:val="28"/>
+        </w:rPr>
+        <w:t xml:space="preserve">, to the Vendor/s, namely </w:t>
+      </w:r>
+      <w:r>
+        <w:rPr>
+          <w:rStyle w:val="Strong"/>
+          <w:rFonts w:ascii="Times New Roman" w:hAnsi="Times New Roman" w:cs="Times New Roman"/>
+          <w:b w:val="0"/>
+          <w:bCs w:val="0"/>
+          <w:sz w:val="28"/>
+          <w:szCs w:val="28"/>
+        </w:rPr>
+        <w:t>&lt;</w:t>
+      </w:r>
+      <w:proofErr w:type="spellStart"/>
+      <w:r>
+        <w:rPr>
+          <w:rStyle w:val="Strong"/>
+          <w:rFonts w:ascii="Times New Roman" w:hAnsi="Times New Roman" w:cs="Times New Roman"/>
+          <w:b w:val="0"/>
+          <w:bCs w:val="0"/>
+          <w:sz w:val="28"/>
+          <w:szCs w:val="28"/>
+        </w:rPr>
+        <w:t>Executant</w:t>
+      </w:r>
+      <w:proofErr w:type="spellEnd"/>
+      <w:r>
+        <w:rPr>
+          <w:rStyle w:val="Strong"/>
+          <w:rFonts w:ascii="Times New Roman" w:hAnsi="Times New Roman" w:cs="Times New Roman"/>
+          <w:b w:val="0"/>
+          <w:bCs w:val="0"/>
+          <w:sz w:val="28"/>
+          <w:szCs w:val="28"/>
+        </w:rPr>
+        <w:t xml:space="preserve"> Name&gt;</w:t>
+      </w:r>
+      <w:r>
+        <w:rPr>
+          <w:rFonts w:ascii="Times New Roman" w:hAnsi="Times New Roman" w:cs="Times New Roman"/>
+          <w:sz w:val="28"/>
+          <w:szCs w:val="28"/>
+        </w:rPr>
+        <w:t xml:space="preserve">, through </w:t>
+      </w:r>
+      <w:r>
+        <w:rPr>
+          <w:rStyle w:val="Strong"/>
+          <w:rFonts w:ascii="Times New Roman" w:hAnsi="Times New Roman" w:cs="Times New Roman"/>
+          <w:b w:val="0"/>
+          <w:bCs w:val="0"/>
+          <w:sz w:val="28"/>
+          <w:szCs w:val="28"/>
+        </w:rPr>
+        <w:t>RTGS/NEFT</w:t>
+      </w:r>
+      <w:r>
+        <w:rPr>
+          <w:rFonts w:ascii="Times New Roman" w:hAnsi="Times New Roman" w:cs="Times New Roman"/>
+          <w:sz w:val="28"/>
+          <w:szCs w:val="28"/>
+        </w:rPr>
+        <w:t xml:space="preserve">, vide </w:t>
+      </w:r>
+      <w:r>
+        <w:rPr>
+          <w:rStyle w:val="Strong"/>
+          <w:rFonts w:ascii="Times New Roman" w:hAnsi="Times New Roman" w:cs="Times New Roman"/>
+          <w:b w:val="0"/>
+          <w:bCs w:val="0"/>
+          <w:sz w:val="28"/>
+          <w:szCs w:val="28"/>
+        </w:rPr>
+        <w:t>Transaction No./UTR No. &lt;UTR No.&gt;</w:t>
+      </w:r>
+      <w:r>
+        <w:rPr>
+          <w:rFonts w:ascii="Times New Roman" w:hAnsi="Times New Roman" w:cs="Times New Roman"/>
+          <w:sz w:val="28"/>
+          <w:szCs w:val="28"/>
+        </w:rPr>
+        <w:t xml:space="preserve">, dated </w:t>
+      </w:r>
+      <w:r>
+        <w:rPr>
+          <w:rStyle w:val="Strong"/>
+          <w:rFonts w:ascii="Times New Roman" w:hAnsi="Times New Roman" w:cs="Times New Roman"/>
+          <w:b w:val="0"/>
+          <w:bCs w:val="0"/>
+          <w:sz w:val="28"/>
+          <w:szCs w:val="28"/>
+        </w:rPr>
+        <w:t>&lt;Date&gt;</w:t>
+      </w:r>
+      <w:r>
+        <w:rPr>
+          <w:rFonts w:ascii="Times New Roman" w:hAnsi="Times New Roman" w:cs="Times New Roman"/>
+          <w:sz w:val="28"/>
+          <w:szCs w:val="28"/>
+        </w:rPr>
+        <w:t xml:space="preserve">, from </w:t>
+      </w:r>
+      <w:r>
+        <w:rPr>
+          <w:rStyle w:val="Strong"/>
+          <w:rFonts w:ascii="Times New Roman" w:hAnsi="Times New Roman" w:cs="Times New Roman"/>
+          <w:b w:val="0"/>
+          <w:bCs w:val="0"/>
+          <w:sz w:val="28"/>
+          <w:szCs w:val="28"/>
+        </w:rPr>
+        <w:t>&lt;Bank Name&gt;</w:t>
+      </w:r>
+      <w:r>
+        <w:rPr>
+          <w:rFonts w:ascii="Times New Roman" w:hAnsi="Times New Roman" w:cs="Times New Roman"/>
+          <w:sz w:val="28"/>
+          <w:szCs w:val="28"/>
+        </w:rPr>
+        <w:t>.</w:t>
+      </w:r>
+    </w:p>
+    <w:p>
+      <w:pPr>
+        <w:pStyle w:val="BodyText"/>
+        <w:numPr>
+          <w:ilvl w:val="0"/>
+          <w:numId w:val="18"/>
+        </w:numPr>
+        <w:spacing w:before="100" w:beforeAutospacing="1" w:after="120"/>
+        <w:ind w:left="0" w:firstLine="432"/>
+        <w:jc w:val="both"/>
+        <w:rPr>
+          <w:rFonts w:ascii="Times New Roman" w:hAnsi="Times New Roman" w:cs="Times New Roman"/>
+          <w:sz w:val="28"/>
+          <w:szCs w:val="28"/>
+        </w:rPr>
+      </w:pPr>
+      <w:proofErr w:type="spellStart"/>
+      <w:r>
+        <w:rPr>
+          <w:rFonts w:ascii="Times New Roman" w:hAnsi="Times New Roman" w:cs="Times New Roman"/>
+          <w:b/>
           <w:bCs/>
           <w:sz w:val="28"/>
           <w:szCs w:val="28"/>
         </w:rPr>
-        <w:t>/have</w:t>
-      </w:r>
-      <w:r>
-        <w:rPr>
-          <w:rFonts w:ascii="Times New Roman" w:hAnsi="Times New Roman" w:cs="Times New Roman"/>
+        <w:t>Cheque</w:t>
+      </w:r>
+      <w:proofErr w:type="spellEnd"/>
+      <w:r>
+        <w:rPr>
+          <w:rFonts w:ascii="Times New Roman" w:hAnsi="Times New Roman" w:cs="Times New Roman"/>
+          <w:sz w:val="28"/>
+          <w:szCs w:val="28"/>
+        </w:rPr>
+        <w:t xml:space="preserve">: </w:t>
+      </w:r>
+      <w:r>
+        <w:rPr>
+          <w:rStyle w:val="Strong"/>
+          <w:rFonts w:ascii="Times New Roman" w:hAnsi="Times New Roman" w:cs="Times New Roman"/>
+          <w:b w:val="0"/>
+          <w:bCs w:val="0"/>
+          <w:sz w:val="28"/>
+          <w:szCs w:val="28"/>
+        </w:rPr>
+        <w:t>Amount of Rs</w:t>
+      </w:r>
+      <w:proofErr w:type="gramStart"/>
+      <w:r>
+        <w:rPr>
+          <w:rStyle w:val="Strong"/>
+          <w:rFonts w:ascii="Times New Roman" w:hAnsi="Times New Roman" w:cs="Times New Roman"/>
+          <w:b w:val="0"/>
+          <w:bCs w:val="0"/>
+          <w:sz w:val="28"/>
+          <w:szCs w:val="28"/>
+        </w:rPr>
+        <w:t>.&lt;</w:t>
+      </w:r>
+      <w:proofErr w:type="gramEnd"/>
+      <w:r>
+        <w:rPr>
+          <w:rStyle w:val="Strong"/>
+          <w:rFonts w:ascii="Times New Roman" w:hAnsi="Times New Roman" w:cs="Times New Roman"/>
+          <w:b w:val="0"/>
+          <w:bCs w:val="0"/>
+          <w:sz w:val="28"/>
+          <w:szCs w:val="28"/>
+        </w:rPr>
+        <w:t>Amount&gt;/-</w:t>
+      </w:r>
+      <w:r>
+        <w:rPr>
+          <w:rFonts w:ascii="Times New Roman" w:hAnsi="Times New Roman" w:cs="Times New Roman"/>
+          <w:sz w:val="28"/>
+          <w:szCs w:val="28"/>
+        </w:rPr>
+        <w:t xml:space="preserve"> paid by the Vendee/s, namely </w:t>
+      </w:r>
+      <w:r>
+        <w:rPr>
+          <w:rStyle w:val="Strong"/>
+          <w:rFonts w:ascii="Times New Roman" w:hAnsi="Times New Roman" w:cs="Times New Roman"/>
+          <w:b w:val="0"/>
+          <w:bCs w:val="0"/>
+          <w:sz w:val="28"/>
+          <w:szCs w:val="28"/>
+        </w:rPr>
+        <w:t>&lt;Claimant Name&gt;</w:t>
+      </w:r>
+      <w:r>
+        <w:rPr>
+          <w:rFonts w:ascii="Times New Roman" w:hAnsi="Times New Roman" w:cs="Times New Roman"/>
+          <w:sz w:val="28"/>
+          <w:szCs w:val="28"/>
+        </w:rPr>
+        <w:t xml:space="preserve">, to the Vendor/s, namely </w:t>
+      </w:r>
+      <w:r>
+        <w:rPr>
+          <w:rStyle w:val="Strong"/>
+          <w:rFonts w:ascii="Times New Roman" w:hAnsi="Times New Roman" w:cs="Times New Roman"/>
+          <w:b w:val="0"/>
+          <w:bCs w:val="0"/>
+          <w:sz w:val="28"/>
+          <w:szCs w:val="28"/>
+        </w:rPr>
+        <w:t>&lt;</w:t>
+      </w:r>
+      <w:proofErr w:type="spellStart"/>
+      <w:r>
+        <w:rPr>
+          <w:rStyle w:val="Strong"/>
+          <w:rFonts w:ascii="Times New Roman" w:hAnsi="Times New Roman" w:cs="Times New Roman"/>
+          <w:b w:val="0"/>
+          <w:bCs w:val="0"/>
+          <w:sz w:val="28"/>
+          <w:szCs w:val="28"/>
+        </w:rPr>
+        <w:t>Executant</w:t>
+      </w:r>
+      <w:proofErr w:type="spellEnd"/>
+      <w:r>
+        <w:rPr>
+          <w:rStyle w:val="Strong"/>
+          <w:rFonts w:ascii="Times New Roman" w:hAnsi="Times New Roman" w:cs="Times New Roman"/>
+          <w:b w:val="0"/>
+          <w:bCs w:val="0"/>
+          <w:sz w:val="28"/>
+          <w:szCs w:val="28"/>
+        </w:rPr>
+        <w:t xml:space="preserve"> Name&gt;</w:t>
+      </w:r>
+      <w:r>
+        <w:rPr>
+          <w:rFonts w:ascii="Times New Roman" w:hAnsi="Times New Roman" w:cs="Times New Roman"/>
+          <w:sz w:val="28"/>
+          <w:szCs w:val="28"/>
+        </w:rPr>
+        <w:t xml:space="preserve">, through </w:t>
+      </w:r>
+      <w:proofErr w:type="spellStart"/>
+      <w:r>
+        <w:rPr>
+          <w:rStyle w:val="Strong"/>
+          <w:rFonts w:ascii="Times New Roman" w:hAnsi="Times New Roman" w:cs="Times New Roman"/>
+          <w:b w:val="0"/>
+          <w:bCs w:val="0"/>
+          <w:sz w:val="28"/>
+          <w:szCs w:val="28"/>
+        </w:rPr>
+        <w:t>Cheque</w:t>
+      </w:r>
+      <w:proofErr w:type="spellEnd"/>
+      <w:r>
+        <w:rPr>
+          <w:rStyle w:val="Strong"/>
+          <w:rFonts w:ascii="Times New Roman" w:hAnsi="Times New Roman" w:cs="Times New Roman"/>
+          <w:b w:val="0"/>
+          <w:bCs w:val="0"/>
+          <w:sz w:val="28"/>
+          <w:szCs w:val="28"/>
+        </w:rPr>
+        <w:t xml:space="preserve"> No. &lt;</w:t>
+      </w:r>
+      <w:proofErr w:type="spellStart"/>
+      <w:r>
+        <w:rPr>
+          <w:rStyle w:val="Strong"/>
+          <w:rFonts w:ascii="Times New Roman" w:hAnsi="Times New Roman" w:cs="Times New Roman"/>
+          <w:b w:val="0"/>
+          <w:bCs w:val="0"/>
+          <w:sz w:val="28"/>
+          <w:szCs w:val="28"/>
+        </w:rPr>
+        <w:t>Cheque</w:t>
+      </w:r>
+      <w:proofErr w:type="spellEnd"/>
+      <w:r>
+        <w:rPr>
+          <w:rStyle w:val="Strong"/>
+          <w:rFonts w:ascii="Times New Roman" w:hAnsi="Times New Roman" w:cs="Times New Roman"/>
+          <w:b w:val="0"/>
+          <w:bCs w:val="0"/>
+          <w:sz w:val="28"/>
+          <w:szCs w:val="28"/>
+        </w:rPr>
+        <w:t xml:space="preserve"> No.&gt;</w:t>
+      </w:r>
+      <w:r>
+        <w:rPr>
+          <w:rFonts w:ascii="Times New Roman" w:hAnsi="Times New Roman" w:cs="Times New Roman"/>
+          <w:sz w:val="28"/>
+          <w:szCs w:val="28"/>
+        </w:rPr>
+        <w:t xml:space="preserve">, dated </w:t>
+      </w:r>
+      <w:r>
+        <w:rPr>
+          <w:rStyle w:val="Strong"/>
+          <w:rFonts w:ascii="Times New Roman" w:hAnsi="Times New Roman" w:cs="Times New Roman"/>
+          <w:b w:val="0"/>
+          <w:bCs w:val="0"/>
+          <w:sz w:val="28"/>
+          <w:szCs w:val="28"/>
+        </w:rPr>
+        <w:t>&lt;Date&gt;</w:t>
+      </w:r>
+      <w:r>
+        <w:rPr>
+          <w:rFonts w:ascii="Times New Roman" w:hAnsi="Times New Roman" w:cs="Times New Roman"/>
+          <w:sz w:val="28"/>
+          <w:szCs w:val="28"/>
+        </w:rPr>
+        <w:t xml:space="preserve">, drawn on </w:t>
+      </w:r>
+      <w:r>
+        <w:rPr>
+          <w:rStyle w:val="Strong"/>
+          <w:rFonts w:ascii="Times New Roman" w:hAnsi="Times New Roman" w:cs="Times New Roman"/>
+          <w:b w:val="0"/>
+          <w:bCs w:val="0"/>
+          <w:sz w:val="28"/>
+          <w:szCs w:val="28"/>
+        </w:rPr>
+        <w:t>&lt;Bank Name&gt;</w:t>
+      </w:r>
+      <w:r>
+        <w:rPr>
+          <w:rFonts w:ascii="Times New Roman" w:hAnsi="Times New Roman" w:cs="Times New Roman"/>
+          <w:sz w:val="28"/>
+          <w:szCs w:val="28"/>
+        </w:rPr>
+        <w:t>.</w:t>
+      </w:r>
+    </w:p>
+    <w:p>
+      <w:pPr>
+        <w:pStyle w:val="BodyText"/>
+        <w:numPr>
+          <w:ilvl w:val="0"/>
+          <w:numId w:val="18"/>
+        </w:numPr>
+        <w:spacing w:before="100" w:beforeAutospacing="1" w:after="120"/>
+        <w:ind w:left="0" w:firstLine="432"/>
+        <w:jc w:val="both"/>
+        <w:rPr>
+          <w:rFonts w:ascii="Times New Roman" w:hAnsi="Times New Roman" w:cs="Times New Roman"/>
+          <w:sz w:val="28"/>
+          <w:szCs w:val="28"/>
+        </w:rPr>
+      </w:pPr>
+      <w:r>
+        <w:rPr>
+          <w:rFonts w:ascii="Times New Roman" w:hAnsi="Times New Roman" w:cs="Times New Roman"/>
+          <w:b/>
           <w:bCs/>
           <w:sz w:val="28"/>
           <w:szCs w:val="28"/>
         </w:rPr>
-        <w:t xml:space="preserve"> received the said consideration as per the details hereunder:</w:t>
+        <w:t>Demand Draft</w:t>
+      </w:r>
+      <w:r>
+        <w:rPr>
+          <w:rFonts w:ascii="Times New Roman" w:hAnsi="Times New Roman" w:cs="Times New Roman"/>
+          <w:sz w:val="28"/>
+          <w:szCs w:val="28"/>
+        </w:rPr>
+        <w:t xml:space="preserve">: </w:t>
+      </w:r>
+      <w:r>
+        <w:rPr>
+          <w:rStyle w:val="Strong"/>
+          <w:rFonts w:ascii="Times New Roman" w:hAnsi="Times New Roman" w:cs="Times New Roman"/>
+          <w:b w:val="0"/>
+          <w:bCs w:val="0"/>
+          <w:sz w:val="28"/>
+          <w:szCs w:val="28"/>
+        </w:rPr>
+        <w:t>Amount of Rs</w:t>
+      </w:r>
+      <w:proofErr w:type="gramStart"/>
+      <w:r>
+        <w:rPr>
+          <w:rStyle w:val="Strong"/>
+          <w:rFonts w:ascii="Times New Roman" w:hAnsi="Times New Roman" w:cs="Times New Roman"/>
+          <w:b w:val="0"/>
+          <w:bCs w:val="0"/>
+          <w:sz w:val="28"/>
+          <w:szCs w:val="28"/>
+        </w:rPr>
+        <w:t>.&lt;</w:t>
+      </w:r>
+      <w:proofErr w:type="gramEnd"/>
+      <w:r>
+        <w:rPr>
+          <w:rStyle w:val="Strong"/>
+          <w:rFonts w:ascii="Times New Roman" w:hAnsi="Times New Roman" w:cs="Times New Roman"/>
+          <w:b w:val="0"/>
+          <w:bCs w:val="0"/>
+          <w:sz w:val="28"/>
+          <w:szCs w:val="28"/>
+        </w:rPr>
+        <w:t>Amount&gt;/-</w:t>
+      </w:r>
+      <w:r>
+        <w:rPr>
+          <w:rFonts w:ascii="Times New Roman" w:hAnsi="Times New Roman" w:cs="Times New Roman"/>
+          <w:sz w:val="28"/>
+          <w:szCs w:val="28"/>
+        </w:rPr>
+        <w:t xml:space="preserve"> paid by the Vendee/s, namely </w:t>
+      </w:r>
+      <w:r>
+        <w:rPr>
+          <w:rStyle w:val="Strong"/>
+          <w:rFonts w:ascii="Times New Roman" w:hAnsi="Times New Roman" w:cs="Times New Roman"/>
+          <w:b w:val="0"/>
+          <w:bCs w:val="0"/>
+          <w:sz w:val="28"/>
+          <w:szCs w:val="28"/>
+        </w:rPr>
+        <w:t>&lt;Claimant Name&gt;</w:t>
+      </w:r>
+      <w:r>
+        <w:rPr>
+          <w:rFonts w:ascii="Times New Roman" w:hAnsi="Times New Roman" w:cs="Times New Roman"/>
+          <w:sz w:val="28"/>
+          <w:szCs w:val="28"/>
+        </w:rPr>
+        <w:t xml:space="preserve">, to the Vendor/s, namely </w:t>
+      </w:r>
+      <w:r>
+        <w:rPr>
+          <w:rStyle w:val="Strong"/>
+          <w:rFonts w:ascii="Times New Roman" w:hAnsi="Times New Roman" w:cs="Times New Roman"/>
+          <w:b w:val="0"/>
+          <w:bCs w:val="0"/>
+          <w:sz w:val="28"/>
+          <w:szCs w:val="28"/>
+        </w:rPr>
+        <w:t>&lt;</w:t>
+      </w:r>
+      <w:proofErr w:type="spellStart"/>
+      <w:r>
+        <w:rPr>
+          <w:rStyle w:val="Strong"/>
+          <w:rFonts w:ascii="Times New Roman" w:hAnsi="Times New Roman" w:cs="Times New Roman"/>
+          <w:b w:val="0"/>
+          <w:bCs w:val="0"/>
+          <w:sz w:val="28"/>
+          <w:szCs w:val="28"/>
+        </w:rPr>
+        <w:t>Executant</w:t>
+      </w:r>
+      <w:proofErr w:type="spellEnd"/>
+      <w:r>
+        <w:rPr>
+          <w:rStyle w:val="Strong"/>
+          <w:rFonts w:ascii="Times New Roman" w:hAnsi="Times New Roman" w:cs="Times New Roman"/>
+          <w:b w:val="0"/>
+          <w:bCs w:val="0"/>
+          <w:sz w:val="28"/>
+          <w:szCs w:val="28"/>
+        </w:rPr>
+        <w:t xml:space="preserve"> Name&gt;</w:t>
+      </w:r>
+      <w:r>
+        <w:rPr>
+          <w:rFonts w:ascii="Times New Roman" w:hAnsi="Times New Roman" w:cs="Times New Roman"/>
+          <w:sz w:val="28"/>
+          <w:szCs w:val="28"/>
+        </w:rPr>
+        <w:t xml:space="preserve">, through </w:t>
+      </w:r>
+      <w:r>
+        <w:rPr>
+          <w:rStyle w:val="Strong"/>
+          <w:rFonts w:ascii="Times New Roman" w:hAnsi="Times New Roman" w:cs="Times New Roman"/>
+          <w:b w:val="0"/>
+          <w:bCs w:val="0"/>
+          <w:sz w:val="28"/>
+          <w:szCs w:val="28"/>
+        </w:rPr>
+        <w:t>Demand Draft No. &lt;DD No.&gt;</w:t>
+      </w:r>
+      <w:r>
+        <w:rPr>
+          <w:rFonts w:ascii="Times New Roman" w:hAnsi="Times New Roman" w:cs="Times New Roman"/>
+          <w:sz w:val="28"/>
+          <w:szCs w:val="28"/>
+        </w:rPr>
+        <w:t xml:space="preserve">, dated </w:t>
+      </w:r>
+      <w:r>
+        <w:rPr>
+          <w:rStyle w:val="Strong"/>
+          <w:rFonts w:ascii="Times New Roman" w:hAnsi="Times New Roman" w:cs="Times New Roman"/>
+          <w:b w:val="0"/>
+          <w:bCs w:val="0"/>
+          <w:sz w:val="28"/>
+          <w:szCs w:val="28"/>
+        </w:rPr>
+        <w:t>&lt;Date&gt;</w:t>
+      </w:r>
+      <w:r>
+        <w:rPr>
+          <w:rFonts w:ascii="Times New Roman" w:hAnsi="Times New Roman" w:cs="Times New Roman"/>
+          <w:sz w:val="28"/>
+          <w:szCs w:val="28"/>
+        </w:rPr>
+        <w:t xml:space="preserve">, issued by </w:t>
+      </w:r>
+      <w:r>
+        <w:rPr>
+          <w:rStyle w:val="Strong"/>
+          <w:rFonts w:ascii="Times New Roman" w:hAnsi="Times New Roman" w:cs="Times New Roman"/>
+          <w:b w:val="0"/>
+          <w:bCs w:val="0"/>
+          <w:sz w:val="28"/>
+          <w:szCs w:val="28"/>
+        </w:rPr>
+        <w:t>&lt;Bank Name&gt;</w:t>
+      </w:r>
+      <w:r>
+        <w:rPr>
+          <w:rFonts w:ascii="Times New Roman" w:hAnsi="Times New Roman" w:cs="Times New Roman"/>
+          <w:sz w:val="28"/>
+          <w:szCs w:val="28"/>
+        </w:rPr>
+        <w:t>.</w:t>
+      </w:r>
+    </w:p>
+    <w:p>
+      <w:pPr>
+        <w:pStyle w:val="BodyText"/>
+        <w:numPr>
+          <w:ilvl w:val="0"/>
+          <w:numId w:val="18"/>
+        </w:numPr>
+        <w:spacing w:before="100" w:beforeAutospacing="1" w:after="120"/>
+        <w:ind w:left="0" w:firstLine="432"/>
+        <w:jc w:val="both"/>
+        <w:rPr>
+          <w:rFonts w:ascii="Times New Roman" w:hAnsi="Times New Roman" w:cs="Times New Roman"/>
+          <w:sz w:val="28"/>
+          <w:szCs w:val="28"/>
+        </w:rPr>
+      </w:pPr>
+      <w:r>
+        <w:rPr>
+          <w:rFonts w:ascii="Times New Roman" w:hAnsi="Times New Roman" w:cs="Times New Roman"/>
+          <w:b/>
+          <w:bCs/>
+          <w:sz w:val="28"/>
+          <w:szCs w:val="28"/>
+        </w:rPr>
+        <w:t>UPI/</w:t>
+      </w:r>
+      <w:proofErr w:type="spellStart"/>
+      <w:r>
+        <w:rPr>
+          <w:rFonts w:ascii="Times New Roman" w:hAnsi="Times New Roman" w:cs="Times New Roman"/>
+          <w:b/>
+          <w:bCs/>
+          <w:sz w:val="28"/>
+          <w:szCs w:val="28"/>
+        </w:rPr>
+        <w:t>Online</w:t>
+      </w:r>
+      <w:proofErr w:type="gramStart"/>
+      <w:r>
+        <w:rPr>
+          <w:rFonts w:ascii="Times New Roman" w:hAnsi="Times New Roman" w:cs="Times New Roman"/>
+          <w:sz w:val="28"/>
+          <w:szCs w:val="28"/>
+        </w:rPr>
+        <w:t>:</w:t>
+      </w:r>
+      <w:r>
+        <w:rPr>
+          <w:rStyle w:val="Strong"/>
+          <w:rFonts w:ascii="Times New Roman" w:hAnsi="Times New Roman" w:cs="Times New Roman"/>
+          <w:b w:val="0"/>
+          <w:bCs w:val="0"/>
+          <w:sz w:val="28"/>
+          <w:szCs w:val="28"/>
+        </w:rPr>
+        <w:t>Amount</w:t>
+      </w:r>
+      <w:proofErr w:type="spellEnd"/>
+      <w:proofErr w:type="gramEnd"/>
+      <w:r>
+        <w:rPr>
+          <w:rStyle w:val="Strong"/>
+          <w:rFonts w:ascii="Times New Roman" w:hAnsi="Times New Roman" w:cs="Times New Roman"/>
+          <w:b w:val="0"/>
+          <w:bCs w:val="0"/>
+          <w:sz w:val="28"/>
+          <w:szCs w:val="28"/>
+        </w:rPr>
+        <w:t xml:space="preserve"> of Rs.&lt;Amount&gt;/-</w:t>
+      </w:r>
+      <w:r>
+        <w:rPr>
+          <w:rFonts w:ascii="Times New Roman" w:hAnsi="Times New Roman" w:cs="Times New Roman"/>
+          <w:sz w:val="28"/>
+          <w:szCs w:val="28"/>
+        </w:rPr>
+        <w:t xml:space="preserve"> paid by the Vendee/s, namely </w:t>
+      </w:r>
+      <w:r>
+        <w:rPr>
+          <w:rStyle w:val="Strong"/>
+          <w:rFonts w:ascii="Times New Roman" w:hAnsi="Times New Roman" w:cs="Times New Roman"/>
+          <w:b w:val="0"/>
+          <w:bCs w:val="0"/>
+          <w:sz w:val="28"/>
+          <w:szCs w:val="28"/>
+        </w:rPr>
+        <w:t>&lt;Claimant Name&gt;</w:t>
+      </w:r>
+      <w:r>
+        <w:rPr>
+          <w:rFonts w:ascii="Times New Roman" w:hAnsi="Times New Roman" w:cs="Times New Roman"/>
+          <w:sz w:val="28"/>
+          <w:szCs w:val="28"/>
+        </w:rPr>
+        <w:t xml:space="preserve">, to the Vendor/s, namely </w:t>
+      </w:r>
+      <w:r>
+        <w:rPr>
+          <w:rStyle w:val="Strong"/>
+          <w:rFonts w:ascii="Times New Roman" w:hAnsi="Times New Roman" w:cs="Times New Roman"/>
+          <w:b w:val="0"/>
+          <w:bCs w:val="0"/>
+          <w:sz w:val="28"/>
+          <w:szCs w:val="28"/>
+        </w:rPr>
+        <w:t>&lt;</w:t>
+      </w:r>
+      <w:proofErr w:type="spellStart"/>
+      <w:r>
+        <w:rPr>
+          <w:rStyle w:val="Strong"/>
+          <w:rFonts w:ascii="Times New Roman" w:hAnsi="Times New Roman" w:cs="Times New Roman"/>
+          <w:b w:val="0"/>
+          <w:bCs w:val="0"/>
+          <w:sz w:val="28"/>
+          <w:szCs w:val="28"/>
+        </w:rPr>
+        <w:t>Executant</w:t>
+      </w:r>
+      <w:proofErr w:type="spellEnd"/>
+      <w:r>
+        <w:rPr>
+          <w:rStyle w:val="Strong"/>
+          <w:rFonts w:ascii="Times New Roman" w:hAnsi="Times New Roman" w:cs="Times New Roman"/>
+          <w:b w:val="0"/>
+          <w:bCs w:val="0"/>
+          <w:sz w:val="28"/>
+          <w:szCs w:val="28"/>
+        </w:rPr>
+        <w:t xml:space="preserve"> Name&gt;</w:t>
+      </w:r>
+      <w:r>
+        <w:rPr>
+          <w:rFonts w:ascii="Times New Roman" w:hAnsi="Times New Roman" w:cs="Times New Roman"/>
+          <w:sz w:val="28"/>
+          <w:szCs w:val="28"/>
+        </w:rPr>
+        <w:t xml:space="preserve">, through </w:t>
+      </w:r>
+      <w:r>
+        <w:rPr>
+          <w:rStyle w:val="Strong"/>
+          <w:rFonts w:ascii="Times New Roman" w:hAnsi="Times New Roman" w:cs="Times New Roman"/>
+          <w:b w:val="0"/>
+          <w:bCs w:val="0"/>
+          <w:sz w:val="28"/>
+          <w:szCs w:val="28"/>
+        </w:rPr>
+        <w:t>UPI/Online Transfer</w:t>
+      </w:r>
+      <w:r>
+        <w:rPr>
+          <w:rFonts w:ascii="Times New Roman" w:hAnsi="Times New Roman" w:cs="Times New Roman"/>
+          <w:sz w:val="28"/>
+          <w:szCs w:val="28"/>
+        </w:rPr>
+        <w:t xml:space="preserve">, vide </w:t>
+      </w:r>
+      <w:r>
+        <w:rPr>
+          <w:rStyle w:val="Strong"/>
+          <w:rFonts w:ascii="Times New Roman" w:hAnsi="Times New Roman" w:cs="Times New Roman"/>
+          <w:b w:val="0"/>
+          <w:bCs w:val="0"/>
+          <w:sz w:val="28"/>
+          <w:szCs w:val="28"/>
+        </w:rPr>
+        <w:t>Transaction ID/Reference No. &lt;Transaction ID&gt;</w:t>
+      </w:r>
+      <w:r>
+        <w:rPr>
+          <w:rFonts w:ascii="Times New Roman" w:hAnsi="Times New Roman" w:cs="Times New Roman"/>
+          <w:sz w:val="28"/>
+          <w:szCs w:val="28"/>
+        </w:rPr>
+        <w:t xml:space="preserve">, dated </w:t>
+      </w:r>
+      <w:r>
+        <w:rPr>
+          <w:rStyle w:val="Strong"/>
+          <w:rFonts w:ascii="Times New Roman" w:hAnsi="Times New Roman" w:cs="Times New Roman"/>
+          <w:b w:val="0"/>
+          <w:bCs w:val="0"/>
+          <w:sz w:val="28"/>
+          <w:szCs w:val="28"/>
+        </w:rPr>
+        <w:t>&lt;Date&gt;</w:t>
+      </w:r>
+      <w:r>
+        <w:rPr>
+          <w:rFonts w:ascii="Times New Roman" w:hAnsi="Times New Roman" w:cs="Times New Roman"/>
+          <w:sz w:val="28"/>
+          <w:szCs w:val="28"/>
+        </w:rPr>
+        <w:t>.</w:t>
+      </w:r>
+    </w:p>
+    <w:p>
+      <w:pPr>
+        <w:pStyle w:val="BodyText"/>
+        <w:numPr>
+          <w:ilvl w:val="0"/>
+          <w:numId w:val="18"/>
+        </w:numPr>
+        <w:spacing w:before="100" w:beforeAutospacing="1" w:after="120"/>
+        <w:ind w:left="0" w:firstLine="432"/>
+        <w:jc w:val="both"/>
+        <w:rPr>
+          <w:rFonts w:ascii="Times New Roman" w:hAnsi="Times New Roman" w:cs="Times New Roman"/>
+          <w:sz w:val="28"/>
+          <w:szCs w:val="28"/>
+        </w:rPr>
+      </w:pPr>
+      <w:proofErr w:type="spellStart"/>
+      <w:r>
+        <w:rPr>
+          <w:rFonts w:ascii="Times New Roman" w:hAnsi="Times New Roman" w:cs="Times New Roman"/>
+          <w:b/>
+          <w:bCs/>
+          <w:sz w:val="28"/>
+          <w:szCs w:val="28"/>
+        </w:rPr>
+        <w:t>Cash</w:t>
+      </w:r>
+      <w:proofErr w:type="gramStart"/>
+      <w:r>
+        <w:rPr>
+          <w:rFonts w:ascii="Times New Roman" w:hAnsi="Times New Roman" w:cs="Times New Roman"/>
+          <w:sz w:val="28"/>
+          <w:szCs w:val="28"/>
+        </w:rPr>
+        <w:t>:</w:t>
+      </w:r>
+      <w:r>
+        <w:rPr>
+          <w:rStyle w:val="Strong"/>
+          <w:rFonts w:ascii="Times New Roman" w:hAnsi="Times New Roman" w:cs="Times New Roman"/>
+          <w:b w:val="0"/>
+          <w:bCs w:val="0"/>
+          <w:sz w:val="28"/>
+          <w:szCs w:val="28"/>
+        </w:rPr>
+        <w:t>Amount</w:t>
+      </w:r>
+      <w:proofErr w:type="spellEnd"/>
+      <w:proofErr w:type="gramEnd"/>
+      <w:r>
+        <w:rPr>
+          <w:rStyle w:val="Strong"/>
+          <w:rFonts w:ascii="Times New Roman" w:hAnsi="Times New Roman" w:cs="Times New Roman"/>
+          <w:b w:val="0"/>
+          <w:bCs w:val="0"/>
+          <w:sz w:val="28"/>
+          <w:szCs w:val="28"/>
+        </w:rPr>
+        <w:t xml:space="preserve"> of Rs.&lt;Amount&gt;/-</w:t>
+      </w:r>
+      <w:r>
+        <w:rPr>
+          <w:rFonts w:ascii="Times New Roman" w:hAnsi="Times New Roman" w:cs="Times New Roman"/>
+          <w:sz w:val="28"/>
+          <w:szCs w:val="28"/>
+        </w:rPr>
+        <w:t xml:space="preserve"> paid by the Vendee/s, namely </w:t>
+      </w:r>
+      <w:r>
+        <w:rPr>
+          <w:rStyle w:val="Strong"/>
+          <w:rFonts w:ascii="Times New Roman" w:hAnsi="Times New Roman" w:cs="Times New Roman"/>
+          <w:b w:val="0"/>
+          <w:bCs w:val="0"/>
+          <w:sz w:val="28"/>
+          <w:szCs w:val="28"/>
+        </w:rPr>
+        <w:t>&lt;Claimant Name&gt;</w:t>
+      </w:r>
+      <w:r>
+        <w:rPr>
+          <w:rFonts w:ascii="Times New Roman" w:hAnsi="Times New Roman" w:cs="Times New Roman"/>
+          <w:sz w:val="28"/>
+          <w:szCs w:val="28"/>
+        </w:rPr>
+        <w:t xml:space="preserve">, to the Vendor/s, namely </w:t>
+      </w:r>
+      <w:r>
+        <w:rPr>
+          <w:rStyle w:val="Strong"/>
+          <w:rFonts w:ascii="Times New Roman" w:hAnsi="Times New Roman" w:cs="Times New Roman"/>
+          <w:b w:val="0"/>
+          <w:bCs w:val="0"/>
+          <w:sz w:val="28"/>
+          <w:szCs w:val="28"/>
+        </w:rPr>
+        <w:t>&lt;</w:t>
+      </w:r>
+      <w:proofErr w:type="spellStart"/>
+      <w:r>
+        <w:rPr>
+          <w:rStyle w:val="Strong"/>
+          <w:rFonts w:ascii="Times New Roman" w:hAnsi="Times New Roman" w:cs="Times New Roman"/>
+          <w:b w:val="0"/>
+          <w:bCs w:val="0"/>
+          <w:sz w:val="28"/>
+          <w:szCs w:val="28"/>
+        </w:rPr>
+        <w:t>Executant</w:t>
+      </w:r>
+      <w:proofErr w:type="spellEnd"/>
+      <w:r>
+        <w:rPr>
+          <w:rStyle w:val="Strong"/>
+          <w:rFonts w:ascii="Times New Roman" w:hAnsi="Times New Roman" w:cs="Times New Roman"/>
+          <w:b w:val="0"/>
+          <w:bCs w:val="0"/>
+          <w:sz w:val="28"/>
+          <w:szCs w:val="28"/>
+        </w:rPr>
+        <w:t xml:space="preserve"> Name&gt;</w:t>
+      </w:r>
+      <w:r>
+        <w:rPr>
+          <w:rFonts w:ascii="Times New Roman" w:hAnsi="Times New Roman" w:cs="Times New Roman"/>
+          <w:sz w:val="28"/>
+          <w:szCs w:val="28"/>
+        </w:rPr>
+        <w:t xml:space="preserve">, in </w:t>
+      </w:r>
+      <w:r>
+        <w:rPr>
+          <w:rStyle w:val="Strong"/>
+          <w:rFonts w:ascii="Times New Roman" w:hAnsi="Times New Roman" w:cs="Times New Roman"/>
+          <w:b w:val="0"/>
+          <w:bCs w:val="0"/>
+          <w:sz w:val="28"/>
+          <w:szCs w:val="28"/>
+        </w:rPr>
+        <w:t>Cash</w:t>
+      </w:r>
+      <w:r>
+        <w:rPr>
+          <w:rFonts w:ascii="Times New Roman" w:hAnsi="Times New Roman" w:cs="Times New Roman"/>
+          <w:sz w:val="28"/>
+          <w:szCs w:val="28"/>
+        </w:rPr>
+        <w:t>, and the Vendor/s hereby acknowledge the receipt of the said amount.</w:t>
       </w:r>
     </w:p>
     <w:p>
@@ -3555,7 +4542,6 @@
         <w:rPr>
           <w:rFonts w:ascii="Times New Roman" w:hAnsi="Times New Roman" w:cs="Times New Roman"/>
           <w:bCs/>
-          <w:position w:val="8"/>
           <w:sz w:val="28"/>
           <w:szCs w:val="28"/>
         </w:rPr>
@@ -3564,86 +4550,74 @@
         <w:rPr>
           <w:rFonts w:ascii="Times New Roman" w:hAnsi="Times New Roman" w:cs="Times New Roman"/>
           <w:bCs/>
-          <w:position w:val="8"/>
-          <w:sz w:val="28"/>
-          <w:szCs w:val="28"/>
-        </w:rPr>
-        <w:t xml:space="preserve"> (1) Amount of </w:t>
-      </w:r>
-      <w:r>
-        <w:rPr>
-          <w:rFonts w:ascii="Times New Roman" w:hAnsi="Times New Roman" w:cs="Times New Roman"/>
-          <w:position w:val="8"/>
-          <w:sz w:val="28"/>
-          <w:szCs w:val="28"/>
-        </w:rPr>
-        <w:t>Rs</w:t>
-      </w:r>
-      <w:proofErr w:type="gramStart"/>
-      <w:r>
-        <w:rPr>
-          <w:rFonts w:ascii="Times New Roman" w:hAnsi="Times New Roman" w:cs="Times New Roman"/>
-          <w:position w:val="8"/>
-          <w:sz w:val="28"/>
-          <w:szCs w:val="28"/>
-        </w:rPr>
-        <w:t>.</w:t>
-      </w:r>
-      <w:r>
-        <w:rPr>
-          <w:rFonts w:ascii="Times New Roman" w:hAnsi="Times New Roman" w:cs="Times New Roman"/>
-          <w:b/>
+          <w:sz w:val="28"/>
+          <w:szCs w:val="28"/>
+        </w:rPr>
+        <w:t xml:space="preserve">The </w:t>
+      </w:r>
+      <w:r>
+        <w:rPr>
+          <w:rFonts w:ascii="Times New Roman" w:hAnsi="Times New Roman" w:cs="Times New Roman"/>
           <w:bCs/>
-          <w:position w:val="8"/>
-          <w:sz w:val="28"/>
-          <w:szCs w:val="28"/>
-        </w:rPr>
-        <w:t>&lt;</w:t>
-      </w:r>
-      <w:proofErr w:type="gramEnd"/>
-      <w:r>
-        <w:rPr>
-          <w:rFonts w:ascii="Times New Roman" w:hAnsi="Times New Roman" w:cs="Times New Roman"/>
-          <w:b/>
+          <w:sz w:val="28"/>
+          <w:szCs w:val="28"/>
+        </w:rPr>
+        <w:t xml:space="preserve">Vendor/s </w:t>
+      </w:r>
+      <w:r>
+        <w:rPr>
+          <w:rFonts w:ascii="Times New Roman" w:hAnsi="Times New Roman" w:cs="Times New Roman"/>
           <w:bCs/>
-          <w:position w:val="8"/>
-          <w:sz w:val="28"/>
-          <w:szCs w:val="28"/>
-        </w:rPr>
-        <w:t>Market of Value Rs./-&gt;</w:t>
-      </w:r>
-      <w:r>
-        <w:rPr>
-          <w:rFonts w:ascii="Times New Roman" w:hAnsi="Times New Roman" w:cs="Times New Roman"/>
-          <w:position w:val="8"/>
-          <w:sz w:val="28"/>
-          <w:szCs w:val="28"/>
-        </w:rPr>
-        <w:t>/-</w:t>
-      </w:r>
-      <w:r>
-        <w:rPr>
-          <w:rFonts w:ascii="Times New Roman" w:hAnsi="Times New Roman" w:cs="Times New Roman"/>
-          <w:position w:val="8"/>
-          <w:sz w:val="28"/>
-          <w:szCs w:val="28"/>
-        </w:rPr>
-        <w:t xml:space="preserve"> </w:t>
+          <w:sz w:val="28"/>
+          <w:szCs w:val="28"/>
+        </w:rPr>
+        <w:t xml:space="preserve">hereby acknowledges and admits the receipt of the full consideration amount and discharges the </w:t>
       </w:r>
       <w:r>
         <w:rPr>
           <w:rFonts w:ascii="Times New Roman" w:hAnsi="Times New Roman" w:cs="Times New Roman"/>
           <w:bCs/>
-          <w:position w:val="8"/>
-          <w:sz w:val="28"/>
-          <w:szCs w:val="28"/>
-        </w:rPr>
-        <w:t>paid via Cash.</w:t>
+          <w:sz w:val="28"/>
+          <w:szCs w:val="28"/>
+        </w:rPr>
+        <w:t xml:space="preserve">Vendee/s </w:t>
+      </w:r>
+      <w:r>
+        <w:rPr>
+          <w:rFonts w:ascii="Times New Roman" w:hAnsi="Times New Roman" w:cs="Times New Roman"/>
+          <w:bCs/>
+          <w:sz w:val="28"/>
+          <w:szCs w:val="28"/>
+        </w:rPr>
+        <w:t>from any further liability or demand in respect thereof.</w:t>
       </w:r>
     </w:p>
     <w:p>
       <w:pPr>
-        <w:spacing w:before="100" w:beforeAutospacing="1" w:after="100" w:afterAutospacing="1" w:line="252" w:lineRule="auto"/>
+        <w:spacing w:line="252" w:lineRule="auto"/>
+        <w:ind w:firstLine="720"/>
+        <w:jc w:val="center"/>
+        <w:outlineLvl w:val="0"/>
+        <w:rPr>
+          <w:rFonts w:ascii="Times New Roman" w:hAnsi="Times New Roman" w:cs="Times New Roman"/>
+          <w:bCs/>
+          <w:sz w:val="26"/>
+          <w:szCs w:val="26"/>
+        </w:rPr>
+      </w:pPr>
+      <w:r>
+        <w:rPr>
+          <w:rFonts w:ascii="Times New Roman" w:hAnsi="Times New Roman" w:cs="Times New Roman"/>
+          <w:bCs/>
+          <w:sz w:val="26"/>
+          <w:szCs w:val="26"/>
+        </w:rPr>
+        <w:t>IF VACANT PLOT/OPEN PLACE/PART OPEN PLACE/DEMOLISHED HOUSE</w:t>
+      </w:r>
+    </w:p>
+    <w:p>
+      <w:pPr>
+        <w:spacing w:line="252" w:lineRule="auto"/>
         <w:ind w:firstLine="720"/>
         <w:jc w:val="both"/>
         <w:outlineLvl w:val="0"/>
@@ -3661,48 +4635,780 @@
           <w:sz w:val="28"/>
           <w:szCs w:val="28"/>
         </w:rPr>
-        <w:t xml:space="preserve">The </w:t>
-      </w:r>
-      <w:r>
-        <w:rPr>
-          <w:rFonts w:ascii="Times New Roman" w:hAnsi="Times New Roman" w:cs="Times New Roman"/>
-          <w:bCs/>
-          <w:sz w:val="28"/>
-          <w:szCs w:val="28"/>
-        </w:rPr>
-        <w:t xml:space="preserve">Vendor/s </w:t>
-      </w:r>
-      <w:r>
-        <w:rPr>
-          <w:rFonts w:ascii="Times New Roman" w:hAnsi="Times New Roman" w:cs="Times New Roman"/>
-          <w:bCs/>
-          <w:sz w:val="28"/>
-          <w:szCs w:val="28"/>
-        </w:rPr>
-        <w:t xml:space="preserve">hereby acknowledges and admits the receipt of the full consideration amount and discharges the </w:t>
-      </w:r>
-      <w:r>
-        <w:rPr>
-          <w:rFonts w:ascii="Times New Roman" w:hAnsi="Times New Roman" w:cs="Times New Roman"/>
-          <w:bCs/>
-          <w:sz w:val="28"/>
-          <w:szCs w:val="28"/>
-        </w:rPr>
-        <w:t xml:space="preserve">Vendee/s </w:t>
-      </w:r>
-      <w:r>
-        <w:rPr>
-          <w:rFonts w:ascii="Times New Roman" w:hAnsi="Times New Roman" w:cs="Times New Roman"/>
-          <w:bCs/>
-          <w:sz w:val="28"/>
-          <w:szCs w:val="28"/>
-        </w:rPr>
-        <w:t>from any further liability or demand in respect thereof.</w:t>
+        <w:t>3. OPERATIVE CLAUSES &amp; COVENANTS:</w:t>
       </w:r>
     </w:p>
     <w:p>
       <w:pPr>
-        <w:spacing w:before="100" w:beforeAutospacing="1" w:after="100" w:afterAutospacing="1" w:line="252" w:lineRule="auto"/>
+        <w:pStyle w:val="NormalWeb"/>
+        <w:spacing w:before="0" w:beforeAutospacing="0" w:after="0" w:afterAutospacing="0"/>
+        <w:ind w:firstLine="720"/>
+        <w:jc w:val="both"/>
+        <w:rPr>
+          <w:b/>
+          <w:bCs/>
+          <w:sz w:val="28"/>
+          <w:szCs w:val="28"/>
+        </w:rPr>
+      </w:pPr>
+      <w:r>
+        <w:rPr>
+          <w:rStyle w:val="Strong"/>
+          <w:b w:val="0"/>
+          <w:bCs w:val="0"/>
+          <w:sz w:val="28"/>
+          <w:szCs w:val="28"/>
+        </w:rPr>
+        <w:t>NOW THIS SALE DEED WITNESSETH AS FOLLOWS:</w:t>
+      </w:r>
+    </w:p>
+    <w:p>
+      <w:pPr>
+        <w:pStyle w:val="NormalWeb"/>
+        <w:ind w:firstLine="720"/>
+        <w:jc w:val="both"/>
+        <w:rPr>
+          <w:sz w:val="28"/>
+          <w:szCs w:val="28"/>
+        </w:rPr>
+      </w:pPr>
+      <w:r>
+        <w:rPr>
+          <w:rStyle w:val="Strong"/>
+          <w:b w:val="0"/>
+          <w:bCs w:val="0"/>
+          <w:sz w:val="28"/>
+          <w:szCs w:val="28"/>
+        </w:rPr>
+        <w:t>1</w:t>
+      </w:r>
+      <w:r>
+        <w:rPr>
+          <w:rStyle w:val="Strong"/>
+          <w:b w:val="0"/>
+          <w:bCs w:val="0"/>
+          <w:sz w:val="28"/>
+          <w:szCs w:val="28"/>
+        </w:rPr>
+        <w:t>.</w:t>
+      </w:r>
+      <w:r>
+        <w:rPr>
+          <w:sz w:val="28"/>
+          <w:szCs w:val="28"/>
+        </w:rPr>
+        <w:t xml:space="preserve"> THE </w:t>
+      </w:r>
+      <w:r>
+        <w:rPr>
+          <w:rStyle w:val="Strong"/>
+          <w:b w:val="0"/>
+          <w:bCs w:val="0"/>
+          <w:sz w:val="28"/>
+          <w:szCs w:val="28"/>
+        </w:rPr>
+        <w:t>VENDOR/S hereby sell/s, convey/s, transfer/s and assign/s</w:t>
+      </w:r>
+      <w:r>
+        <w:rPr>
+          <w:sz w:val="28"/>
+          <w:szCs w:val="28"/>
+        </w:rPr>
+        <w:t xml:space="preserve"> absolutely unto the </w:t>
+      </w:r>
+      <w:r>
+        <w:rPr>
+          <w:rStyle w:val="Strong"/>
+          <w:b w:val="0"/>
+          <w:bCs w:val="0"/>
+          <w:sz w:val="28"/>
+          <w:szCs w:val="28"/>
+        </w:rPr>
+        <w:t>Vendee/s</w:t>
+      </w:r>
+      <w:r>
+        <w:rPr>
+          <w:sz w:val="28"/>
+          <w:szCs w:val="28"/>
+        </w:rPr>
+        <w:t xml:space="preserve">, all </w:t>
+      </w:r>
+      <w:r>
+        <w:rPr>
+          <w:rStyle w:val="Strong"/>
+          <w:b w:val="0"/>
+          <w:bCs w:val="0"/>
+          <w:sz w:val="28"/>
+          <w:szCs w:val="28"/>
+        </w:rPr>
+        <w:t>his/her/their</w:t>
+      </w:r>
+      <w:r>
+        <w:rPr>
+          <w:sz w:val="28"/>
+          <w:szCs w:val="28"/>
+        </w:rPr>
+        <w:t xml:space="preserve"> rights, title, interest and ownership in the Schedule Property together with all easements, rights, privileges and appurtenances attached thereto, to have and to hold the same absolutely and forever.</w:t>
+      </w:r>
+    </w:p>
+    <w:p>
+      <w:pPr>
+        <w:pStyle w:val="NormalWeb"/>
+        <w:ind w:firstLine="720"/>
+        <w:jc w:val="both"/>
+        <w:rPr>
+          <w:sz w:val="28"/>
+          <w:szCs w:val="28"/>
+        </w:rPr>
+      </w:pPr>
+      <w:r>
+        <w:rPr>
+          <w:rStyle w:val="Strong"/>
+          <w:b w:val="0"/>
+          <w:bCs w:val="0"/>
+          <w:sz w:val="28"/>
+          <w:szCs w:val="28"/>
+        </w:rPr>
+        <w:t>2</w:t>
+      </w:r>
+      <w:r>
+        <w:rPr>
+          <w:rStyle w:val="Strong"/>
+          <w:b w:val="0"/>
+          <w:bCs w:val="0"/>
+          <w:sz w:val="28"/>
+          <w:szCs w:val="28"/>
+        </w:rPr>
+        <w:t>.</w:t>
+      </w:r>
+      <w:r>
+        <w:rPr>
+          <w:sz w:val="28"/>
+          <w:szCs w:val="28"/>
+        </w:rPr>
+        <w:t xml:space="preserve"> THE </w:t>
+      </w:r>
+      <w:r>
+        <w:rPr>
+          <w:rStyle w:val="Strong"/>
+          <w:b w:val="0"/>
+          <w:bCs w:val="0"/>
+          <w:sz w:val="28"/>
+          <w:szCs w:val="28"/>
+        </w:rPr>
+        <w:t>VENDOR/S has/have</w:t>
+      </w:r>
+      <w:r>
+        <w:rPr>
+          <w:sz w:val="28"/>
+          <w:szCs w:val="28"/>
+        </w:rPr>
+        <w:t xml:space="preserve"> this day delivered vacant, physical and peaceful possession of the Schedule Property to the </w:t>
+      </w:r>
+      <w:r>
+        <w:rPr>
+          <w:rStyle w:val="Strong"/>
+          <w:b w:val="0"/>
+          <w:bCs w:val="0"/>
+          <w:sz w:val="28"/>
+          <w:szCs w:val="28"/>
+        </w:rPr>
+        <w:t>Vendee/s</w:t>
+      </w:r>
+      <w:r>
+        <w:rPr>
+          <w:sz w:val="28"/>
+          <w:szCs w:val="28"/>
+        </w:rPr>
+        <w:t>.</w:t>
+      </w:r>
+    </w:p>
+    <w:p>
+      <w:pPr>
+        <w:pStyle w:val="NormalWeb"/>
+        <w:ind w:firstLine="720"/>
+        <w:jc w:val="both"/>
+        <w:rPr>
+          <w:sz w:val="28"/>
+          <w:szCs w:val="28"/>
+        </w:rPr>
+      </w:pPr>
+      <w:r>
+        <w:rPr>
+          <w:rStyle w:val="Strong"/>
+          <w:b w:val="0"/>
+          <w:bCs w:val="0"/>
+          <w:sz w:val="28"/>
+          <w:szCs w:val="28"/>
+        </w:rPr>
+        <w:t>3</w:t>
+      </w:r>
+      <w:r>
+        <w:rPr>
+          <w:rStyle w:val="Strong"/>
+          <w:b w:val="0"/>
+          <w:bCs w:val="0"/>
+          <w:sz w:val="28"/>
+          <w:szCs w:val="28"/>
+        </w:rPr>
+        <w:t>.</w:t>
+      </w:r>
+      <w:r>
+        <w:rPr>
+          <w:sz w:val="28"/>
+          <w:szCs w:val="28"/>
+        </w:rPr>
+        <w:t xml:space="preserve"> THE </w:t>
+      </w:r>
+      <w:r>
+        <w:rPr>
+          <w:rStyle w:val="Strong"/>
+          <w:b w:val="0"/>
+          <w:bCs w:val="0"/>
+          <w:sz w:val="28"/>
+          <w:szCs w:val="28"/>
+        </w:rPr>
+        <w:t>VENDEE/S shall</w:t>
+      </w:r>
+      <w:r>
+        <w:rPr>
+          <w:sz w:val="28"/>
+          <w:szCs w:val="28"/>
+        </w:rPr>
+        <w:t xml:space="preserve"> hereafter peacefully, lawfully and absolutely hold, use, enjoy and possess the Schedule Property, with full ownership rights, without any interruption, obstruction or claim from the </w:t>
+      </w:r>
+      <w:r>
+        <w:rPr>
+          <w:rStyle w:val="Strong"/>
+          <w:b w:val="0"/>
+          <w:bCs w:val="0"/>
+          <w:sz w:val="28"/>
+          <w:szCs w:val="28"/>
+        </w:rPr>
+        <w:t>Vendor/s</w:t>
+      </w:r>
+      <w:r>
+        <w:rPr>
+          <w:sz w:val="28"/>
+          <w:szCs w:val="28"/>
+        </w:rPr>
+        <w:t xml:space="preserve"> or any person claiming under or through </w:t>
+      </w:r>
+      <w:r>
+        <w:rPr>
+          <w:rStyle w:val="Strong"/>
+          <w:b w:val="0"/>
+          <w:bCs w:val="0"/>
+          <w:sz w:val="28"/>
+          <w:szCs w:val="28"/>
+        </w:rPr>
+        <w:t>him/her/them</w:t>
+      </w:r>
+      <w:r>
+        <w:rPr>
+          <w:sz w:val="28"/>
+          <w:szCs w:val="28"/>
+        </w:rPr>
+        <w:t>.</w:t>
+      </w:r>
+    </w:p>
+    <w:p>
+      <w:pPr>
+        <w:pStyle w:val="NormalWeb"/>
+        <w:ind w:firstLine="720"/>
+        <w:jc w:val="both"/>
+        <w:rPr>
+          <w:sz w:val="28"/>
+          <w:szCs w:val="28"/>
+        </w:rPr>
+      </w:pPr>
+      <w:r>
+        <w:rPr>
+          <w:rStyle w:val="Strong"/>
+          <w:b w:val="0"/>
+          <w:bCs w:val="0"/>
+          <w:sz w:val="28"/>
+          <w:szCs w:val="28"/>
+        </w:rPr>
+        <w:t>4</w:t>
+      </w:r>
+      <w:r>
+        <w:rPr>
+          <w:rStyle w:val="Strong"/>
+          <w:b w:val="0"/>
+          <w:bCs w:val="0"/>
+          <w:sz w:val="28"/>
+          <w:szCs w:val="28"/>
+        </w:rPr>
+        <w:t>.</w:t>
+      </w:r>
+      <w:r>
+        <w:rPr>
+          <w:sz w:val="28"/>
+          <w:szCs w:val="28"/>
+        </w:rPr>
+        <w:t xml:space="preserve"> THE </w:t>
+      </w:r>
+      <w:r>
+        <w:rPr>
+          <w:rStyle w:val="Strong"/>
+          <w:b w:val="0"/>
+          <w:bCs w:val="0"/>
+          <w:sz w:val="28"/>
+          <w:szCs w:val="28"/>
+        </w:rPr>
+        <w:t>VENDOR/S hereby assure/s, represent/s and covenant/s</w:t>
+      </w:r>
+      <w:r>
+        <w:rPr>
+          <w:sz w:val="28"/>
+          <w:szCs w:val="28"/>
+        </w:rPr>
+        <w:t xml:space="preserve"> with the </w:t>
+      </w:r>
+      <w:r>
+        <w:rPr>
+          <w:rStyle w:val="Strong"/>
+          <w:b w:val="0"/>
+          <w:bCs w:val="0"/>
+          <w:sz w:val="28"/>
+          <w:szCs w:val="28"/>
+        </w:rPr>
+        <w:t>Vendee/s</w:t>
+      </w:r>
+      <w:r>
+        <w:rPr>
+          <w:sz w:val="28"/>
+          <w:szCs w:val="28"/>
+        </w:rPr>
+        <w:t xml:space="preserve"> that the </w:t>
+      </w:r>
+      <w:r>
+        <w:rPr>
+          <w:rStyle w:val="Strong"/>
+          <w:b w:val="0"/>
+          <w:bCs w:val="0"/>
+          <w:sz w:val="28"/>
+          <w:szCs w:val="28"/>
+        </w:rPr>
+        <w:t>Vendor/s has/have</w:t>
+      </w:r>
+      <w:r>
+        <w:rPr>
+          <w:sz w:val="28"/>
+          <w:szCs w:val="28"/>
+        </w:rPr>
+        <w:t xml:space="preserve"> a clear, valid, absolute and marketable title to the Schedule Property, with full right, power and authority to sell the same, and that the Schedule Property is free from all encumbrances, charges, liens, mortgages, leases, licenses, tenancies, easements, settlements, attachments, litigations, disputes, court cases, decrees, injunctions, notices, writs, claims, demands, gifts, prior agreements of sale, appeals, acquisitions and proceedings of any nature whatsoever, whether past, present or contemplated.</w:t>
+      </w:r>
+    </w:p>
+    <w:p>
+      <w:pPr>
+        <w:pStyle w:val="NormalWeb"/>
+        <w:ind w:firstLine="720"/>
+        <w:jc w:val="both"/>
+        <w:rPr>
+          <w:sz w:val="28"/>
+          <w:szCs w:val="28"/>
+        </w:rPr>
+      </w:pPr>
+      <w:r>
+        <w:rPr>
+          <w:rStyle w:val="Strong"/>
+          <w:b w:val="0"/>
+          <w:bCs w:val="0"/>
+          <w:sz w:val="28"/>
+          <w:szCs w:val="28"/>
+        </w:rPr>
+        <w:t>5</w:t>
+      </w:r>
+      <w:r>
+        <w:rPr>
+          <w:rStyle w:val="Strong"/>
+          <w:b w:val="0"/>
+          <w:bCs w:val="0"/>
+          <w:sz w:val="28"/>
+          <w:szCs w:val="28"/>
+        </w:rPr>
+        <w:t>.</w:t>
+      </w:r>
+      <w:r>
+        <w:rPr>
+          <w:sz w:val="28"/>
+          <w:szCs w:val="28"/>
+        </w:rPr>
+        <w:t xml:space="preserve"> THE </w:t>
+      </w:r>
+      <w:r>
+        <w:rPr>
+          <w:rStyle w:val="Strong"/>
+          <w:b w:val="0"/>
+          <w:bCs w:val="0"/>
+          <w:sz w:val="28"/>
+          <w:szCs w:val="28"/>
+        </w:rPr>
+        <w:t>VENDOR/S shall</w:t>
+      </w:r>
+      <w:r>
+        <w:rPr>
+          <w:sz w:val="28"/>
+          <w:szCs w:val="28"/>
+        </w:rPr>
+        <w:t xml:space="preserve"> indemnify and keep indemnified the </w:t>
+      </w:r>
+      <w:r>
+        <w:rPr>
+          <w:rStyle w:val="Strong"/>
+          <w:b w:val="0"/>
+          <w:bCs w:val="0"/>
+          <w:sz w:val="28"/>
+          <w:szCs w:val="28"/>
+        </w:rPr>
+        <w:t>Vendee/s</w:t>
+      </w:r>
+      <w:r>
+        <w:rPr>
+          <w:sz w:val="28"/>
+          <w:szCs w:val="28"/>
+        </w:rPr>
+        <w:t xml:space="preserve"> against all losses, claims, demands, damages or costs arising out of any defect in title, encumbrance or misrepresentation in respect of the Schedule Property.</w:t>
+      </w:r>
+    </w:p>
+    <w:p>
+      <w:pPr>
+        <w:pStyle w:val="NormalWeb"/>
+        <w:ind w:firstLine="720"/>
+        <w:jc w:val="both"/>
+        <w:rPr>
+          <w:sz w:val="28"/>
+          <w:szCs w:val="28"/>
+        </w:rPr>
+      </w:pPr>
+      <w:r>
+        <w:rPr>
+          <w:rStyle w:val="Strong"/>
+          <w:b w:val="0"/>
+          <w:bCs w:val="0"/>
+          <w:sz w:val="28"/>
+          <w:szCs w:val="28"/>
+        </w:rPr>
+        <w:t>6</w:t>
+      </w:r>
+      <w:r>
+        <w:rPr>
+          <w:rStyle w:val="Strong"/>
+          <w:b w:val="0"/>
+          <w:bCs w:val="0"/>
+          <w:sz w:val="28"/>
+          <w:szCs w:val="28"/>
+        </w:rPr>
+        <w:t>.</w:t>
+      </w:r>
+      <w:r>
+        <w:rPr>
+          <w:sz w:val="28"/>
+          <w:szCs w:val="28"/>
+        </w:rPr>
+        <w:t xml:space="preserve"> THE </w:t>
+      </w:r>
+      <w:r>
+        <w:rPr>
+          <w:rStyle w:val="Strong"/>
+          <w:b w:val="0"/>
+          <w:bCs w:val="0"/>
+          <w:sz w:val="28"/>
+          <w:szCs w:val="28"/>
+        </w:rPr>
+        <w:t>VENDOR/S hereby agree/s and undertake/s</w:t>
+      </w:r>
+      <w:r>
+        <w:rPr>
+          <w:sz w:val="28"/>
+          <w:szCs w:val="28"/>
+        </w:rPr>
+        <w:t xml:space="preserve"> to execute and get registered, at the cost and expense of the </w:t>
+      </w:r>
+      <w:r>
+        <w:rPr>
+          <w:rStyle w:val="Strong"/>
+          <w:b w:val="0"/>
+          <w:bCs w:val="0"/>
+          <w:sz w:val="28"/>
+          <w:szCs w:val="28"/>
+        </w:rPr>
+        <w:t>Vendee/s</w:t>
+      </w:r>
+      <w:r>
+        <w:rPr>
+          <w:sz w:val="28"/>
+          <w:szCs w:val="28"/>
+        </w:rPr>
+        <w:t xml:space="preserve">, any further documents, deeds or assurances, including Rectification Deeds and Supplemental Deeds, as may be reasonably required for better and more perfect assurance of the title of the </w:t>
+      </w:r>
+      <w:r>
+        <w:rPr>
+          <w:rStyle w:val="Strong"/>
+          <w:b w:val="0"/>
+          <w:bCs w:val="0"/>
+          <w:sz w:val="28"/>
+          <w:szCs w:val="28"/>
+        </w:rPr>
+        <w:t>Vendee/s</w:t>
+      </w:r>
+      <w:r>
+        <w:rPr>
+          <w:sz w:val="28"/>
+          <w:szCs w:val="28"/>
+        </w:rPr>
+        <w:t xml:space="preserve"> to the Schedule Property, without demanding or receiving any additional consideration.</w:t>
+      </w:r>
+    </w:p>
+    <w:p>
+      <w:pPr>
+        <w:pStyle w:val="NormalWeb"/>
+        <w:ind w:firstLine="720"/>
+        <w:jc w:val="both"/>
+        <w:rPr>
+          <w:sz w:val="28"/>
+          <w:szCs w:val="28"/>
+        </w:rPr>
+      </w:pPr>
+      <w:r>
+        <w:rPr>
+          <w:rStyle w:val="Strong"/>
+          <w:b w:val="0"/>
+          <w:bCs w:val="0"/>
+          <w:sz w:val="28"/>
+          <w:szCs w:val="28"/>
+        </w:rPr>
+        <w:t>7</w:t>
+      </w:r>
+      <w:r>
+        <w:rPr>
+          <w:rStyle w:val="Strong"/>
+          <w:b w:val="0"/>
+          <w:bCs w:val="0"/>
+          <w:sz w:val="28"/>
+          <w:szCs w:val="28"/>
+        </w:rPr>
+        <w:t>.</w:t>
+      </w:r>
+      <w:r>
+        <w:rPr>
+          <w:sz w:val="28"/>
+          <w:szCs w:val="28"/>
+        </w:rPr>
+        <w:t xml:space="preserve"> THE </w:t>
+      </w:r>
+      <w:r>
+        <w:rPr>
+          <w:rStyle w:val="Strong"/>
+          <w:b w:val="0"/>
+          <w:bCs w:val="0"/>
+          <w:sz w:val="28"/>
+          <w:szCs w:val="28"/>
+        </w:rPr>
+        <w:t>VENDOR/S hereby confirm/s</w:t>
+      </w:r>
+      <w:r>
+        <w:rPr>
+          <w:sz w:val="28"/>
+          <w:szCs w:val="28"/>
+        </w:rPr>
+        <w:t xml:space="preserve"> that all title deeds and other relevant ownership documents relating to the Schedule Property, as available and in </w:t>
+      </w:r>
+      <w:r>
+        <w:rPr>
+          <w:rStyle w:val="Strong"/>
+          <w:b w:val="0"/>
+          <w:bCs w:val="0"/>
+          <w:sz w:val="28"/>
+          <w:szCs w:val="28"/>
+        </w:rPr>
+        <w:t>his/her/their</w:t>
+      </w:r>
+      <w:r>
+        <w:rPr>
+          <w:sz w:val="28"/>
+          <w:szCs w:val="28"/>
+        </w:rPr>
+        <w:t xml:space="preserve"> possession, have been handed over to the </w:t>
+      </w:r>
+      <w:r>
+        <w:rPr>
+          <w:rStyle w:val="Strong"/>
+          <w:b w:val="0"/>
+          <w:bCs w:val="0"/>
+          <w:sz w:val="28"/>
+          <w:szCs w:val="28"/>
+        </w:rPr>
+        <w:t>Vendee/s</w:t>
+      </w:r>
+      <w:r>
+        <w:rPr>
+          <w:sz w:val="28"/>
+          <w:szCs w:val="28"/>
+        </w:rPr>
+        <w:t xml:space="preserve">, and the </w:t>
+      </w:r>
+      <w:r>
+        <w:rPr>
+          <w:rStyle w:val="Strong"/>
+          <w:b w:val="0"/>
+          <w:bCs w:val="0"/>
+          <w:sz w:val="28"/>
+          <w:szCs w:val="28"/>
+        </w:rPr>
+        <w:t>Vendee/s hereby acknowledge/s</w:t>
+      </w:r>
+      <w:r>
+        <w:rPr>
+          <w:sz w:val="28"/>
+          <w:szCs w:val="28"/>
+        </w:rPr>
+        <w:t xml:space="preserve"> receipt of the same.</w:t>
+      </w:r>
+    </w:p>
+    <w:p>
+      <w:pPr>
+        <w:pStyle w:val="NormalWeb"/>
+        <w:ind w:firstLine="720"/>
+        <w:jc w:val="both"/>
+        <w:rPr>
+          <w:sz w:val="28"/>
+          <w:szCs w:val="28"/>
+        </w:rPr>
+      </w:pPr>
+      <w:r>
+        <w:rPr>
+          <w:rStyle w:val="Strong"/>
+          <w:b w:val="0"/>
+          <w:bCs w:val="0"/>
+          <w:sz w:val="28"/>
+          <w:szCs w:val="28"/>
+        </w:rPr>
+        <w:t>8</w:t>
+      </w:r>
+      <w:r>
+        <w:rPr>
+          <w:rStyle w:val="Strong"/>
+          <w:b w:val="0"/>
+          <w:bCs w:val="0"/>
+          <w:sz w:val="28"/>
+          <w:szCs w:val="28"/>
+        </w:rPr>
+        <w:t>.</w:t>
+      </w:r>
+      <w:r>
+        <w:rPr>
+          <w:sz w:val="28"/>
+          <w:szCs w:val="28"/>
+        </w:rPr>
+        <w:t xml:space="preserve"> THE </w:t>
+      </w:r>
+      <w:r>
+        <w:rPr>
+          <w:rStyle w:val="Strong"/>
+          <w:b w:val="0"/>
+          <w:bCs w:val="0"/>
+          <w:sz w:val="28"/>
+          <w:szCs w:val="28"/>
+        </w:rPr>
+        <w:t>VENDOR/S agree/s</w:t>
+      </w:r>
+      <w:r>
+        <w:rPr>
+          <w:sz w:val="28"/>
+          <w:szCs w:val="28"/>
+        </w:rPr>
+        <w:t xml:space="preserve"> to co-operate fully with the </w:t>
+      </w:r>
+      <w:r>
+        <w:rPr>
+          <w:rStyle w:val="Strong"/>
+          <w:b w:val="0"/>
+          <w:bCs w:val="0"/>
+          <w:sz w:val="28"/>
+          <w:szCs w:val="28"/>
+        </w:rPr>
+        <w:t>Vendee/s</w:t>
+      </w:r>
+      <w:r>
+        <w:rPr>
+          <w:sz w:val="28"/>
+          <w:szCs w:val="28"/>
+        </w:rPr>
+        <w:t xml:space="preserve"> for mutation and recording of the title of the Schedule Property in the name of </w:t>
+      </w:r>
+      <w:r>
+        <w:rPr>
+          <w:rStyle w:val="Strong"/>
+          <w:b w:val="0"/>
+          <w:bCs w:val="0"/>
+          <w:sz w:val="28"/>
+          <w:szCs w:val="28"/>
+        </w:rPr>
+        <w:t>Vendee/s</w:t>
+      </w:r>
+      <w:r>
+        <w:rPr>
+          <w:sz w:val="28"/>
+          <w:szCs w:val="28"/>
+        </w:rPr>
+        <w:t xml:space="preserve"> in all concerned records and </w:t>
+      </w:r>
+      <w:r>
+        <w:rPr>
+          <w:rStyle w:val="Strong"/>
+          <w:b w:val="0"/>
+          <w:bCs w:val="0"/>
+          <w:sz w:val="28"/>
+          <w:szCs w:val="28"/>
+        </w:rPr>
+        <w:t>shall</w:t>
+      </w:r>
+      <w:r>
+        <w:rPr>
+          <w:sz w:val="28"/>
+          <w:szCs w:val="28"/>
+        </w:rPr>
+        <w:t xml:space="preserve"> sign and execute all necessary applications, declarations and documents required for the said purpose.</w:t>
+      </w:r>
+    </w:p>
+    <w:p>
+      <w:pPr>
+        <w:spacing w:line="252" w:lineRule="auto"/>
+        <w:ind w:firstLine="720"/>
+        <w:jc w:val="center"/>
+        <w:outlineLvl w:val="0"/>
+        <w:rPr>
+          <w:rFonts w:ascii="Times New Roman" w:hAnsi="Times New Roman" w:cs="Times New Roman"/>
+          <w:bCs/>
+          <w:sz w:val="26"/>
+          <w:szCs w:val="26"/>
+        </w:rPr>
+      </w:pPr>
+      <w:r>
+        <w:rPr>
+          <w:rFonts w:ascii="Times New Roman" w:hAnsi="Times New Roman" w:cs="Times New Roman"/>
+          <w:bCs/>
+          <w:sz w:val="26"/>
+          <w:szCs w:val="26"/>
+        </w:rPr>
+        <w:t xml:space="preserve">IF </w:t>
+      </w:r>
+      <w:r>
+        <w:rPr>
+          <w:rFonts w:ascii="Times New Roman" w:hAnsi="Times New Roman" w:cs="Times New Roman"/>
+          <w:bCs/>
+          <w:sz w:val="26"/>
+          <w:szCs w:val="26"/>
+        </w:rPr>
+        <w:t>HOUSE</w:t>
+      </w:r>
+    </w:p>
+    <w:p>
+      <w:pPr>
+        <w:spacing w:line="252" w:lineRule="auto"/>
         <w:ind w:firstLine="720"/>
         <w:jc w:val="both"/>
         <w:outlineLvl w:val="0"/>
@@ -3726,16 +5432,9 @@
     <w:p>
       <w:pPr>
         <w:pStyle w:val="NormalWeb"/>
+        <w:spacing w:before="0" w:beforeAutospacing="0" w:after="0" w:afterAutospacing="0"/>
         <w:ind w:firstLine="720"/>
         <w:jc w:val="both"/>
-        <w:rPr>
-          <w:b/>
-          <w:bCs/>
-          <w:sz w:val="28"/>
-          <w:szCs w:val="28"/>
-        </w:rPr>
-      </w:pPr>
-      <w:r>
         <w:rPr>
           <w:rStyle w:val="Strong"/>
           <w:b w:val="0"/>
@@ -3743,7 +5442,200 @@
           <w:sz w:val="28"/>
           <w:szCs w:val="28"/>
         </w:rPr>
+      </w:pPr>
+      <w:r>
+        <w:rPr>
+          <w:rStyle w:val="Strong"/>
+          <w:b w:val="0"/>
+          <w:bCs w:val="0"/>
+          <w:sz w:val="28"/>
+          <w:szCs w:val="28"/>
+        </w:rPr>
         <w:t>NOW THIS SALE DEED WITNESSETH AS FOLLOWS:</w:t>
+      </w:r>
+    </w:p>
+    <w:p>
+      <w:pPr>
+        <w:pStyle w:val="NormalWeb"/>
+        <w:numPr>
+          <w:ilvl w:val="0"/>
+          <w:numId w:val="12"/>
+        </w:numPr>
+        <w:spacing w:before="120" w:beforeAutospacing="0" w:after="0" w:afterAutospacing="0"/>
+        <w:ind w:left="0" w:firstLine="432"/>
+        <w:jc w:val="both"/>
+        <w:rPr>
+          <w:sz w:val="28"/>
+          <w:szCs w:val="28"/>
+        </w:rPr>
+      </w:pPr>
+      <w:r>
+        <w:rPr>
+          <w:sz w:val="28"/>
+          <w:szCs w:val="28"/>
+        </w:rPr>
+        <w:t>THE Vendor/s hereby sell/s, convey/s, transfer/s and assign/s absolutely unto the Vendee/s all his/her/their rights, title, interest and ownership in the Schedule Property, together with the house/building standing thereon, all fixtures, fittings, electrical and water connections, easements, rights, privileges and appurtenances attached thereto, to have and to hold the same absolutely and forever.</w:t>
+      </w:r>
+    </w:p>
+    <w:p>
+      <w:pPr>
+        <w:pStyle w:val="NormalWeb"/>
+        <w:numPr>
+          <w:ilvl w:val="0"/>
+          <w:numId w:val="12"/>
+        </w:numPr>
+        <w:spacing w:before="120" w:beforeAutospacing="0" w:after="0" w:afterAutospacing="0"/>
+        <w:ind w:left="0" w:firstLine="432"/>
+        <w:jc w:val="both"/>
+        <w:rPr>
+          <w:sz w:val="28"/>
+          <w:szCs w:val="28"/>
+        </w:rPr>
+      </w:pPr>
+      <w:r>
+        <w:rPr>
+          <w:sz w:val="28"/>
+          <w:szCs w:val="28"/>
+        </w:rPr>
+        <w:t>THE Vendor/s has/have this day delivered vacant, physical and peaceful possession of the Schedule Property together with the house/building standing thereon and the fixtures and fittings therein to the Vendee/s, and the Vendee/s hereby acknowledge/s receipt of the same.</w:t>
+      </w:r>
+    </w:p>
+    <w:p>
+      <w:pPr>
+        <w:pStyle w:val="NormalWeb"/>
+        <w:numPr>
+          <w:ilvl w:val="0"/>
+          <w:numId w:val="12"/>
+        </w:numPr>
+        <w:spacing w:before="120" w:beforeAutospacing="0" w:after="0" w:afterAutospacing="0"/>
+        <w:ind w:left="0" w:firstLine="432"/>
+        <w:jc w:val="both"/>
+        <w:rPr>
+          <w:sz w:val="28"/>
+          <w:szCs w:val="28"/>
+        </w:rPr>
+      </w:pPr>
+      <w:r>
+        <w:rPr>
+          <w:sz w:val="28"/>
+          <w:szCs w:val="28"/>
+        </w:rPr>
+        <w:t>THE Vendee/s shall hereafter peacefully, lawfully and absolutely hold, use, enjoy and possess the Schedule Property together with the house/building standing thereon, with full ownership rights, without any interruption, obstruction or claim from the Vendor/s or any person claiming under or through him/her/them.</w:t>
+      </w:r>
+    </w:p>
+    <w:p>
+      <w:pPr>
+        <w:pStyle w:val="NormalWeb"/>
+        <w:numPr>
+          <w:ilvl w:val="0"/>
+          <w:numId w:val="12"/>
+        </w:numPr>
+        <w:spacing w:before="120" w:beforeAutospacing="0" w:after="0" w:afterAutospacing="0"/>
+        <w:ind w:left="0" w:firstLine="432"/>
+        <w:jc w:val="both"/>
+        <w:rPr>
+          <w:sz w:val="28"/>
+          <w:szCs w:val="28"/>
+        </w:rPr>
+      </w:pPr>
+      <w:r>
+        <w:rPr>
+          <w:sz w:val="28"/>
+          <w:szCs w:val="28"/>
+        </w:rPr>
+        <w:t>THE Vendor/s hereby assure/s, represent/s and covenant/s with the Vendee/s that the Vendor/s has/have a clear, valid, absolute and marketable title to the Schedule Property and the house/building standing thereon, with full right, power and authority to sell the same, and that the Schedule Property and the house/building standing thereon are free from all encumbrances, charges, liens, mortgages, leases, licenses, tenancies, attachments, litigations, disputes, court cases, decrees, injunctions, notices, writs, claims, demands, gifts, prior agreements of sale, appeals, acquisitions and proceedings of any nature whatsoever, whether past, present or contemplated.</w:t>
+      </w:r>
+    </w:p>
+    <w:p>
+      <w:pPr>
+        <w:pStyle w:val="NormalWeb"/>
+        <w:numPr>
+          <w:ilvl w:val="0"/>
+          <w:numId w:val="12"/>
+        </w:numPr>
+        <w:spacing w:before="120" w:beforeAutospacing="0" w:after="0" w:afterAutospacing="0"/>
+        <w:ind w:left="0" w:firstLine="432"/>
+        <w:jc w:val="both"/>
+        <w:rPr>
+          <w:sz w:val="28"/>
+          <w:szCs w:val="28"/>
+        </w:rPr>
+      </w:pPr>
+      <w:r>
+        <w:rPr>
+          <w:sz w:val="28"/>
+          <w:szCs w:val="28"/>
+        </w:rPr>
+        <w:t>THE Vendor/s shall indemnify and keep indemnified the Vendee/s against all losses, claims, demands, damages, costs and expenses arising out of or relating to any defect in title, encumbrance, claim, liability or misrepresentation concerning the Schedule Property or the house/building standing thereon.</w:t>
+      </w:r>
+    </w:p>
+    <w:p>
+      <w:pPr>
+        <w:pStyle w:val="NormalWeb"/>
+        <w:numPr>
+          <w:ilvl w:val="0"/>
+          <w:numId w:val="12"/>
+        </w:numPr>
+        <w:spacing w:before="120" w:beforeAutospacing="0" w:after="0" w:afterAutospacing="0"/>
+        <w:ind w:left="0" w:firstLine="432"/>
+        <w:jc w:val="both"/>
+        <w:rPr>
+          <w:sz w:val="28"/>
+          <w:szCs w:val="28"/>
+        </w:rPr>
+      </w:pPr>
+      <w:r>
+        <w:rPr>
+          <w:sz w:val="28"/>
+          <w:szCs w:val="28"/>
+        </w:rPr>
+        <w:t>THE Vendor/s hereby agree/s and undertake/s to execute and get registered, at the cost and expense of the Vendee/s, any further documents, deeds or assurances, including Rectification Deeds and Supplemental Deeds, as may be reasonably required for better and more perfect assurance of the title of the Vendee/s to the Schedule Property and the house/building standing thereon, without demanding or receiving any additional consideration.</w:t>
+      </w:r>
+    </w:p>
+    <w:p>
+      <w:pPr>
+        <w:pStyle w:val="NormalWeb"/>
+        <w:numPr>
+          <w:ilvl w:val="0"/>
+          <w:numId w:val="12"/>
+        </w:numPr>
+        <w:spacing w:before="120" w:beforeAutospacing="0" w:after="0" w:afterAutospacing="0"/>
+        <w:ind w:left="0" w:firstLine="432"/>
+        <w:jc w:val="both"/>
+        <w:rPr>
+          <w:sz w:val="28"/>
+          <w:szCs w:val="28"/>
+        </w:rPr>
+      </w:pPr>
+      <w:r>
+        <w:rPr>
+          <w:sz w:val="28"/>
+          <w:szCs w:val="28"/>
+        </w:rPr>
+        <w:t>THE Vendor/s hereby confirm/s that all original title deeds and other relevant ownership documents relating to the Schedule Property and the house/building standing thereon, as available and in his/her/their possession, have been handed over to the Vendee/s, including available property tax, municipal, electricity, water and other relevant records/documents, and the Vendee/s hereby acknowledge/s receipt of the same.</w:t>
+      </w:r>
+    </w:p>
+    <w:p>
+      <w:pPr>
+        <w:pStyle w:val="NormalWeb"/>
+        <w:numPr>
+          <w:ilvl w:val="0"/>
+          <w:numId w:val="12"/>
+        </w:numPr>
+        <w:spacing w:before="120" w:beforeAutospacing="0" w:after="0" w:afterAutospacing="0"/>
+        <w:ind w:left="0" w:firstLine="432"/>
+        <w:jc w:val="both"/>
+        <w:rPr>
+          <w:sz w:val="28"/>
+          <w:szCs w:val="28"/>
+        </w:rPr>
+      </w:pPr>
+      <w:r>
+        <w:rPr>
+          <w:sz w:val="28"/>
+          <w:szCs w:val="28"/>
+        </w:rPr>
+        <w:t>THE Vendor/s agree/s to fully co-operate with the Vendee/s for mutation and recording of the title of the Schedule Property and the house/building standing thereon in the name of the Vendee/s in all concerned revenue, municipal, property tax, electricity, water and other records and shall sign and execute all necessary applications, declarations and documents required for the said purpose.</w:t>
       </w:r>
     </w:p>
     <w:p>
@@ -3752,88 +5644,12 @@
         <w:ind w:firstLine="720"/>
         <w:jc w:val="both"/>
         <w:rPr>
-          <w:sz w:val="28"/>
-          <w:szCs w:val="28"/>
-        </w:rPr>
-      </w:pPr>
-      <w:r>
-        <w:rPr>
-          <w:rStyle w:val="Strong"/>
-          <w:b w:val="0"/>
-          <w:bCs w:val="0"/>
-          <w:sz w:val="28"/>
-          <w:szCs w:val="28"/>
-        </w:rPr>
-        <w:t>1</w:t>
-      </w:r>
-      <w:r>
-        <w:rPr>
-          <w:rStyle w:val="Strong"/>
-          <w:b w:val="0"/>
-          <w:bCs w:val="0"/>
-          <w:sz w:val="28"/>
-          <w:szCs w:val="28"/>
-        </w:rPr>
-        <w:t>.</w:t>
-      </w:r>
-      <w:r>
-        <w:rPr>
-          <w:sz w:val="28"/>
-          <w:szCs w:val="28"/>
-        </w:rPr>
-        <w:t xml:space="preserve"> THE </w:t>
-      </w:r>
-      <w:r>
-        <w:rPr>
-          <w:rStyle w:val="Strong"/>
-          <w:b w:val="0"/>
-          <w:bCs w:val="0"/>
-          <w:sz w:val="28"/>
-          <w:szCs w:val="28"/>
-        </w:rPr>
-        <w:t>VENDOR/S hereby sell/s, convey/s, transfer/s and assign/s</w:t>
-      </w:r>
-      <w:r>
-        <w:rPr>
-          <w:sz w:val="28"/>
-          <w:szCs w:val="28"/>
-        </w:rPr>
-        <w:t xml:space="preserve"> absolutely unto the </w:t>
-      </w:r>
-      <w:r>
-        <w:rPr>
-          <w:rStyle w:val="Strong"/>
-          <w:b w:val="0"/>
-          <w:bCs w:val="0"/>
-          <w:sz w:val="28"/>
-          <w:szCs w:val="28"/>
-        </w:rPr>
-        <w:t>Vendee/s</w:t>
-      </w:r>
-      <w:r>
-        <w:rPr>
-          <w:sz w:val="28"/>
-          <w:szCs w:val="28"/>
-        </w:rPr>
-        <w:t xml:space="preserve">, all </w:t>
-      </w:r>
-      <w:r>
-        <w:rPr>
-          <w:rStyle w:val="Strong"/>
-          <w:b w:val="0"/>
-          <w:bCs w:val="0"/>
-          <w:sz w:val="28"/>
-          <w:szCs w:val="28"/>
-        </w:rPr>
-        <w:t>his/her/their</w:t>
-      </w:r>
-      <w:r>
-        <w:rPr>
-          <w:sz w:val="28"/>
-          <w:szCs w:val="28"/>
-        </w:rPr>
-        <w:t xml:space="preserve"> rights, title, interest and ownership in the Schedule Property together with all easements, rights, privileges and appurtenances attached thereto, to have and to hold the same absolutely and forever.</w:t>
-      </w:r>
+          <w:b/>
+          <w:bCs/>
+          <w:sz w:val="28"/>
+          <w:szCs w:val="28"/>
+        </w:rPr>
+      </w:pPr>
     </w:p>
     <w:p>
       <w:pPr>
@@ -3845,67 +5661,6 @@
           <w:szCs w:val="28"/>
         </w:rPr>
       </w:pPr>
-      <w:r>
-        <w:rPr>
-          <w:rStyle w:val="Strong"/>
-          <w:b w:val="0"/>
-          <w:bCs w:val="0"/>
-          <w:sz w:val="28"/>
-          <w:szCs w:val="28"/>
-        </w:rPr>
-        <w:t>2</w:t>
-      </w:r>
-      <w:r>
-        <w:rPr>
-          <w:rStyle w:val="Strong"/>
-          <w:b w:val="0"/>
-          <w:bCs w:val="0"/>
-          <w:sz w:val="28"/>
-          <w:szCs w:val="28"/>
-        </w:rPr>
-        <w:t>.</w:t>
-      </w:r>
-      <w:r>
-        <w:rPr>
-          <w:sz w:val="28"/>
-          <w:szCs w:val="28"/>
-        </w:rPr>
-        <w:t xml:space="preserve"> THE </w:t>
-      </w:r>
-      <w:r>
-        <w:rPr>
-          <w:rStyle w:val="Strong"/>
-          <w:b w:val="0"/>
-          <w:bCs w:val="0"/>
-          <w:sz w:val="28"/>
-          <w:szCs w:val="28"/>
-        </w:rPr>
-        <w:t>VENDOR/S has/have</w:t>
-      </w:r>
-      <w:r>
-        <w:rPr>
-          <w:sz w:val="28"/>
-          <w:szCs w:val="28"/>
-        </w:rPr>
-        <w:t xml:space="preserve"> this day delivered vacant, physical and peaceful possession of the Schedule Property to the </w:t>
-      </w:r>
-      <w:r>
-        <w:rPr>
-          <w:rStyle w:val="Strong"/>
-          <w:b w:val="0"/>
-          <w:bCs w:val="0"/>
-          <w:sz w:val="28"/>
-          <w:szCs w:val="28"/>
-        </w:rPr>
-        <w:t>Vendee/s</w:t>
-      </w:r>
-      <w:r>
-        <w:rPr>
-          <w:sz w:val="28"/>
-          <w:szCs w:val="28"/>
-        </w:rPr>
-        <w:t>.</w:t>
-      </w:r>
     </w:p>
     <w:p>
       <w:pPr>
@@ -3917,84 +5672,6 @@
           <w:szCs w:val="28"/>
         </w:rPr>
       </w:pPr>
-      <w:r>
-        <w:rPr>
-          <w:rStyle w:val="Strong"/>
-          <w:b w:val="0"/>
-          <w:bCs w:val="0"/>
-          <w:sz w:val="28"/>
-          <w:szCs w:val="28"/>
-        </w:rPr>
-        <w:t>3</w:t>
-      </w:r>
-      <w:r>
-        <w:rPr>
-          <w:rStyle w:val="Strong"/>
-          <w:b w:val="0"/>
-          <w:bCs w:val="0"/>
-          <w:sz w:val="28"/>
-          <w:szCs w:val="28"/>
-        </w:rPr>
-        <w:t>.</w:t>
-      </w:r>
-      <w:r>
-        <w:rPr>
-          <w:sz w:val="28"/>
-          <w:szCs w:val="28"/>
-        </w:rPr>
-        <w:t xml:space="preserve"> THE </w:t>
-      </w:r>
-      <w:r>
-        <w:rPr>
-          <w:rStyle w:val="Strong"/>
-          <w:b w:val="0"/>
-          <w:bCs w:val="0"/>
-          <w:sz w:val="28"/>
-          <w:szCs w:val="28"/>
-        </w:rPr>
-        <w:t>VENDEE/S shall</w:t>
-      </w:r>
-      <w:r>
-        <w:rPr>
-          <w:sz w:val="28"/>
-          <w:szCs w:val="28"/>
-        </w:rPr>
-        <w:t xml:space="preserve"> hereafter peacefully, lawfully and absolutely hold, use, enjoy and possess the Schedule Property, with full ownership rights, without any interruption, obstruction or claim from the </w:t>
-      </w:r>
-      <w:r>
-        <w:rPr>
-          <w:rStyle w:val="Strong"/>
-          <w:b w:val="0"/>
-          <w:bCs w:val="0"/>
-          <w:sz w:val="28"/>
-          <w:szCs w:val="28"/>
-        </w:rPr>
-        <w:t>Vendor/s</w:t>
-      </w:r>
-      <w:r>
-        <w:rPr>
-          <w:sz w:val="28"/>
-          <w:szCs w:val="28"/>
-        </w:rPr>
-        <w:t xml:space="preserve"> or any person claiming under or through </w:t>
-      </w:r>
-      <w:r>
-        <w:rPr>
-          <w:rStyle w:val="Strong"/>
-          <w:b w:val="0"/>
-          <w:bCs w:val="0"/>
-          <w:sz w:val="28"/>
-          <w:szCs w:val="28"/>
-        </w:rPr>
-        <w:t>him/her/them</w:t>
-      </w:r>
-      <w:r>
-        <w:rPr>
-          <w:sz w:val="28"/>
-          <w:szCs w:val="28"/>
-        </w:rPr>
-        <w:t>.</w:t>
-      </w:r>
     </w:p>
     <w:p>
       <w:pPr>
@@ -4004,569 +5681,6 @@
         <w:rPr>
           <w:sz w:val="28"/>
           <w:szCs w:val="28"/>
-        </w:rPr>
-      </w:pPr>
-      <w:r>
-        <w:rPr>
-          <w:rStyle w:val="Strong"/>
-          <w:b w:val="0"/>
-          <w:bCs w:val="0"/>
-          <w:sz w:val="28"/>
-          <w:szCs w:val="28"/>
-        </w:rPr>
-        <w:t>4</w:t>
-      </w:r>
-      <w:r>
-        <w:rPr>
-          <w:rStyle w:val="Strong"/>
-          <w:b w:val="0"/>
-          <w:bCs w:val="0"/>
-          <w:sz w:val="28"/>
-          <w:szCs w:val="28"/>
-        </w:rPr>
-        <w:t>.</w:t>
-      </w:r>
-      <w:r>
-        <w:rPr>
-          <w:sz w:val="28"/>
-          <w:szCs w:val="28"/>
-        </w:rPr>
-        <w:t xml:space="preserve"> THE </w:t>
-      </w:r>
-      <w:r>
-        <w:rPr>
-          <w:rStyle w:val="Strong"/>
-          <w:b w:val="0"/>
-          <w:bCs w:val="0"/>
-          <w:sz w:val="28"/>
-          <w:szCs w:val="28"/>
-        </w:rPr>
-        <w:t>VENDOR/S hereby assure/s, represent/s and covenant/s</w:t>
-      </w:r>
-      <w:r>
-        <w:rPr>
-          <w:sz w:val="28"/>
-          <w:szCs w:val="28"/>
-        </w:rPr>
-        <w:t xml:space="preserve"> with the </w:t>
-      </w:r>
-      <w:r>
-        <w:rPr>
-          <w:rStyle w:val="Strong"/>
-          <w:b w:val="0"/>
-          <w:bCs w:val="0"/>
-          <w:sz w:val="28"/>
-          <w:szCs w:val="28"/>
-        </w:rPr>
-        <w:t>Vendee/s</w:t>
-      </w:r>
-      <w:r>
-        <w:rPr>
-          <w:sz w:val="28"/>
-          <w:szCs w:val="28"/>
-        </w:rPr>
-        <w:t xml:space="preserve"> that the </w:t>
-      </w:r>
-      <w:r>
-        <w:rPr>
-          <w:rStyle w:val="Strong"/>
-          <w:b w:val="0"/>
-          <w:bCs w:val="0"/>
-          <w:sz w:val="28"/>
-          <w:szCs w:val="28"/>
-        </w:rPr>
-        <w:t>Vendor/s has/have</w:t>
-      </w:r>
-      <w:r>
-        <w:rPr>
-          <w:sz w:val="28"/>
-          <w:szCs w:val="28"/>
-        </w:rPr>
-        <w:t xml:space="preserve"> a clear, valid, absolute and marketable title to the Schedule Property, with full right, power and authority to sell the same, and that the Schedule Property is free from all encumbrances, charges, liens, mortgages, leases, licenses, tenancies, easements, settlements, attachments, litigations, disputes, court cases, decrees, injunctions, notices, writs, claims, demands, gifts, prior agreements of sale, appeals, acquisitions and proceedings of any nature whatsoever, whether past, present or contemplated.</w:t>
-      </w:r>
-    </w:p>
-    <w:p>
-      <w:pPr>
-        <w:pStyle w:val="NormalWeb"/>
-        <w:ind w:firstLine="720"/>
-        <w:jc w:val="both"/>
-        <w:rPr>
-          <w:sz w:val="28"/>
-          <w:szCs w:val="28"/>
-        </w:rPr>
-      </w:pPr>
-      <w:r>
-        <w:rPr>
-          <w:rStyle w:val="Strong"/>
-          <w:b w:val="0"/>
-          <w:bCs w:val="0"/>
-          <w:sz w:val="28"/>
-          <w:szCs w:val="28"/>
-        </w:rPr>
-        <w:t>5</w:t>
-      </w:r>
-      <w:r>
-        <w:rPr>
-          <w:rStyle w:val="Strong"/>
-          <w:b w:val="0"/>
-          <w:bCs w:val="0"/>
-          <w:sz w:val="28"/>
-          <w:szCs w:val="28"/>
-        </w:rPr>
-        <w:t>.</w:t>
-      </w:r>
-      <w:r>
-        <w:rPr>
-          <w:sz w:val="28"/>
-          <w:szCs w:val="28"/>
-        </w:rPr>
-        <w:t xml:space="preserve"> THE </w:t>
-      </w:r>
-      <w:r>
-        <w:rPr>
-          <w:rStyle w:val="Strong"/>
-          <w:b w:val="0"/>
-          <w:bCs w:val="0"/>
-          <w:sz w:val="28"/>
-          <w:szCs w:val="28"/>
-        </w:rPr>
-        <w:t>VENDOR/S shall</w:t>
-      </w:r>
-      <w:r>
-        <w:rPr>
-          <w:sz w:val="28"/>
-          <w:szCs w:val="28"/>
-        </w:rPr>
-        <w:t xml:space="preserve"> indemnify and keep indemnified the </w:t>
-      </w:r>
-      <w:r>
-        <w:rPr>
-          <w:rStyle w:val="Strong"/>
-          <w:b w:val="0"/>
-          <w:bCs w:val="0"/>
-          <w:sz w:val="28"/>
-          <w:szCs w:val="28"/>
-        </w:rPr>
-        <w:t>Vendee/s</w:t>
-      </w:r>
-      <w:r>
-        <w:rPr>
-          <w:sz w:val="28"/>
-          <w:szCs w:val="28"/>
-        </w:rPr>
-        <w:t xml:space="preserve"> against all losses, claims, demands, damages or costs arising out of any defect in title, encumbrance or misrepresentation in respect of the Schedule Property.</w:t>
-      </w:r>
-    </w:p>
-    <w:p>
-      <w:pPr>
-        <w:pStyle w:val="NormalWeb"/>
-        <w:ind w:firstLine="720"/>
-        <w:jc w:val="both"/>
-        <w:rPr>
-          <w:sz w:val="28"/>
-          <w:szCs w:val="28"/>
-        </w:rPr>
-      </w:pPr>
-      <w:r>
-        <w:rPr>
-          <w:rStyle w:val="Strong"/>
-          <w:b w:val="0"/>
-          <w:bCs w:val="0"/>
-          <w:sz w:val="28"/>
-          <w:szCs w:val="28"/>
-        </w:rPr>
-        <w:t>6</w:t>
-      </w:r>
-      <w:r>
-        <w:rPr>
-          <w:rStyle w:val="Strong"/>
-          <w:b w:val="0"/>
-          <w:bCs w:val="0"/>
-          <w:sz w:val="28"/>
-          <w:szCs w:val="28"/>
-        </w:rPr>
-        <w:t>.</w:t>
-      </w:r>
-      <w:r>
-        <w:rPr>
-          <w:sz w:val="28"/>
-          <w:szCs w:val="28"/>
-        </w:rPr>
-        <w:t xml:space="preserve"> THE </w:t>
-      </w:r>
-      <w:r>
-        <w:rPr>
-          <w:rStyle w:val="Strong"/>
-          <w:b w:val="0"/>
-          <w:bCs w:val="0"/>
-          <w:sz w:val="28"/>
-          <w:szCs w:val="28"/>
-        </w:rPr>
-        <w:t>VENDOR/S hereby agree/s and undertake/s</w:t>
-      </w:r>
-      <w:r>
-        <w:rPr>
-          <w:sz w:val="28"/>
-          <w:szCs w:val="28"/>
-        </w:rPr>
-        <w:t xml:space="preserve"> to execute and get registered, at the cost and expense of the </w:t>
-      </w:r>
-      <w:r>
-        <w:rPr>
-          <w:rStyle w:val="Strong"/>
-          <w:b w:val="0"/>
-          <w:bCs w:val="0"/>
-          <w:sz w:val="28"/>
-          <w:szCs w:val="28"/>
-        </w:rPr>
-        <w:t>Vendee/s</w:t>
-      </w:r>
-      <w:r>
-        <w:rPr>
-          <w:sz w:val="28"/>
-          <w:szCs w:val="28"/>
-        </w:rPr>
-        <w:t xml:space="preserve">, any further documents, deeds or assurances, including Rectification Deeds and Supplemental Deeds, as may be reasonably required for better and more perfect assurance of the title of the </w:t>
-      </w:r>
-      <w:r>
-        <w:rPr>
-          <w:rStyle w:val="Strong"/>
-          <w:b w:val="0"/>
-          <w:bCs w:val="0"/>
-          <w:sz w:val="28"/>
-          <w:szCs w:val="28"/>
-        </w:rPr>
-        <w:t>Vendee/s</w:t>
-      </w:r>
-      <w:r>
-        <w:rPr>
-          <w:sz w:val="28"/>
-          <w:szCs w:val="28"/>
-        </w:rPr>
-        <w:t xml:space="preserve"> to the Schedule Property, without demanding or receiving any additional consideration.</w:t>
-      </w:r>
-    </w:p>
-    <w:p>
-      <w:pPr>
-        <w:pStyle w:val="NormalWeb"/>
-        <w:ind w:firstLine="720"/>
-        <w:jc w:val="both"/>
-        <w:rPr>
-          <w:sz w:val="28"/>
-          <w:szCs w:val="28"/>
-        </w:rPr>
-      </w:pPr>
-      <w:r>
-        <w:rPr>
-          <w:rStyle w:val="Strong"/>
-          <w:b w:val="0"/>
-          <w:bCs w:val="0"/>
-          <w:sz w:val="28"/>
-          <w:szCs w:val="28"/>
-        </w:rPr>
-        <w:t>7</w:t>
-      </w:r>
-      <w:r>
-        <w:rPr>
-          <w:rStyle w:val="Strong"/>
-          <w:b w:val="0"/>
-          <w:bCs w:val="0"/>
-          <w:sz w:val="28"/>
-          <w:szCs w:val="28"/>
-        </w:rPr>
-        <w:t>.</w:t>
-      </w:r>
-      <w:r>
-        <w:rPr>
-          <w:sz w:val="28"/>
-          <w:szCs w:val="28"/>
-        </w:rPr>
-        <w:t xml:space="preserve"> THE </w:t>
-      </w:r>
-      <w:r>
-        <w:rPr>
-          <w:rStyle w:val="Strong"/>
-          <w:b w:val="0"/>
-          <w:bCs w:val="0"/>
-          <w:sz w:val="28"/>
-          <w:szCs w:val="28"/>
-        </w:rPr>
-        <w:t>VENDOR/S hereby confirm/s</w:t>
-      </w:r>
-      <w:r>
-        <w:rPr>
-          <w:sz w:val="28"/>
-          <w:szCs w:val="28"/>
-        </w:rPr>
-        <w:t xml:space="preserve"> that all title deeds and other relevant ownership documents relating to the Schedule Property, as available and in </w:t>
-      </w:r>
-      <w:r>
-        <w:rPr>
-          <w:rStyle w:val="Strong"/>
-          <w:b w:val="0"/>
-          <w:bCs w:val="0"/>
-          <w:sz w:val="28"/>
-          <w:szCs w:val="28"/>
-        </w:rPr>
-        <w:t>his/her/their</w:t>
-      </w:r>
-      <w:r>
-        <w:rPr>
-          <w:sz w:val="28"/>
-          <w:szCs w:val="28"/>
-        </w:rPr>
-        <w:t xml:space="preserve"> possession, have been handed over to the </w:t>
-      </w:r>
-      <w:r>
-        <w:rPr>
-          <w:rStyle w:val="Strong"/>
-          <w:b w:val="0"/>
-          <w:bCs w:val="0"/>
-          <w:sz w:val="28"/>
-          <w:szCs w:val="28"/>
-        </w:rPr>
-        <w:t>Vendee/s</w:t>
-      </w:r>
-      <w:r>
-        <w:rPr>
-          <w:sz w:val="28"/>
-          <w:szCs w:val="28"/>
-        </w:rPr>
-        <w:t xml:space="preserve">, and the </w:t>
-      </w:r>
-      <w:r>
-        <w:rPr>
-          <w:rStyle w:val="Strong"/>
-          <w:b w:val="0"/>
-          <w:bCs w:val="0"/>
-          <w:sz w:val="28"/>
-          <w:szCs w:val="28"/>
-        </w:rPr>
-        <w:t>Vendee/s hereby acknowledge/s</w:t>
-      </w:r>
-      <w:r>
-        <w:rPr>
-          <w:sz w:val="28"/>
-          <w:szCs w:val="28"/>
-        </w:rPr>
-        <w:t xml:space="preserve"> receipt of the same.</w:t>
-      </w:r>
-    </w:p>
-    <w:p>
-      <w:pPr>
-        <w:pStyle w:val="NormalWeb"/>
-        <w:ind w:firstLine="720"/>
-        <w:jc w:val="both"/>
-        <w:rPr>
-          <w:sz w:val="28"/>
-          <w:szCs w:val="28"/>
-        </w:rPr>
-      </w:pPr>
-      <w:r>
-        <w:rPr>
-          <w:rStyle w:val="Strong"/>
-          <w:b w:val="0"/>
-          <w:bCs w:val="0"/>
-          <w:sz w:val="28"/>
-          <w:szCs w:val="28"/>
-        </w:rPr>
-        <w:t>8</w:t>
-      </w:r>
-      <w:r>
-        <w:rPr>
-          <w:rStyle w:val="Strong"/>
-          <w:b w:val="0"/>
-          <w:bCs w:val="0"/>
-          <w:sz w:val="28"/>
-          <w:szCs w:val="28"/>
-        </w:rPr>
-        <w:t>.</w:t>
-      </w:r>
-      <w:r>
-        <w:rPr>
-          <w:sz w:val="28"/>
-          <w:szCs w:val="28"/>
-        </w:rPr>
-        <w:t xml:space="preserve"> THE </w:t>
-      </w:r>
-      <w:r>
-        <w:rPr>
-          <w:rStyle w:val="Strong"/>
-          <w:b w:val="0"/>
-          <w:bCs w:val="0"/>
-          <w:sz w:val="28"/>
-          <w:szCs w:val="28"/>
-        </w:rPr>
-        <w:t>VENDOR/S agree/s</w:t>
-      </w:r>
-      <w:r>
-        <w:rPr>
-          <w:sz w:val="28"/>
-          <w:szCs w:val="28"/>
-        </w:rPr>
-        <w:t xml:space="preserve"> to co-operate fully with the </w:t>
-      </w:r>
-      <w:r>
-        <w:rPr>
-          <w:rStyle w:val="Strong"/>
-          <w:b w:val="0"/>
-          <w:bCs w:val="0"/>
-          <w:sz w:val="28"/>
-          <w:szCs w:val="28"/>
-        </w:rPr>
-        <w:t>Vendee/s</w:t>
-      </w:r>
-      <w:r>
-        <w:rPr>
-          <w:sz w:val="28"/>
-          <w:szCs w:val="28"/>
-        </w:rPr>
-        <w:t xml:space="preserve"> for mutation and recording of the title of the Schedule Property in the name of </w:t>
-      </w:r>
-      <w:r>
-        <w:rPr>
-          <w:rStyle w:val="Strong"/>
-          <w:b w:val="0"/>
-          <w:bCs w:val="0"/>
-          <w:sz w:val="28"/>
-          <w:szCs w:val="28"/>
-        </w:rPr>
-        <w:t>Vendee/s</w:t>
-      </w:r>
-      <w:r>
-        <w:rPr>
-          <w:sz w:val="28"/>
-          <w:szCs w:val="28"/>
-        </w:rPr>
-        <w:t xml:space="preserve"> in all concerned records and </w:t>
-      </w:r>
-      <w:r>
-        <w:rPr>
-          <w:rStyle w:val="Strong"/>
-          <w:b w:val="0"/>
-          <w:bCs w:val="0"/>
-          <w:sz w:val="28"/>
-          <w:szCs w:val="28"/>
-        </w:rPr>
-        <w:t>shall</w:t>
-      </w:r>
-      <w:r>
-        <w:rPr>
-          <w:sz w:val="28"/>
-          <w:szCs w:val="28"/>
-        </w:rPr>
-        <w:t xml:space="preserve"> sign and execute all necessary applications, declarations and documents required for the said purpose.</w:t>
-      </w:r>
-    </w:p>
-    <w:p>
-      <w:pPr>
-        <w:pStyle w:val="NormalWeb"/>
-        <w:ind w:firstLine="720"/>
-        <w:jc w:val="both"/>
-        <w:rPr>
-          <w:sz w:val="28"/>
-          <w:szCs w:val="28"/>
-        </w:rPr>
-      </w:pPr>
-    </w:p>
-    <w:p>
-      <w:pPr>
-        <w:pStyle w:val="NormalWeb"/>
-        <w:ind w:firstLine="720"/>
-        <w:jc w:val="both"/>
-        <w:rPr>
-          <w:sz w:val="28"/>
-          <w:szCs w:val="28"/>
-        </w:rPr>
-      </w:pPr>
-    </w:p>
-    <w:p>
-      <w:pPr>
-        <w:pStyle w:val="NormalWeb"/>
-        <w:ind w:firstLine="720"/>
-        <w:jc w:val="both"/>
-        <w:rPr>
-          <w:sz w:val="28"/>
-          <w:szCs w:val="28"/>
-        </w:rPr>
-      </w:pPr>
-    </w:p>
-    <w:p>
-      <w:pPr>
-        <w:pStyle w:val="NormalWeb"/>
-        <w:ind w:firstLine="720"/>
-        <w:jc w:val="both"/>
-        <w:rPr>
-          <w:sz w:val="28"/>
-          <w:szCs w:val="28"/>
-        </w:rPr>
-      </w:pPr>
-    </w:p>
-    <w:p>
-      <w:pPr>
-        <w:pStyle w:val="NormalWeb"/>
-        <w:ind w:firstLine="720"/>
-        <w:jc w:val="both"/>
-        <w:rPr>
-          <w:sz w:val="28"/>
-          <w:szCs w:val="28"/>
-        </w:rPr>
-      </w:pPr>
-    </w:p>
-    <w:p>
-      <w:pPr>
-        <w:pStyle w:val="NormalWeb"/>
-        <w:ind w:firstLine="720"/>
-        <w:jc w:val="both"/>
-        <w:rPr>
-          <w:sz w:val="28"/>
-          <w:szCs w:val="28"/>
-        </w:rPr>
-      </w:pPr>
-    </w:p>
-    <w:p>
-      <w:pPr>
-        <w:pStyle w:val="NormalWeb"/>
-        <w:ind w:firstLine="720"/>
-        <w:jc w:val="both"/>
-        <w:rPr>
-          <w:b/>
-          <w:bCs/>
-          <w:sz w:val="28"/>
-          <w:szCs w:val="28"/>
-          <w:u w:val="single"/>
-        </w:rPr>
-      </w:pPr>
-    </w:p>
-    <w:p>
-      <w:pPr>
-        <w:pStyle w:val="Heading3"/>
-        <w:spacing w:before="0"/>
-        <w:jc w:val="center"/>
-        <w:rPr>
-          <w:rFonts w:ascii="Times New Roman" w:hAnsi="Times New Roman" w:cs="Times New Roman"/>
-          <w:b w:val="0"/>
-          <w:bCs w:val="0"/>
-          <w:color w:val="auto"/>
-          <w:sz w:val="28"/>
-          <w:szCs w:val="28"/>
-          <w:u w:val="single"/>
-        </w:rPr>
-      </w:pPr>
-    </w:p>
-    <w:p>
-      <w:pPr>
-        <w:pStyle w:val="Heading3"/>
-        <w:spacing w:before="0"/>
-        <w:jc w:val="center"/>
-        <w:rPr>
-          <w:rFonts w:ascii="Times New Roman" w:hAnsi="Times New Roman" w:cs="Times New Roman"/>
-          <w:b w:val="0"/>
-          <w:bCs w:val="0"/>
-          <w:color w:val="auto"/>
-          <w:sz w:val="28"/>
-          <w:szCs w:val="28"/>
-          <w:u w:val="single"/>
         </w:rPr>
       </w:pPr>
     </w:p>
@@ -6295,110 +7409,6 @@
               </w:rPr>
             </w:pPr>
           </w:p>
-          <w:p>
-            <w:pPr>
-              <w:widowControl/>
-              <w:autoSpaceDE/>
-              <w:autoSpaceDN/>
-              <w:rPr>
-                <w:rFonts w:ascii="Times New Roman" w:eastAsia="Times New Roman" w:hAnsi="Times New Roman" w:cs="Times New Roman"/>
-                <w:sz w:val="28"/>
-                <w:szCs w:val="28"/>
-                <w:lang w:bidi="te-IN"/>
-              </w:rPr>
-            </w:pPr>
-          </w:p>
-          <w:p>
-            <w:pPr>
-              <w:widowControl/>
-              <w:autoSpaceDE/>
-              <w:autoSpaceDN/>
-              <w:rPr>
-                <w:rFonts w:ascii="Times New Roman" w:eastAsia="Times New Roman" w:hAnsi="Times New Roman" w:cs="Times New Roman"/>
-                <w:sz w:val="28"/>
-                <w:szCs w:val="28"/>
-                <w:lang w:bidi="te-IN"/>
-              </w:rPr>
-            </w:pPr>
-          </w:p>
-          <w:p>
-            <w:pPr>
-              <w:widowControl/>
-              <w:autoSpaceDE/>
-              <w:autoSpaceDN/>
-              <w:rPr>
-                <w:rFonts w:ascii="Times New Roman" w:eastAsia="Times New Roman" w:hAnsi="Times New Roman" w:cs="Times New Roman"/>
-                <w:sz w:val="28"/>
-                <w:szCs w:val="28"/>
-                <w:lang w:bidi="te-IN"/>
-              </w:rPr>
-            </w:pPr>
-          </w:p>
-          <w:p>
-            <w:pPr>
-              <w:widowControl/>
-              <w:autoSpaceDE/>
-              <w:autoSpaceDN/>
-              <w:rPr>
-                <w:rFonts w:ascii="Times New Roman" w:eastAsia="Times New Roman" w:hAnsi="Times New Roman" w:cs="Times New Roman"/>
-                <w:sz w:val="28"/>
-                <w:szCs w:val="28"/>
-                <w:lang w:bidi="te-IN"/>
-              </w:rPr>
-            </w:pPr>
-          </w:p>
-          <w:p>
-            <w:pPr>
-              <w:widowControl/>
-              <w:autoSpaceDE/>
-              <w:autoSpaceDN/>
-              <w:rPr>
-                <w:rFonts w:ascii="Times New Roman" w:eastAsia="Times New Roman" w:hAnsi="Times New Roman" w:cs="Times New Roman"/>
-                <w:sz w:val="28"/>
-                <w:szCs w:val="28"/>
-                <w:lang w:bidi="te-IN"/>
-              </w:rPr>
-            </w:pPr>
-          </w:p>
-          <w:p>
-            <w:pPr>
-              <w:widowControl/>
-              <w:autoSpaceDE/>
-              <w:autoSpaceDN/>
-              <w:rPr>
-                <w:rFonts w:ascii="Times New Roman" w:eastAsia="Times New Roman" w:hAnsi="Times New Roman" w:cs="Times New Roman"/>
-                <w:sz w:val="28"/>
-                <w:szCs w:val="28"/>
-                <w:lang w:bidi="te-IN"/>
-              </w:rPr>
-            </w:pPr>
-          </w:p>
-          <w:p>
-            <w:pPr>
-              <w:widowControl/>
-              <w:autoSpaceDE/>
-              <w:autoSpaceDN/>
-              <w:rPr>
-                <w:rFonts w:ascii="Times New Roman" w:eastAsia="Times New Roman" w:hAnsi="Times New Roman" w:cs="Times New Roman"/>
-                <w:sz w:val="28"/>
-                <w:szCs w:val="28"/>
-                <w:lang w:bidi="te-IN"/>
-              </w:rPr>
-            </w:pPr>
-          </w:p>
-          <w:p>
-            <w:pPr>
-              <w:widowControl/>
-              <w:autoSpaceDE/>
-              <w:autoSpaceDN/>
-              <w:rPr>
-                <w:rFonts w:ascii="Times New Roman" w:eastAsia="Times New Roman" w:hAnsi="Times New Roman" w:cs="Times New Roman"/>
-                <w:sz w:val="28"/>
-                <w:szCs w:val="28"/>
-                <w:lang w:bidi="te-IN"/>
-              </w:rPr>
-            </w:pPr>
-          </w:p>
         </w:tc>
         <w:tc>
           <w:tcPr>
@@ -6422,6 +7432,61 @@
         </w:tc>
       </w:tr>
     </w:tbl>
+    <w:p>
+      <w:pPr>
+        <w:pStyle w:val="Heading3"/>
+        <w:spacing w:before="0"/>
+        <w:jc w:val="center"/>
+        <w:rPr>
+          <w:rFonts w:ascii="Times New Roman" w:hAnsi="Times New Roman" w:cs="Times New Roman"/>
+          <w:b w:val="0"/>
+          <w:bCs w:val="0"/>
+          <w:color w:val="auto"/>
+          <w:sz w:val="28"/>
+          <w:szCs w:val="28"/>
+          <w:u w:val="single"/>
+        </w:rPr>
+      </w:pPr>
+    </w:p>
+    <w:p/>
+    <w:p/>
+    <w:p/>
+    <w:p/>
+    <w:p/>
+    <w:p/>
+    <w:p>
+      <w:pPr>
+        <w:pStyle w:val="Heading3"/>
+        <w:spacing w:before="0"/>
+        <w:jc w:val="center"/>
+        <w:rPr>
+          <w:rFonts w:ascii="Times New Roman" w:hAnsi="Times New Roman" w:cs="Times New Roman"/>
+          <w:b w:val="0"/>
+          <w:bCs w:val="0"/>
+          <w:color w:val="auto"/>
+          <w:sz w:val="28"/>
+          <w:szCs w:val="28"/>
+          <w:u w:val="single"/>
+        </w:rPr>
+      </w:pPr>
+    </w:p>
+    <w:p>
+      <w:pPr>
+        <w:pStyle w:val="Heading3"/>
+        <w:spacing w:before="0"/>
+        <w:jc w:val="center"/>
+        <w:rPr>
+          <w:rFonts w:ascii="Times New Roman" w:hAnsi="Times New Roman" w:cs="Times New Roman"/>
+          <w:b w:val="0"/>
+          <w:bCs w:val="0"/>
+          <w:color w:val="auto"/>
+          <w:sz w:val="28"/>
+          <w:szCs w:val="28"/>
+          <w:u w:val="single"/>
+        </w:rPr>
+      </w:pPr>
+    </w:p>
+    <w:p/>
     <w:p>
       <w:pPr>
         <w:pStyle w:val="Heading3"/>
@@ -12407,7 +13472,7 @@
     </w:p>
     <w:tbl>
       <w:tblPr>
-        <w:tblW w:w="9808" w:type="dxa"/>
+        <w:tblW w:w="9889" w:type="dxa"/>
         <w:tblCellSpacing w:w="15" w:type="dxa"/>
         <w:tblInd w:w="765" w:type="dxa"/>
         <w:tblCellMar>
@@ -12419,17 +13484,18 @@
         <w:tblLook w:val="04A0"/>
       </w:tblPr>
       <w:tblGrid>
-        <w:gridCol w:w="3240"/>
-        <w:gridCol w:w="6568"/>
+        <w:gridCol w:w="3267"/>
+        <w:gridCol w:w="6622"/>
       </w:tblGrid>
       <w:tr>
         <w:trPr>
+          <w:trHeight w:val="200"/>
           <w:tblHeader/>
           <w:tblCellSpacing w:w="15" w:type="dxa"/>
         </w:trPr>
         <w:tc>
           <w:tcPr>
-            <w:tcW w:w="3195" w:type="dxa"/>
+            <w:tcW w:w="3222" w:type="dxa"/>
             <w:vAlign w:val="center"/>
             <w:hideMark/>
           </w:tcPr>
@@ -12492,11 +13558,12 @@
       </w:tr>
       <w:tr>
         <w:trPr>
+          <w:trHeight w:val="194"/>
           <w:tblCellSpacing w:w="15" w:type="dxa"/>
         </w:trPr>
         <w:tc>
           <w:tcPr>
-            <w:tcW w:w="3195" w:type="dxa"/>
+            <w:tcW w:w="3222" w:type="dxa"/>
             <w:vAlign w:val="center"/>
             <w:hideMark/>
           </w:tcPr>
@@ -12563,11 +13630,12 @@
       </w:tr>
       <w:tr>
         <w:trPr>
+          <w:trHeight w:val="194"/>
           <w:tblCellSpacing w:w="15" w:type="dxa"/>
         </w:trPr>
         <w:tc>
           <w:tcPr>
-            <w:tcW w:w="3195" w:type="dxa"/>
+            <w:tcW w:w="3222" w:type="dxa"/>
             <w:vAlign w:val="center"/>
             <w:hideMark/>
           </w:tcPr>
@@ -12661,11 +13729,12 @@
       </w:tr>
       <w:tr>
         <w:trPr>
+          <w:trHeight w:val="194"/>
           <w:tblCellSpacing w:w="15" w:type="dxa"/>
         </w:trPr>
         <w:tc>
           <w:tcPr>
-            <w:tcW w:w="3195" w:type="dxa"/>
+            <w:tcW w:w="3222" w:type="dxa"/>
             <w:vAlign w:val="center"/>
             <w:hideMark/>
           </w:tcPr>
@@ -12788,11 +13857,12 @@
       </w:tr>
       <w:tr>
         <w:trPr>
+          <w:trHeight w:val="194"/>
           <w:tblCellSpacing w:w="15" w:type="dxa"/>
         </w:trPr>
         <w:tc>
           <w:tcPr>
-            <w:tcW w:w="3195" w:type="dxa"/>
+            <w:tcW w:w="3222" w:type="dxa"/>
             <w:vAlign w:val="center"/>
             <w:hideMark/>
           </w:tcPr>
@@ -12939,11 +14009,12 @@
       </w:tr>
       <w:tr>
         <w:trPr>
+          <w:trHeight w:val="194"/>
           <w:tblCellSpacing w:w="15" w:type="dxa"/>
         </w:trPr>
         <w:tc>
           <w:tcPr>
-            <w:tcW w:w="3195" w:type="dxa"/>
+            <w:tcW w:w="3222" w:type="dxa"/>
             <w:vAlign w:val="center"/>
             <w:hideMark/>
           </w:tcPr>
@@ -13026,11 +14097,12 @@
       </w:tr>
       <w:tr>
         <w:trPr>
+          <w:trHeight w:val="967"/>
           <w:tblCellSpacing w:w="15" w:type="dxa"/>
         </w:trPr>
         <w:tc>
           <w:tcPr>
-            <w:tcW w:w="3195" w:type="dxa"/>
+            <w:tcW w:w="3222" w:type="dxa"/>
             <w:vAlign w:val="center"/>
             <w:hideMark/>
           </w:tcPr>
@@ -13149,131 +14221,15 @@
       </w:tr>
       <w:tr>
         <w:trPr>
+          <w:trHeight w:val="7"/>
           <w:tblCellSpacing w:w="15" w:type="dxa"/>
         </w:trPr>
         <w:tc>
           <w:tcPr>
-            <w:tcW w:w="3195" w:type="dxa"/>
+            <w:tcW w:w="3222" w:type="dxa"/>
             <w:vAlign w:val="center"/>
             <w:hideMark/>
           </w:tcPr>
-          <w:p>
-            <w:pPr>
-              <w:widowControl/>
-              <w:autoSpaceDE/>
-              <w:autoSpaceDN/>
-              <w:rPr>
-                <w:rFonts w:ascii="Times New Roman" w:eastAsia="Times New Roman" w:hAnsi="Times New Roman" w:cs="Times New Roman"/>
-                <w:sz w:val="28"/>
-                <w:szCs w:val="28"/>
-                <w:lang w:bidi="te-IN"/>
-              </w:rPr>
-            </w:pPr>
-          </w:p>
-          <w:p>
-            <w:pPr>
-              <w:widowControl/>
-              <w:autoSpaceDE/>
-              <w:autoSpaceDN/>
-              <w:rPr>
-                <w:rFonts w:ascii="Times New Roman" w:eastAsia="Times New Roman" w:hAnsi="Times New Roman" w:cs="Times New Roman"/>
-                <w:sz w:val="28"/>
-                <w:szCs w:val="28"/>
-                <w:lang w:bidi="te-IN"/>
-              </w:rPr>
-            </w:pPr>
-          </w:p>
-          <w:p>
-            <w:pPr>
-              <w:widowControl/>
-              <w:autoSpaceDE/>
-              <w:autoSpaceDN/>
-              <w:rPr>
-                <w:rFonts w:ascii="Times New Roman" w:eastAsia="Times New Roman" w:hAnsi="Times New Roman" w:cs="Times New Roman"/>
-                <w:sz w:val="28"/>
-                <w:szCs w:val="28"/>
-                <w:lang w:bidi="te-IN"/>
-              </w:rPr>
-            </w:pPr>
-          </w:p>
-          <w:p>
-            <w:pPr>
-              <w:widowControl/>
-              <w:autoSpaceDE/>
-              <w:autoSpaceDN/>
-              <w:rPr>
-                <w:rFonts w:ascii="Times New Roman" w:eastAsia="Times New Roman" w:hAnsi="Times New Roman" w:cs="Times New Roman"/>
-                <w:sz w:val="28"/>
-                <w:szCs w:val="28"/>
-                <w:lang w:bidi="te-IN"/>
-              </w:rPr>
-            </w:pPr>
-          </w:p>
-          <w:p>
-            <w:pPr>
-              <w:widowControl/>
-              <w:autoSpaceDE/>
-              <w:autoSpaceDN/>
-              <w:rPr>
-                <w:rFonts w:ascii="Times New Roman" w:eastAsia="Times New Roman" w:hAnsi="Times New Roman" w:cs="Times New Roman"/>
-                <w:sz w:val="28"/>
-                <w:szCs w:val="28"/>
-                <w:lang w:bidi="te-IN"/>
-              </w:rPr>
-            </w:pPr>
-          </w:p>
-          <w:p>
-            <w:pPr>
-              <w:widowControl/>
-              <w:autoSpaceDE/>
-              <w:autoSpaceDN/>
-              <w:rPr>
-                <w:rFonts w:ascii="Times New Roman" w:eastAsia="Times New Roman" w:hAnsi="Times New Roman" w:cs="Times New Roman"/>
-                <w:sz w:val="28"/>
-                <w:szCs w:val="28"/>
-                <w:lang w:bidi="te-IN"/>
-              </w:rPr>
-            </w:pPr>
-          </w:p>
-          <w:p>
-            <w:pPr>
-              <w:widowControl/>
-              <w:autoSpaceDE/>
-              <w:autoSpaceDN/>
-              <w:rPr>
-                <w:rFonts w:ascii="Times New Roman" w:eastAsia="Times New Roman" w:hAnsi="Times New Roman" w:cs="Times New Roman"/>
-                <w:sz w:val="28"/>
-                <w:szCs w:val="28"/>
-                <w:lang w:bidi="te-IN"/>
-              </w:rPr>
-            </w:pPr>
-          </w:p>
-          <w:p>
-            <w:pPr>
-              <w:widowControl/>
-              <w:autoSpaceDE/>
-              <w:autoSpaceDN/>
-              <w:rPr>
-                <w:rFonts w:ascii="Times New Roman" w:eastAsia="Times New Roman" w:hAnsi="Times New Roman" w:cs="Times New Roman"/>
-                <w:sz w:val="28"/>
-                <w:szCs w:val="28"/>
-                <w:lang w:bidi="te-IN"/>
-              </w:rPr>
-            </w:pPr>
-          </w:p>
-          <w:p>
-            <w:pPr>
-              <w:widowControl/>
-              <w:autoSpaceDE/>
-              <w:autoSpaceDN/>
-              <w:rPr>
-                <w:rFonts w:ascii="Times New Roman" w:eastAsia="Times New Roman" w:hAnsi="Times New Roman" w:cs="Times New Roman"/>
-                <w:sz w:val="28"/>
-                <w:szCs w:val="28"/>
-                <w:lang w:bidi="te-IN"/>
-              </w:rPr>
-            </w:pPr>
-          </w:p>
           <w:p>
             <w:pPr>
               <w:widowControl/>
@@ -13326,6 +14282,11 @@
         </w:rPr>
       </w:pPr>
     </w:p>
+    <w:p/>
+    <w:p/>
+    <w:p/>
+    <w:p/>
+    <w:p/>
     <w:p>
       <w:pPr>
         <w:pStyle w:val="Heading3"/>
@@ -15142,6 +16103,21 @@
           <w:u w:val="single"/>
         </w:rPr>
       </w:pPr>
+    </w:p>
+    <w:p>
+      <w:pPr>
+        <w:pStyle w:val="BodyText"/>
+        <w:spacing w:before="120" w:line="264" w:lineRule="auto"/>
+        <w:ind w:firstLine="748"/>
+        <w:jc w:val="center"/>
+        <w:rPr>
+          <w:rFonts w:ascii="Times New Roman" w:hAnsi="Times New Roman" w:cs="Times New Roman"/>
+          <w:spacing w:val="6"/>
+          <w:sz w:val="28"/>
+          <w:szCs w:val="28"/>
+          <w:u w:val="single"/>
+        </w:rPr>
+      </w:pPr>
       <w:r>
         <w:rPr>
           <w:rFonts w:ascii="Times New Roman" w:hAnsi="Times New Roman" w:cs="Times New Roman"/>
@@ -15703,7 +16679,7 @@
                 <w:b/>
                 <w:noProof/>
               </w:rPr>
-              <w:t>10</w:t>
+              <w:t>2</w:t>
             </w:r>
             <w:r>
               <w:rPr>
@@ -15743,7 +16719,7 @@
                 <w:b/>
                 <w:noProof/>
               </w:rPr>
-              <w:t>10</w:t>
+              <w:t>11</w:t>
             </w:r>
             <w:r>
               <w:rPr>
@@ -15783,6 +16759,119 @@
 <file path=word/numbering.xml><?xml version="1.0" encoding="utf-8"?>
 <w:numbering xmlns:ve="http://schemas.openxmlformats.org/markup-compatibility/2006" xmlns:o="urn:schemas-microsoft-com:office:office" xmlns:r="http://schemas.openxmlformats.org/officeDocument/2006/relationships" xmlns:m="http://schemas.openxmlformats.org/officeDocument/2006/math" xmlns:v="urn:schemas-microsoft-com:vml" xmlns:wp="http://schemas.openxmlformats.org/drawingml/2006/wordprocessingDrawing" xmlns:w10="urn:schemas-microsoft-com:office:word" xmlns:w="http://schemas.openxmlformats.org/wordprocessingml/2006/main" xmlns:wne="http://schemas.microsoft.com/office/word/2006/wordml">
   <w:abstractNum w:abstractNumId="0">
+    <w:nsid w:val="00CD6BF4"/>
+    <w:multiLevelType w:val="hybridMultilevel"/>
+    <w:tmpl w:val="7488DFC4"/>
+    <w:lvl w:ilvl="0" w:tplc="04090001">
+      <w:start w:val="1"/>
+      <w:numFmt w:val="bullet"/>
+      <w:lvlText w:val=""/>
+      <w:lvlJc w:val="left"/>
+      <w:pPr>
+        <w:ind w:left="720" w:hanging="360"/>
+      </w:pPr>
+      <w:rPr>
+        <w:rFonts w:ascii="Symbol" w:hAnsi="Symbol" w:hint="default"/>
+      </w:rPr>
+    </w:lvl>
+    <w:lvl w:ilvl="1" w:tplc="04090003" w:tentative="1">
+      <w:start w:val="1"/>
+      <w:numFmt w:val="bullet"/>
+      <w:lvlText w:val="o"/>
+      <w:lvlJc w:val="left"/>
+      <w:pPr>
+        <w:ind w:left="1440" w:hanging="360"/>
+      </w:pPr>
+      <w:rPr>
+        <w:rFonts w:ascii="Courier New" w:hAnsi="Courier New" w:cs="Courier New" w:hint="default"/>
+      </w:rPr>
+    </w:lvl>
+    <w:lvl w:ilvl="2" w:tplc="04090005" w:tentative="1">
+      <w:start w:val="1"/>
+      <w:numFmt w:val="bullet"/>
+      <w:lvlText w:val=""/>
+      <w:lvlJc w:val="left"/>
+      <w:pPr>
+        <w:ind w:left="2160" w:hanging="360"/>
+      </w:pPr>
+      <w:rPr>
+        <w:rFonts w:ascii="Wingdings" w:hAnsi="Wingdings" w:hint="default"/>
+      </w:rPr>
+    </w:lvl>
+    <w:lvl w:ilvl="3" w:tplc="04090001" w:tentative="1">
+      <w:start w:val="1"/>
+      <w:numFmt w:val="bullet"/>
+      <w:lvlText w:val=""/>
+      <w:lvlJc w:val="left"/>
+      <w:pPr>
+        <w:ind w:left="2880" w:hanging="360"/>
+      </w:pPr>
+      <w:rPr>
+        <w:rFonts w:ascii="Symbol" w:hAnsi="Symbol" w:hint="default"/>
+      </w:rPr>
+    </w:lvl>
+    <w:lvl w:ilvl="4" w:tplc="04090003" w:tentative="1">
+      <w:start w:val="1"/>
+      <w:numFmt w:val="bullet"/>
+      <w:lvlText w:val="o"/>
+      <w:lvlJc w:val="left"/>
+      <w:pPr>
+        <w:ind w:left="3600" w:hanging="360"/>
+      </w:pPr>
+      <w:rPr>
+        <w:rFonts w:ascii="Courier New" w:hAnsi="Courier New" w:cs="Courier New" w:hint="default"/>
+      </w:rPr>
+    </w:lvl>
+    <w:lvl w:ilvl="5" w:tplc="04090005" w:tentative="1">
+      <w:start w:val="1"/>
+      <w:numFmt w:val="bullet"/>
+      <w:lvlText w:val=""/>
+      <w:lvlJc w:val="left"/>
+      <w:pPr>
+        <w:ind w:left="4320" w:hanging="360"/>
+      </w:pPr>
+      <w:rPr>
+        <w:rFonts w:ascii="Wingdings" w:hAnsi="Wingdings" w:hint="default"/>
+      </w:rPr>
+    </w:lvl>
+    <w:lvl w:ilvl="6" w:tplc="04090001" w:tentative="1">
+      <w:start w:val="1"/>
+      <w:numFmt w:val="bullet"/>
+      <w:lvlText w:val=""/>
+      <w:lvlJc w:val="left"/>
+      <w:pPr>
+        <w:ind w:left="5040" w:hanging="360"/>
+      </w:pPr>
+      <w:rPr>
+        <w:rFonts w:ascii="Symbol" w:hAnsi="Symbol" w:hint="default"/>
+      </w:rPr>
+    </w:lvl>
+    <w:lvl w:ilvl="7" w:tplc="04090003" w:tentative="1">
+      <w:start w:val="1"/>
+      <w:numFmt w:val="bullet"/>
+      <w:lvlText w:val="o"/>
+      <w:lvlJc w:val="left"/>
+      <w:pPr>
+        <w:ind w:left="5760" w:hanging="360"/>
+      </w:pPr>
+      <w:rPr>
+        <w:rFonts w:ascii="Courier New" w:hAnsi="Courier New" w:cs="Courier New" w:hint="default"/>
+      </w:rPr>
+    </w:lvl>
+    <w:lvl w:ilvl="8" w:tplc="04090005" w:tentative="1">
+      <w:start w:val="1"/>
+      <w:numFmt w:val="bullet"/>
+      <w:lvlText w:val=""/>
+      <w:lvlJc w:val="left"/>
+      <w:pPr>
+        <w:ind w:left="6480" w:hanging="360"/>
+      </w:pPr>
+      <w:rPr>
+        <w:rFonts w:ascii="Wingdings" w:hAnsi="Wingdings" w:hint="default"/>
+      </w:rPr>
+    </w:lvl>
+  </w:abstractNum>
+  <w:abstractNum w:abstractNumId="1">
     <w:nsid w:val="0432295D"/>
     <w:multiLevelType w:val="hybridMultilevel"/>
     <w:tmpl w:val="FA3EA860"/>
@@ -15904,7 +16993,7 @@
       </w:rPr>
     </w:lvl>
   </w:abstractNum>
-  <w:abstractNum w:abstractNumId="1">
+  <w:abstractNum w:abstractNumId="2">
     <w:nsid w:val="0ADF3FC5"/>
     <w:multiLevelType w:val="hybridMultilevel"/>
     <w:tmpl w:val="6CE4FD9E"/>
@@ -16026,7 +17115,7 @@
       </w:rPr>
     </w:lvl>
   </w:abstractNum>
-  <w:abstractNum w:abstractNumId="2">
+  <w:abstractNum w:abstractNumId="3">
     <w:nsid w:val="1EB95843"/>
     <w:multiLevelType w:val="hybridMultilevel"/>
     <w:tmpl w:val="A2505A58"/>
@@ -16157,7 +17246,7 @@
       </w:rPr>
     </w:lvl>
   </w:abstractNum>
-  <w:abstractNum w:abstractNumId="3">
+  <w:abstractNum w:abstractNumId="4">
     <w:nsid w:val="35390462"/>
     <w:multiLevelType w:val="hybridMultilevel"/>
     <w:tmpl w:val="BA62EC34"/>
@@ -16249,7 +17338,322 @@
       </w:pPr>
     </w:lvl>
   </w:abstractNum>
-  <w:abstractNum w:abstractNumId="4">
+  <w:abstractNum w:abstractNumId="5">
+    <w:nsid w:val="35A24AD6"/>
+    <w:multiLevelType w:val="hybridMultilevel"/>
+    <w:tmpl w:val="7EF61264"/>
+    <w:lvl w:ilvl="0" w:tplc="04090001">
+      <w:start w:val="1"/>
+      <w:numFmt w:val="bullet"/>
+      <w:lvlText w:val=""/>
+      <w:lvlJc w:val="left"/>
+      <w:pPr>
+        <w:ind w:left="1440" w:hanging="360"/>
+      </w:pPr>
+      <w:rPr>
+        <w:rFonts w:ascii="Symbol" w:hAnsi="Symbol" w:hint="default"/>
+      </w:rPr>
+    </w:lvl>
+    <w:lvl w:ilvl="1" w:tplc="04090003" w:tentative="1">
+      <w:start w:val="1"/>
+      <w:numFmt w:val="bullet"/>
+      <w:lvlText w:val="o"/>
+      <w:lvlJc w:val="left"/>
+      <w:pPr>
+        <w:ind w:left="2160" w:hanging="360"/>
+      </w:pPr>
+      <w:rPr>
+        <w:rFonts w:ascii="Courier New" w:hAnsi="Courier New" w:cs="Courier New" w:hint="default"/>
+      </w:rPr>
+    </w:lvl>
+    <w:lvl w:ilvl="2" w:tplc="04090005" w:tentative="1">
+      <w:start w:val="1"/>
+      <w:numFmt w:val="bullet"/>
+      <w:lvlText w:val=""/>
+      <w:lvlJc w:val="left"/>
+      <w:pPr>
+        <w:ind w:left="2880" w:hanging="360"/>
+      </w:pPr>
+      <w:rPr>
+        <w:rFonts w:ascii="Wingdings" w:hAnsi="Wingdings" w:hint="default"/>
+      </w:rPr>
+    </w:lvl>
+    <w:lvl w:ilvl="3" w:tplc="04090001" w:tentative="1">
+      <w:start w:val="1"/>
+      <w:numFmt w:val="bullet"/>
+      <w:lvlText w:val=""/>
+      <w:lvlJc w:val="left"/>
+      <w:pPr>
+        <w:ind w:left="3600" w:hanging="360"/>
+      </w:pPr>
+      <w:rPr>
+        <w:rFonts w:ascii="Symbol" w:hAnsi="Symbol" w:hint="default"/>
+      </w:rPr>
+    </w:lvl>
+    <w:lvl w:ilvl="4" w:tplc="04090003" w:tentative="1">
+      <w:start w:val="1"/>
+      <w:numFmt w:val="bullet"/>
+      <w:lvlText w:val="o"/>
+      <w:lvlJc w:val="left"/>
+      <w:pPr>
+        <w:ind w:left="4320" w:hanging="360"/>
+      </w:pPr>
+      <w:rPr>
+        <w:rFonts w:ascii="Courier New" w:hAnsi="Courier New" w:cs="Courier New" w:hint="default"/>
+      </w:rPr>
+    </w:lvl>
+    <w:lvl w:ilvl="5" w:tplc="04090005" w:tentative="1">
+      <w:start w:val="1"/>
+      <w:numFmt w:val="bullet"/>
+      <w:lvlText w:val=""/>
+      <w:lvlJc w:val="left"/>
+      <w:pPr>
+        <w:ind w:left="5040" w:hanging="360"/>
+      </w:pPr>
+      <w:rPr>
+        <w:rFonts w:ascii="Wingdings" w:hAnsi="Wingdings" w:hint="default"/>
+      </w:rPr>
+    </w:lvl>
+    <w:lvl w:ilvl="6" w:tplc="04090001" w:tentative="1">
+      <w:start w:val="1"/>
+      <w:numFmt w:val="bullet"/>
+      <w:lvlText w:val=""/>
+      <w:lvlJc w:val="left"/>
+      <w:pPr>
+        <w:ind w:left="5760" w:hanging="360"/>
+      </w:pPr>
+      <w:rPr>
+        <w:rFonts w:ascii="Symbol" w:hAnsi="Symbol" w:hint="default"/>
+      </w:rPr>
+    </w:lvl>
+    <w:lvl w:ilvl="7" w:tplc="04090003" w:tentative="1">
+      <w:start w:val="1"/>
+      <w:numFmt w:val="bullet"/>
+      <w:lvlText w:val="o"/>
+      <w:lvlJc w:val="left"/>
+      <w:pPr>
+        <w:ind w:left="6480" w:hanging="360"/>
+      </w:pPr>
+      <w:rPr>
+        <w:rFonts w:ascii="Courier New" w:hAnsi="Courier New" w:cs="Courier New" w:hint="default"/>
+      </w:rPr>
+    </w:lvl>
+    <w:lvl w:ilvl="8" w:tplc="04090005" w:tentative="1">
+      <w:start w:val="1"/>
+      <w:numFmt w:val="bullet"/>
+      <w:lvlText w:val=""/>
+      <w:lvlJc w:val="left"/>
+      <w:pPr>
+        <w:ind w:left="7200" w:hanging="360"/>
+      </w:pPr>
+      <w:rPr>
+        <w:rFonts w:ascii="Wingdings" w:hAnsi="Wingdings" w:hint="default"/>
+      </w:rPr>
+    </w:lvl>
+  </w:abstractNum>
+  <w:abstractNum w:abstractNumId="6">
+    <w:nsid w:val="401F2C69"/>
+    <w:multiLevelType w:val="hybridMultilevel"/>
+    <w:tmpl w:val="EA1E267A"/>
+    <w:lvl w:ilvl="0" w:tplc="04090001">
+      <w:start w:val="1"/>
+      <w:numFmt w:val="bullet"/>
+      <w:lvlText w:val=""/>
+      <w:lvlJc w:val="left"/>
+      <w:pPr>
+        <w:ind w:left="720" w:hanging="360"/>
+      </w:pPr>
+      <w:rPr>
+        <w:rFonts w:ascii="Symbol" w:hAnsi="Symbol" w:hint="default"/>
+      </w:rPr>
+    </w:lvl>
+    <w:lvl w:ilvl="1" w:tplc="04090003" w:tentative="1">
+      <w:start w:val="1"/>
+      <w:numFmt w:val="bullet"/>
+      <w:lvlText w:val="o"/>
+      <w:lvlJc w:val="left"/>
+      <w:pPr>
+        <w:ind w:left="1440" w:hanging="360"/>
+      </w:pPr>
+      <w:rPr>
+        <w:rFonts w:ascii="Courier New" w:hAnsi="Courier New" w:cs="Courier New" w:hint="default"/>
+      </w:rPr>
+    </w:lvl>
+    <w:lvl w:ilvl="2" w:tplc="04090005" w:tentative="1">
+      <w:start w:val="1"/>
+      <w:numFmt w:val="bullet"/>
+      <w:lvlText w:val=""/>
+      <w:lvlJc w:val="left"/>
+      <w:pPr>
+        <w:ind w:left="2160" w:hanging="360"/>
+      </w:pPr>
+      <w:rPr>
+        <w:rFonts w:ascii="Wingdings" w:hAnsi="Wingdings" w:hint="default"/>
+      </w:rPr>
+    </w:lvl>
+    <w:lvl w:ilvl="3" w:tplc="04090001" w:tentative="1">
+      <w:start w:val="1"/>
+      <w:numFmt w:val="bullet"/>
+      <w:lvlText w:val=""/>
+      <w:lvlJc w:val="left"/>
+      <w:pPr>
+        <w:ind w:left="2880" w:hanging="360"/>
+      </w:pPr>
+      <w:rPr>
+        <w:rFonts w:ascii="Symbol" w:hAnsi="Symbol" w:hint="default"/>
+      </w:rPr>
+    </w:lvl>
+    <w:lvl w:ilvl="4" w:tplc="04090003" w:tentative="1">
+      <w:start w:val="1"/>
+      <w:numFmt w:val="bullet"/>
+      <w:lvlText w:val="o"/>
+      <w:lvlJc w:val="left"/>
+      <w:pPr>
+        <w:ind w:left="3600" w:hanging="360"/>
+      </w:pPr>
+      <w:rPr>
+        <w:rFonts w:ascii="Courier New" w:hAnsi="Courier New" w:cs="Courier New" w:hint="default"/>
+      </w:rPr>
+    </w:lvl>
+    <w:lvl w:ilvl="5" w:tplc="04090005" w:tentative="1">
+      <w:start w:val="1"/>
+      <w:numFmt w:val="bullet"/>
+      <w:lvlText w:val=""/>
+      <w:lvlJc w:val="left"/>
+      <w:pPr>
+        <w:ind w:left="4320" w:hanging="360"/>
+      </w:pPr>
+      <w:rPr>
+        <w:rFonts w:ascii="Wingdings" w:hAnsi="Wingdings" w:hint="default"/>
+      </w:rPr>
+    </w:lvl>
+    <w:lvl w:ilvl="6" w:tplc="04090001" w:tentative="1">
+      <w:start w:val="1"/>
+      <w:numFmt w:val="bullet"/>
+      <w:lvlText w:val=""/>
+      <w:lvlJc w:val="left"/>
+      <w:pPr>
+        <w:ind w:left="5040" w:hanging="360"/>
+      </w:pPr>
+      <w:rPr>
+        <w:rFonts w:ascii="Symbol" w:hAnsi="Symbol" w:hint="default"/>
+      </w:rPr>
+    </w:lvl>
+    <w:lvl w:ilvl="7" w:tplc="04090003" w:tentative="1">
+      <w:start w:val="1"/>
+      <w:numFmt w:val="bullet"/>
+      <w:lvlText w:val="o"/>
+      <w:lvlJc w:val="left"/>
+      <w:pPr>
+        <w:ind w:left="5760" w:hanging="360"/>
+      </w:pPr>
+      <w:rPr>
+        <w:rFonts w:ascii="Courier New" w:hAnsi="Courier New" w:cs="Courier New" w:hint="default"/>
+      </w:rPr>
+    </w:lvl>
+    <w:lvl w:ilvl="8" w:tplc="04090005" w:tentative="1">
+      <w:start w:val="1"/>
+      <w:numFmt w:val="bullet"/>
+      <w:lvlText w:val=""/>
+      <w:lvlJc w:val="left"/>
+      <w:pPr>
+        <w:ind w:left="6480" w:hanging="360"/>
+      </w:pPr>
+      <w:rPr>
+        <w:rFonts w:ascii="Wingdings" w:hAnsi="Wingdings" w:hint="default"/>
+      </w:rPr>
+    </w:lvl>
+  </w:abstractNum>
+  <w:abstractNum w:abstractNumId="7">
+    <w:nsid w:val="41202BF1"/>
+    <w:multiLevelType w:val="hybridMultilevel"/>
+    <w:tmpl w:val="1C2C20B8"/>
+    <w:lvl w:ilvl="0" w:tplc="6F9C3B66">
+      <w:start w:val="1"/>
+      <w:numFmt w:val="decimal"/>
+      <w:lvlText w:val="(%1)"/>
+      <w:lvlJc w:val="left"/>
+      <w:pPr>
+        <w:ind w:left="735" w:hanging="375"/>
+      </w:pPr>
+      <w:rPr>
+        <w:rFonts w:hint="default"/>
+      </w:rPr>
+    </w:lvl>
+    <w:lvl w:ilvl="1" w:tplc="04090019" w:tentative="1">
+      <w:start w:val="1"/>
+      <w:numFmt w:val="lowerLetter"/>
+      <w:lvlText w:val="%2."/>
+      <w:lvlJc w:val="left"/>
+      <w:pPr>
+        <w:ind w:left="1440" w:hanging="360"/>
+      </w:pPr>
+    </w:lvl>
+    <w:lvl w:ilvl="2" w:tplc="0409001B" w:tentative="1">
+      <w:start w:val="1"/>
+      <w:numFmt w:val="lowerRoman"/>
+      <w:lvlText w:val="%3."/>
+      <w:lvlJc w:val="right"/>
+      <w:pPr>
+        <w:ind w:left="2160" w:hanging="180"/>
+      </w:pPr>
+    </w:lvl>
+    <w:lvl w:ilvl="3" w:tplc="0409000F" w:tentative="1">
+      <w:start w:val="1"/>
+      <w:numFmt w:val="decimal"/>
+      <w:lvlText w:val="%4."/>
+      <w:lvlJc w:val="left"/>
+      <w:pPr>
+        <w:ind w:left="2880" w:hanging="360"/>
+      </w:pPr>
+    </w:lvl>
+    <w:lvl w:ilvl="4" w:tplc="04090019" w:tentative="1">
+      <w:start w:val="1"/>
+      <w:numFmt w:val="lowerLetter"/>
+      <w:lvlText w:val="%5."/>
+      <w:lvlJc w:val="left"/>
+      <w:pPr>
+        <w:ind w:left="3600" w:hanging="360"/>
+      </w:pPr>
+    </w:lvl>
+    <w:lvl w:ilvl="5" w:tplc="0409001B" w:tentative="1">
+      <w:start w:val="1"/>
+      <w:numFmt w:val="lowerRoman"/>
+      <w:lvlText w:val="%6."/>
+      <w:lvlJc w:val="right"/>
+      <w:pPr>
+        <w:ind w:left="4320" w:hanging="180"/>
+      </w:pPr>
+    </w:lvl>
+    <w:lvl w:ilvl="6" w:tplc="0409000F" w:tentative="1">
+      <w:start w:val="1"/>
+      <w:numFmt w:val="decimal"/>
+      <w:lvlText w:val="%7."/>
+      <w:lvlJc w:val="left"/>
+      <w:pPr>
+        <w:ind w:left="5040" w:hanging="360"/>
+      </w:pPr>
+    </w:lvl>
+    <w:lvl w:ilvl="7" w:tplc="04090019" w:tentative="1">
+      <w:start w:val="1"/>
+      <w:numFmt w:val="lowerLetter"/>
+      <w:lvlText w:val="%8."/>
+      <w:lvlJc w:val="left"/>
+      <w:pPr>
+        <w:ind w:left="5760" w:hanging="360"/>
+      </w:pPr>
+    </w:lvl>
+    <w:lvl w:ilvl="8" w:tplc="0409001B" w:tentative="1">
+      <w:start w:val="1"/>
+      <w:numFmt w:val="lowerRoman"/>
+      <w:lvlText w:val="%9."/>
+      <w:lvlJc w:val="right"/>
+      <w:pPr>
+        <w:ind w:left="6480" w:hanging="180"/>
+      </w:pPr>
+    </w:lvl>
+  </w:abstractNum>
+  <w:abstractNum w:abstractNumId="8">
     <w:nsid w:val="41D67C46"/>
     <w:multiLevelType w:val="hybridMultilevel"/>
     <w:tmpl w:val="C0F2B412"/>
@@ -16341,7 +17745,210 @@
       </w:pPr>
     </w:lvl>
   </w:abstractNum>
-  <w:abstractNum w:abstractNumId="5">
+  <w:abstractNum w:abstractNumId="9">
+    <w:nsid w:val="46957951"/>
+    <w:multiLevelType w:val="multilevel"/>
+    <w:tmpl w:val="DE1C61BE"/>
+    <w:lvl w:ilvl="0">
+      <w:start w:val="1"/>
+      <w:numFmt w:val="decimal"/>
+      <w:lvlText w:val="%1."/>
+      <w:lvlJc w:val="left"/>
+      <w:pPr>
+        <w:tabs>
+          <w:tab w:val="num" w:pos="720"/>
+        </w:tabs>
+        <w:ind w:left="720" w:hanging="360"/>
+      </w:pPr>
+    </w:lvl>
+    <w:lvl w:ilvl="1" w:tentative="1">
+      <w:start w:val="1"/>
+      <w:numFmt w:val="decimal"/>
+      <w:lvlText w:val="%2."/>
+      <w:lvlJc w:val="left"/>
+      <w:pPr>
+        <w:tabs>
+          <w:tab w:val="num" w:pos="1440"/>
+        </w:tabs>
+        <w:ind w:left="1440" w:hanging="360"/>
+      </w:pPr>
+    </w:lvl>
+    <w:lvl w:ilvl="2" w:tentative="1">
+      <w:start w:val="1"/>
+      <w:numFmt w:val="decimal"/>
+      <w:lvlText w:val="%3."/>
+      <w:lvlJc w:val="left"/>
+      <w:pPr>
+        <w:tabs>
+          <w:tab w:val="num" w:pos="2160"/>
+        </w:tabs>
+        <w:ind w:left="2160" w:hanging="360"/>
+      </w:pPr>
+    </w:lvl>
+    <w:lvl w:ilvl="3" w:tentative="1">
+      <w:start w:val="1"/>
+      <w:numFmt w:val="decimal"/>
+      <w:lvlText w:val="%4."/>
+      <w:lvlJc w:val="left"/>
+      <w:pPr>
+        <w:tabs>
+          <w:tab w:val="num" w:pos="2880"/>
+        </w:tabs>
+        <w:ind w:left="2880" w:hanging="360"/>
+      </w:pPr>
+    </w:lvl>
+    <w:lvl w:ilvl="4" w:tentative="1">
+      <w:start w:val="1"/>
+      <w:numFmt w:val="decimal"/>
+      <w:lvlText w:val="%5."/>
+      <w:lvlJc w:val="left"/>
+      <w:pPr>
+        <w:tabs>
+          <w:tab w:val="num" w:pos="3600"/>
+        </w:tabs>
+        <w:ind w:left="3600" w:hanging="360"/>
+      </w:pPr>
+    </w:lvl>
+    <w:lvl w:ilvl="5" w:tentative="1">
+      <w:start w:val="1"/>
+      <w:numFmt w:val="decimal"/>
+      <w:lvlText w:val="%6."/>
+      <w:lvlJc w:val="left"/>
+      <w:pPr>
+        <w:tabs>
+          <w:tab w:val="num" w:pos="4320"/>
+        </w:tabs>
+        <w:ind w:left="4320" w:hanging="360"/>
+      </w:pPr>
+    </w:lvl>
+    <w:lvl w:ilvl="6" w:tentative="1">
+      <w:start w:val="1"/>
+      <w:numFmt w:val="decimal"/>
+      <w:lvlText w:val="%7."/>
+      <w:lvlJc w:val="left"/>
+      <w:pPr>
+        <w:tabs>
+          <w:tab w:val="num" w:pos="5040"/>
+        </w:tabs>
+        <w:ind w:left="5040" w:hanging="360"/>
+      </w:pPr>
+    </w:lvl>
+    <w:lvl w:ilvl="7" w:tentative="1">
+      <w:start w:val="1"/>
+      <w:numFmt w:val="decimal"/>
+      <w:lvlText w:val="%8."/>
+      <w:lvlJc w:val="left"/>
+      <w:pPr>
+        <w:tabs>
+          <w:tab w:val="num" w:pos="5760"/>
+        </w:tabs>
+        <w:ind w:left="5760" w:hanging="360"/>
+      </w:pPr>
+    </w:lvl>
+    <w:lvl w:ilvl="8" w:tentative="1">
+      <w:start w:val="1"/>
+      <w:numFmt w:val="decimal"/>
+      <w:lvlText w:val="%9."/>
+      <w:lvlJc w:val="left"/>
+      <w:pPr>
+        <w:tabs>
+          <w:tab w:val="num" w:pos="6480"/>
+        </w:tabs>
+        <w:ind w:left="6480" w:hanging="360"/>
+      </w:pPr>
+    </w:lvl>
+  </w:abstractNum>
+  <w:abstractNum w:abstractNumId="10">
+    <w:nsid w:val="56472023"/>
+    <w:multiLevelType w:val="hybridMultilevel"/>
+    <w:tmpl w:val="4016EBD6"/>
+    <w:lvl w:ilvl="0" w:tplc="B606ABBE">
+      <w:start w:val="1"/>
+      <w:numFmt w:val="decimal"/>
+      <w:lvlText w:val="(%1)"/>
+      <w:lvlJc w:val="left"/>
+      <w:pPr>
+        <w:ind w:left="735" w:hanging="375"/>
+      </w:pPr>
+      <w:rPr>
+        <w:rFonts w:hint="default"/>
+        <w:b/>
+      </w:rPr>
+    </w:lvl>
+    <w:lvl w:ilvl="1" w:tplc="04090019" w:tentative="1">
+      <w:start w:val="1"/>
+      <w:numFmt w:val="lowerLetter"/>
+      <w:lvlText w:val="%2."/>
+      <w:lvlJc w:val="left"/>
+      <w:pPr>
+        <w:ind w:left="1440" w:hanging="360"/>
+      </w:pPr>
+    </w:lvl>
+    <w:lvl w:ilvl="2" w:tplc="0409001B" w:tentative="1">
+      <w:start w:val="1"/>
+      <w:numFmt w:val="lowerRoman"/>
+      <w:lvlText w:val="%3."/>
+      <w:lvlJc w:val="right"/>
+      <w:pPr>
+        <w:ind w:left="2160" w:hanging="180"/>
+      </w:pPr>
+    </w:lvl>
+    <w:lvl w:ilvl="3" w:tplc="0409000F" w:tentative="1">
+      <w:start w:val="1"/>
+      <w:numFmt w:val="decimal"/>
+      <w:lvlText w:val="%4."/>
+      <w:lvlJc w:val="left"/>
+      <w:pPr>
+        <w:ind w:left="2880" w:hanging="360"/>
+      </w:pPr>
+    </w:lvl>
+    <w:lvl w:ilvl="4" w:tplc="04090019" w:tentative="1">
+      <w:start w:val="1"/>
+      <w:numFmt w:val="lowerLetter"/>
+      <w:lvlText w:val="%5."/>
+      <w:lvlJc w:val="left"/>
+      <w:pPr>
+        <w:ind w:left="3600" w:hanging="360"/>
+      </w:pPr>
+    </w:lvl>
+    <w:lvl w:ilvl="5" w:tplc="0409001B" w:tentative="1">
+      <w:start w:val="1"/>
+      <w:numFmt w:val="lowerRoman"/>
+      <w:lvlText w:val="%6."/>
+      <w:lvlJc w:val="right"/>
+      <w:pPr>
+        <w:ind w:left="4320" w:hanging="180"/>
+      </w:pPr>
+    </w:lvl>
+    <w:lvl w:ilvl="6" w:tplc="0409000F" w:tentative="1">
+      <w:start w:val="1"/>
+      <w:numFmt w:val="decimal"/>
+      <w:lvlText w:val="%7."/>
+      <w:lvlJc w:val="left"/>
+      <w:pPr>
+        <w:ind w:left="5040" w:hanging="360"/>
+      </w:pPr>
+    </w:lvl>
+    <w:lvl w:ilvl="7" w:tplc="04090019" w:tentative="1">
+      <w:start w:val="1"/>
+      <w:numFmt w:val="lowerLetter"/>
+      <w:lvlText w:val="%8."/>
+      <w:lvlJc w:val="left"/>
+      <w:pPr>
+        <w:ind w:left="5760" w:hanging="360"/>
+      </w:pPr>
+    </w:lvl>
+    <w:lvl w:ilvl="8" w:tplc="0409001B" w:tentative="1">
+      <w:start w:val="1"/>
+      <w:numFmt w:val="lowerRoman"/>
+      <w:lvlText w:val="%9."/>
+      <w:lvlJc w:val="right"/>
+      <w:pPr>
+        <w:ind w:left="6480" w:hanging="180"/>
+      </w:pPr>
+    </w:lvl>
+  </w:abstractNum>
+  <w:abstractNum w:abstractNumId="11">
     <w:nsid w:val="5C40565D"/>
     <w:multiLevelType w:val="hybridMultilevel"/>
     <w:tmpl w:val="DFCC49F4"/>
@@ -16430,7 +18037,7 @@
       </w:pPr>
     </w:lvl>
   </w:abstractNum>
-  <w:abstractNum w:abstractNumId="6">
+  <w:abstractNum w:abstractNumId="12">
     <w:nsid w:val="61A258E0"/>
     <w:multiLevelType w:val="hybridMultilevel"/>
     <w:tmpl w:val="8C26F21E"/>
@@ -16562,7 +18169,7 @@
       </w:rPr>
     </w:lvl>
   </w:abstractNum>
-  <w:abstractNum w:abstractNumId="7">
+  <w:abstractNum w:abstractNumId="13">
     <w:nsid w:val="64415F65"/>
     <w:multiLevelType w:val="hybridMultilevel"/>
     <w:tmpl w:val="BD3C215E"/>
@@ -16648,7 +18255,7 @@
       </w:pPr>
     </w:lvl>
   </w:abstractNum>
-  <w:abstractNum w:abstractNumId="8">
+  <w:abstractNum w:abstractNumId="14">
     <w:nsid w:val="690B2015"/>
     <w:multiLevelType w:val="hybridMultilevel"/>
     <w:tmpl w:val="79AC4238"/>
@@ -16737,7 +18344,7 @@
       </w:pPr>
     </w:lvl>
   </w:abstractNum>
-  <w:abstractNum w:abstractNumId="9">
+  <w:abstractNum w:abstractNumId="15">
     <w:nsid w:val="73641925"/>
     <w:multiLevelType w:val="hybridMultilevel"/>
     <w:tmpl w:val="5E74E9AC"/>
@@ -16828,20 +18435,109 @@
       </w:pPr>
     </w:lvl>
   </w:abstractNum>
+  <w:abstractNum w:abstractNumId="16">
+    <w:nsid w:val="77361941"/>
+    <w:multiLevelType w:val="hybridMultilevel"/>
+    <w:tmpl w:val="5CF48928"/>
+    <w:lvl w:ilvl="0" w:tplc="6F38289C">
+      <w:start w:val="1"/>
+      <w:numFmt w:val="lowerLetter"/>
+      <w:lvlText w:val="(%1)"/>
+      <w:lvlJc w:val="left"/>
+      <w:pPr>
+        <w:ind w:left="1920" w:hanging="1125"/>
+      </w:pPr>
+      <w:rPr>
+        <w:rFonts w:hint="default"/>
+      </w:rPr>
+    </w:lvl>
+    <w:lvl w:ilvl="1" w:tplc="04090019" w:tentative="1">
+      <w:start w:val="1"/>
+      <w:numFmt w:val="lowerLetter"/>
+      <w:lvlText w:val="%2."/>
+      <w:lvlJc w:val="left"/>
+      <w:pPr>
+        <w:ind w:left="1875" w:hanging="360"/>
+      </w:pPr>
+    </w:lvl>
+    <w:lvl w:ilvl="2" w:tplc="0409001B" w:tentative="1">
+      <w:start w:val="1"/>
+      <w:numFmt w:val="lowerRoman"/>
+      <w:lvlText w:val="%3."/>
+      <w:lvlJc w:val="right"/>
+      <w:pPr>
+        <w:ind w:left="2595" w:hanging="180"/>
+      </w:pPr>
+    </w:lvl>
+    <w:lvl w:ilvl="3" w:tplc="0409000F" w:tentative="1">
+      <w:start w:val="1"/>
+      <w:numFmt w:val="decimal"/>
+      <w:lvlText w:val="%4."/>
+      <w:lvlJc w:val="left"/>
+      <w:pPr>
+        <w:ind w:left="3315" w:hanging="360"/>
+      </w:pPr>
+    </w:lvl>
+    <w:lvl w:ilvl="4" w:tplc="04090019" w:tentative="1">
+      <w:start w:val="1"/>
+      <w:numFmt w:val="lowerLetter"/>
+      <w:lvlText w:val="%5."/>
+      <w:lvlJc w:val="left"/>
+      <w:pPr>
+        <w:ind w:left="4035" w:hanging="360"/>
+      </w:pPr>
+    </w:lvl>
+    <w:lvl w:ilvl="5" w:tplc="0409001B" w:tentative="1">
+      <w:start w:val="1"/>
+      <w:numFmt w:val="lowerRoman"/>
+      <w:lvlText w:val="%6."/>
+      <w:lvlJc w:val="right"/>
+      <w:pPr>
+        <w:ind w:left="4755" w:hanging="180"/>
+      </w:pPr>
+    </w:lvl>
+    <w:lvl w:ilvl="6" w:tplc="0409000F" w:tentative="1">
+      <w:start w:val="1"/>
+      <w:numFmt w:val="decimal"/>
+      <w:lvlText w:val="%7."/>
+      <w:lvlJc w:val="left"/>
+      <w:pPr>
+        <w:ind w:left="5475" w:hanging="360"/>
+      </w:pPr>
+    </w:lvl>
+    <w:lvl w:ilvl="7" w:tplc="04090019" w:tentative="1">
+      <w:start w:val="1"/>
+      <w:numFmt w:val="lowerLetter"/>
+      <w:lvlText w:val="%8."/>
+      <w:lvlJc w:val="left"/>
+      <w:pPr>
+        <w:ind w:left="6195" w:hanging="360"/>
+      </w:pPr>
+    </w:lvl>
+    <w:lvl w:ilvl="8" w:tplc="0409001B" w:tentative="1">
+      <w:start w:val="1"/>
+      <w:numFmt w:val="lowerRoman"/>
+      <w:lvlText w:val="%9."/>
+      <w:lvlJc w:val="right"/>
+      <w:pPr>
+        <w:ind w:left="6915" w:hanging="180"/>
+      </w:pPr>
+    </w:lvl>
+  </w:abstractNum>
   <w:num w:numId="1">
+    <w:abstractNumId w:val="3"/>
+  </w:num>
+  <w:num w:numId="2">
+    <w:abstractNumId w:val="12"/>
+  </w:num>
+  <w:num w:numId="3">
     <w:abstractNumId w:val="2"/>
   </w:num>
-  <w:num w:numId="2">
-    <w:abstractNumId w:val="6"/>
-  </w:num>
-  <w:num w:numId="3">
+  <w:num w:numId="4">
     <w:abstractNumId w:val="1"/>
   </w:num>
-  <w:num w:numId="4">
-    <w:abstractNumId w:val="0"/>
-  </w:num>
   <w:num w:numId="5">
-    <w:abstractNumId w:val="6"/>
+    <w:abstractNumId w:val="12"/>
     <w:lvlOverride w:ilvl="0">
       <w:startOverride w:val="1"/>
     </w:lvlOverride>
@@ -16857,22 +18553,43 @@
     <w:lvlOverride w:ilvl="8"/>
   </w:num>
   <w:num w:numId="6">
+    <w:abstractNumId w:val="14"/>
+  </w:num>
+  <w:num w:numId="7">
+    <w:abstractNumId w:val="4"/>
+  </w:num>
+  <w:num w:numId="8">
+    <w:abstractNumId w:val="15"/>
+  </w:num>
+  <w:num w:numId="9">
     <w:abstractNumId w:val="8"/>
   </w:num>
-  <w:num w:numId="7">
-    <w:abstractNumId w:val="3"/>
+  <w:num w:numId="10">
+    <w:abstractNumId w:val="11"/>
   </w:num>
-  <w:num w:numId="8">
+  <w:num w:numId="11">
+    <w:abstractNumId w:val="13"/>
+  </w:num>
+  <w:num w:numId="12">
     <w:abstractNumId w:val="9"/>
   </w:num>
-  <w:num w:numId="9">
-    <w:abstractNumId w:val="4"/>
-  </w:num>
-  <w:num w:numId="10">
+  <w:num w:numId="13">
     <w:abstractNumId w:val="5"/>
   </w:num>
-  <w:num w:numId="11">
+  <w:num w:numId="14">
+    <w:abstractNumId w:val="16"/>
+  </w:num>
+  <w:num w:numId="15">
+    <w:abstractNumId w:val="6"/>
+  </w:num>
+  <w:num w:numId="16">
     <w:abstractNumId w:val="7"/>
+  </w:num>
+  <w:num w:numId="17">
+    <w:abstractNumId w:val="10"/>
+  </w:num>
+  <w:num w:numId="18">
+    <w:abstractNumId w:val="0"/>
   </w:num>
 </w:numbering>
 </file>
@@ -16897,7 +18614,7 @@
     </w:pPrDefault>
   </w:docDefaults>
   <w:latentStyles w:defLockedState="0" w:defUIPriority="99" w:defSemiHidden="1" w:defUnhideWhenUsed="1" w:defQFormat="0" w:count="267">
-    <w:lsdException w:name="Normal" w:semiHidden="0" w:uiPriority="0" w:unhideWhenUsed="0" w:qFormat="1"/>
+    <w:lsdException w:name="Normal" w:semiHidden="0" w:uiPriority="1" w:unhideWhenUsed="0" w:qFormat="1"/>
     <w:lsdException w:name="heading 1" w:semiHidden="0" w:uiPriority="1" w:unhideWhenUsed="0" w:qFormat="1"/>
     <w:lsdException w:name="heading 2" w:uiPriority="9" w:qFormat="1"/>
     <w:lsdException w:name="heading 3" w:uiPriority="9" w:qFormat="1"/>
@@ -17041,7 +18758,7 @@
     <w:name w:val="Normal"/>
     <w:uiPriority w:val="1"/>
     <w:qFormat/>
-    <w:rsid w:val="005737CD"/>
+    <w:rsid w:val="00256B0B"/>
     <w:rPr>
       <w:rFonts w:ascii="Segoe UI" w:eastAsia="Segoe UI" w:hAnsi="Segoe UI" w:cs="Segoe UI"/>
     </w:rPr>

--- a/sale-deed-template.docx
+++ b/sale-deed-template.docx
@@ -994,73 +994,7 @@
           <w:sz w:val="28"/>
           <w:szCs w:val="28"/>
         </w:rPr>
-        <w:t>, Pan:</w:t>
-      </w:r>
-      <w:r>
-        <w:rPr>
-          <w:position w:val="8"/>
-          <w:sz w:val="28"/>
-          <w:szCs w:val="28"/>
-        </w:rPr>
-        <w:t xml:space="preserve"> </w:t>
-      </w:r>
-      <w:r>
-        <w:rPr>
-          <w:position w:val="8"/>
-          <w:sz w:val="28"/>
-          <w:szCs w:val="28"/>
-        </w:rPr>
-        <w:t>&lt;</w:t>
-      </w:r>
-      <w:proofErr w:type="spellStart"/>
-      <w:r>
-        <w:rPr>
-          <w:position w:val="8"/>
-          <w:sz w:val="28"/>
-          <w:szCs w:val="28"/>
-        </w:rPr>
-        <w:t>Executant</w:t>
-      </w:r>
-      <w:proofErr w:type="spellEnd"/>
-      <w:r>
-        <w:rPr>
-          <w:position w:val="8"/>
-          <w:sz w:val="28"/>
-          <w:szCs w:val="28"/>
-        </w:rPr>
-        <w:t xml:space="preserve"> </w:t>
-      </w:r>
-      <w:r>
-        <w:rPr>
-          <w:position w:val="8"/>
-          <w:sz w:val="28"/>
-          <w:szCs w:val="28"/>
-        </w:rPr>
-        <w:t xml:space="preserve">Pan </w:t>
-      </w:r>
-      <w:r>
-        <w:rPr>
-          <w:position w:val="8"/>
-          <w:sz w:val="28"/>
-          <w:szCs w:val="28"/>
-        </w:rPr>
-        <w:t>No.&gt;</w:t>
-      </w:r>
-      <w:r>
-        <w:rPr>
-          <w:position w:val="8"/>
-          <w:sz w:val="28"/>
-          <w:szCs w:val="28"/>
-        </w:rPr>
-        <w:t>.</w:t>
-      </w:r>
-      <w:r>
-        <w:rPr>
-          <w:position w:val="8"/>
-          <w:sz w:val="28"/>
-          <w:szCs w:val="28"/>
-        </w:rPr>
-        <w:t xml:space="preserve"> </w:t>
+        <w:t xml:space="preserve">, </w:t>
       </w:r>
       <w:r>
         <w:rPr>
@@ -1818,7 +1752,7 @@
           <w:sz w:val="28"/>
           <w:szCs w:val="28"/>
         </w:rPr>
-        <w:t xml:space="preserve">Claimant Pan </w:t>
+        <w:t>PAN</w:t>
       </w:r>
       <w:r>
         <w:rPr>
@@ -1826,7 +1760,7 @@
           <w:sz w:val="28"/>
           <w:szCs w:val="28"/>
         </w:rPr>
-        <w:t xml:space="preserve">No.&gt; </w:t>
+        <w:t xml:space="preserve">&gt; </w:t>
       </w:r>
       <w:r>
         <w:rPr>
@@ -2221,7 +2155,23 @@
           <w:sz w:val="28"/>
           <w:szCs w:val="28"/>
         </w:rPr>
-        <w:t>T No.&gt;</w:t>
+        <w:t>T</w:t>
+      </w:r>
+      <w:r>
+        <w:rPr>
+          <w:rStyle w:val="Strong"/>
+          <w:sz w:val="28"/>
+          <w:szCs w:val="28"/>
+        </w:rPr>
+        <w:t>.</w:t>
+      </w:r>
+      <w:r>
+        <w:rPr>
+          <w:rStyle w:val="Strong"/>
+          <w:sz w:val="28"/>
+          <w:szCs w:val="28"/>
+        </w:rPr>
+        <w:t xml:space="preserve"> No.&gt;</w:t>
       </w:r>
       <w:r>
         <w:rPr>
@@ -2794,7 +2744,6 @@
         </w:rPr>
         <w:t>&lt;</w:t>
       </w:r>
-      <w:proofErr w:type="spellStart"/>
       <w:proofErr w:type="gramEnd"/>
       <w:r>
         <w:rPr>
@@ -2810,16 +2759,15 @@
           <w:sz w:val="28"/>
           <w:szCs w:val="28"/>
         </w:rPr>
-        <w:t>No</w:t>
-      </w:r>
-      <w:proofErr w:type="spellEnd"/>
+        <w:t xml:space="preserve"> </w:t>
+      </w:r>
       <w:r>
         <w:rPr>
           <w:rStyle w:val="Strong"/>
           <w:sz w:val="28"/>
           <w:szCs w:val="28"/>
         </w:rPr>
-        <w:t>.&gt;</w:t>
+        <w:t>No.&gt;</w:t>
       </w:r>
       <w:r>
         <w:rPr>
@@ -3371,16 +3319,7 @@
           <w:sz w:val="28"/>
           <w:szCs w:val="28"/>
         </w:rPr>
-        <w:t>Rs</w:t>
-      </w:r>
-      <w:proofErr w:type="gramStart"/>
-      <w:r>
-        <w:rPr>
-          <w:rFonts w:ascii="Times New Roman" w:hAnsi="Times New Roman" w:cs="Times New Roman"/>
-          <w:sz w:val="28"/>
-          <w:szCs w:val="28"/>
-        </w:rPr>
-        <w:t>.</w:t>
+        <w:t>Rs.</w:t>
       </w:r>
       <w:r>
         <w:rPr>
@@ -3390,18 +3329,7 @@
           <w:sz w:val="28"/>
           <w:szCs w:val="28"/>
         </w:rPr>
-        <w:t>&lt;</w:t>
-      </w:r>
-      <w:proofErr w:type="gramEnd"/>
-      <w:r>
-        <w:rPr>
-          <w:rFonts w:ascii="Times New Roman" w:hAnsi="Times New Roman" w:cs="Times New Roman"/>
-          <w:b/>
-          <w:bCs/>
-          <w:sz w:val="28"/>
-          <w:szCs w:val="28"/>
-        </w:rPr>
-        <w:t>Market of Value Rs./-&gt;</w:t>
+        <w:t>&lt;Market of Value Rs./-&gt;</w:t>
       </w:r>
       <w:r>
         <w:rPr>
@@ -3603,15 +3531,7 @@
           <w:sz w:val="28"/>
           <w:szCs w:val="28"/>
         </w:rPr>
-        <w:t xml:space="preserve"> of Rs.&lt;Amount&gt;/-</w:t>
-      </w:r>
-      <w:r>
-        <w:rPr>
-          <w:rFonts w:ascii="Times New Roman" w:hAnsi="Times New Roman" w:cs="Times New Roman"/>
-          <w:sz w:val="28"/>
-          <w:szCs w:val="28"/>
-        </w:rPr>
-        <w:t xml:space="preserve"> paid by the Vendee/s, namely </w:t>
+        <w:t xml:space="preserve"> of Rs.&lt;</w:t>
       </w:r>
       <w:r>
         <w:rPr>
@@ -3622,15 +3542,7 @@
           <w:sz w:val="28"/>
           <w:szCs w:val="28"/>
         </w:rPr>
-        <w:t>&lt;Claimant Name&gt;</w:t>
-      </w:r>
-      <w:r>
-        <w:rPr>
-          <w:rFonts w:ascii="Times New Roman" w:hAnsi="Times New Roman" w:cs="Times New Roman"/>
-          <w:sz w:val="28"/>
-          <w:szCs w:val="28"/>
-        </w:rPr>
-        <w:t xml:space="preserve">, to the Vendor/s, namely </w:t>
+        <w:t xml:space="preserve"> </w:t>
       </w:r>
       <w:r>
         <w:rPr>
@@ -3641,9 +3553,8 @@
           <w:sz w:val="28"/>
           <w:szCs w:val="28"/>
         </w:rPr>
-        <w:t>&lt;</w:t>
-      </w:r>
-      <w:proofErr w:type="spellStart"/>
+        <w:t>Amount</w:t>
+      </w:r>
       <w:r>
         <w:rPr>
           <w:rStyle w:val="Strong"/>
@@ -3653,9 +3564,8 @@
           <w:sz w:val="28"/>
           <w:szCs w:val="28"/>
         </w:rPr>
-        <w:t>Executant</w:t>
-      </w:r>
-      <w:proofErr w:type="spellEnd"/>
+        <w:t xml:space="preserve"> </w:t>
+      </w:r>
       <w:r>
         <w:rPr>
           <w:rStyle w:val="Strong"/>
@@ -3665,15 +3575,15 @@
           <w:sz w:val="28"/>
           <w:szCs w:val="28"/>
         </w:rPr>
-        <w:t xml:space="preserve"> Name&gt;</w:t>
-      </w:r>
-      <w:r>
-        <w:rPr>
-          <w:rFonts w:ascii="Times New Roman" w:hAnsi="Times New Roman" w:cs="Times New Roman"/>
-          <w:sz w:val="28"/>
-          <w:szCs w:val="28"/>
-        </w:rPr>
-        <w:t xml:space="preserve">, through </w:t>
+        <w:t>&gt;/-</w:t>
+      </w:r>
+      <w:r>
+        <w:rPr>
+          <w:rFonts w:ascii="Times New Roman" w:hAnsi="Times New Roman" w:cs="Times New Roman"/>
+          <w:sz w:val="28"/>
+          <w:szCs w:val="28"/>
+        </w:rPr>
+        <w:t xml:space="preserve"> paid by the Vendee/s, namely </w:t>
       </w:r>
       <w:r>
         <w:rPr>
@@ -3684,15 +3594,15 @@
           <w:sz w:val="28"/>
           <w:szCs w:val="28"/>
         </w:rPr>
-        <w:t>RTGS/NEFT</w:t>
-      </w:r>
-      <w:r>
-        <w:rPr>
-          <w:rFonts w:ascii="Times New Roman" w:hAnsi="Times New Roman" w:cs="Times New Roman"/>
-          <w:sz w:val="28"/>
-          <w:szCs w:val="28"/>
-        </w:rPr>
-        <w:t xml:space="preserve">, vide </w:t>
+        <w:t>&lt;Claimant Name&gt;</w:t>
+      </w:r>
+      <w:r>
+        <w:rPr>
+          <w:rFonts w:ascii="Times New Roman" w:hAnsi="Times New Roman" w:cs="Times New Roman"/>
+          <w:sz w:val="28"/>
+          <w:szCs w:val="28"/>
+        </w:rPr>
+        <w:t xml:space="preserve">, to the Vendor/s, namely </w:t>
       </w:r>
       <w:r>
         <w:rPr>
@@ -3703,16 +3613,9 @@
           <w:sz w:val="28"/>
           <w:szCs w:val="28"/>
         </w:rPr>
-        <w:t>Transaction No./UTR No. &lt;UTR No.&gt;</w:t>
-      </w:r>
-      <w:r>
-        <w:rPr>
-          <w:rFonts w:ascii="Times New Roman" w:hAnsi="Times New Roman" w:cs="Times New Roman"/>
-          <w:sz w:val="28"/>
-          <w:szCs w:val="28"/>
-        </w:rPr>
-        <w:t xml:space="preserve">, dated </w:t>
-      </w:r>
+        <w:t>&lt;</w:t>
+      </w:r>
+      <w:proofErr w:type="spellStart"/>
       <w:r>
         <w:rPr>
           <w:rStyle w:val="Strong"/>
@@ -3722,16 +3625,9 @@
           <w:sz w:val="28"/>
           <w:szCs w:val="28"/>
         </w:rPr>
-        <w:t>&lt;Date&gt;</w:t>
-      </w:r>
-      <w:r>
-        <w:rPr>
-          <w:rFonts w:ascii="Times New Roman" w:hAnsi="Times New Roman" w:cs="Times New Roman"/>
-          <w:sz w:val="28"/>
-          <w:szCs w:val="28"/>
-        </w:rPr>
-        <w:t xml:space="preserve">, from </w:t>
-      </w:r>
+        <w:t>Executant</w:t>
+      </w:r>
+      <w:proofErr w:type="spellEnd"/>
       <w:r>
         <w:rPr>
           <w:rStyle w:val="Strong"/>
@@ -3741,7 +3637,175 @@
           <w:sz w:val="28"/>
           <w:szCs w:val="28"/>
         </w:rPr>
-        <w:t>&lt;Bank Name&gt;</w:t>
+        <w:t xml:space="preserve"> Name&gt;</w:t>
+      </w:r>
+      <w:r>
+        <w:rPr>
+          <w:rFonts w:ascii="Times New Roman" w:hAnsi="Times New Roman" w:cs="Times New Roman"/>
+          <w:sz w:val="28"/>
+          <w:szCs w:val="28"/>
+        </w:rPr>
+        <w:t xml:space="preserve">, through </w:t>
+      </w:r>
+      <w:r>
+        <w:rPr>
+          <w:rStyle w:val="Strong"/>
+          <w:rFonts w:ascii="Times New Roman" w:hAnsi="Times New Roman" w:cs="Times New Roman"/>
+          <w:b w:val="0"/>
+          <w:bCs w:val="0"/>
+          <w:sz w:val="28"/>
+          <w:szCs w:val="28"/>
+        </w:rPr>
+        <w:t>RTGS/NEFT</w:t>
+      </w:r>
+      <w:r>
+        <w:rPr>
+          <w:rFonts w:ascii="Times New Roman" w:hAnsi="Times New Roman" w:cs="Times New Roman"/>
+          <w:sz w:val="28"/>
+          <w:szCs w:val="28"/>
+        </w:rPr>
+        <w:t xml:space="preserve">, vide </w:t>
+      </w:r>
+      <w:r>
+        <w:rPr>
+          <w:rStyle w:val="Strong"/>
+          <w:rFonts w:ascii="Times New Roman" w:hAnsi="Times New Roman" w:cs="Times New Roman"/>
+          <w:b w:val="0"/>
+          <w:bCs w:val="0"/>
+          <w:sz w:val="28"/>
+          <w:szCs w:val="28"/>
+        </w:rPr>
+        <w:t>Transaction No.</w:t>
+      </w:r>
+      <w:r>
+        <w:rPr>
+          <w:rStyle w:val="Strong"/>
+          <w:rFonts w:ascii="Times New Roman" w:hAnsi="Times New Roman" w:cs="Times New Roman"/>
+          <w:b w:val="0"/>
+          <w:bCs w:val="0"/>
+          <w:sz w:val="28"/>
+          <w:szCs w:val="28"/>
+        </w:rPr>
+        <w:t>/</w:t>
+      </w:r>
+      <w:r>
+        <w:rPr>
+          <w:rStyle w:val="Strong"/>
+          <w:rFonts w:ascii="Times New Roman" w:hAnsi="Times New Roman" w:cs="Times New Roman"/>
+          <w:b w:val="0"/>
+          <w:bCs w:val="0"/>
+          <w:sz w:val="28"/>
+          <w:szCs w:val="28"/>
+        </w:rPr>
+        <w:t>UTR No. &lt;</w:t>
+      </w:r>
+      <w:proofErr w:type="spellStart"/>
+      <w:r>
+        <w:rPr>
+          <w:rFonts w:ascii="Times New Roman" w:hAnsi="Times New Roman" w:cs="Times New Roman"/>
+          <w:sz w:val="28"/>
+          <w:szCs w:val="28"/>
+        </w:rPr>
+        <w:t>Utr</w:t>
+      </w:r>
+      <w:proofErr w:type="spellEnd"/>
+      <w:r>
+        <w:rPr>
+          <w:rFonts w:ascii="Times New Roman" w:hAnsi="Times New Roman" w:cs="Times New Roman"/>
+          <w:sz w:val="28"/>
+          <w:szCs w:val="28"/>
+        </w:rPr>
+        <w:t>/Reference No</w:t>
+      </w:r>
+      <w:r>
+        <w:rPr>
+          <w:rFonts w:ascii="Times New Roman" w:hAnsi="Times New Roman" w:cs="Times New Roman"/>
+          <w:sz w:val="28"/>
+          <w:szCs w:val="28"/>
+        </w:rPr>
+        <w:t>.</w:t>
+      </w:r>
+      <w:r>
+        <w:rPr>
+          <w:rStyle w:val="Strong"/>
+          <w:rFonts w:ascii="Times New Roman" w:hAnsi="Times New Roman" w:cs="Times New Roman"/>
+          <w:b w:val="0"/>
+          <w:bCs w:val="0"/>
+          <w:sz w:val="28"/>
+          <w:szCs w:val="28"/>
+        </w:rPr>
+        <w:t>&gt;</w:t>
+      </w:r>
+      <w:r>
+        <w:rPr>
+          <w:rFonts w:ascii="Times New Roman" w:hAnsi="Times New Roman" w:cs="Times New Roman"/>
+          <w:sz w:val="28"/>
+          <w:szCs w:val="28"/>
+        </w:rPr>
+        <w:t xml:space="preserve">, dated </w:t>
+      </w:r>
+      <w:r>
+        <w:rPr>
+          <w:rStyle w:val="Strong"/>
+          <w:rFonts w:ascii="Times New Roman" w:hAnsi="Times New Roman" w:cs="Times New Roman"/>
+          <w:b w:val="0"/>
+          <w:bCs w:val="0"/>
+          <w:sz w:val="28"/>
+          <w:szCs w:val="28"/>
+        </w:rPr>
+        <w:t>&lt;Date&gt;</w:t>
+      </w:r>
+      <w:r>
+        <w:rPr>
+          <w:rFonts w:ascii="Times New Roman" w:hAnsi="Times New Roman" w:cs="Times New Roman"/>
+          <w:sz w:val="28"/>
+          <w:szCs w:val="28"/>
+        </w:rPr>
+        <w:t xml:space="preserve">, from </w:t>
+      </w:r>
+      <w:r>
+        <w:rPr>
+          <w:rStyle w:val="Strong"/>
+          <w:rFonts w:ascii="Times New Roman" w:hAnsi="Times New Roman" w:cs="Times New Roman"/>
+          <w:b w:val="0"/>
+          <w:bCs w:val="0"/>
+          <w:sz w:val="28"/>
+          <w:szCs w:val="28"/>
+        </w:rPr>
+        <w:t>&lt;</w:t>
+      </w:r>
+      <w:r>
+        <w:rPr>
+          <w:rStyle w:val="Strong"/>
+          <w:rFonts w:ascii="Times New Roman" w:hAnsi="Times New Roman" w:cs="Times New Roman"/>
+          <w:b w:val="0"/>
+          <w:bCs w:val="0"/>
+          <w:sz w:val="28"/>
+          <w:szCs w:val="28"/>
+        </w:rPr>
+        <w:t xml:space="preserve">Remitting </w:t>
+      </w:r>
+      <w:r>
+        <w:rPr>
+          <w:rStyle w:val="Strong"/>
+          <w:rFonts w:ascii="Times New Roman" w:hAnsi="Times New Roman" w:cs="Times New Roman"/>
+          <w:b w:val="0"/>
+          <w:bCs w:val="0"/>
+          <w:sz w:val="28"/>
+          <w:szCs w:val="28"/>
+        </w:rPr>
+        <w:t>Bank</w:t>
+      </w:r>
+      <w:r>
+        <w:rPr>
+          <w:rStyle w:val="Strong"/>
+          <w:rFonts w:ascii="Times New Roman" w:hAnsi="Times New Roman" w:cs="Times New Roman"/>
+          <w:b w:val="0"/>
+          <w:bCs w:val="0"/>
+          <w:sz w:val="28"/>
+          <w:szCs w:val="28"/>
+        </w:rPr>
+        <w:t>&gt;</w:t>
       </w:r>
       <w:r>
         <w:rPr>
@@ -4530,7 +4594,7 @@
           <w:sz w:val="28"/>
           <w:szCs w:val="28"/>
         </w:rPr>
-        <w:t>, and the Vendor/s hereby acknowledge the receipt of the said amount.</w:t>
+        <w:t>.</w:t>
       </w:r>
     </w:p>
     <w:p>
@@ -4591,6 +4655,20 @@
         </w:rPr>
         <w:t>from any further liability or demand in respect thereof.</w:t>
       </w:r>
+    </w:p>
+    <w:p>
+      <w:pPr>
+        <w:spacing w:before="100" w:beforeAutospacing="1" w:after="100" w:afterAutospacing="1" w:line="252" w:lineRule="auto"/>
+        <w:ind w:firstLine="720"/>
+        <w:jc w:val="both"/>
+        <w:outlineLvl w:val="0"/>
+        <w:rPr>
+          <w:rFonts w:ascii="Times New Roman" w:hAnsi="Times New Roman" w:cs="Times New Roman"/>
+          <w:bCs/>
+          <w:sz w:val="28"/>
+          <w:szCs w:val="28"/>
+        </w:rPr>
+      </w:pPr>
     </w:p>
     <w:p>
       <w:pPr>
@@ -16679,7 +16757,7 @@
                 <w:b/>
                 <w:noProof/>
               </w:rPr>
-              <w:t>2</w:t>
+              <w:t>4</w:t>
             </w:r>
             <w:r>
               <w:rPr>

--- a/sale-deed-template.docx
+++ b/sale-deed-template.docx
@@ -1939,92 +1939,54 @@
       </w:pPr>
       <w:r>
         <w:rPr>
-          <w:rStyle w:val="Strong"/>
-          <w:sz w:val="28"/>
-          <w:szCs w:val="28"/>
-        </w:rPr>
-        <w:t>Registered Deed:</w:t>
-      </w:r>
-      <w:r>
-        <w:rPr>
-          <w:sz w:val="28"/>
-          <w:szCs w:val="28"/>
-        </w:rPr>
-        <w:t xml:space="preserve"> The Vendor/s derived title, right, and interest in respect of the Schedule Property under and by virtue of the Registered &lt;Link Doc Type&gt; dated &lt;Link </w:t>
-      </w:r>
-      <w:proofErr w:type="spellStart"/>
-      <w:r>
-        <w:rPr>
-          <w:sz w:val="28"/>
-          <w:szCs w:val="28"/>
-        </w:rPr>
-        <w:t>Doct.Date</w:t>
-      </w:r>
-      <w:proofErr w:type="spellEnd"/>
-      <w:r>
-        <w:rPr>
-          <w:sz w:val="28"/>
-          <w:szCs w:val="28"/>
-        </w:rPr>
-        <w:t xml:space="preserve">&gt;, registered as </w:t>
-      </w:r>
-      <w:r>
-        <w:rPr>
-          <w:rStyle w:val="Strong"/>
-          <w:b w:val="0"/>
-          <w:bCs w:val="0"/>
-          <w:sz w:val="28"/>
-          <w:szCs w:val="28"/>
-        </w:rPr>
-        <w:t>Document No.</w:t>
-      </w:r>
-      <w:r>
-        <w:rPr>
-          <w:rStyle w:val="Strong"/>
-          <w:sz w:val="28"/>
-          <w:szCs w:val="28"/>
-        </w:rPr>
-        <w:t xml:space="preserve">&lt;Link </w:t>
-      </w:r>
-      <w:proofErr w:type="spellStart"/>
-      <w:r>
-        <w:rPr>
-          <w:rStyle w:val="Strong"/>
-          <w:sz w:val="28"/>
-          <w:szCs w:val="28"/>
-        </w:rPr>
-        <w:t>Doct.No</w:t>
-      </w:r>
-      <w:proofErr w:type="spellEnd"/>
-      <w:r>
-        <w:rPr>
-          <w:rStyle w:val="Strong"/>
-          <w:sz w:val="28"/>
-          <w:szCs w:val="28"/>
-        </w:rPr>
-        <w:t>.&gt;</w:t>
-      </w:r>
-      <w:r>
-        <w:rPr>
-          <w:sz w:val="28"/>
-          <w:szCs w:val="28"/>
-        </w:rPr>
+          <w:b/>
+        </w:rPr>
+        <w:t xml:space="preserve">Registered Deed: The title, right, and interest in respect of the Schedule Property were derived under and by virtue of the Registered </w:t>
+      </w:r>
+      <w:r>
+        <w:rPr>
+          <w:b/>
+        </w:rPr>
+        <w:t xml:space="preserve">&lt;Link Doc Type&gt;</w:t>
+      </w:r>
+      <w:r>
+        <w:t xml:space="preserve"> dated </w:t>
+      </w:r>
+      <w:r>
+        <w:rPr>
+          <w:b/>
+        </w:rPr>
+        <w:t xml:space="preserve">&lt;Link Doct.Date&gt;</w:t>
+      </w:r>
+      <w:r>
+        <w:t xml:space="preserve">, registered as Document No. </w:t>
+      </w:r>
+      <w:r>
+        <w:rPr>
+          <w:b/>
+        </w:rPr>
+        <w:t xml:space="preserve">&lt;Link Doct.No.&gt;</w:t>
+      </w:r>
+      <w:r>
         <w:t xml:space="preserve"> in the office of the Sub-Registrar, </w:t>
       </w:r>
       <w:r>
         <w:rPr>
-          <w:rStyle w:val="Strong"/>
-          <w:sz w:val="28"/>
-          <w:szCs w:val="28"/>
-        </w:rPr>
-        <w:t>&lt;Sub Registrar&gt; (&lt;Sub Registrar Code&gt;)</w:t>
-      </w:r>
-      <w:r>
-        <w:rPr>
-          <w:sz w:val="28"/>
-          <w:szCs w:val="28"/>
-        </w:rPr>
-        <w:t>.</w:t>
+          <w:b/>
+        </w:rPr>
+        <w:t xml:space="preserve">&lt;Sub Registrar&gt;</w:t>
+      </w:r>
+      <w:r>
+        <w:t xml:space="preserve"> (</w:t>
+      </w:r>
+      <w:r>
+        <w:rPr>
+          <w:b/>
+        </w:rPr>
+        <w:t xml:space="preserve">&lt;Sub Registrar Code&gt;</w:t>
+      </w:r>
+      <w:r>
+        <w:t xml:space="preserve">).</w:t>
       </w:r>
     </w:p>
     <w:p>
@@ -2044,141 +2006,18 @@
       </w:pPr>
       <w:r>
         <w:rPr>
-          <w:rStyle w:val="Strong"/>
-          <w:sz w:val="28"/>
-          <w:szCs w:val="28"/>
-        </w:rPr>
-        <w:t>Vacant Land Tax/Assessment</w:t>
-      </w:r>
-      <w:r>
-        <w:rPr>
-          <w:rStyle w:val="Strong"/>
-          <w:b w:val="0"/>
-          <w:bCs w:val="0"/>
-          <w:sz w:val="28"/>
-          <w:szCs w:val="28"/>
-        </w:rPr>
-        <w:t>:</w:t>
-      </w:r>
-      <w:r>
-        <w:rPr>
-          <w:sz w:val="28"/>
-          <w:szCs w:val="28"/>
-        </w:rPr>
-        <w:t xml:space="preserve"> The Schedule Property is also covered by </w:t>
-      </w:r>
-      <w:r>
-        <w:rPr>
-          <w:rStyle w:val="Strong"/>
-          <w:b w:val="0"/>
-          <w:bCs w:val="0"/>
-          <w:sz w:val="28"/>
-          <w:szCs w:val="28"/>
-        </w:rPr>
-        <w:t>Vacant Land Tax No</w:t>
-      </w:r>
-      <w:proofErr w:type="gramStart"/>
-      <w:r>
-        <w:rPr>
-          <w:rStyle w:val="Strong"/>
-          <w:b w:val="0"/>
-          <w:bCs w:val="0"/>
-          <w:sz w:val="28"/>
-          <w:szCs w:val="28"/>
-        </w:rPr>
-        <w:t>./</w:t>
-      </w:r>
-      <w:proofErr w:type="gramEnd"/>
-      <w:r>
-        <w:rPr>
-          <w:rStyle w:val="Strong"/>
-          <w:b w:val="0"/>
-          <w:bCs w:val="0"/>
-          <w:sz w:val="28"/>
-          <w:szCs w:val="28"/>
-        </w:rPr>
-        <w:t>Assessment No.</w:t>
-      </w:r>
-      <w:r>
-        <w:rPr>
-          <w:rStyle w:val="Strong"/>
-          <w:b w:val="0"/>
-          <w:bCs w:val="0"/>
-          <w:sz w:val="28"/>
-          <w:szCs w:val="28"/>
-        </w:rPr>
-        <w:t xml:space="preserve"> </w:t>
-      </w:r>
-      <w:r>
-        <w:rPr>
-          <w:rStyle w:val="Strong"/>
-          <w:sz w:val="28"/>
-          <w:szCs w:val="28"/>
-        </w:rPr>
-        <w:t>&lt;</w:t>
-      </w:r>
-      <w:r>
-        <w:rPr>
-          <w:rStyle w:val="Strong"/>
-          <w:sz w:val="28"/>
-          <w:szCs w:val="28"/>
-        </w:rPr>
-        <w:t>V</w:t>
-      </w:r>
-      <w:r>
-        <w:rPr>
-          <w:rStyle w:val="Strong"/>
-          <w:sz w:val="28"/>
-          <w:szCs w:val="28"/>
-        </w:rPr>
-        <w:t>.</w:t>
-      </w:r>
-      <w:r>
-        <w:rPr>
-          <w:rStyle w:val="Strong"/>
-          <w:sz w:val="28"/>
-          <w:szCs w:val="28"/>
-        </w:rPr>
-        <w:t>L</w:t>
-      </w:r>
-      <w:r>
-        <w:rPr>
-          <w:rStyle w:val="Strong"/>
-          <w:sz w:val="28"/>
-          <w:szCs w:val="28"/>
-        </w:rPr>
-        <w:t>.</w:t>
-      </w:r>
-      <w:r>
-        <w:rPr>
-          <w:rStyle w:val="Strong"/>
-          <w:sz w:val="28"/>
-          <w:szCs w:val="28"/>
-        </w:rPr>
-        <w:t>T</w:t>
-      </w:r>
-      <w:r>
-        <w:rPr>
-          <w:rStyle w:val="Strong"/>
-          <w:sz w:val="28"/>
-          <w:szCs w:val="28"/>
-        </w:rPr>
-        <w:t>.</w:t>
-      </w:r>
-      <w:r>
-        <w:rPr>
-          <w:rStyle w:val="Strong"/>
-          <w:sz w:val="28"/>
-          <w:szCs w:val="28"/>
-        </w:rPr>
-        <w:t xml:space="preserve"> No.&gt;</w:t>
-      </w:r>
-      <w:r>
-        <w:rPr>
-          <w:sz w:val="28"/>
-          <w:szCs w:val="28"/>
-        </w:rPr>
-        <w:t>, standing in respect of the said property.</w:t>
+          <w:b/>
+        </w:rPr>
+        <w:t xml:space="preserve">Vacant Land Tax/Assessment: The Schedule Property is also covered by Vacant Land Tax No./Assessment No. </w:t>
+      </w:r>
+      <w:r>
+        <w:rPr>
+          <w:b/>
+        </w:rPr>
+        <w:t xml:space="preserve">&lt;V.L.T. No.&gt;</w:t>
+      </w:r>
+      <w:r>
+        <w:t xml:space="preserve"> standing in respect of the said property.</w:t>
       </w:r>
     </w:p>
     <w:p>
@@ -2198,73 +2037,18 @@
       </w:pPr>
       <w:r>
         <w:rPr>
-          <w:rStyle w:val="Strong"/>
-          <w:sz w:val="28"/>
-          <w:szCs w:val="28"/>
-        </w:rPr>
-        <w:t>Approved Layout</w:t>
-      </w:r>
-      <w:r>
-        <w:rPr>
-          <w:rStyle w:val="Strong"/>
-          <w:b w:val="0"/>
-          <w:bCs w:val="0"/>
-          <w:sz w:val="28"/>
-          <w:szCs w:val="28"/>
-        </w:rPr>
-        <w:t>:</w:t>
-      </w:r>
-      <w:r>
-        <w:rPr>
-          <w:sz w:val="28"/>
-          <w:szCs w:val="28"/>
-        </w:rPr>
-        <w:t xml:space="preserve"> The Schedule Property forms part of the layout covered by </w:t>
-      </w:r>
-      <w:r>
-        <w:rPr>
-          <w:rStyle w:val="Strong"/>
-          <w:b w:val="0"/>
-          <w:bCs w:val="0"/>
-          <w:sz w:val="28"/>
-          <w:szCs w:val="28"/>
-        </w:rPr>
-        <w:t>Approved Layout File No</w:t>
-      </w:r>
-      <w:proofErr w:type="gramStart"/>
-      <w:r>
-        <w:rPr>
-          <w:rStyle w:val="Strong"/>
-          <w:b w:val="0"/>
-          <w:bCs w:val="0"/>
-          <w:sz w:val="28"/>
-          <w:szCs w:val="28"/>
-        </w:rPr>
-        <w:t>.</w:t>
-      </w:r>
-      <w:r>
-        <w:rPr>
-          <w:rStyle w:val="Strong"/>
-          <w:sz w:val="28"/>
-          <w:szCs w:val="28"/>
-        </w:rPr>
-        <w:t>&lt;</w:t>
-      </w:r>
-      <w:proofErr w:type="gramEnd"/>
-      <w:r>
-        <w:rPr>
-          <w:rStyle w:val="Strong"/>
-          <w:sz w:val="28"/>
-          <w:szCs w:val="28"/>
-        </w:rPr>
-        <w:t>Layout File No.&gt;</w:t>
-      </w:r>
-      <w:r>
-        <w:rPr>
-          <w:sz w:val="28"/>
-          <w:szCs w:val="28"/>
-        </w:rPr>
-        <w:t>, duly approved by the competent authority, in accordance with the applicable laws, rules, and regulations.</w:t>
+          <w:b/>
+        </w:rPr>
+        <w:t xml:space="preserve">Approved Layout: The Schedule Property forms part of the layout covered by Approved Layout File No. </w:t>
+      </w:r>
+      <w:r>
+        <w:rPr>
+          <w:b/>
+        </w:rPr>
+        <w:t xml:space="preserve">&lt;Layout File No.&gt;</w:t>
+      </w:r>
+      <w:r>
+        <w:t xml:space="preserve">, duly approved by the competent authority, in accordance with the applicable laws, rules, and regulations.</w:t>
       </w:r>
     </w:p>
     <w:p>
@@ -2285,131 +2069,26 @@
       <w:r>
         <w:rPr>
           <w:b/>
-          <w:bCs/>
-          <w:sz w:val="28"/>
-          <w:szCs w:val="28"/>
-        </w:rPr>
-        <w:t xml:space="preserve">Title Deed: </w:t>
-      </w:r>
-      <w:r>
-        <w:rPr>
-          <w:sz w:val="28"/>
-          <w:szCs w:val="28"/>
-        </w:rPr>
-        <w:t>The Vendor/s is/are the lawful owner/s and peaceful possessor/s of the Schedule Property by virtue of Title Deed No</w:t>
-      </w:r>
-      <w:proofErr w:type="gramStart"/>
-      <w:r>
-        <w:rPr>
-          <w:sz w:val="28"/>
-          <w:szCs w:val="28"/>
-        </w:rPr>
-        <w:t>.</w:t>
+        </w:rPr>
+        <w:t xml:space="preserve">Title Deed: The title, right, and interest in respect of the Schedule Property are covered by Title Deed No. </w:t>
       </w:r>
       <w:r>
         <w:rPr>
           <w:b/>
-          <w:bCs/>
-          <w:sz w:val="28"/>
-          <w:szCs w:val="28"/>
-        </w:rPr>
-        <w:t>&lt;</w:t>
-      </w:r>
-      <w:proofErr w:type="spellStart"/>
-      <w:proofErr w:type="gramEnd"/>
+        </w:rPr>
+        <w:t xml:space="preserve">&lt;Pattadar Pass Book No&gt;</w:t>
+      </w:r>
+      <w:r>
+        <w:t xml:space="preserve">, duly executed and registered in respect of the Schedule Property, and the ownership/title of the concerned parties has been duly recognized and recorded in the revenue records under Khata No. </w:t>
+      </w:r>
       <w:r>
         <w:rPr>
           <w:b/>
-          <w:bCs/>
-          <w:sz w:val="28"/>
-          <w:szCs w:val="28"/>
-        </w:rPr>
-        <w:t>Pattadar</w:t>
-      </w:r>
-      <w:proofErr w:type="spellEnd"/>
-      <w:r>
-        <w:rPr>
-          <w:b/>
-          <w:bCs/>
-          <w:sz w:val="28"/>
-          <w:szCs w:val="28"/>
-        </w:rPr>
-        <w:t xml:space="preserve"> Pass Book No&gt;</w:t>
-      </w:r>
-      <w:r>
-        <w:rPr>
-          <w:sz w:val="28"/>
-          <w:szCs w:val="28"/>
-        </w:rPr>
-        <w:t xml:space="preserve">, duly executed and registered in his/her/their </w:t>
-      </w:r>
-      <w:proofErr w:type="spellStart"/>
-      <w:r>
-        <w:rPr>
-          <w:sz w:val="28"/>
-          <w:szCs w:val="28"/>
-        </w:rPr>
-        <w:t>favour</w:t>
-      </w:r>
-      <w:proofErr w:type="spellEnd"/>
-      <w:r>
-        <w:rPr>
-          <w:sz w:val="28"/>
-          <w:szCs w:val="28"/>
-        </w:rPr>
-        <w:t xml:space="preserve">, and the ownership of the Vendor/s has been duly recognized and recorded in the revenue records under </w:t>
-      </w:r>
-      <w:proofErr w:type="spellStart"/>
-      <w:r>
-        <w:rPr>
-          <w:sz w:val="28"/>
-          <w:szCs w:val="28"/>
-        </w:rPr>
-        <w:t>Khata</w:t>
-      </w:r>
-      <w:proofErr w:type="spellEnd"/>
-      <w:r>
-        <w:rPr>
-          <w:sz w:val="28"/>
-          <w:szCs w:val="28"/>
-        </w:rPr>
-        <w:t xml:space="preserve"> No.</w:t>
-      </w:r>
-      <w:r>
-        <w:rPr>
-          <w:b/>
-          <w:bCs/>
-          <w:sz w:val="28"/>
-          <w:szCs w:val="28"/>
-        </w:rPr>
-        <w:t xml:space="preserve">&lt;Pass Book </w:t>
-      </w:r>
-      <w:proofErr w:type="spellStart"/>
-      <w:r>
-        <w:rPr>
-          <w:b/>
-          <w:bCs/>
-          <w:sz w:val="28"/>
-          <w:szCs w:val="28"/>
-        </w:rPr>
-        <w:t>Khata</w:t>
-      </w:r>
-      <w:proofErr w:type="spellEnd"/>
-      <w:r>
-        <w:rPr>
-          <w:b/>
-          <w:bCs/>
-          <w:sz w:val="28"/>
-          <w:szCs w:val="28"/>
-        </w:rPr>
-        <w:t xml:space="preserve"> No&gt;</w:t>
-      </w:r>
-      <w:r>
-        <w:rPr>
-          <w:sz w:val="28"/>
-          <w:szCs w:val="28"/>
-        </w:rPr>
-        <w:t>.</w:t>
+        </w:rPr>
+        <w:t xml:space="preserve">&lt;Pass Book Khata No&gt;</w:t>
+      </w:r>
+      <w:r>
+        <w:t xml:space="preserve">.</w:t>
       </w:r>
     </w:p>
     <w:p>
@@ -2427,100 +2106,29 @@
           <w:szCs w:val="28"/>
         </w:rPr>
       </w:pPr>
-      <w:proofErr w:type="spellStart"/>
       <w:r>
         <w:rPr>
           <w:b/>
-          <w:bCs/>
-          <w:sz w:val="28"/>
-          <w:szCs w:val="28"/>
-        </w:rPr>
-        <w:t>Nala</w:t>
-      </w:r>
-      <w:proofErr w:type="spellEnd"/>
+        </w:rPr>
+        <w:t xml:space="preserve">Nala Order: The Schedule Property has been duly converted from agricultural use to non-agricultural/residential use by virtue of Nala Order No. </w:t>
+      </w:r>
       <w:r>
         <w:rPr>
           <w:b/>
-          <w:bCs/>
-          <w:sz w:val="28"/>
-          <w:szCs w:val="28"/>
-        </w:rPr>
-        <w:t xml:space="preserve"> Order:</w:t>
-      </w:r>
-      <w:r>
-        <w:rPr>
-          <w:sz w:val="28"/>
-          <w:szCs w:val="28"/>
-        </w:rPr>
-        <w:t xml:space="preserve"> The Schedule Property has been duly converted from agricultural use to non-agricultural/residential use by virtue of </w:t>
-      </w:r>
-      <w:proofErr w:type="spellStart"/>
-      <w:r>
-        <w:rPr>
-          <w:sz w:val="28"/>
-          <w:szCs w:val="28"/>
-        </w:rPr>
-        <w:t>Nala</w:t>
-      </w:r>
-      <w:proofErr w:type="spellEnd"/>
-      <w:r>
-        <w:rPr>
-          <w:sz w:val="28"/>
-          <w:szCs w:val="28"/>
-        </w:rPr>
-        <w:t xml:space="preserve"> Order No.</w:t>
+        </w:rPr>
+        <w:t xml:space="preserve">&lt;Nala Order No&gt;</w:t>
+      </w:r>
+      <w:r>
+        <w:t xml:space="preserve">, dated </w:t>
       </w:r>
       <w:r>
         <w:rPr>
           <w:b/>
-          <w:bCs/>
-          <w:sz w:val="28"/>
-          <w:szCs w:val="28"/>
-        </w:rPr>
-        <w:t>&lt;</w:t>
-      </w:r>
-      <w:proofErr w:type="spellStart"/>
-      <w:r>
-        <w:rPr>
-          <w:b/>
-          <w:bCs/>
-          <w:sz w:val="28"/>
-          <w:szCs w:val="28"/>
-        </w:rPr>
-        <w:t>Nala</w:t>
-      </w:r>
-      <w:proofErr w:type="spellEnd"/>
-      <w:r>
-        <w:rPr>
-          <w:b/>
-          <w:bCs/>
-          <w:sz w:val="28"/>
-          <w:szCs w:val="28"/>
-        </w:rPr>
-        <w:t xml:space="preserve"> Order No&gt;, </w:t>
-      </w:r>
-      <w:r>
-        <w:rPr>
-          <w:sz w:val="28"/>
-          <w:szCs w:val="28"/>
-        </w:rPr>
-        <w:t xml:space="preserve">dated:&lt;Link </w:t>
-      </w:r>
-      <w:proofErr w:type="spellStart"/>
-      <w:r>
-        <w:rPr>
-          <w:sz w:val="28"/>
-          <w:szCs w:val="28"/>
-        </w:rPr>
-        <w:t>Doct.Date</w:t>
-      </w:r>
-      <w:proofErr w:type="spellEnd"/>
-      <w:r>
-        <w:rPr>
-          <w:sz w:val="28"/>
-          <w:szCs w:val="28"/>
-        </w:rPr>
-        <w:t>&gt;, and all requisite statutory permissions, sanctions, approvals, and proceedings relating to such conversion have been duly obtained and complied with.</w:t>
+        </w:rPr>
+        <w:t xml:space="preserve">&lt;Link Doct.Date&gt;</w:t>
+      </w:r>
+      <w:r>
+        <w:t xml:space="preserve">, and all requisite statutory permissions, sanctions, approvals, and proceedings relating to such conversion have been duly obtained and complied with.</w:t>
       </w:r>
     </w:p>
     <w:p>
@@ -2544,134 +2152,36 @@
       </w:pPr>
       <w:r>
         <w:rPr>
-          <w:rStyle w:val="Strong"/>
-          <w:rFonts w:ascii="Times New Roman" w:hAnsi="Times New Roman" w:cs="Times New Roman"/>
-          <w:sz w:val="28"/>
-          <w:szCs w:val="28"/>
-        </w:rPr>
-        <w:t>Property Tax:</w:t>
-      </w:r>
-      <w:r>
-        <w:rPr>
-          <w:rFonts w:ascii="Times New Roman" w:hAnsi="Times New Roman" w:cs="Times New Roman"/>
-          <w:sz w:val="28"/>
-          <w:szCs w:val="28"/>
-        </w:rPr>
-        <w:t xml:space="preserve"> The Schedule Property is covered by p</w:t>
-      </w:r>
-      <w:r>
-        <w:rPr>
-          <w:rStyle w:val="Strong"/>
-          <w:rFonts w:ascii="Times New Roman" w:hAnsi="Times New Roman" w:cs="Times New Roman"/>
-          <w:b w:val="0"/>
-          <w:bCs w:val="0"/>
-          <w:sz w:val="28"/>
-          <w:szCs w:val="28"/>
-        </w:rPr>
-        <w:t>roperty Tax receipt No</w:t>
-      </w:r>
-      <w:proofErr w:type="gramStart"/>
-      <w:r>
-        <w:rPr>
-          <w:rStyle w:val="Strong"/>
-          <w:rFonts w:ascii="Times New Roman" w:hAnsi="Times New Roman" w:cs="Times New Roman"/>
-          <w:b w:val="0"/>
-          <w:bCs w:val="0"/>
-          <w:sz w:val="28"/>
-          <w:szCs w:val="28"/>
-        </w:rPr>
-        <w:t>.</w:t>
-      </w:r>
-      <w:r>
-        <w:rPr>
-          <w:rFonts w:ascii="Times New Roman" w:hAnsi="Times New Roman" w:cs="Times New Roman"/>
           <w:b/>
-          <w:bCs/>
-          <w:sz w:val="28"/>
-          <w:szCs w:val="32"/>
-        </w:rPr>
-        <w:t>&lt;</w:t>
-      </w:r>
-      <w:proofErr w:type="gramEnd"/>
-      <w:r>
-        <w:rPr>
-          <w:rFonts w:ascii="Times New Roman" w:hAnsi="Times New Roman" w:cs="Times New Roman"/>
+        </w:rPr>
+        <w:t xml:space="preserve">Property Tax: The Schedule Property is covered by Property Tax Receipt No. </w:t>
+      </w:r>
+      <w:r>
+        <w:rPr>
           <w:b/>
-          <w:bCs/>
-          <w:sz w:val="28"/>
-          <w:szCs w:val="28"/>
-        </w:rPr>
-        <w:t>House Tax Receipt&gt;</w:t>
-      </w:r>
-      <w:r>
-        <w:rPr>
-          <w:rFonts w:ascii="Times New Roman" w:hAnsi="Times New Roman" w:cs="Times New Roman"/>
+        </w:rPr>
+        <w:t xml:space="preserve">&lt;House Tax Receipt&gt;</w:t>
+      </w:r>
+      <w:r>
+        <w:t xml:space="preserve">, dated </w:t>
+      </w:r>
+      <w:r>
+        <w:rPr>
           <w:b/>
-          <w:bCs/>
-          <w:sz w:val="28"/>
-          <w:szCs w:val="32"/>
-        </w:rPr>
-        <w:t xml:space="preserve">, </w:t>
-      </w:r>
-      <w:r>
-        <w:rPr>
-          <w:rFonts w:ascii="Times New Roman" w:hAnsi="Times New Roman" w:cs="Times New Roman"/>
-          <w:sz w:val="28"/>
-          <w:szCs w:val="28"/>
-        </w:rPr>
-        <w:t xml:space="preserve">dated:&lt;Link </w:t>
-      </w:r>
-      <w:proofErr w:type="spellStart"/>
-      <w:r>
-        <w:rPr>
-          <w:rFonts w:ascii="Times New Roman" w:hAnsi="Times New Roman" w:cs="Times New Roman"/>
-          <w:sz w:val="28"/>
-          <w:szCs w:val="28"/>
-        </w:rPr>
-        <w:t>Doct.Date</w:t>
-      </w:r>
-      <w:proofErr w:type="spellEnd"/>
-      <w:r>
-        <w:rPr>
-          <w:rFonts w:ascii="Times New Roman" w:hAnsi="Times New Roman" w:cs="Times New Roman"/>
-          <w:sz w:val="28"/>
-          <w:szCs w:val="28"/>
-        </w:rPr>
-        <w:t>&gt; issued by the concerned Local Authority</w:t>
-      </w:r>
-      <w:r>
-        <w:rPr>
-          <w:rFonts w:ascii="Times New Roman" w:hAnsi="Times New Roman" w:cs="Times New Roman"/>
-          <w:sz w:val="28"/>
-          <w:szCs w:val="32"/>
-        </w:rPr>
-        <w:t xml:space="preserve">, </w:t>
-      </w:r>
-      <w:r>
-        <w:rPr>
-          <w:rFonts w:ascii="Times New Roman" w:hAnsi="Times New Roman" w:cs="Times New Roman"/>
+        </w:rPr>
+        <w:t xml:space="preserve">&lt;Link Doct.Date&gt;</w:t>
+      </w:r>
+      <w:r>
+        <w:t xml:space="preserve">, issued by the concerned Local Authority, </w:t>
+      </w:r>
+      <w:r>
+        <w:rPr>
           <w:b/>
-          <w:bCs/>
-          <w:sz w:val="28"/>
-          <w:szCs w:val="28"/>
-        </w:rPr>
-        <w:t xml:space="preserve">&lt;Village&gt; </w:t>
-      </w:r>
-      <w:r>
-        <w:rPr>
-          <w:rFonts w:ascii="Times New Roman" w:hAnsi="Times New Roman" w:cs="Times New Roman"/>
-          <w:sz w:val="28"/>
-          <w:szCs w:val="28"/>
-        </w:rPr>
-        <w:t>standing in respect of the Schedule Property.</w:t>
-      </w:r>
-      <w:r>
-        <w:rPr>
-          <w:rFonts w:ascii="Times New Roman" w:hAnsi="Times New Roman" w:cs="Times New Roman"/>
-          <w:sz w:val="28"/>
-          <w:szCs w:val="32"/>
-        </w:rPr>
-        <w:t xml:space="preserve"> </w:t>
+        </w:rPr>
+        <w:t xml:space="preserve">&lt;Village&gt;</w:t>
+      </w:r>
+      <w:r>
+        <w:t xml:space="preserve">, standing in respect of the Schedule Property.</w:t>
       </w:r>
     </w:p>
     <w:p>
@@ -2692,89 +2202,17 @@
       <w:r>
         <w:rPr>
           <w:b/>
-          <w:bCs/>
-          <w:sz w:val="28"/>
-          <w:szCs w:val="28"/>
-        </w:rPr>
-        <w:t>Tax/Assessment &amp; Identification Particulars</w:t>
-      </w:r>
-      <w:r>
-        <w:rPr>
-          <w:rStyle w:val="Strong"/>
-          <w:b w:val="0"/>
-          <w:bCs w:val="0"/>
-          <w:sz w:val="28"/>
-          <w:szCs w:val="28"/>
-        </w:rPr>
-        <w:t>:</w:t>
-      </w:r>
-      <w:r>
-        <w:rPr>
-          <w:sz w:val="28"/>
-          <w:szCs w:val="28"/>
-        </w:rPr>
-        <w:t xml:space="preserve"> The Schedule Property is duly identified in the records of the concerned Local Authority/Competent Authority under </w:t>
-      </w:r>
-      <w:r>
-        <w:rPr>
-          <w:rStyle w:val="Strong"/>
-          <w:b w:val="0"/>
-          <w:bCs w:val="0"/>
-          <w:sz w:val="28"/>
-          <w:szCs w:val="28"/>
-        </w:rPr>
-        <w:t>Assessment No</w:t>
-      </w:r>
-      <w:proofErr w:type="gramStart"/>
-      <w:r>
-        <w:rPr>
-          <w:rStyle w:val="Strong"/>
-          <w:b w:val="0"/>
-          <w:bCs w:val="0"/>
-          <w:sz w:val="28"/>
-          <w:szCs w:val="28"/>
-        </w:rPr>
-        <w:t>.</w:t>
-      </w:r>
-      <w:r>
-        <w:rPr>
-          <w:rStyle w:val="Strong"/>
-          <w:sz w:val="28"/>
-          <w:szCs w:val="28"/>
-        </w:rPr>
-        <w:t>&lt;</w:t>
-      </w:r>
-      <w:proofErr w:type="gramEnd"/>
-      <w:r>
-        <w:rPr>
-          <w:rStyle w:val="Strong"/>
-          <w:sz w:val="28"/>
-          <w:szCs w:val="28"/>
-        </w:rPr>
-        <w:t>P.T.I.</w:t>
-      </w:r>
-      <w:r>
-        <w:rPr>
-          <w:rStyle w:val="Strong"/>
-          <w:sz w:val="28"/>
-          <w:szCs w:val="28"/>
-        </w:rPr>
-        <w:t xml:space="preserve"> </w:t>
-      </w:r>
-      <w:r>
-        <w:rPr>
-          <w:rStyle w:val="Strong"/>
-          <w:sz w:val="28"/>
-          <w:szCs w:val="28"/>
-        </w:rPr>
-        <w:t>No.&gt;</w:t>
-      </w:r>
-      <w:r>
-        <w:rPr>
-          <w:sz w:val="28"/>
-          <w:szCs w:val="28"/>
-        </w:rPr>
-        <w:t>.</w:t>
+        </w:rPr>
+        <w:t xml:space="preserve">Tax/Assessment &amp; Identification Particulars: The Schedule Property is duly identified in the records of the concerned Local Authority/Competent Authority under Assessment No. </w:t>
+      </w:r>
+      <w:r>
+        <w:rPr>
+          <w:b/>
+        </w:rPr>
+        <w:t xml:space="preserve">&lt;P.T.I. No.&gt;</w:t>
+      </w:r>
+      <w:r>
+        <w:t xml:space="preserve">.</w:t>
       </w:r>
     </w:p>
     <w:p>
@@ -2794,81 +2232,36 @@
       </w:pPr>
       <w:r>
         <w:rPr>
-          <w:rStyle w:val="Strong"/>
-          <w:sz w:val="28"/>
-          <w:szCs w:val="28"/>
-        </w:rPr>
-        <w:t>House Permission:</w:t>
-      </w:r>
-      <w:r>
-        <w:rPr>
-          <w:sz w:val="28"/>
-          <w:szCs w:val="28"/>
-        </w:rPr>
-        <w:t xml:space="preserve"> The Schedule Property is covered by House Permission No. </w:t>
-      </w:r>
-      <w:r>
-        <w:rPr>
-          <w:rStyle w:val="Strong"/>
-          <w:sz w:val="28"/>
-          <w:szCs w:val="28"/>
-        </w:rPr>
-        <w:t>&lt;House Permission No.&gt;</w:t>
-      </w:r>
-      <w:r>
-        <w:rPr>
-          <w:sz w:val="28"/>
-          <w:szCs w:val="28"/>
-        </w:rPr>
+          <w:b/>
+        </w:rPr>
+        <w:t xml:space="preserve">House Permission: The Schedule Property is covered by House Permission No. </w:t>
+      </w:r>
+      <w:r>
+        <w:rPr>
+          <w:b/>
+        </w:rPr>
+        <w:t xml:space="preserve">&lt;House Permission No.&gt;</w:t>
+      </w:r>
+      <w:r>
         <w:t xml:space="preserve">, dated </w:t>
       </w:r>
       <w:r>
         <w:rPr>
-          <w:rStyle w:val="Strong"/>
-          <w:sz w:val="28"/>
-          <w:szCs w:val="28"/>
-        </w:rPr>
-        <w:t>&lt;Permission Date&gt;</w:t>
-      </w:r>
-      <w:r>
-        <w:rPr>
-          <w:sz w:val="28"/>
-          <w:szCs w:val="28"/>
-        </w:rPr>
+          <w:b/>
+        </w:rPr>
+        <w:t xml:space="preserve">&lt;Permission Date&gt;</w:t>
+      </w:r>
+      <w:r>
         <w:t xml:space="preserve">, issued by the concerned Local Authority, </w:t>
       </w:r>
       <w:r>
         <w:rPr>
-          <w:rStyle w:val="Strong"/>
-          <w:sz w:val="28"/>
-          <w:szCs w:val="28"/>
-        </w:rPr>
-        <w:t xml:space="preserve">&lt;Municipality/Gram </w:t>
-      </w:r>
-      <w:proofErr w:type="spellStart"/>
-      <w:r>
-        <w:rPr>
-          <w:rStyle w:val="Strong"/>
-          <w:sz w:val="28"/>
-          <w:szCs w:val="28"/>
-        </w:rPr>
-        <w:t>Panchayat</w:t>
-      </w:r>
-      <w:proofErr w:type="spellEnd"/>
-      <w:r>
-        <w:rPr>
-          <w:rStyle w:val="Strong"/>
-          <w:sz w:val="28"/>
-          <w:szCs w:val="28"/>
-        </w:rPr>
-        <w:t xml:space="preserve"> Name&gt;</w:t>
-      </w:r>
-      <w:r>
-        <w:rPr>
-          <w:sz w:val="28"/>
-          <w:szCs w:val="28"/>
-        </w:rPr>
-        <w:t>, in respect of the construction of the house situated on the Schedule Property.</w:t>
+          <w:b/>
+        </w:rPr>
+        <w:t xml:space="preserve">&lt;Municipality/Gram Panchayat Name&gt;</w:t>
+      </w:r>
+      <w:r>
+        <w:t xml:space="preserve">, in respect of the construction of the house situated on the Schedule Property.</w:t>
       </w:r>
     </w:p>
     <w:p>
@@ -2888,101 +2281,27 @@
       </w:pPr>
       <w:r>
         <w:rPr>
-          <w:rStyle w:val="Strong"/>
-          <w:sz w:val="28"/>
-          <w:szCs w:val="28"/>
-        </w:rPr>
-        <w:t xml:space="preserve">L.R.S.-2020 </w:t>
-      </w:r>
-      <w:proofErr w:type="spellStart"/>
-      <w:r>
-        <w:rPr>
-          <w:rStyle w:val="Strong"/>
-          <w:sz w:val="28"/>
-          <w:szCs w:val="28"/>
-        </w:rPr>
-        <w:t>Application</w:t>
-      </w:r>
-      <w:proofErr w:type="gramStart"/>
-      <w:r>
-        <w:rPr>
-          <w:rStyle w:val="Strong"/>
-          <w:sz w:val="28"/>
-          <w:szCs w:val="28"/>
-        </w:rPr>
-        <w:t>:</w:t>
-      </w:r>
-      <w:r>
-        <w:rPr>
-          <w:sz w:val="28"/>
-          <w:szCs w:val="28"/>
-        </w:rPr>
-        <w:t>The</w:t>
-      </w:r>
-      <w:proofErr w:type="spellEnd"/>
-      <w:proofErr w:type="gramEnd"/>
-      <w:r>
-        <w:rPr>
-          <w:sz w:val="28"/>
-          <w:szCs w:val="28"/>
-        </w:rPr>
-        <w:t xml:space="preserve"> Schedule Property has been submitted under the Layout </w:t>
-      </w:r>
-      <w:proofErr w:type="spellStart"/>
-      <w:r>
-        <w:rPr>
-          <w:sz w:val="28"/>
-          <w:szCs w:val="28"/>
-        </w:rPr>
-        <w:t>Regularisation</w:t>
-      </w:r>
-      <w:proofErr w:type="spellEnd"/>
-      <w:r>
-        <w:rPr>
-          <w:sz w:val="28"/>
-          <w:szCs w:val="28"/>
-        </w:rPr>
-        <w:t xml:space="preserve"> Scheme, 2020, vide </w:t>
-      </w:r>
-      <w:r>
-        <w:rPr>
-          <w:rStyle w:val="Strong"/>
-          <w:b w:val="0"/>
-          <w:bCs w:val="0"/>
-          <w:sz w:val="28"/>
-          <w:szCs w:val="28"/>
-        </w:rPr>
-        <w:t>L.R.S. Application No.</w:t>
-      </w:r>
-      <w:r>
-        <w:rPr>
-          <w:rStyle w:val="Strong"/>
-          <w:sz w:val="28"/>
-          <w:szCs w:val="28"/>
-        </w:rPr>
-        <w:t xml:space="preserve"> &lt;LRS Application No.&gt;</w:t>
-      </w:r>
-      <w:r>
-        <w:rPr>
-          <w:sz w:val="28"/>
-          <w:szCs w:val="28"/>
-        </w:rPr>
+          <w:b/>
+        </w:rPr>
+        <w:t xml:space="preserve">L.R.S.-2020 Application: The Schedule Property has been submitted under the Layout Regularisation Scheme, 2020, vide L.R.S. Application No. </w:t>
+      </w:r>
+      <w:r>
+        <w:rPr>
+          <w:b/>
+        </w:rPr>
+        <w:t xml:space="preserve">&lt;LRS Application No.&gt;</w:t>
+      </w:r>
+      <w:r>
         <w:t xml:space="preserve">, dated </w:t>
       </w:r>
       <w:r>
         <w:rPr>
-          <w:rStyle w:val="Strong"/>
-          <w:sz w:val="28"/>
-          <w:szCs w:val="28"/>
-        </w:rPr>
-        <w:t>&lt;Application Date&gt;</w:t>
-      </w:r>
-      <w:r>
-        <w:rPr>
-          <w:sz w:val="28"/>
-          <w:szCs w:val="28"/>
-        </w:rPr>
-        <w:t>.</w:t>
+          <w:b/>
+        </w:rPr>
+        <w:t xml:space="preserve">&lt;Application Date&gt;</w:t>
+      </w:r>
+      <w:r>
+        <w:t xml:space="preserve">.</w:t>
       </w:r>
     </w:p>
     <w:p>
@@ -3002,58 +2321,27 @@
       </w:pPr>
       <w:r>
         <w:rPr>
-          <w:rStyle w:val="Strong"/>
-          <w:sz w:val="28"/>
-          <w:szCs w:val="28"/>
-        </w:rPr>
-        <w:t xml:space="preserve">L.R.S. Proceeding: </w:t>
-      </w:r>
-      <w:r>
-        <w:rPr>
-          <w:sz w:val="28"/>
-          <w:szCs w:val="28"/>
-        </w:rPr>
-        <w:t xml:space="preserve">The Schedule Property is covered by </w:t>
-      </w:r>
-      <w:r>
-        <w:rPr>
-          <w:rStyle w:val="Strong"/>
-          <w:b w:val="0"/>
-          <w:bCs w:val="0"/>
-          <w:sz w:val="28"/>
-          <w:szCs w:val="28"/>
-        </w:rPr>
-        <w:t>L.R.S. Proceeding No.</w:t>
-      </w:r>
-      <w:r>
-        <w:rPr>
-          <w:rStyle w:val="Strong"/>
-          <w:sz w:val="28"/>
-          <w:szCs w:val="28"/>
-        </w:rPr>
-        <w:t xml:space="preserve"> &lt;LRS Proceeding No.&gt;</w:t>
-      </w:r>
-      <w:r>
-        <w:rPr>
-          <w:sz w:val="28"/>
-          <w:szCs w:val="28"/>
-        </w:rPr>
+          <w:b/>
+        </w:rPr>
+        <w:t xml:space="preserve">L.R.S. Proceeding: The Schedule Property is covered by L.R.S. Proceeding No. </w:t>
+      </w:r>
+      <w:r>
+        <w:rPr>
+          <w:b/>
+        </w:rPr>
+        <w:t xml:space="preserve">&lt;LRS Proceeding No.&gt;</w:t>
+      </w:r>
+      <w:r>
         <w:t xml:space="preserve">, dated </w:t>
       </w:r>
       <w:r>
         <w:rPr>
-          <w:rStyle w:val="Strong"/>
-          <w:sz w:val="28"/>
-          <w:szCs w:val="28"/>
-        </w:rPr>
-        <w:t>&lt;Proceeding Date&gt;</w:t>
-      </w:r>
-      <w:r>
-        <w:rPr>
-          <w:sz w:val="28"/>
-          <w:szCs w:val="28"/>
-        </w:rPr>
-        <w:t>, issued by the Competent Authority.</w:t>
+          <w:b/>
+        </w:rPr>
+        <w:t xml:space="preserve">&lt;Proceeding Date&gt;</w:t>
+      </w:r>
+      <w:r>
+        <w:t xml:space="preserve">, issued by the Competent Authority.</w:t>
       </w:r>
     </w:p>
     <w:p>

--- a/sale-deed-template.docx
+++ b/sale-deed-template.docx
@@ -209,14 +209,12 @@
         <w:ind w:firstLine="720"/>
         <w:jc w:val="both"/>
         <w:rPr>
-          <w:position w:val="8"/>
-          <w:sz w:val="28"/>
-          <w:szCs w:val="28"/>
-        </w:rPr>
-      </w:pPr>
-      <w:r>
-        <w:rPr>
-          <w:position w:val="8"/>
+          <w:sz w:val="28"/>
+          <w:szCs w:val="28"/>
+        </w:rPr>
+      </w:pPr>
+      <w:r>
+        <w:rPr>
           <w:sz w:val="30"/>
           <w:szCs w:val="30"/>
         </w:rPr>
@@ -224,7 +222,6 @@
       </w:r>
       <w:r>
         <w:rPr>
-          <w:position w:val="8"/>
           <w:sz w:val="30"/>
           <w:szCs w:val="30"/>
         </w:rPr>
@@ -232,7 +229,6 @@
       </w:r>
       <w:r>
         <w:rPr>
-          <w:position w:val="8"/>
           <w:sz w:val="30"/>
           <w:szCs w:val="30"/>
         </w:rPr>
@@ -240,7 +236,6 @@
       </w:r>
       <w:r>
         <w:rPr>
-          <w:position w:val="8"/>
           <w:sz w:val="28"/>
           <w:szCs w:val="28"/>
         </w:rPr>
@@ -248,7 +243,6 @@
       </w:r>
       <w:r>
         <w:rPr>
-          <w:position w:val="8"/>
           <w:sz w:val="28"/>
           <w:szCs w:val="28"/>
         </w:rPr>
@@ -256,7 +250,6 @@
       </w:r>
       <w:r>
         <w:rPr>
-          <w:position w:val="8"/>
           <w:sz w:val="28"/>
           <w:szCs w:val="28"/>
         </w:rPr>
@@ -265,7 +258,6 @@
       <w:proofErr w:type="spellStart"/>
       <w:r>
         <w:rPr>
-          <w:position w:val="8"/>
           <w:sz w:val="28"/>
           <w:szCs w:val="28"/>
         </w:rPr>
@@ -274,7 +266,6 @@
       <w:proofErr w:type="spellEnd"/>
       <w:r>
         <w:rPr>
-          <w:position w:val="8"/>
           <w:sz w:val="28"/>
           <w:szCs w:val="28"/>
         </w:rPr>
@@ -282,7 +273,6 @@
       </w:r>
       <w:r>
         <w:rPr>
-          <w:position w:val="8"/>
           <w:sz w:val="28"/>
           <w:szCs w:val="28"/>
         </w:rPr>
@@ -290,7 +280,6 @@
       </w:r>
       <w:r>
         <w:rPr>
-          <w:position w:val="8"/>
           <w:sz w:val="28"/>
           <w:szCs w:val="28"/>
         </w:rPr>
@@ -299,7 +288,6 @@
       <w:proofErr w:type="spellStart"/>
       <w:r>
         <w:rPr>
-          <w:position w:val="8"/>
           <w:sz w:val="28"/>
           <w:szCs w:val="28"/>
         </w:rPr>
@@ -308,7 +296,6 @@
       <w:proofErr w:type="spellEnd"/>
       <w:r>
         <w:rPr>
-          <w:position w:val="8"/>
           <w:sz w:val="28"/>
           <w:szCs w:val="28"/>
         </w:rPr>
@@ -316,7 +303,6 @@
       </w:r>
       <w:r>
         <w:rPr>
-          <w:position w:val="8"/>
           <w:sz w:val="28"/>
           <w:szCs w:val="28"/>
         </w:rPr>
@@ -324,7 +310,6 @@
       </w:r>
       <w:r>
         <w:rPr>
-          <w:position w:val="8"/>
           <w:sz w:val="28"/>
           <w:szCs w:val="28"/>
         </w:rPr>
@@ -332,7 +317,6 @@
       </w:r>
       <w:r>
         <w:rPr>
-          <w:position w:val="8"/>
           <w:sz w:val="28"/>
           <w:szCs w:val="28"/>
         </w:rPr>
@@ -340,7 +324,6 @@
       </w:r>
       <w:r>
         <w:rPr>
-          <w:position w:val="8"/>
           <w:sz w:val="28"/>
           <w:szCs w:val="28"/>
         </w:rPr>
@@ -349,7 +332,6 @@
       <w:proofErr w:type="spellStart"/>
       <w:r>
         <w:rPr>
-          <w:position w:val="8"/>
           <w:sz w:val="28"/>
           <w:szCs w:val="28"/>
         </w:rPr>
@@ -358,7 +340,6 @@
       <w:proofErr w:type="spellEnd"/>
       <w:r>
         <w:rPr>
-          <w:position w:val="8"/>
           <w:sz w:val="28"/>
           <w:szCs w:val="28"/>
         </w:rPr>
@@ -366,7 +347,6 @@
       </w:r>
       <w:r>
         <w:rPr>
-          <w:position w:val="8"/>
           <w:sz w:val="28"/>
           <w:szCs w:val="28"/>
         </w:rPr>
@@ -375,7 +355,6 @@
       <w:proofErr w:type="spellStart"/>
       <w:r>
         <w:rPr>
-          <w:position w:val="8"/>
           <w:sz w:val="28"/>
           <w:szCs w:val="28"/>
         </w:rPr>
@@ -384,7 +363,6 @@
       <w:proofErr w:type="spellEnd"/>
       <w:r>
         <w:rPr>
-          <w:position w:val="8"/>
           <w:sz w:val="28"/>
           <w:szCs w:val="28"/>
         </w:rPr>
@@ -392,7 +370,6 @@
       </w:r>
       <w:r>
         <w:rPr>
-          <w:position w:val="8"/>
           <w:sz w:val="28"/>
           <w:szCs w:val="28"/>
         </w:rPr>
@@ -401,7 +378,6 @@
       <w:proofErr w:type="spellStart"/>
       <w:r>
         <w:rPr>
-          <w:position w:val="8"/>
           <w:sz w:val="28"/>
           <w:szCs w:val="28"/>
         </w:rPr>
@@ -410,7 +386,6 @@
       <w:proofErr w:type="spellEnd"/>
       <w:r>
         <w:rPr>
-          <w:position w:val="8"/>
           <w:sz w:val="28"/>
           <w:szCs w:val="28"/>
         </w:rPr>
@@ -419,7 +394,6 @@
       <w:proofErr w:type="spellStart"/>
       <w:r>
         <w:rPr>
-          <w:position w:val="8"/>
           <w:sz w:val="28"/>
           <w:szCs w:val="28"/>
         </w:rPr>
@@ -428,7 +402,6 @@
       <w:proofErr w:type="spellEnd"/>
       <w:r>
         <w:rPr>
-          <w:position w:val="8"/>
           <w:sz w:val="28"/>
           <w:szCs w:val="28"/>
         </w:rPr>
@@ -436,7 +409,6 @@
       </w:r>
       <w:r>
         <w:rPr>
-          <w:position w:val="8"/>
           <w:sz w:val="28"/>
           <w:szCs w:val="28"/>
         </w:rPr>
@@ -444,7 +416,29 @@
       </w:r>
       <w:r>
         <w:rPr>
-          <w:position w:val="8"/>
+          <w:sz w:val="28"/>
+          <w:szCs w:val="28"/>
+        </w:rPr>
+        <w:t xml:space="preserve"> &lt;</w:t>
+      </w:r>
+      <w:proofErr w:type="spellStart"/>
+      <w:r>
+        <w:rPr>
+          <w:sz w:val="28"/>
+          <w:szCs w:val="28"/>
+        </w:rPr>
+        <w:t>Executant</w:t>
+      </w:r>
+      <w:proofErr w:type="spellEnd"/>
+      <w:r>
+        <w:rPr>
+          <w:sz w:val="28"/>
+          <w:szCs w:val="28"/>
+        </w:rPr>
+        <w:t xml:space="preserve"> Locality&gt;,</w:t>
+      </w:r>
+      <w:r>
+        <w:rPr>
           <w:sz w:val="28"/>
           <w:szCs w:val="28"/>
         </w:rPr>
@@ -452,7 +446,6 @@
       </w:r>
       <w:r>
         <w:rPr>
-          <w:position w:val="8"/>
           <w:sz w:val="28"/>
           <w:szCs w:val="28"/>
         </w:rPr>
@@ -461,7 +454,6 @@
       <w:proofErr w:type="spellStart"/>
       <w:r>
         <w:rPr>
-          <w:position w:val="8"/>
           <w:sz w:val="28"/>
           <w:szCs w:val="28"/>
         </w:rPr>
@@ -470,7 +462,6 @@
       <w:proofErr w:type="spellEnd"/>
       <w:r>
         <w:rPr>
-          <w:position w:val="8"/>
           <w:sz w:val="28"/>
           <w:szCs w:val="28"/>
         </w:rPr>
@@ -478,15 +469,13 @@
       </w:r>
       <w:r>
         <w:rPr>
-          <w:position w:val="8"/>
-          <w:sz w:val="28"/>
-          <w:szCs w:val="28"/>
-        </w:rPr>
-        <w:t>Locality</w:t>
-      </w:r>
-      <w:r>
-        <w:rPr>
-          <w:position w:val="8"/>
+          <w:sz w:val="28"/>
+          <w:szCs w:val="28"/>
+        </w:rPr>
+        <w:t>Village</w:t>
+      </w:r>
+      <w:r>
+        <w:rPr>
           <w:sz w:val="28"/>
           <w:szCs w:val="28"/>
         </w:rPr>
@@ -494,7 +483,68 @@
       </w:r>
       <w:r>
         <w:rPr>
-          <w:position w:val="8"/>
+          <w:sz w:val="28"/>
+          <w:szCs w:val="28"/>
+        </w:rPr>
+        <w:t xml:space="preserve"> Village</w:t>
+      </w:r>
+      <w:r>
+        <w:rPr>
+          <w:sz w:val="28"/>
+          <w:szCs w:val="28"/>
+        </w:rPr>
+        <w:t>, &lt;</w:t>
+      </w:r>
+      <w:proofErr w:type="spellStart"/>
+      <w:r>
+        <w:rPr>
+          <w:sz w:val="28"/>
+          <w:szCs w:val="28"/>
+        </w:rPr>
+        <w:t>Executant</w:t>
+      </w:r>
+      <w:proofErr w:type="spellEnd"/>
+      <w:r>
+        <w:rPr>
+          <w:sz w:val="28"/>
+          <w:szCs w:val="28"/>
+        </w:rPr>
+        <w:t xml:space="preserve"> </w:t>
+      </w:r>
+      <w:proofErr w:type="spellStart"/>
+      <w:r>
+        <w:rPr>
+          <w:sz w:val="28"/>
+          <w:szCs w:val="28"/>
+        </w:rPr>
+        <w:t>Mandal</w:t>
+      </w:r>
+      <w:proofErr w:type="spellEnd"/>
+      <w:r>
+        <w:rPr>
+          <w:sz w:val="28"/>
+          <w:szCs w:val="28"/>
+        </w:rPr>
+        <w:t>&gt;</w:t>
+      </w:r>
+      <w:r>
+        <w:rPr>
+          <w:sz w:val="28"/>
+          <w:szCs w:val="28"/>
+        </w:rPr>
+        <w:t xml:space="preserve"> </w:t>
+      </w:r>
+      <w:proofErr w:type="spellStart"/>
+      <w:r>
+        <w:rPr>
+          <w:sz w:val="28"/>
+          <w:szCs w:val="28"/>
+        </w:rPr>
+        <w:t>Mandal</w:t>
+      </w:r>
+      <w:proofErr w:type="spellEnd"/>
+      <w:r>
+        <w:rPr>
           <w:sz w:val="28"/>
           <w:szCs w:val="28"/>
         </w:rPr>
@@ -502,7 +552,6 @@
       </w:r>
       <w:r>
         <w:rPr>
-          <w:position w:val="8"/>
           <w:sz w:val="28"/>
           <w:szCs w:val="28"/>
         </w:rPr>
@@ -510,7 +559,151 @@
       </w:r>
       <w:r>
         <w:rPr>
-          <w:position w:val="8"/>
+          <w:sz w:val="28"/>
+          <w:szCs w:val="28"/>
+        </w:rPr>
+        <w:t>District:&lt;</w:t>
+      </w:r>
+      <w:proofErr w:type="spellStart"/>
+      <w:r>
+        <w:rPr>
+          <w:sz w:val="28"/>
+          <w:szCs w:val="28"/>
+        </w:rPr>
+        <w:t>Executant</w:t>
+      </w:r>
+      <w:proofErr w:type="spellEnd"/>
+      <w:r>
+        <w:rPr>
+          <w:sz w:val="28"/>
+          <w:szCs w:val="28"/>
+        </w:rPr>
+        <w:t xml:space="preserve"> District&gt;, State:&lt;</w:t>
+      </w:r>
+      <w:proofErr w:type="spellStart"/>
+      <w:r>
+        <w:rPr>
+          <w:sz w:val="28"/>
+          <w:szCs w:val="28"/>
+        </w:rPr>
+        <w:t>Executant</w:t>
+      </w:r>
+      <w:proofErr w:type="spellEnd"/>
+      <w:r>
+        <w:rPr>
+          <w:sz w:val="28"/>
+          <w:szCs w:val="28"/>
+        </w:rPr>
+        <w:t xml:space="preserve"> State&gt;, Pin Code:&lt;</w:t>
+      </w:r>
+      <w:proofErr w:type="spellStart"/>
+      <w:r>
+        <w:rPr>
+          <w:sz w:val="28"/>
+          <w:szCs w:val="28"/>
+        </w:rPr>
+        <w:t>Executant</w:t>
+      </w:r>
+      <w:proofErr w:type="spellEnd"/>
+      <w:r>
+        <w:rPr>
+          <w:sz w:val="28"/>
+          <w:szCs w:val="28"/>
+        </w:rPr>
+        <w:t xml:space="preserve"> Pin Code&gt;, </w:t>
+      </w:r>
+      <w:proofErr w:type="spellStart"/>
+      <w:r>
+        <w:rPr>
+          <w:sz w:val="28"/>
+          <w:szCs w:val="28"/>
+        </w:rPr>
+        <w:t>Aadhaar</w:t>
+      </w:r>
+      <w:proofErr w:type="spellEnd"/>
+      <w:r>
+        <w:rPr>
+          <w:sz w:val="28"/>
+          <w:szCs w:val="28"/>
+        </w:rPr>
+        <w:t xml:space="preserve"> No: &lt;</w:t>
+      </w:r>
+      <w:proofErr w:type="spellStart"/>
+      <w:r>
+        <w:rPr>
+          <w:sz w:val="28"/>
+          <w:szCs w:val="28"/>
+        </w:rPr>
+        <w:t>Executant</w:t>
+      </w:r>
+      <w:proofErr w:type="spellEnd"/>
+      <w:r>
+        <w:rPr>
+          <w:sz w:val="28"/>
+          <w:szCs w:val="28"/>
+        </w:rPr>
+        <w:t xml:space="preserve"> </w:t>
+      </w:r>
+      <w:proofErr w:type="spellStart"/>
+      <w:r>
+        <w:rPr>
+          <w:sz w:val="28"/>
+          <w:szCs w:val="28"/>
+        </w:rPr>
+        <w:t>Adhar</w:t>
+      </w:r>
+      <w:proofErr w:type="spellEnd"/>
+      <w:r>
+        <w:rPr>
+          <w:sz w:val="28"/>
+          <w:szCs w:val="28"/>
+        </w:rPr>
+        <w:t xml:space="preserve"> Number&gt;,</w:t>
+      </w:r>
+      <w:r>
+        <w:rPr>
+          <w:sz w:val="28"/>
+          <w:szCs w:val="28"/>
+        </w:rPr>
+        <w:t xml:space="preserve"> </w:t>
+      </w:r>
+      <w:r>
+        <w:rPr>
+          <w:sz w:val="28"/>
+          <w:szCs w:val="28"/>
+        </w:rPr>
+        <w:t>Cell</w:t>
+      </w:r>
+      <w:r>
+        <w:rPr>
+          <w:sz w:val="28"/>
+          <w:szCs w:val="28"/>
+        </w:rPr>
+        <w:t xml:space="preserve"> </w:t>
+      </w:r>
+      <w:r>
+        <w:rPr>
+          <w:sz w:val="28"/>
+          <w:szCs w:val="28"/>
+        </w:rPr>
+        <w:t>No</w:t>
+      </w:r>
+      <w:r>
+        <w:rPr>
+          <w:sz w:val="28"/>
+          <w:szCs w:val="28"/>
+        </w:rPr>
+        <w:t>:</w:t>
+      </w:r>
+      <w:r>
+        <w:rPr>
+          <w:sz w:val="28"/>
+          <w:szCs w:val="28"/>
+        </w:rPr>
+        <w:t xml:space="preserve"> </w:t>
+      </w:r>
+      <w:r>
+        <w:rPr>
           <w:sz w:val="28"/>
           <w:szCs w:val="28"/>
         </w:rPr>
@@ -519,7 +712,6 @@
       <w:proofErr w:type="spellStart"/>
       <w:r>
         <w:rPr>
-          <w:position w:val="8"/>
           <w:sz w:val="28"/>
           <w:szCs w:val="28"/>
         </w:rPr>
@@ -528,39 +720,29 @@
       <w:proofErr w:type="spellEnd"/>
       <w:r>
         <w:rPr>
-          <w:position w:val="8"/>
           <w:sz w:val="28"/>
           <w:szCs w:val="28"/>
         </w:rPr>
         <w:t xml:space="preserve"> </w:t>
       </w:r>
-      <w:r>
-        <w:rPr>
-          <w:position w:val="8"/>
-          <w:sz w:val="28"/>
-          <w:szCs w:val="28"/>
-        </w:rPr>
-        <w:t>Village</w:t>
-      </w:r>
-      <w:r>
-        <w:rPr>
-          <w:position w:val="8"/>
-          <w:sz w:val="28"/>
-          <w:szCs w:val="28"/>
-        </w:rPr>
-        <w:t>&gt;</w:t>
-      </w:r>
-      <w:r>
-        <w:rPr>
-          <w:position w:val="8"/>
-          <w:sz w:val="28"/>
-          <w:szCs w:val="28"/>
-        </w:rPr>
-        <w:t xml:space="preserve"> Village</w:t>
-      </w:r>
-      <w:r>
-        <w:rPr>
-          <w:position w:val="8"/>
+      <w:proofErr w:type="spellStart"/>
+      <w:r>
+        <w:rPr>
+          <w:sz w:val="28"/>
+          <w:szCs w:val="28"/>
+        </w:rPr>
+        <w:t>Cell.No</w:t>
+      </w:r>
+      <w:proofErr w:type="spellEnd"/>
+      <w:r>
+        <w:rPr>
+          <w:sz w:val="28"/>
+          <w:szCs w:val="28"/>
+        </w:rPr>
+        <w:t>.&gt;</w:t>
+      </w:r>
+      <w:r>
+        <w:rPr>
           <w:sz w:val="28"/>
           <w:szCs w:val="28"/>
         </w:rPr>
@@ -568,7 +750,6 @@
       </w:r>
       <w:r>
         <w:rPr>
-          <w:position w:val="8"/>
           <w:sz w:val="28"/>
           <w:szCs w:val="28"/>
         </w:rPr>
@@ -576,7 +757,20 @@
       </w:r>
       <w:r>
         <w:rPr>
-          <w:position w:val="8"/>
+          <w:sz w:val="28"/>
+          <w:szCs w:val="28"/>
+        </w:rPr>
+        <w:t>PAN:</w:t>
+      </w:r>
+      <w:r>
+        <w:rPr>
+          <w:sz w:val="28"/>
+          <w:szCs w:val="28"/>
+        </w:rPr>
+        <w:t xml:space="preserve"> </w:t>
+      </w:r>
+      <w:r>
+        <w:rPr>
           <w:sz w:val="28"/>
           <w:szCs w:val="28"/>
         </w:rPr>
@@ -585,7 +779,6 @@
       <w:proofErr w:type="spellStart"/>
       <w:r>
         <w:rPr>
-          <w:position w:val="8"/>
           <w:sz w:val="28"/>
           <w:szCs w:val="28"/>
         </w:rPr>
@@ -594,411 +787,27 @@
       <w:proofErr w:type="spellEnd"/>
       <w:r>
         <w:rPr>
-          <w:position w:val="8"/>
           <w:sz w:val="28"/>
           <w:szCs w:val="28"/>
         </w:rPr>
         <w:t xml:space="preserve"> </w:t>
       </w:r>
-      <w:proofErr w:type="spellStart"/>
-      <w:r>
-        <w:rPr>
-          <w:position w:val="8"/>
-          <w:sz w:val="28"/>
-          <w:szCs w:val="28"/>
-        </w:rPr>
-        <w:t>Mandal</w:t>
-      </w:r>
-      <w:proofErr w:type="spellEnd"/>
-      <w:r>
-        <w:rPr>
-          <w:position w:val="8"/>
-          <w:sz w:val="28"/>
-          <w:szCs w:val="28"/>
-        </w:rPr>
-        <w:t>&gt;</w:t>
-      </w:r>
-      <w:r>
-        <w:rPr>
-          <w:position w:val="8"/>
-          <w:sz w:val="28"/>
-          <w:szCs w:val="28"/>
-        </w:rPr>
-        <w:t xml:space="preserve"> </w:t>
-      </w:r>
-      <w:proofErr w:type="spellStart"/>
-      <w:r>
-        <w:rPr>
-          <w:position w:val="8"/>
-          <w:sz w:val="28"/>
-          <w:szCs w:val="28"/>
-        </w:rPr>
-        <w:t>Mandal</w:t>
-      </w:r>
-      <w:proofErr w:type="spellEnd"/>
-      <w:r>
-        <w:rPr>
-          <w:position w:val="8"/>
-          <w:sz w:val="28"/>
-          <w:szCs w:val="28"/>
-        </w:rPr>
-        <w:t>,</w:t>
-      </w:r>
-      <w:r>
-        <w:rPr>
-          <w:position w:val="8"/>
-          <w:sz w:val="28"/>
-          <w:szCs w:val="28"/>
-        </w:rPr>
-        <w:t xml:space="preserve"> </w:t>
-      </w:r>
-      <w:r>
-        <w:rPr>
-          <w:position w:val="8"/>
-          <w:sz w:val="28"/>
-          <w:szCs w:val="28"/>
-        </w:rPr>
-        <w:t>District:</w:t>
-      </w:r>
-      <w:r>
-        <w:rPr>
-          <w:position w:val="8"/>
-          <w:sz w:val="28"/>
-          <w:szCs w:val="28"/>
-        </w:rPr>
-        <w:t>&lt;</w:t>
-      </w:r>
-      <w:proofErr w:type="spellStart"/>
-      <w:r>
-        <w:rPr>
-          <w:position w:val="8"/>
-          <w:sz w:val="28"/>
-          <w:szCs w:val="28"/>
-        </w:rPr>
-        <w:t>Executant</w:t>
-      </w:r>
-      <w:proofErr w:type="spellEnd"/>
-      <w:r>
-        <w:rPr>
-          <w:position w:val="8"/>
-          <w:sz w:val="28"/>
-          <w:szCs w:val="28"/>
-        </w:rPr>
-        <w:t xml:space="preserve"> </w:t>
-      </w:r>
-      <w:r>
-        <w:rPr>
-          <w:position w:val="8"/>
-          <w:sz w:val="28"/>
-          <w:szCs w:val="28"/>
-        </w:rPr>
-        <w:t>District</w:t>
-      </w:r>
-      <w:r>
-        <w:rPr>
-          <w:position w:val="8"/>
-          <w:sz w:val="28"/>
-          <w:szCs w:val="28"/>
-        </w:rPr>
-        <w:t>&gt;</w:t>
-      </w:r>
-      <w:r>
-        <w:rPr>
-          <w:position w:val="8"/>
-          <w:sz w:val="28"/>
-          <w:szCs w:val="28"/>
-        </w:rPr>
-        <w:t>,</w:t>
-      </w:r>
-      <w:r>
-        <w:rPr>
-          <w:position w:val="8"/>
-          <w:sz w:val="28"/>
-          <w:szCs w:val="28"/>
-        </w:rPr>
-        <w:t xml:space="preserve"> </w:t>
-      </w:r>
-      <w:r>
-        <w:rPr>
-          <w:position w:val="8"/>
-          <w:sz w:val="28"/>
-          <w:szCs w:val="28"/>
-        </w:rPr>
-        <w:t>State:</w:t>
-      </w:r>
-      <w:r>
-        <w:rPr>
-          <w:position w:val="8"/>
-          <w:sz w:val="28"/>
-          <w:szCs w:val="28"/>
-        </w:rPr>
-        <w:t>&lt;</w:t>
-      </w:r>
-      <w:proofErr w:type="spellStart"/>
-      <w:r>
-        <w:rPr>
-          <w:position w:val="8"/>
-          <w:sz w:val="28"/>
-          <w:szCs w:val="28"/>
-        </w:rPr>
-        <w:t>Executant</w:t>
-      </w:r>
-      <w:proofErr w:type="spellEnd"/>
-      <w:r>
-        <w:rPr>
-          <w:position w:val="8"/>
-          <w:sz w:val="28"/>
-          <w:szCs w:val="28"/>
-        </w:rPr>
-        <w:t xml:space="preserve"> </w:t>
-      </w:r>
-      <w:r>
-        <w:rPr>
-          <w:position w:val="8"/>
-          <w:sz w:val="28"/>
-          <w:szCs w:val="28"/>
-        </w:rPr>
-        <w:t>State</w:t>
-      </w:r>
-      <w:r>
-        <w:rPr>
-          <w:position w:val="8"/>
-          <w:sz w:val="28"/>
-          <w:szCs w:val="28"/>
-        </w:rPr>
-        <w:t>&gt;</w:t>
-      </w:r>
-      <w:r>
-        <w:rPr>
-          <w:position w:val="8"/>
-          <w:sz w:val="28"/>
-          <w:szCs w:val="28"/>
-        </w:rPr>
-        <w:t>,</w:t>
-      </w:r>
-      <w:r>
-        <w:rPr>
-          <w:position w:val="8"/>
-          <w:sz w:val="28"/>
-          <w:szCs w:val="28"/>
-        </w:rPr>
-        <w:t xml:space="preserve"> </w:t>
-      </w:r>
-      <w:r>
-        <w:rPr>
-          <w:position w:val="8"/>
-          <w:sz w:val="28"/>
-          <w:szCs w:val="28"/>
-        </w:rPr>
-        <w:t>Pin Code:</w:t>
-      </w:r>
-      <w:r>
-        <w:rPr>
-          <w:position w:val="8"/>
-          <w:sz w:val="28"/>
-          <w:szCs w:val="28"/>
-        </w:rPr>
-        <w:t>&lt;</w:t>
-      </w:r>
-      <w:proofErr w:type="spellStart"/>
-      <w:r>
-        <w:rPr>
-          <w:position w:val="8"/>
-          <w:sz w:val="28"/>
-          <w:szCs w:val="28"/>
-        </w:rPr>
-        <w:t>Executant</w:t>
-      </w:r>
-      <w:proofErr w:type="spellEnd"/>
-      <w:r>
-        <w:rPr>
-          <w:position w:val="8"/>
-          <w:sz w:val="28"/>
-          <w:szCs w:val="28"/>
-        </w:rPr>
-        <w:t xml:space="preserve"> </w:t>
-      </w:r>
-      <w:r>
-        <w:rPr>
-          <w:position w:val="8"/>
-          <w:sz w:val="28"/>
-          <w:szCs w:val="28"/>
-        </w:rPr>
-        <w:t>Pin Code</w:t>
-      </w:r>
-      <w:r>
-        <w:rPr>
-          <w:position w:val="8"/>
-          <w:sz w:val="28"/>
-          <w:szCs w:val="28"/>
-        </w:rPr>
-        <w:t>&gt;</w:t>
-      </w:r>
-      <w:r>
-        <w:rPr>
-          <w:position w:val="8"/>
-          <w:sz w:val="28"/>
-          <w:szCs w:val="28"/>
-        </w:rPr>
-        <w:t xml:space="preserve">, </w:t>
-      </w:r>
-      <w:proofErr w:type="spellStart"/>
-      <w:r>
-        <w:rPr>
-          <w:position w:val="8"/>
-          <w:sz w:val="28"/>
-          <w:szCs w:val="28"/>
-        </w:rPr>
-        <w:t>Aadhaar</w:t>
-      </w:r>
-      <w:proofErr w:type="spellEnd"/>
-      <w:r>
-        <w:rPr>
-          <w:position w:val="8"/>
-          <w:sz w:val="28"/>
-          <w:szCs w:val="28"/>
-        </w:rPr>
-        <w:t xml:space="preserve"> No: &lt;</w:t>
-      </w:r>
-      <w:proofErr w:type="spellStart"/>
-      <w:r>
-        <w:rPr>
-          <w:position w:val="8"/>
-          <w:sz w:val="28"/>
-          <w:szCs w:val="28"/>
-        </w:rPr>
-        <w:t>Executant</w:t>
-      </w:r>
-      <w:proofErr w:type="spellEnd"/>
-      <w:r>
-        <w:rPr>
-          <w:position w:val="8"/>
-          <w:sz w:val="28"/>
-          <w:szCs w:val="28"/>
-        </w:rPr>
-        <w:t xml:space="preserve"> </w:t>
-      </w:r>
-      <w:proofErr w:type="spellStart"/>
-      <w:r>
-        <w:rPr>
-          <w:position w:val="8"/>
-          <w:sz w:val="28"/>
-          <w:szCs w:val="28"/>
-        </w:rPr>
-        <w:t>Adhar</w:t>
-      </w:r>
-      <w:proofErr w:type="spellEnd"/>
-      <w:r>
-        <w:rPr>
-          <w:position w:val="8"/>
-          <w:sz w:val="28"/>
-          <w:szCs w:val="28"/>
-        </w:rPr>
-        <w:t xml:space="preserve"> Number&gt;,</w:t>
-      </w:r>
-      <w:r>
-        <w:rPr>
-          <w:position w:val="8"/>
-          <w:sz w:val="28"/>
-          <w:szCs w:val="28"/>
-        </w:rPr>
-        <w:t xml:space="preserve"> </w:t>
-      </w:r>
-      <w:r>
-        <w:rPr>
-          <w:position w:val="8"/>
-          <w:sz w:val="28"/>
-          <w:szCs w:val="28"/>
-        </w:rPr>
-        <w:t>Cell</w:t>
-      </w:r>
-      <w:r>
-        <w:rPr>
-          <w:position w:val="8"/>
-          <w:sz w:val="28"/>
-          <w:szCs w:val="28"/>
-        </w:rPr>
-        <w:t xml:space="preserve"> </w:t>
-      </w:r>
-      <w:r>
-        <w:rPr>
-          <w:position w:val="8"/>
-          <w:sz w:val="28"/>
-          <w:szCs w:val="28"/>
-        </w:rPr>
-        <w:t>No</w:t>
-      </w:r>
-      <w:r>
-        <w:rPr>
-          <w:position w:val="8"/>
-          <w:sz w:val="28"/>
-          <w:szCs w:val="28"/>
-        </w:rPr>
-        <w:t>:</w:t>
-      </w:r>
-      <w:r>
-        <w:rPr>
-          <w:position w:val="8"/>
-          <w:sz w:val="28"/>
-          <w:szCs w:val="28"/>
-        </w:rPr>
-        <w:t xml:space="preserve"> </w:t>
-      </w:r>
-      <w:r>
-        <w:rPr>
-          <w:position w:val="8"/>
-          <w:sz w:val="28"/>
-          <w:szCs w:val="28"/>
-        </w:rPr>
-        <w:t>&lt;</w:t>
-      </w:r>
-      <w:proofErr w:type="spellStart"/>
-      <w:r>
-        <w:rPr>
-          <w:position w:val="8"/>
-          <w:sz w:val="28"/>
-          <w:szCs w:val="28"/>
-        </w:rPr>
-        <w:t>Executant</w:t>
-      </w:r>
-      <w:proofErr w:type="spellEnd"/>
-      <w:r>
-        <w:rPr>
-          <w:position w:val="8"/>
-          <w:sz w:val="28"/>
-          <w:szCs w:val="28"/>
-        </w:rPr>
-        <w:t xml:space="preserve"> </w:t>
-      </w:r>
-      <w:proofErr w:type="spellStart"/>
-      <w:r>
-        <w:rPr>
-          <w:position w:val="8"/>
-          <w:sz w:val="28"/>
-          <w:szCs w:val="28"/>
-        </w:rPr>
-        <w:t>Cell.No</w:t>
-      </w:r>
-      <w:proofErr w:type="spellEnd"/>
-      <w:r>
-        <w:rPr>
-          <w:position w:val="8"/>
-          <w:sz w:val="28"/>
-          <w:szCs w:val="28"/>
-        </w:rPr>
-        <w:t>.&gt;</w:t>
-      </w:r>
-      <w:r>
-        <w:rPr>
-          <w:position w:val="8"/>
-          <w:sz w:val="28"/>
-          <w:szCs w:val="28"/>
-        </w:rPr>
-        <w:t xml:space="preserve">, </w:t>
-      </w:r>
-      <w:r>
-        <w:rPr>
-          <w:position w:val="8"/>
+      <w:r>
+        <w:rPr>
+          <w:sz w:val="28"/>
+          <w:szCs w:val="28"/>
+        </w:rPr>
+        <w:t>PAN</w:t>
+      </w:r>
+      <w:r>
+        <w:rPr>
+          <w:sz w:val="28"/>
+          <w:szCs w:val="28"/>
+        </w:rPr>
+        <w:t xml:space="preserve">&gt; </w:t>
+      </w:r>
+      <w:r>
+        <w:rPr>
           <w:sz w:val="28"/>
           <w:szCs w:val="28"/>
         </w:rPr>
@@ -1009,7 +818,6 @@
           <w:rStyle w:val="Strong"/>
           <w:b w:val="0"/>
           <w:bCs w:val="0"/>
-          <w:position w:val="8"/>
           <w:sz w:val="28"/>
           <w:szCs w:val="28"/>
         </w:rPr>
@@ -1020,7 +828,6 @@
           <w:rStyle w:val="Strong"/>
           <w:b w:val="0"/>
           <w:bCs w:val="0"/>
-          <w:position w:val="8"/>
           <w:sz w:val="28"/>
           <w:szCs w:val="28"/>
         </w:rPr>
@@ -1031,7 +838,6 @@
           <w:rStyle w:val="Strong"/>
           <w:b w:val="0"/>
           <w:bCs w:val="0"/>
-          <w:position w:val="8"/>
           <w:sz w:val="28"/>
           <w:szCs w:val="28"/>
         </w:rPr>
@@ -1039,7 +845,6 @@
       </w:r>
       <w:r>
         <w:rPr>
-          <w:position w:val="8"/>
           <w:sz w:val="28"/>
           <w:szCs w:val="28"/>
         </w:rPr>
@@ -1050,7 +855,6 @@
           <w:rStyle w:val="Strong"/>
           <w:b w:val="0"/>
           <w:bCs w:val="0"/>
-          <w:position w:val="8"/>
           <w:sz w:val="28"/>
           <w:szCs w:val="28"/>
         </w:rPr>
@@ -1060,7 +864,6 @@
         <w:rPr>
           <w:b/>
           <w:bCs/>
-          <w:position w:val="8"/>
           <w:sz w:val="28"/>
           <w:szCs w:val="28"/>
         </w:rPr>
@@ -1108,7 +911,6 @@
       </w:pPr>
       <w:r>
         <w:rPr>
-          <w:position w:val="8"/>
           <w:sz w:val="30"/>
           <w:szCs w:val="30"/>
         </w:rPr>
@@ -1116,7 +918,6 @@
       </w:r>
       <w:r>
         <w:rPr>
-          <w:position w:val="8"/>
           <w:sz w:val="30"/>
           <w:szCs w:val="30"/>
         </w:rPr>
@@ -1124,7 +925,6 @@
       </w:r>
       <w:r>
         <w:rPr>
-          <w:position w:val="8"/>
           <w:sz w:val="30"/>
           <w:szCs w:val="30"/>
         </w:rPr>
@@ -1132,7 +932,6 @@
       </w:r>
       <w:r>
         <w:rPr>
-          <w:position w:val="8"/>
           <w:sz w:val="28"/>
           <w:szCs w:val="28"/>
         </w:rPr>
@@ -1140,31 +939,91 @@
       </w:r>
       <w:r>
         <w:rPr>
-          <w:position w:val="8"/>
-          <w:sz w:val="28"/>
-          <w:szCs w:val="28"/>
-        </w:rPr>
-        <w:t>Aged &lt;</w:t>
-      </w:r>
-      <w:r>
-        <w:rPr>
-          <w:position w:val="8"/>
-          <w:sz w:val="28"/>
-          <w:szCs w:val="28"/>
-        </w:rPr>
-        <w:t xml:space="preserve">Claimant </w:t>
-      </w:r>
-      <w:r>
-        <w:rPr>
-          <w:position w:val="8"/>
-          <w:sz w:val="28"/>
-          <w:szCs w:val="28"/>
-        </w:rPr>
-        <w:t>Age&gt; years</w:t>
-      </w:r>
-      <w:r>
-        <w:rPr>
-          <w:position w:val="8"/>
+          <w:sz w:val="28"/>
+          <w:szCs w:val="28"/>
+        </w:rPr>
+        <w:t xml:space="preserve">Aged &lt;Claimant Age&gt; years, (DOB: &lt;Claimant Dob&gt;), Occupation: &lt;Claimant Occupation&gt;, R/o </w:t>
+      </w:r>
+      <w:proofErr w:type="spellStart"/>
+      <w:r>
+        <w:rPr>
+          <w:sz w:val="28"/>
+          <w:szCs w:val="28"/>
+        </w:rPr>
+        <w:t>H.No</w:t>
+      </w:r>
+      <w:proofErr w:type="spellEnd"/>
+      <w:r>
+        <w:rPr>
+          <w:sz w:val="28"/>
+          <w:szCs w:val="28"/>
+        </w:rPr>
+        <w:t xml:space="preserve">.&lt;Claimant </w:t>
+      </w:r>
+      <w:proofErr w:type="spellStart"/>
+      <w:r>
+        <w:rPr>
+          <w:sz w:val="28"/>
+          <w:szCs w:val="28"/>
+        </w:rPr>
+        <w:t>H.No</w:t>
+      </w:r>
+      <w:proofErr w:type="spellEnd"/>
+      <w:r>
+        <w:rPr>
+          <w:sz w:val="28"/>
+          <w:szCs w:val="28"/>
+        </w:rPr>
+        <w:t>.&gt;, &lt;Claimant Locality&gt;, &lt; Claimant Village&gt;</w:t>
+      </w:r>
+      <w:r>
+        <w:rPr>
+          <w:sz w:val="28"/>
+          <w:szCs w:val="28"/>
+        </w:rPr>
+        <w:t xml:space="preserve"> Village</w:t>
+      </w:r>
+      <w:r>
+        <w:rPr>
+          <w:sz w:val="28"/>
+          <w:szCs w:val="28"/>
+        </w:rPr>
+        <w:t xml:space="preserve">, &lt;Claimant </w:t>
+      </w:r>
+      <w:proofErr w:type="spellStart"/>
+      <w:r>
+        <w:rPr>
+          <w:sz w:val="28"/>
+          <w:szCs w:val="28"/>
+        </w:rPr>
+        <w:t>Mandal</w:t>
+      </w:r>
+      <w:proofErr w:type="spellEnd"/>
+      <w:r>
+        <w:rPr>
+          <w:sz w:val="28"/>
+          <w:szCs w:val="28"/>
+        </w:rPr>
+        <w:t>&gt;</w:t>
+      </w:r>
+      <w:r>
+        <w:rPr>
+          <w:sz w:val="28"/>
+          <w:szCs w:val="28"/>
+        </w:rPr>
+        <w:t xml:space="preserve"> </w:t>
+      </w:r>
+      <w:proofErr w:type="spellStart"/>
+      <w:r>
+        <w:rPr>
+          <w:sz w:val="28"/>
+          <w:szCs w:val="28"/>
+        </w:rPr>
+        <w:t>Mandal</w:t>
+      </w:r>
+      <w:proofErr w:type="spellEnd"/>
+      <w:r>
+        <w:rPr>
           <w:sz w:val="28"/>
           <w:szCs w:val="28"/>
         </w:rPr>
@@ -1172,591 +1031,145 @@
       </w:r>
       <w:r>
         <w:rPr>
-          <w:position w:val="8"/>
-          <w:sz w:val="28"/>
-          <w:szCs w:val="28"/>
-        </w:rPr>
-        <w:t xml:space="preserve"> (DOB: &lt;</w:t>
-      </w:r>
-      <w:r>
-        <w:rPr>
-          <w:position w:val="8"/>
-          <w:sz w:val="28"/>
-          <w:szCs w:val="28"/>
-        </w:rPr>
-        <w:t xml:space="preserve">Claimant </w:t>
-      </w:r>
-      <w:r>
-        <w:rPr>
-          <w:position w:val="8"/>
-          <w:sz w:val="28"/>
-          <w:szCs w:val="28"/>
-        </w:rPr>
-        <w:t>Dob&gt;</w:t>
-      </w:r>
-      <w:r>
-        <w:rPr>
-          <w:position w:val="8"/>
-          <w:sz w:val="28"/>
-          <w:szCs w:val="28"/>
-        </w:rPr>
-        <w:t>), O</w:t>
-      </w:r>
-      <w:r>
-        <w:rPr>
-          <w:position w:val="8"/>
-          <w:sz w:val="28"/>
-          <w:szCs w:val="28"/>
-        </w:rPr>
-        <w:t>ccu</w:t>
-      </w:r>
-      <w:r>
-        <w:rPr>
-          <w:position w:val="8"/>
-          <w:sz w:val="28"/>
-          <w:szCs w:val="28"/>
-        </w:rPr>
-        <w:t>pation</w:t>
-      </w:r>
-      <w:r>
-        <w:rPr>
-          <w:position w:val="8"/>
-          <w:sz w:val="28"/>
-          <w:szCs w:val="28"/>
-        </w:rPr>
-        <w:t>: &lt;</w:t>
-      </w:r>
-      <w:r>
-        <w:rPr>
-          <w:position w:val="8"/>
-          <w:sz w:val="28"/>
-          <w:szCs w:val="28"/>
-        </w:rPr>
-        <w:t xml:space="preserve">Claimant </w:t>
-      </w:r>
-      <w:r>
-        <w:rPr>
-          <w:position w:val="8"/>
-          <w:sz w:val="28"/>
-          <w:szCs w:val="28"/>
-        </w:rPr>
-        <w:t xml:space="preserve">Occupation&gt;, R/o </w:t>
+          <w:sz w:val="28"/>
+          <w:szCs w:val="28"/>
+        </w:rPr>
+        <w:t xml:space="preserve"> </w:t>
+      </w:r>
+      <w:r>
+        <w:rPr>
+          <w:sz w:val="28"/>
+          <w:szCs w:val="28"/>
+        </w:rPr>
+        <w:t>District:&lt;Claimant District&gt;, State:&lt;Claimant State&gt;, Pin Code:&lt; Claimant Pin Code&gt;</w:t>
+      </w:r>
+      <w:r>
+        <w:rPr>
+          <w:sz w:val="28"/>
+          <w:szCs w:val="28"/>
+        </w:rPr>
+        <w:t xml:space="preserve">, </w:t>
       </w:r>
       <w:proofErr w:type="spellStart"/>
       <w:r>
         <w:rPr>
-          <w:position w:val="8"/>
-          <w:sz w:val="28"/>
-          <w:szCs w:val="28"/>
-        </w:rPr>
-        <w:t>H.No</w:t>
+          <w:sz w:val="28"/>
+          <w:szCs w:val="28"/>
+        </w:rPr>
+        <w:t>Aadhaar</w:t>
       </w:r>
       <w:proofErr w:type="spellEnd"/>
-      <w:proofErr w:type="gramStart"/>
-      <w:r>
-        <w:rPr>
-          <w:position w:val="8"/>
-          <w:sz w:val="28"/>
-          <w:szCs w:val="28"/>
-        </w:rPr>
-        <w:t>.</w:t>
-      </w:r>
-      <w:r>
-        <w:rPr>
-          <w:position w:val="8"/>
+      <w:r>
+        <w:rPr>
+          <w:sz w:val="28"/>
+          <w:szCs w:val="28"/>
+        </w:rPr>
+        <w:t xml:space="preserve"> No: &lt; Claimant </w:t>
+      </w:r>
+      <w:proofErr w:type="spellStart"/>
+      <w:r>
+        <w:rPr>
+          <w:sz w:val="28"/>
+          <w:szCs w:val="28"/>
+        </w:rPr>
+        <w:t>Adhar</w:t>
+      </w:r>
+      <w:proofErr w:type="spellEnd"/>
+      <w:r>
+        <w:rPr>
+          <w:sz w:val="28"/>
+          <w:szCs w:val="28"/>
+        </w:rPr>
+        <w:t xml:space="preserve"> Number&gt;,</w:t>
+      </w:r>
+      <w:r>
+        <w:rPr>
+          <w:sz w:val="28"/>
+          <w:szCs w:val="28"/>
+        </w:rPr>
+        <w:t xml:space="preserve"> </w:t>
+      </w:r>
+      <w:r>
+        <w:rPr>
+          <w:sz w:val="28"/>
+          <w:szCs w:val="28"/>
+        </w:rPr>
+        <w:t>Cell No</w:t>
+      </w:r>
+      <w:r>
+        <w:rPr>
+          <w:sz w:val="28"/>
+          <w:szCs w:val="28"/>
+        </w:rPr>
+        <w:t xml:space="preserve">: </w:t>
+      </w:r>
+      <w:r>
+        <w:rPr>
+          <w:sz w:val="28"/>
+          <w:szCs w:val="28"/>
+        </w:rPr>
+        <w:t xml:space="preserve">&lt;Claimant </w:t>
+      </w:r>
+      <w:proofErr w:type="spellStart"/>
+      <w:r>
+        <w:rPr>
+          <w:sz w:val="28"/>
+          <w:szCs w:val="28"/>
+        </w:rPr>
+        <w:t>Cell.No</w:t>
+      </w:r>
+      <w:proofErr w:type="spellEnd"/>
+      <w:r>
+        <w:rPr>
+          <w:sz w:val="28"/>
+          <w:szCs w:val="28"/>
+        </w:rPr>
+        <w:t>.&gt;</w:t>
+      </w:r>
+      <w:r>
+        <w:rPr>
+          <w:sz w:val="28"/>
+          <w:szCs w:val="28"/>
+        </w:rPr>
+        <w:t>,</w:t>
+      </w:r>
+      <w:r>
+        <w:rPr>
+          <w:sz w:val="28"/>
+          <w:szCs w:val="28"/>
+        </w:rPr>
+        <w:t xml:space="preserve"> </w:t>
+      </w:r>
+      <w:r>
+        <w:rPr>
+          <w:sz w:val="28"/>
+          <w:szCs w:val="28"/>
+        </w:rPr>
+        <w:t>PAN:</w:t>
+      </w:r>
+      <w:r>
+        <w:rPr>
+          <w:sz w:val="28"/>
+          <w:szCs w:val="28"/>
+        </w:rPr>
+        <w:t xml:space="preserve"> </w:t>
+      </w:r>
+      <w:r>
+        <w:rPr>
           <w:sz w:val="28"/>
           <w:szCs w:val="28"/>
         </w:rPr>
         <w:t>&lt;</w:t>
       </w:r>
-      <w:proofErr w:type="gramEnd"/>
-      <w:r>
-        <w:rPr>
-          <w:position w:val="8"/>
-          <w:sz w:val="28"/>
-          <w:szCs w:val="28"/>
-        </w:rPr>
-        <w:t xml:space="preserve">Claimant </w:t>
-      </w:r>
-      <w:proofErr w:type="spellStart"/>
-      <w:r>
-        <w:rPr>
-          <w:position w:val="8"/>
-          <w:sz w:val="28"/>
-          <w:szCs w:val="28"/>
-        </w:rPr>
-        <w:t>H.No</w:t>
-      </w:r>
-      <w:proofErr w:type="spellEnd"/>
-      <w:r>
-        <w:rPr>
-          <w:position w:val="8"/>
-          <w:sz w:val="28"/>
-          <w:szCs w:val="28"/>
-        </w:rPr>
-        <w:t>.</w:t>
-      </w:r>
-      <w:r>
-        <w:rPr>
-          <w:position w:val="8"/>
-          <w:sz w:val="28"/>
-          <w:szCs w:val="28"/>
-        </w:rPr>
-        <w:t>&gt;,</w:t>
-      </w:r>
-      <w:r>
-        <w:rPr>
-          <w:position w:val="8"/>
-          <w:sz w:val="28"/>
-          <w:szCs w:val="28"/>
-        </w:rPr>
-        <w:t xml:space="preserve"> </w:t>
-      </w:r>
-      <w:r>
-        <w:rPr>
-          <w:position w:val="8"/>
-          <w:sz w:val="28"/>
-          <w:szCs w:val="28"/>
-        </w:rPr>
-        <w:t>&lt;</w:t>
-      </w:r>
-      <w:r>
-        <w:rPr>
-          <w:position w:val="8"/>
-          <w:sz w:val="28"/>
-          <w:szCs w:val="28"/>
-        </w:rPr>
-        <w:t>Claimant Locality</w:t>
-      </w:r>
-      <w:r>
-        <w:rPr>
-          <w:position w:val="8"/>
-          <w:sz w:val="28"/>
-          <w:szCs w:val="28"/>
-        </w:rPr>
-        <w:t>&gt;</w:t>
-      </w:r>
-      <w:r>
-        <w:rPr>
-          <w:position w:val="8"/>
-          <w:sz w:val="28"/>
-          <w:szCs w:val="28"/>
-        </w:rPr>
-        <w:t>,</w:t>
-      </w:r>
-      <w:r>
-        <w:rPr>
-          <w:position w:val="8"/>
-          <w:sz w:val="28"/>
-          <w:szCs w:val="28"/>
-        </w:rPr>
-        <w:t xml:space="preserve"> &lt;</w:t>
-      </w:r>
-      <w:r>
-        <w:rPr>
-          <w:position w:val="8"/>
-          <w:sz w:val="28"/>
-          <w:szCs w:val="28"/>
-        </w:rPr>
-        <w:t xml:space="preserve"> </w:t>
-      </w:r>
-      <w:r>
-        <w:rPr>
-          <w:position w:val="8"/>
-          <w:sz w:val="28"/>
-          <w:szCs w:val="28"/>
-        </w:rPr>
-        <w:t>Claimant Village</w:t>
-      </w:r>
-      <w:r>
-        <w:rPr>
-          <w:position w:val="8"/>
-          <w:sz w:val="28"/>
-          <w:szCs w:val="28"/>
-        </w:rPr>
-        <w:t>&gt;</w:t>
-      </w:r>
-      <w:r>
-        <w:rPr>
-          <w:position w:val="8"/>
-          <w:sz w:val="28"/>
-          <w:szCs w:val="28"/>
-        </w:rPr>
-        <w:t xml:space="preserve"> </w:t>
-      </w:r>
-      <w:r>
-        <w:rPr>
-          <w:position w:val="8"/>
-          <w:sz w:val="28"/>
-          <w:szCs w:val="28"/>
-        </w:rPr>
-        <w:t>Village</w:t>
-      </w:r>
-      <w:r>
-        <w:rPr>
-          <w:position w:val="8"/>
-          <w:sz w:val="28"/>
-          <w:szCs w:val="28"/>
-        </w:rPr>
-        <w:t>,</w:t>
-      </w:r>
-      <w:r>
-        <w:rPr>
-          <w:position w:val="8"/>
-          <w:sz w:val="28"/>
-          <w:szCs w:val="28"/>
-        </w:rPr>
-        <w:t xml:space="preserve"> </w:t>
-      </w:r>
-      <w:r>
-        <w:rPr>
-          <w:position w:val="8"/>
-          <w:sz w:val="28"/>
-          <w:szCs w:val="28"/>
-        </w:rPr>
-        <w:t>&lt;</w:t>
-      </w:r>
-      <w:r>
-        <w:rPr>
-          <w:position w:val="8"/>
-          <w:sz w:val="28"/>
-          <w:szCs w:val="28"/>
-        </w:rPr>
-        <w:t xml:space="preserve">Claimant </w:t>
-      </w:r>
-      <w:proofErr w:type="spellStart"/>
-      <w:r>
-        <w:rPr>
-          <w:position w:val="8"/>
-          <w:sz w:val="28"/>
-          <w:szCs w:val="28"/>
-        </w:rPr>
-        <w:t>Mandal</w:t>
-      </w:r>
-      <w:proofErr w:type="spellEnd"/>
-      <w:r>
-        <w:rPr>
-          <w:position w:val="8"/>
-          <w:sz w:val="28"/>
-          <w:szCs w:val="28"/>
-        </w:rPr>
-        <w:t>&gt;</w:t>
-      </w:r>
-      <w:r>
-        <w:rPr>
-          <w:position w:val="8"/>
-          <w:sz w:val="28"/>
-          <w:szCs w:val="28"/>
-        </w:rPr>
-        <w:t xml:space="preserve"> </w:t>
-      </w:r>
-      <w:proofErr w:type="spellStart"/>
-      <w:r>
-        <w:rPr>
-          <w:position w:val="8"/>
-          <w:sz w:val="28"/>
-          <w:szCs w:val="28"/>
-        </w:rPr>
-        <w:t>Mandal</w:t>
-      </w:r>
-      <w:proofErr w:type="spellEnd"/>
-      <w:r>
-        <w:rPr>
-          <w:position w:val="8"/>
-          <w:sz w:val="28"/>
-          <w:szCs w:val="28"/>
-        </w:rPr>
-        <w:t>,</w:t>
-      </w:r>
-      <w:r>
-        <w:rPr>
-          <w:position w:val="8"/>
-          <w:sz w:val="28"/>
-          <w:szCs w:val="28"/>
-        </w:rPr>
-        <w:t xml:space="preserve"> </w:t>
-      </w:r>
-      <w:r>
-        <w:rPr>
-          <w:position w:val="8"/>
-          <w:sz w:val="28"/>
-          <w:szCs w:val="28"/>
-        </w:rPr>
-        <w:t>District:</w:t>
-      </w:r>
-      <w:r>
-        <w:rPr>
-          <w:position w:val="8"/>
-          <w:sz w:val="28"/>
-          <w:szCs w:val="28"/>
-        </w:rPr>
-        <w:t>&lt;</w:t>
-      </w:r>
-      <w:r>
-        <w:rPr>
-          <w:position w:val="8"/>
-          <w:sz w:val="28"/>
-          <w:szCs w:val="28"/>
-        </w:rPr>
-        <w:t>Claimant District</w:t>
-      </w:r>
-      <w:r>
-        <w:rPr>
-          <w:position w:val="8"/>
-          <w:sz w:val="28"/>
-          <w:szCs w:val="28"/>
-        </w:rPr>
-        <w:t>&gt;</w:t>
-      </w:r>
-      <w:r>
-        <w:rPr>
-          <w:position w:val="8"/>
-          <w:sz w:val="28"/>
-          <w:szCs w:val="28"/>
-        </w:rPr>
-        <w:t>,</w:t>
-      </w:r>
-      <w:r>
-        <w:rPr>
-          <w:position w:val="8"/>
-          <w:sz w:val="28"/>
-          <w:szCs w:val="28"/>
-        </w:rPr>
-        <w:t xml:space="preserve"> </w:t>
-      </w:r>
-      <w:r>
-        <w:rPr>
-          <w:position w:val="8"/>
-          <w:sz w:val="28"/>
-          <w:szCs w:val="28"/>
-        </w:rPr>
-        <w:t>State:</w:t>
-      </w:r>
-      <w:r>
-        <w:rPr>
-          <w:position w:val="8"/>
-          <w:sz w:val="28"/>
-          <w:szCs w:val="28"/>
-        </w:rPr>
-        <w:t>&lt;</w:t>
-      </w:r>
-      <w:r>
-        <w:rPr>
-          <w:position w:val="8"/>
-          <w:sz w:val="28"/>
-          <w:szCs w:val="28"/>
-        </w:rPr>
-        <w:t>Claimant State</w:t>
-      </w:r>
-      <w:r>
-        <w:rPr>
-          <w:position w:val="8"/>
-          <w:sz w:val="28"/>
-          <w:szCs w:val="28"/>
-        </w:rPr>
-        <w:t>&gt;</w:t>
-      </w:r>
-      <w:r>
-        <w:rPr>
-          <w:position w:val="8"/>
-          <w:sz w:val="28"/>
-          <w:szCs w:val="28"/>
-        </w:rPr>
-        <w:t>,</w:t>
-      </w:r>
-      <w:r>
-        <w:rPr>
-          <w:position w:val="8"/>
-          <w:sz w:val="28"/>
-          <w:szCs w:val="28"/>
-        </w:rPr>
-        <w:t xml:space="preserve"> </w:t>
-      </w:r>
-      <w:r>
-        <w:rPr>
-          <w:position w:val="8"/>
-          <w:sz w:val="28"/>
-          <w:szCs w:val="28"/>
-        </w:rPr>
-        <w:t>Pin Code:</w:t>
-      </w:r>
-      <w:r>
-        <w:rPr>
-          <w:position w:val="8"/>
-          <w:sz w:val="28"/>
-          <w:szCs w:val="28"/>
-        </w:rPr>
-        <w:t>&lt;</w:t>
-      </w:r>
-      <w:r>
-        <w:rPr>
-          <w:position w:val="8"/>
-          <w:sz w:val="28"/>
-          <w:szCs w:val="28"/>
-        </w:rPr>
-        <w:t xml:space="preserve"> </w:t>
-      </w:r>
-      <w:r>
-        <w:rPr>
-          <w:position w:val="8"/>
-          <w:sz w:val="28"/>
-          <w:szCs w:val="28"/>
-        </w:rPr>
-        <w:t>Claimant Pin Code</w:t>
-      </w:r>
-      <w:r>
-        <w:rPr>
-          <w:position w:val="8"/>
-          <w:sz w:val="28"/>
-          <w:szCs w:val="28"/>
-        </w:rPr>
-        <w:t>&gt;</w:t>
-      </w:r>
-      <w:r>
-        <w:rPr>
-          <w:position w:val="8"/>
-          <w:sz w:val="28"/>
-          <w:szCs w:val="28"/>
-        </w:rPr>
-        <w:t xml:space="preserve">, </w:t>
-      </w:r>
-      <w:proofErr w:type="spellStart"/>
-      <w:r>
-        <w:rPr>
-          <w:position w:val="8"/>
-          <w:sz w:val="28"/>
-          <w:szCs w:val="28"/>
-        </w:rPr>
-        <w:t>Aadhaar</w:t>
-      </w:r>
-      <w:proofErr w:type="spellEnd"/>
-      <w:r>
-        <w:rPr>
-          <w:position w:val="8"/>
-          <w:sz w:val="28"/>
-          <w:szCs w:val="28"/>
-        </w:rPr>
-        <w:t xml:space="preserve"> No: &lt; Claimant </w:t>
-      </w:r>
-      <w:proofErr w:type="spellStart"/>
-      <w:r>
-        <w:rPr>
-          <w:position w:val="8"/>
-          <w:sz w:val="28"/>
-          <w:szCs w:val="28"/>
-        </w:rPr>
-        <w:t>Adhar</w:t>
-      </w:r>
-      <w:proofErr w:type="spellEnd"/>
-      <w:r>
-        <w:rPr>
-          <w:position w:val="8"/>
-          <w:sz w:val="28"/>
-          <w:szCs w:val="28"/>
-        </w:rPr>
-        <w:t xml:space="preserve"> Number&gt;,</w:t>
-      </w:r>
-      <w:r>
-        <w:rPr>
-          <w:position w:val="8"/>
-          <w:sz w:val="28"/>
-          <w:szCs w:val="28"/>
-        </w:rPr>
-        <w:t xml:space="preserve"> </w:t>
-      </w:r>
-      <w:r>
-        <w:rPr>
-          <w:position w:val="8"/>
-          <w:sz w:val="28"/>
-          <w:szCs w:val="28"/>
-        </w:rPr>
-        <w:t>Cell No</w:t>
-      </w:r>
-      <w:r>
-        <w:rPr>
-          <w:position w:val="8"/>
-          <w:sz w:val="28"/>
-          <w:szCs w:val="28"/>
-        </w:rPr>
-        <w:t xml:space="preserve">: </w:t>
-      </w:r>
-      <w:r>
-        <w:rPr>
-          <w:position w:val="8"/>
-          <w:sz w:val="28"/>
-          <w:szCs w:val="28"/>
-        </w:rPr>
-        <w:t xml:space="preserve">&lt;Claimant </w:t>
-      </w:r>
-      <w:proofErr w:type="spellStart"/>
-      <w:r>
-        <w:rPr>
-          <w:position w:val="8"/>
-          <w:sz w:val="28"/>
-          <w:szCs w:val="28"/>
-        </w:rPr>
-        <w:t>Cell.No</w:t>
-      </w:r>
-      <w:proofErr w:type="spellEnd"/>
-      <w:r>
-        <w:rPr>
-          <w:position w:val="8"/>
-          <w:sz w:val="28"/>
-          <w:szCs w:val="28"/>
-        </w:rPr>
-        <w:t>.&gt;</w:t>
-      </w:r>
-      <w:r>
-        <w:rPr>
-          <w:position w:val="8"/>
-          <w:sz w:val="28"/>
-          <w:szCs w:val="28"/>
-        </w:rPr>
-        <w:t>.</w:t>
-      </w:r>
-      <w:r>
-        <w:rPr>
-          <w:position w:val="8"/>
-          <w:sz w:val="28"/>
-          <w:szCs w:val="28"/>
-        </w:rPr>
-        <w:t xml:space="preserve"> </w:t>
-      </w:r>
-      <w:r>
-        <w:rPr>
-          <w:position w:val="8"/>
-          <w:sz w:val="28"/>
-          <w:szCs w:val="28"/>
-        </w:rPr>
-        <w:t>Pan:</w:t>
-      </w:r>
-      <w:r>
-        <w:rPr>
-          <w:position w:val="8"/>
-          <w:sz w:val="28"/>
-          <w:szCs w:val="28"/>
-        </w:rPr>
-        <w:t xml:space="preserve"> </w:t>
-      </w:r>
-      <w:r>
-        <w:rPr>
-          <w:position w:val="8"/>
-          <w:sz w:val="28"/>
-          <w:szCs w:val="28"/>
-        </w:rPr>
-        <w:t>&lt;</w:t>
-      </w:r>
-      <w:r>
-        <w:rPr>
-          <w:position w:val="8"/>
-          <w:sz w:val="28"/>
-          <w:szCs w:val="28"/>
-        </w:rPr>
-        <w:t>PAN</w:t>
-      </w:r>
-      <w:r>
-        <w:rPr>
-          <w:position w:val="8"/>
+      <w:r>
+        <w:rPr>
+          <w:sz w:val="28"/>
+          <w:szCs w:val="28"/>
+        </w:rPr>
+        <w:t>Claimant PAN</w:t>
+      </w:r>
+      <w:r>
+        <w:rPr>
           <w:sz w:val="28"/>
           <w:szCs w:val="28"/>
         </w:rPr>
@@ -1764,7 +1177,6 @@
       </w:r>
       <w:r>
         <w:rPr>
-          <w:position w:val="8"/>
           <w:sz w:val="28"/>
           <w:szCs w:val="28"/>
         </w:rPr>
@@ -1775,7 +1187,6 @@
           <w:rStyle w:val="Strong"/>
           <w:b w:val="0"/>
           <w:bCs w:val="0"/>
-          <w:position w:val="8"/>
           <w:sz w:val="28"/>
           <w:szCs w:val="28"/>
         </w:rPr>
@@ -1786,7 +1197,6 @@
           <w:rStyle w:val="Strong"/>
           <w:b w:val="0"/>
           <w:bCs w:val="0"/>
-          <w:position w:val="8"/>
           <w:sz w:val="28"/>
           <w:szCs w:val="28"/>
         </w:rPr>
@@ -1797,7 +1207,6 @@
           <w:rStyle w:val="Strong"/>
           <w:b w:val="0"/>
           <w:bCs w:val="0"/>
-          <w:position w:val="8"/>
           <w:sz w:val="28"/>
           <w:szCs w:val="28"/>
         </w:rPr>
@@ -1805,7 +1214,6 @@
       </w:r>
       <w:r>
         <w:rPr>
-          <w:position w:val="8"/>
           <w:sz w:val="28"/>
           <w:szCs w:val="28"/>
         </w:rPr>
@@ -1816,7 +1224,6 @@
           <w:rStyle w:val="Strong"/>
           <w:b w:val="0"/>
           <w:bCs w:val="0"/>
-          <w:position w:val="8"/>
           <w:sz w:val="28"/>
           <w:szCs w:val="28"/>
         </w:rPr>
@@ -1826,7 +1233,6 @@
         <w:rPr>
           <w:b/>
           <w:bCs/>
-          <w:position w:val="8"/>
           <w:sz w:val="28"/>
           <w:szCs w:val="28"/>
         </w:rPr>
@@ -1924,13 +1330,980 @@
     </w:p>
     <w:p>
       <w:pPr>
+        <w:pStyle w:val="ListParagraph"/>
+        <w:widowControl/>
+        <w:numPr>
+          <w:ilvl w:val="0"/>
+          <w:numId w:val="21"/>
+        </w:numPr>
+        <w:autoSpaceDE/>
+        <w:autoSpaceDN/>
+        <w:spacing w:before="120"/>
+        <w:ind w:left="0" w:firstLine="0"/>
+        <w:rPr>
+          <w:rFonts w:ascii="Times New Roman" w:eastAsia="Times New Roman" w:hAnsi="Times New Roman" w:cs="Times New Roman"/>
+          <w:sz w:val="28"/>
+          <w:szCs w:val="28"/>
+          <w:lang w:bidi="te-IN"/>
+        </w:rPr>
+      </w:pPr>
+      <w:r>
+        <w:rPr>
+          <w:rFonts w:ascii="Times New Roman" w:eastAsia="Times New Roman" w:hAnsi="Times New Roman" w:cs="Times New Roman"/>
+          <w:b/>
+          <w:bCs/>
+          <w:sz w:val="28"/>
+          <w:szCs w:val="28"/>
+          <w:lang w:bidi="te-IN"/>
+        </w:rPr>
+        <w:t>Registered Deed:</w:t>
+      </w:r>
+      <w:r>
+        <w:rPr>
+          <w:rFonts w:ascii="Times New Roman" w:eastAsia="Times New Roman" w:hAnsi="Times New Roman" w:cs="Times New Roman"/>
+          <w:sz w:val="28"/>
+          <w:szCs w:val="28"/>
+          <w:lang w:bidi="te-IN"/>
+        </w:rPr>
+        <w:t xml:space="preserve"> The title, right, and interest in respect of the Schedule Property were derived under and by virtue of the Registered &lt;Link Doc Type&gt; dated &lt;Link </w:t>
+      </w:r>
+      <w:proofErr w:type="spellStart"/>
+      <w:r>
+        <w:rPr>
+          <w:rFonts w:ascii="Times New Roman" w:eastAsia="Times New Roman" w:hAnsi="Times New Roman" w:cs="Times New Roman"/>
+          <w:sz w:val="28"/>
+          <w:szCs w:val="28"/>
+          <w:lang w:bidi="te-IN"/>
+        </w:rPr>
+        <w:t>Doct.Date</w:t>
+      </w:r>
+      <w:proofErr w:type="spellEnd"/>
+      <w:r>
+        <w:rPr>
+          <w:rFonts w:ascii="Times New Roman" w:eastAsia="Times New Roman" w:hAnsi="Times New Roman" w:cs="Times New Roman"/>
+          <w:sz w:val="28"/>
+          <w:szCs w:val="28"/>
+          <w:lang w:bidi="te-IN"/>
+        </w:rPr>
+        <w:t xml:space="preserve">&gt;, registered as Document No. </w:t>
+      </w:r>
+      <w:r>
+        <w:rPr>
+          <w:rFonts w:ascii="Times New Roman" w:eastAsia="Times New Roman" w:hAnsi="Times New Roman" w:cs="Times New Roman"/>
+          <w:b/>
+          <w:bCs/>
+          <w:sz w:val="28"/>
+          <w:szCs w:val="28"/>
+          <w:lang w:bidi="te-IN"/>
+        </w:rPr>
+        <w:t xml:space="preserve">&lt;Link </w:t>
+      </w:r>
+      <w:proofErr w:type="spellStart"/>
+      <w:r>
+        <w:rPr>
+          <w:rFonts w:ascii="Times New Roman" w:eastAsia="Times New Roman" w:hAnsi="Times New Roman" w:cs="Times New Roman"/>
+          <w:b/>
+          <w:bCs/>
+          <w:sz w:val="28"/>
+          <w:szCs w:val="28"/>
+          <w:lang w:bidi="te-IN"/>
+        </w:rPr>
+        <w:t>Doct.No</w:t>
+      </w:r>
+      <w:proofErr w:type="spellEnd"/>
+      <w:r>
+        <w:rPr>
+          <w:rFonts w:ascii="Times New Roman" w:eastAsia="Times New Roman" w:hAnsi="Times New Roman" w:cs="Times New Roman"/>
+          <w:b/>
+          <w:bCs/>
+          <w:sz w:val="28"/>
+          <w:szCs w:val="28"/>
+          <w:lang w:bidi="te-IN"/>
+        </w:rPr>
+        <w:t>.&gt;</w:t>
+      </w:r>
+      <w:r>
+        <w:rPr>
+          <w:rFonts w:ascii="Times New Roman" w:eastAsia="Times New Roman" w:hAnsi="Times New Roman" w:cs="Times New Roman"/>
+          <w:sz w:val="28"/>
+          <w:szCs w:val="28"/>
+          <w:lang w:bidi="te-IN"/>
+        </w:rPr>
+        <w:t xml:space="preserve"> in the office of the Sub-Registrar, </w:t>
+      </w:r>
+      <w:r>
+        <w:rPr>
+          <w:rFonts w:ascii="Times New Roman" w:eastAsia="Times New Roman" w:hAnsi="Times New Roman" w:cs="Times New Roman"/>
+          <w:b/>
+          <w:bCs/>
+          <w:sz w:val="28"/>
+          <w:szCs w:val="28"/>
+          <w:lang w:bidi="te-IN"/>
+        </w:rPr>
+        <w:t>&lt;Sub Registrar&gt;</w:t>
+      </w:r>
+      <w:r>
+        <w:rPr>
+          <w:rFonts w:ascii="Times New Roman" w:eastAsia="Times New Roman" w:hAnsi="Times New Roman" w:cs="Times New Roman"/>
+          <w:sz w:val="28"/>
+          <w:szCs w:val="28"/>
+          <w:lang w:bidi="te-IN"/>
+        </w:rPr>
+        <w:t xml:space="preserve"> </w:t>
+      </w:r>
+      <w:r>
+        <w:rPr>
+          <w:rFonts w:ascii="Times New Roman" w:eastAsia="Times New Roman" w:hAnsi="Times New Roman" w:cs="Times New Roman"/>
+          <w:b/>
+          <w:bCs/>
+          <w:sz w:val="28"/>
+          <w:szCs w:val="28"/>
+          <w:lang w:bidi="te-IN"/>
+        </w:rPr>
+        <w:t>(&lt;Sub Registrar Code&gt;)</w:t>
+      </w:r>
+      <w:r>
+        <w:rPr>
+          <w:rFonts w:ascii="Times New Roman" w:eastAsia="Times New Roman" w:hAnsi="Times New Roman" w:cs="Times New Roman"/>
+          <w:sz w:val="28"/>
+          <w:szCs w:val="28"/>
+          <w:lang w:bidi="te-IN"/>
+        </w:rPr>
+        <w:t xml:space="preserve">. </w:t>
+      </w:r>
+    </w:p>
+    <w:p>
+      <w:pPr>
+        <w:pStyle w:val="ListParagraph"/>
+        <w:widowControl/>
+        <w:numPr>
+          <w:ilvl w:val="0"/>
+          <w:numId w:val="21"/>
+        </w:numPr>
+        <w:autoSpaceDE/>
+        <w:autoSpaceDN/>
+        <w:spacing w:before="120"/>
+        <w:ind w:left="0" w:firstLine="0"/>
+        <w:rPr>
+          <w:rFonts w:ascii="Times New Roman" w:eastAsia="Times New Roman" w:hAnsi="Times New Roman" w:cs="Times New Roman"/>
+          <w:sz w:val="28"/>
+          <w:szCs w:val="28"/>
+          <w:lang w:bidi="te-IN"/>
+        </w:rPr>
+      </w:pPr>
+      <w:r>
+        <w:rPr>
+          <w:rFonts w:ascii="Times New Roman" w:eastAsia="Times New Roman" w:hAnsi="Times New Roman" w:cs="Times New Roman"/>
+          <w:b/>
+          <w:bCs/>
+          <w:sz w:val="28"/>
+          <w:szCs w:val="28"/>
+          <w:lang w:bidi="te-IN"/>
+        </w:rPr>
+        <w:t>Vacant Land Tax/Assessment:</w:t>
+      </w:r>
+      <w:r>
+        <w:rPr>
+          <w:rFonts w:ascii="Times New Roman" w:eastAsia="Times New Roman" w:hAnsi="Times New Roman" w:cs="Times New Roman"/>
+          <w:sz w:val="28"/>
+          <w:szCs w:val="28"/>
+          <w:lang w:bidi="te-IN"/>
+        </w:rPr>
+        <w:t xml:space="preserve"> The Schedule Property is also covered by Vacant Land Tax No</w:t>
+      </w:r>
+      <w:proofErr w:type="gramStart"/>
+      <w:r>
+        <w:rPr>
+          <w:rFonts w:ascii="Times New Roman" w:eastAsia="Times New Roman" w:hAnsi="Times New Roman" w:cs="Times New Roman"/>
+          <w:sz w:val="28"/>
+          <w:szCs w:val="28"/>
+          <w:lang w:bidi="te-IN"/>
+        </w:rPr>
+        <w:t>./</w:t>
+      </w:r>
+      <w:proofErr w:type="gramEnd"/>
+      <w:r>
+        <w:rPr>
+          <w:rFonts w:ascii="Times New Roman" w:eastAsia="Times New Roman" w:hAnsi="Times New Roman" w:cs="Times New Roman"/>
+          <w:sz w:val="28"/>
+          <w:szCs w:val="28"/>
+          <w:lang w:bidi="te-IN"/>
+        </w:rPr>
+        <w:t xml:space="preserve">Assessment No. </w:t>
+      </w:r>
+      <w:r>
+        <w:rPr>
+          <w:rFonts w:ascii="Times New Roman" w:eastAsia="Times New Roman" w:hAnsi="Times New Roman" w:cs="Times New Roman"/>
+          <w:b/>
+          <w:bCs/>
+          <w:sz w:val="28"/>
+          <w:szCs w:val="28"/>
+          <w:lang w:bidi="te-IN"/>
+        </w:rPr>
+        <w:t>&lt;</w:t>
+      </w:r>
+      <w:proofErr w:type="spellStart"/>
+      <w:r>
+        <w:rPr>
+          <w:rFonts w:ascii="Times New Roman" w:eastAsia="Times New Roman" w:hAnsi="Times New Roman" w:cs="Times New Roman"/>
+          <w:b/>
+          <w:bCs/>
+          <w:sz w:val="28"/>
+          <w:szCs w:val="28"/>
+          <w:lang w:bidi="te-IN"/>
+        </w:rPr>
+        <w:t>V.L.T.No</w:t>
+      </w:r>
+      <w:proofErr w:type="spellEnd"/>
+      <w:r>
+        <w:rPr>
+          <w:rFonts w:ascii="Times New Roman" w:eastAsia="Times New Roman" w:hAnsi="Times New Roman" w:cs="Times New Roman"/>
+          <w:b/>
+          <w:bCs/>
+          <w:sz w:val="28"/>
+          <w:szCs w:val="28"/>
+          <w:lang w:bidi="te-IN"/>
+        </w:rPr>
+        <w:t>.&gt;</w:t>
+      </w:r>
+      <w:r>
+        <w:rPr>
+          <w:rFonts w:ascii="Times New Roman" w:eastAsia="Times New Roman" w:hAnsi="Times New Roman" w:cs="Times New Roman"/>
+          <w:sz w:val="28"/>
+          <w:szCs w:val="28"/>
+          <w:lang w:bidi="te-IN"/>
+        </w:rPr>
+        <w:t xml:space="preserve"> standing in respect of the said property. </w:t>
+      </w:r>
+    </w:p>
+    <w:p>
+      <w:pPr>
+        <w:pStyle w:val="ListParagraph"/>
+        <w:widowControl/>
+        <w:numPr>
+          <w:ilvl w:val="0"/>
+          <w:numId w:val="21"/>
+        </w:numPr>
+        <w:autoSpaceDE/>
+        <w:autoSpaceDN/>
+        <w:spacing w:before="120"/>
+        <w:ind w:left="0" w:firstLine="0"/>
+        <w:rPr>
+          <w:rFonts w:ascii="Times New Roman" w:eastAsia="Times New Roman" w:hAnsi="Times New Roman" w:cs="Times New Roman"/>
+          <w:sz w:val="28"/>
+          <w:szCs w:val="28"/>
+          <w:lang w:bidi="te-IN"/>
+        </w:rPr>
+      </w:pPr>
+      <w:r>
+        <w:rPr>
+          <w:rFonts w:ascii="Times New Roman" w:eastAsia="Times New Roman" w:hAnsi="Times New Roman" w:cs="Times New Roman"/>
+          <w:b/>
+          <w:bCs/>
+          <w:sz w:val="28"/>
+          <w:szCs w:val="28"/>
+          <w:lang w:bidi="te-IN"/>
+        </w:rPr>
+        <w:t>Approved Layout:</w:t>
+      </w:r>
+      <w:r>
+        <w:rPr>
+          <w:rFonts w:ascii="Times New Roman" w:eastAsia="Times New Roman" w:hAnsi="Times New Roman" w:cs="Times New Roman"/>
+          <w:sz w:val="28"/>
+          <w:szCs w:val="28"/>
+          <w:lang w:bidi="te-IN"/>
+        </w:rPr>
+        <w:t xml:space="preserve"> The Schedule Property forms part of the layout covered by Approved Layout File No. &lt;Layout File No.&gt;, duly approved by the competent authority, in accordance with the applicable laws, rules, and regulations. </w:t>
+      </w:r>
+    </w:p>
+    <w:p>
+      <w:pPr>
+        <w:pStyle w:val="ListParagraph"/>
+        <w:widowControl/>
+        <w:numPr>
+          <w:ilvl w:val="0"/>
+          <w:numId w:val="21"/>
+        </w:numPr>
+        <w:autoSpaceDE/>
+        <w:autoSpaceDN/>
+        <w:spacing w:before="120"/>
+        <w:ind w:left="0" w:firstLine="0"/>
+        <w:rPr>
+          <w:rFonts w:ascii="Times New Roman" w:eastAsia="Times New Roman" w:hAnsi="Times New Roman" w:cs="Times New Roman"/>
+          <w:sz w:val="28"/>
+          <w:szCs w:val="28"/>
+          <w:lang w:bidi="te-IN"/>
+        </w:rPr>
+      </w:pPr>
+      <w:r>
+        <w:rPr>
+          <w:rFonts w:ascii="Times New Roman" w:eastAsia="Times New Roman" w:hAnsi="Times New Roman" w:cs="Times New Roman"/>
+          <w:b/>
+          <w:bCs/>
+          <w:sz w:val="28"/>
+          <w:szCs w:val="28"/>
+          <w:lang w:bidi="te-IN"/>
+        </w:rPr>
+        <w:t>Title Deed:</w:t>
+      </w:r>
+      <w:r>
+        <w:rPr>
+          <w:rFonts w:ascii="Times New Roman" w:eastAsia="Times New Roman" w:hAnsi="Times New Roman" w:cs="Times New Roman"/>
+          <w:sz w:val="28"/>
+          <w:szCs w:val="28"/>
+          <w:lang w:bidi="te-IN"/>
+        </w:rPr>
+        <w:t xml:space="preserve"> The title, right, and interest in respect of the Schedule Property are covered by Title Deed No. </w:t>
+      </w:r>
+      <w:r>
+        <w:rPr>
+          <w:rFonts w:ascii="Times New Roman" w:eastAsia="Times New Roman" w:hAnsi="Times New Roman" w:cs="Times New Roman"/>
+          <w:b/>
+          <w:bCs/>
+          <w:sz w:val="28"/>
+          <w:szCs w:val="28"/>
+          <w:lang w:bidi="te-IN"/>
+        </w:rPr>
+        <w:t>&lt;</w:t>
+      </w:r>
+      <w:proofErr w:type="spellStart"/>
+      <w:r>
+        <w:rPr>
+          <w:rFonts w:ascii="Times New Roman" w:eastAsia="Times New Roman" w:hAnsi="Times New Roman" w:cs="Times New Roman"/>
+          <w:b/>
+          <w:bCs/>
+          <w:sz w:val="28"/>
+          <w:szCs w:val="28"/>
+          <w:lang w:bidi="te-IN"/>
+        </w:rPr>
+        <w:t>Pattadar</w:t>
+      </w:r>
+      <w:proofErr w:type="spellEnd"/>
+      <w:r>
+        <w:rPr>
+          <w:rFonts w:ascii="Times New Roman" w:eastAsia="Times New Roman" w:hAnsi="Times New Roman" w:cs="Times New Roman"/>
+          <w:b/>
+          <w:bCs/>
+          <w:sz w:val="28"/>
+          <w:szCs w:val="28"/>
+          <w:lang w:bidi="te-IN"/>
+        </w:rPr>
+        <w:t xml:space="preserve"> Pass Book No.&gt;</w:t>
+      </w:r>
+      <w:r>
+        <w:rPr>
+          <w:rFonts w:ascii="Times New Roman" w:eastAsia="Times New Roman" w:hAnsi="Times New Roman" w:cs="Times New Roman"/>
+          <w:sz w:val="28"/>
+          <w:szCs w:val="28"/>
+          <w:lang w:bidi="te-IN"/>
+        </w:rPr>
+        <w:t xml:space="preserve">, duly executed and registered in respect of the Schedule Property, and the ownership/title of the concerned parties has been duly recognized and recorded in the revenue records under </w:t>
+      </w:r>
+      <w:proofErr w:type="spellStart"/>
+      <w:r>
+        <w:rPr>
+          <w:rFonts w:ascii="Times New Roman" w:eastAsia="Times New Roman" w:hAnsi="Times New Roman" w:cs="Times New Roman"/>
+          <w:sz w:val="28"/>
+          <w:szCs w:val="28"/>
+          <w:lang w:bidi="te-IN"/>
+        </w:rPr>
+        <w:t>Khata</w:t>
+      </w:r>
+      <w:proofErr w:type="spellEnd"/>
+      <w:r>
+        <w:rPr>
+          <w:rFonts w:ascii="Times New Roman" w:eastAsia="Times New Roman" w:hAnsi="Times New Roman" w:cs="Times New Roman"/>
+          <w:sz w:val="28"/>
+          <w:szCs w:val="28"/>
+          <w:lang w:bidi="te-IN"/>
+        </w:rPr>
+        <w:t xml:space="preserve"> No. </w:t>
+      </w:r>
+      <w:r>
+        <w:rPr>
+          <w:rFonts w:ascii="Times New Roman" w:eastAsia="Times New Roman" w:hAnsi="Times New Roman" w:cs="Times New Roman"/>
+          <w:b/>
+          <w:bCs/>
+          <w:sz w:val="28"/>
+          <w:szCs w:val="28"/>
+          <w:lang w:bidi="te-IN"/>
+        </w:rPr>
+        <w:t xml:space="preserve">&lt;Pass Book </w:t>
+      </w:r>
+      <w:proofErr w:type="spellStart"/>
+      <w:r>
+        <w:rPr>
+          <w:rFonts w:ascii="Times New Roman" w:eastAsia="Times New Roman" w:hAnsi="Times New Roman" w:cs="Times New Roman"/>
+          <w:b/>
+          <w:bCs/>
+          <w:sz w:val="28"/>
+          <w:szCs w:val="28"/>
+          <w:lang w:bidi="te-IN"/>
+        </w:rPr>
+        <w:t>Khata</w:t>
+      </w:r>
+      <w:proofErr w:type="spellEnd"/>
+      <w:r>
+        <w:rPr>
+          <w:rFonts w:ascii="Times New Roman" w:eastAsia="Times New Roman" w:hAnsi="Times New Roman" w:cs="Times New Roman"/>
+          <w:b/>
+          <w:bCs/>
+          <w:sz w:val="28"/>
+          <w:szCs w:val="28"/>
+          <w:lang w:bidi="te-IN"/>
+        </w:rPr>
+        <w:t xml:space="preserve"> No.&gt;</w:t>
+      </w:r>
+      <w:r>
+        <w:rPr>
+          <w:rFonts w:ascii="Times New Roman" w:eastAsia="Times New Roman" w:hAnsi="Times New Roman" w:cs="Times New Roman"/>
+          <w:sz w:val="28"/>
+          <w:szCs w:val="28"/>
+          <w:lang w:bidi="te-IN"/>
+        </w:rPr>
+        <w:t xml:space="preserve">. </w:t>
+      </w:r>
+    </w:p>
+    <w:p>
+      <w:pPr>
+        <w:pStyle w:val="ListParagraph"/>
+        <w:widowControl/>
+        <w:numPr>
+          <w:ilvl w:val="0"/>
+          <w:numId w:val="21"/>
+        </w:numPr>
+        <w:autoSpaceDE/>
+        <w:autoSpaceDN/>
+        <w:spacing w:before="120"/>
+        <w:ind w:left="0" w:firstLine="0"/>
+        <w:rPr>
+          <w:rFonts w:ascii="Times New Roman" w:eastAsia="Times New Roman" w:hAnsi="Times New Roman" w:cs="Times New Roman"/>
+          <w:sz w:val="28"/>
+          <w:szCs w:val="28"/>
+          <w:lang w:bidi="te-IN"/>
+        </w:rPr>
+      </w:pPr>
+      <w:proofErr w:type="spellStart"/>
+      <w:r>
+        <w:rPr>
+          <w:rFonts w:ascii="Times New Roman" w:eastAsia="Times New Roman" w:hAnsi="Times New Roman" w:cs="Times New Roman"/>
+          <w:b/>
+          <w:bCs/>
+          <w:sz w:val="28"/>
+          <w:szCs w:val="28"/>
+          <w:lang w:bidi="te-IN"/>
+        </w:rPr>
+        <w:t>Nala</w:t>
+      </w:r>
+      <w:proofErr w:type="spellEnd"/>
+      <w:r>
+        <w:rPr>
+          <w:rFonts w:ascii="Times New Roman" w:eastAsia="Times New Roman" w:hAnsi="Times New Roman" w:cs="Times New Roman"/>
+          <w:b/>
+          <w:bCs/>
+          <w:sz w:val="28"/>
+          <w:szCs w:val="28"/>
+          <w:lang w:bidi="te-IN"/>
+        </w:rPr>
+        <w:t xml:space="preserve"> Order:</w:t>
+      </w:r>
+      <w:r>
+        <w:rPr>
+          <w:rFonts w:ascii="Times New Roman" w:eastAsia="Times New Roman" w:hAnsi="Times New Roman" w:cs="Times New Roman"/>
+          <w:sz w:val="28"/>
+          <w:szCs w:val="28"/>
+          <w:lang w:bidi="te-IN"/>
+        </w:rPr>
+        <w:t xml:space="preserve"> The Schedule Property has been duly converted from agricultural use to non-agricultural/residential use by virtue of </w:t>
+      </w:r>
+      <w:proofErr w:type="spellStart"/>
+      <w:r>
+        <w:rPr>
+          <w:rFonts w:ascii="Times New Roman" w:eastAsia="Times New Roman" w:hAnsi="Times New Roman" w:cs="Times New Roman"/>
+          <w:sz w:val="28"/>
+          <w:szCs w:val="28"/>
+          <w:lang w:bidi="te-IN"/>
+        </w:rPr>
+        <w:t>Nala</w:t>
+      </w:r>
+      <w:proofErr w:type="spellEnd"/>
+      <w:r>
+        <w:rPr>
+          <w:rFonts w:ascii="Times New Roman" w:eastAsia="Times New Roman" w:hAnsi="Times New Roman" w:cs="Times New Roman"/>
+          <w:sz w:val="28"/>
+          <w:szCs w:val="28"/>
+          <w:lang w:bidi="te-IN"/>
+        </w:rPr>
+        <w:t xml:space="preserve"> Order No. </w:t>
+      </w:r>
+      <w:r>
+        <w:rPr>
+          <w:rFonts w:ascii="Times New Roman" w:eastAsia="Times New Roman" w:hAnsi="Times New Roman" w:cs="Times New Roman"/>
+          <w:b/>
+          <w:bCs/>
+          <w:sz w:val="28"/>
+          <w:szCs w:val="28"/>
+          <w:lang w:bidi="te-IN"/>
+        </w:rPr>
+        <w:t>&lt;</w:t>
+      </w:r>
+      <w:proofErr w:type="spellStart"/>
+      <w:r>
+        <w:rPr>
+          <w:rFonts w:ascii="Times New Roman" w:eastAsia="Times New Roman" w:hAnsi="Times New Roman" w:cs="Times New Roman"/>
+          <w:b/>
+          <w:bCs/>
+          <w:sz w:val="28"/>
+          <w:szCs w:val="28"/>
+          <w:lang w:bidi="te-IN"/>
+        </w:rPr>
+        <w:t>Nala</w:t>
+      </w:r>
+      <w:proofErr w:type="spellEnd"/>
+      <w:r>
+        <w:rPr>
+          <w:rFonts w:ascii="Times New Roman" w:eastAsia="Times New Roman" w:hAnsi="Times New Roman" w:cs="Times New Roman"/>
+          <w:b/>
+          <w:bCs/>
+          <w:sz w:val="28"/>
+          <w:szCs w:val="28"/>
+          <w:lang w:bidi="te-IN"/>
+        </w:rPr>
+        <w:t xml:space="preserve"> Order No.&gt;</w:t>
+      </w:r>
+      <w:r>
+        <w:rPr>
+          <w:rFonts w:ascii="Times New Roman" w:eastAsia="Times New Roman" w:hAnsi="Times New Roman" w:cs="Times New Roman"/>
+          <w:sz w:val="28"/>
+          <w:szCs w:val="28"/>
+          <w:lang w:bidi="te-IN"/>
+        </w:rPr>
+        <w:t xml:space="preserve">, dated &lt;Link </w:t>
+      </w:r>
+      <w:proofErr w:type="spellStart"/>
+      <w:r>
+        <w:rPr>
+          <w:rFonts w:ascii="Times New Roman" w:eastAsia="Times New Roman" w:hAnsi="Times New Roman" w:cs="Times New Roman"/>
+          <w:sz w:val="28"/>
+          <w:szCs w:val="28"/>
+          <w:lang w:bidi="te-IN"/>
+        </w:rPr>
+        <w:t>Doct.Date</w:t>
+      </w:r>
+      <w:proofErr w:type="spellEnd"/>
+      <w:r>
+        <w:rPr>
+          <w:rFonts w:ascii="Times New Roman" w:eastAsia="Times New Roman" w:hAnsi="Times New Roman" w:cs="Times New Roman"/>
+          <w:sz w:val="28"/>
+          <w:szCs w:val="28"/>
+          <w:lang w:bidi="te-IN"/>
+        </w:rPr>
+        <w:t xml:space="preserve">&gt;, and all requisite statutory permissions, sanctions, approvals, and proceedings relating to such conversion have been duly obtained and complied with. </w:t>
+      </w:r>
+    </w:p>
+    <w:p>
+      <w:pPr>
+        <w:pStyle w:val="ListParagraph"/>
+        <w:widowControl/>
+        <w:numPr>
+          <w:ilvl w:val="0"/>
+          <w:numId w:val="21"/>
+        </w:numPr>
+        <w:autoSpaceDE/>
+        <w:autoSpaceDN/>
+        <w:spacing w:before="120"/>
+        <w:ind w:left="0" w:firstLine="0"/>
+        <w:rPr>
+          <w:rFonts w:ascii="Times New Roman" w:eastAsia="Times New Roman" w:hAnsi="Times New Roman" w:cs="Times New Roman"/>
+          <w:sz w:val="28"/>
+          <w:szCs w:val="28"/>
+          <w:lang w:bidi="te-IN"/>
+        </w:rPr>
+      </w:pPr>
+      <w:r>
+        <w:rPr>
+          <w:rFonts w:ascii="Times New Roman" w:eastAsia="Times New Roman" w:hAnsi="Times New Roman" w:cs="Times New Roman"/>
+          <w:b/>
+          <w:bCs/>
+          <w:sz w:val="28"/>
+          <w:szCs w:val="28"/>
+          <w:lang w:bidi="te-IN"/>
+        </w:rPr>
+        <w:t>Property Tax:</w:t>
+      </w:r>
+      <w:r>
+        <w:rPr>
+          <w:rFonts w:ascii="Times New Roman" w:eastAsia="Times New Roman" w:hAnsi="Times New Roman" w:cs="Times New Roman"/>
+          <w:sz w:val="28"/>
+          <w:szCs w:val="28"/>
+          <w:lang w:bidi="te-IN"/>
+        </w:rPr>
+        <w:t xml:space="preserve"> The Schedule Property is covered by Property Tax Receipt No. &lt;House Tax Receipt&gt;, dated &lt;Link </w:t>
+      </w:r>
+      <w:proofErr w:type="spellStart"/>
+      <w:r>
+        <w:rPr>
+          <w:rFonts w:ascii="Times New Roman" w:eastAsia="Times New Roman" w:hAnsi="Times New Roman" w:cs="Times New Roman"/>
+          <w:sz w:val="28"/>
+          <w:szCs w:val="28"/>
+          <w:lang w:bidi="te-IN"/>
+        </w:rPr>
+        <w:t>Doct.Date</w:t>
+      </w:r>
+      <w:proofErr w:type="spellEnd"/>
+      <w:r>
+        <w:rPr>
+          <w:rFonts w:ascii="Times New Roman" w:eastAsia="Times New Roman" w:hAnsi="Times New Roman" w:cs="Times New Roman"/>
+          <w:sz w:val="28"/>
+          <w:szCs w:val="28"/>
+          <w:lang w:bidi="te-IN"/>
+        </w:rPr>
+        <w:t xml:space="preserve">&gt;, issued by the concerned Local Authority, &lt;Village&gt;, standing in respect of the Schedule Property. </w:t>
+      </w:r>
+    </w:p>
+    <w:p>
+      <w:pPr>
+        <w:pStyle w:val="ListParagraph"/>
+        <w:widowControl/>
+        <w:numPr>
+          <w:ilvl w:val="0"/>
+          <w:numId w:val="21"/>
+        </w:numPr>
+        <w:autoSpaceDE/>
+        <w:autoSpaceDN/>
+        <w:spacing w:before="120"/>
+        <w:ind w:left="0" w:firstLine="0"/>
+        <w:rPr>
+          <w:rFonts w:ascii="Times New Roman" w:eastAsia="Times New Roman" w:hAnsi="Times New Roman" w:cs="Times New Roman"/>
+          <w:sz w:val="28"/>
+          <w:szCs w:val="28"/>
+          <w:lang w:bidi="te-IN"/>
+        </w:rPr>
+      </w:pPr>
+      <w:r>
+        <w:rPr>
+          <w:rFonts w:ascii="Times New Roman" w:eastAsia="Times New Roman" w:hAnsi="Times New Roman" w:cs="Times New Roman"/>
+          <w:b/>
+          <w:bCs/>
+          <w:sz w:val="28"/>
+          <w:szCs w:val="28"/>
+          <w:lang w:bidi="te-IN"/>
+        </w:rPr>
+        <w:t>Tax/Assessment &amp; Identification Particulars:</w:t>
+      </w:r>
+      <w:r>
+        <w:rPr>
+          <w:rFonts w:ascii="Times New Roman" w:eastAsia="Times New Roman" w:hAnsi="Times New Roman" w:cs="Times New Roman"/>
+          <w:sz w:val="28"/>
+          <w:szCs w:val="28"/>
+          <w:lang w:bidi="te-IN"/>
+        </w:rPr>
+        <w:t xml:space="preserve"> The Schedule Property is duly identified in the records of the concerned Local Authority/Competent Authority under Assessment No. </w:t>
+      </w:r>
+      <w:r>
+        <w:rPr>
+          <w:rFonts w:ascii="Times New Roman" w:eastAsia="Times New Roman" w:hAnsi="Times New Roman" w:cs="Times New Roman"/>
+          <w:b/>
+          <w:bCs/>
+          <w:sz w:val="28"/>
+          <w:szCs w:val="28"/>
+          <w:lang w:bidi="te-IN"/>
+        </w:rPr>
+        <w:t>&lt;</w:t>
+      </w:r>
+      <w:proofErr w:type="spellStart"/>
+      <w:r>
+        <w:rPr>
+          <w:rFonts w:ascii="Times New Roman" w:eastAsia="Times New Roman" w:hAnsi="Times New Roman" w:cs="Times New Roman"/>
+          <w:b/>
+          <w:bCs/>
+          <w:sz w:val="28"/>
+          <w:szCs w:val="28"/>
+          <w:lang w:bidi="te-IN"/>
+        </w:rPr>
+        <w:t>P.T.I.No</w:t>
+      </w:r>
+      <w:proofErr w:type="spellEnd"/>
+      <w:r>
+        <w:rPr>
+          <w:rFonts w:ascii="Times New Roman" w:eastAsia="Times New Roman" w:hAnsi="Times New Roman" w:cs="Times New Roman"/>
+          <w:b/>
+          <w:bCs/>
+          <w:sz w:val="28"/>
+          <w:szCs w:val="28"/>
+          <w:lang w:bidi="te-IN"/>
+        </w:rPr>
+        <w:t>.</w:t>
+      </w:r>
+      <w:r>
+        <w:rPr>
+          <w:rFonts w:ascii="Times New Roman" w:eastAsia="Times New Roman" w:hAnsi="Times New Roman" w:cs="Times New Roman"/>
+          <w:b/>
+          <w:bCs/>
+          <w:sz w:val="28"/>
+          <w:szCs w:val="28"/>
+          <w:lang w:bidi="te-IN"/>
+        </w:rPr>
+        <w:t>&gt;</w:t>
+      </w:r>
+      <w:r>
+        <w:rPr>
+          <w:rFonts w:ascii="Times New Roman" w:eastAsia="Times New Roman" w:hAnsi="Times New Roman" w:cs="Times New Roman"/>
+          <w:sz w:val="28"/>
+          <w:szCs w:val="28"/>
+          <w:lang w:bidi="te-IN"/>
+        </w:rPr>
+        <w:t xml:space="preserve">. </w:t>
+      </w:r>
+    </w:p>
+    <w:p>
+      <w:pPr>
+        <w:pStyle w:val="ListParagraph"/>
+        <w:widowControl/>
+        <w:numPr>
+          <w:ilvl w:val="0"/>
+          <w:numId w:val="21"/>
+        </w:numPr>
+        <w:autoSpaceDE/>
+        <w:autoSpaceDN/>
+        <w:spacing w:before="120"/>
+        <w:ind w:left="0" w:firstLine="0"/>
+        <w:rPr>
+          <w:rFonts w:ascii="Times New Roman" w:eastAsia="Times New Roman" w:hAnsi="Times New Roman" w:cs="Times New Roman"/>
+          <w:sz w:val="28"/>
+          <w:szCs w:val="28"/>
+          <w:lang w:bidi="te-IN"/>
+        </w:rPr>
+      </w:pPr>
+      <w:r>
+        <w:rPr>
+          <w:rFonts w:ascii="Times New Roman" w:eastAsia="Times New Roman" w:hAnsi="Times New Roman" w:cs="Times New Roman"/>
+          <w:b/>
+          <w:bCs/>
+          <w:sz w:val="28"/>
+          <w:szCs w:val="28"/>
+          <w:lang w:bidi="te-IN"/>
+        </w:rPr>
+        <w:t>Tax/Assessment &amp; Identification Particulars:</w:t>
+      </w:r>
+      <w:r>
+        <w:rPr>
+          <w:rFonts w:ascii="Times New Roman" w:eastAsia="Times New Roman" w:hAnsi="Times New Roman" w:cs="Times New Roman"/>
+          <w:sz w:val="28"/>
+          <w:szCs w:val="28"/>
+          <w:lang w:bidi="te-IN"/>
+        </w:rPr>
+        <w:t xml:space="preserve"> The Schedule Property is duly identified in the records of the concerned Local Authority/Competent Authority under Assessment No. </w:t>
+      </w:r>
+      <w:r>
+        <w:rPr>
+          <w:rFonts w:ascii="Times New Roman" w:eastAsia="Times New Roman" w:hAnsi="Times New Roman" w:cs="Times New Roman"/>
+          <w:b/>
+          <w:bCs/>
+          <w:sz w:val="28"/>
+          <w:szCs w:val="28"/>
+          <w:lang w:bidi="te-IN"/>
+        </w:rPr>
+        <w:t>&lt;</w:t>
+      </w:r>
+      <w:proofErr w:type="spellStart"/>
+      <w:r>
+        <w:rPr>
+          <w:rFonts w:ascii="Times New Roman" w:eastAsia="Times New Roman" w:hAnsi="Times New Roman" w:cs="Times New Roman"/>
+          <w:b/>
+          <w:bCs/>
+          <w:sz w:val="28"/>
+          <w:szCs w:val="28"/>
+          <w:lang w:bidi="te-IN"/>
+        </w:rPr>
+        <w:t>P.T.I.No</w:t>
+      </w:r>
+      <w:proofErr w:type="spellEnd"/>
+      <w:r>
+        <w:rPr>
+          <w:rFonts w:ascii="Times New Roman" w:eastAsia="Times New Roman" w:hAnsi="Times New Roman" w:cs="Times New Roman"/>
+          <w:b/>
+          <w:bCs/>
+          <w:sz w:val="28"/>
+          <w:szCs w:val="28"/>
+          <w:lang w:bidi="te-IN"/>
+        </w:rPr>
+        <w:t>.&gt;</w:t>
+      </w:r>
+      <w:r>
+        <w:rPr>
+          <w:rFonts w:ascii="Times New Roman" w:eastAsia="Times New Roman" w:hAnsi="Times New Roman" w:cs="Times New Roman"/>
+          <w:b/>
+          <w:bCs/>
+          <w:sz w:val="28"/>
+          <w:szCs w:val="28"/>
+          <w:lang w:bidi="te-IN"/>
+        </w:rPr>
+        <w:t xml:space="preserve"> </w:t>
+      </w:r>
+      <w:r>
+        <w:rPr>
+          <w:rFonts w:ascii="Times New Roman" w:eastAsia="Times New Roman" w:hAnsi="Times New Roman" w:cs="Times New Roman"/>
+          <w:sz w:val="28"/>
+          <w:szCs w:val="28"/>
+          <w:lang w:bidi="te-IN"/>
+        </w:rPr>
+        <w:t>(Part)</w:t>
+      </w:r>
+      <w:r>
+        <w:rPr>
+          <w:rFonts w:ascii="Times New Roman" w:eastAsia="Times New Roman" w:hAnsi="Times New Roman" w:cs="Times New Roman"/>
+          <w:sz w:val="28"/>
+          <w:szCs w:val="28"/>
+          <w:lang w:bidi="te-IN"/>
+        </w:rPr>
+        <w:t>.</w:t>
+      </w:r>
+    </w:p>
+    <w:p>
+      <w:pPr>
+        <w:pStyle w:val="ListParagraph"/>
+        <w:widowControl/>
+        <w:autoSpaceDE/>
+        <w:autoSpaceDN/>
+        <w:spacing w:before="120"/>
+        <w:ind w:left="0" w:firstLine="0"/>
+        <w:rPr>
+          <w:rFonts w:ascii="Times New Roman" w:eastAsia="Times New Roman" w:hAnsi="Times New Roman" w:cs="Times New Roman"/>
+          <w:sz w:val="28"/>
+          <w:szCs w:val="28"/>
+          <w:lang w:bidi="te-IN"/>
+        </w:rPr>
+      </w:pPr>
+    </w:p>
+    <w:p>
+      <w:pPr>
+        <w:pStyle w:val="ListParagraph"/>
+        <w:widowControl/>
+        <w:numPr>
+          <w:ilvl w:val="0"/>
+          <w:numId w:val="21"/>
+        </w:numPr>
+        <w:autoSpaceDE/>
+        <w:autoSpaceDN/>
+        <w:spacing w:before="120"/>
+        <w:ind w:left="0" w:firstLine="0"/>
+        <w:rPr>
+          <w:rFonts w:ascii="Times New Roman" w:eastAsia="Times New Roman" w:hAnsi="Times New Roman" w:cs="Times New Roman"/>
+          <w:sz w:val="28"/>
+          <w:szCs w:val="28"/>
+          <w:lang w:bidi="te-IN"/>
+        </w:rPr>
+      </w:pPr>
+      <w:r>
+        <w:rPr>
+          <w:rFonts w:ascii="Times New Roman" w:eastAsia="Times New Roman" w:hAnsi="Times New Roman" w:cs="Times New Roman"/>
+          <w:b/>
+          <w:bCs/>
+          <w:sz w:val="28"/>
+          <w:szCs w:val="28"/>
+          <w:lang w:bidi="te-IN"/>
+        </w:rPr>
+        <w:t>House Permission:</w:t>
+      </w:r>
+      <w:r>
+        <w:rPr>
+          <w:rFonts w:ascii="Times New Roman" w:eastAsia="Times New Roman" w:hAnsi="Times New Roman" w:cs="Times New Roman"/>
+          <w:sz w:val="28"/>
+          <w:szCs w:val="28"/>
+          <w:lang w:bidi="te-IN"/>
+        </w:rPr>
+        <w:t xml:space="preserve"> The Schedule Property is covered by House Permission No. &lt;House Permission No.&gt;, dated &lt;Permission Date&gt;, issued by the concerned Local Authority, &lt;Municipality/Gram </w:t>
+      </w:r>
+      <w:proofErr w:type="spellStart"/>
+      <w:r>
+        <w:rPr>
+          <w:rFonts w:ascii="Times New Roman" w:eastAsia="Times New Roman" w:hAnsi="Times New Roman" w:cs="Times New Roman"/>
+          <w:sz w:val="28"/>
+          <w:szCs w:val="28"/>
+          <w:lang w:bidi="te-IN"/>
+        </w:rPr>
+        <w:t>Panchayat</w:t>
+      </w:r>
+      <w:proofErr w:type="spellEnd"/>
+      <w:r>
+        <w:rPr>
+          <w:rFonts w:ascii="Times New Roman" w:eastAsia="Times New Roman" w:hAnsi="Times New Roman" w:cs="Times New Roman"/>
+          <w:sz w:val="28"/>
+          <w:szCs w:val="28"/>
+          <w:lang w:bidi="te-IN"/>
+        </w:rPr>
+        <w:t xml:space="preserve"> Name&gt;, in respect of the construction of the house situated on the Schedule Property. </w:t>
+      </w:r>
+    </w:p>
+    <w:p>
+      <w:pPr>
+        <w:pStyle w:val="ListParagraph"/>
+        <w:widowControl/>
+        <w:numPr>
+          <w:ilvl w:val="0"/>
+          <w:numId w:val="21"/>
+        </w:numPr>
+        <w:autoSpaceDE/>
+        <w:autoSpaceDN/>
+        <w:spacing w:before="120"/>
+        <w:ind w:left="0" w:firstLine="0"/>
+        <w:rPr>
+          <w:rFonts w:ascii="Times New Roman" w:eastAsia="Times New Roman" w:hAnsi="Times New Roman" w:cs="Times New Roman"/>
+          <w:sz w:val="28"/>
+          <w:szCs w:val="28"/>
+          <w:lang w:bidi="te-IN"/>
+        </w:rPr>
+      </w:pPr>
+      <w:r>
+        <w:rPr>
+          <w:rFonts w:ascii="Times New Roman" w:eastAsia="Times New Roman" w:hAnsi="Times New Roman" w:cs="Times New Roman"/>
+          <w:b/>
+          <w:bCs/>
+          <w:sz w:val="28"/>
+          <w:szCs w:val="28"/>
+          <w:lang w:bidi="te-IN"/>
+        </w:rPr>
+        <w:t>L.R.S.-2020 Application:</w:t>
+      </w:r>
+      <w:r>
+        <w:rPr>
+          <w:rFonts w:ascii="Times New Roman" w:eastAsia="Times New Roman" w:hAnsi="Times New Roman" w:cs="Times New Roman"/>
+          <w:sz w:val="28"/>
+          <w:szCs w:val="28"/>
+          <w:lang w:bidi="te-IN"/>
+        </w:rPr>
+        <w:t xml:space="preserve"> The Schedule Property has been submitted under the Layout </w:t>
+      </w:r>
+      <w:proofErr w:type="spellStart"/>
+      <w:r>
+        <w:rPr>
+          <w:rFonts w:ascii="Times New Roman" w:eastAsia="Times New Roman" w:hAnsi="Times New Roman" w:cs="Times New Roman"/>
+          <w:sz w:val="28"/>
+          <w:szCs w:val="28"/>
+          <w:lang w:bidi="te-IN"/>
+        </w:rPr>
+        <w:t>Regularisation</w:t>
+      </w:r>
+      <w:proofErr w:type="spellEnd"/>
+      <w:r>
+        <w:rPr>
+          <w:rFonts w:ascii="Times New Roman" w:eastAsia="Times New Roman" w:hAnsi="Times New Roman" w:cs="Times New Roman"/>
+          <w:sz w:val="28"/>
+          <w:szCs w:val="28"/>
+          <w:lang w:bidi="te-IN"/>
+        </w:rPr>
+        <w:t xml:space="preserve"> Scheme, 2020, vide L.R.S. Application No. &lt;LRS Application No.&gt;, dated &lt;Application Date&gt;. </w:t>
+      </w:r>
+    </w:p>
+    <w:p>
+      <w:pPr>
         <w:pStyle w:val="isselectedend"/>
         <w:numPr>
           <w:ilvl w:val="0"/>
-          <w:numId w:val="13"/>
+          <w:numId w:val="21"/>
         </w:numPr>
-        <w:spacing w:before="120" w:beforeAutospacing="0"/>
-        <w:ind w:left="0" w:firstLine="360"/>
+        <w:ind w:left="0" w:firstLine="0"/>
         <w:jc w:val="both"/>
         <w:rPr>
           <w:sz w:val="28"/>
@@ -1940,408 +2313,18 @@
       <w:r>
         <w:rPr>
           <w:b/>
-        </w:rPr>
-        <w:t xml:space="preserve">Registered Deed: The title, right, and interest in respect of the Schedule Property were derived under and by virtue of the Registered </w:t>
-      </w:r>
-      <w:r>
-        <w:rPr>
-          <w:b/>
-        </w:rPr>
-        <w:t xml:space="preserve">&lt;Link Doc Type&gt;</w:t>
-      </w:r>
-      <w:r>
-        <w:t xml:space="preserve"> dated </w:t>
-      </w:r>
-      <w:r>
-        <w:rPr>
-          <w:b/>
-        </w:rPr>
-        <w:t xml:space="preserve">&lt;Link Doct.Date&gt;</w:t>
-      </w:r>
-      <w:r>
-        <w:t xml:space="preserve">, registered as Document No. </w:t>
-      </w:r>
-      <w:r>
-        <w:rPr>
-          <w:b/>
-        </w:rPr>
-        <w:t xml:space="preserve">&lt;Link Doct.No.&gt;</w:t>
-      </w:r>
-      <w:r>
-        <w:t xml:space="preserve"> in the office of the Sub-Registrar, </w:t>
-      </w:r>
-      <w:r>
-        <w:rPr>
-          <w:b/>
-        </w:rPr>
-        <w:t xml:space="preserve">&lt;Sub Registrar&gt;</w:t>
-      </w:r>
-      <w:r>
-        <w:t xml:space="preserve"> (</w:t>
-      </w:r>
-      <w:r>
-        <w:rPr>
-          <w:b/>
-        </w:rPr>
-        <w:t xml:space="preserve">&lt;Sub Registrar Code&gt;</w:t>
-      </w:r>
-      <w:r>
-        <w:t xml:space="preserve">).</w:t>
-      </w:r>
-    </w:p>
-    <w:p>
-      <w:pPr>
-        <w:pStyle w:val="isselectedend"/>
-        <w:numPr>
-          <w:ilvl w:val="0"/>
-          <w:numId w:val="13"/>
-        </w:numPr>
-        <w:spacing w:before="120" w:beforeAutospacing="0"/>
-        <w:ind w:left="0" w:firstLine="360"/>
-        <w:jc w:val="both"/>
-        <w:rPr>
-          <w:sz w:val="28"/>
-          <w:szCs w:val="28"/>
-        </w:rPr>
-      </w:pPr>
-      <w:r>
-        <w:rPr>
-          <w:b/>
-        </w:rPr>
-        <w:t xml:space="preserve">Vacant Land Tax/Assessment: The Schedule Property is also covered by Vacant Land Tax No./Assessment No. </w:t>
-      </w:r>
-      <w:r>
-        <w:rPr>
-          <w:b/>
-        </w:rPr>
-        <w:t xml:space="preserve">&lt;V.L.T. No.&gt;</w:t>
-      </w:r>
-      <w:r>
-        <w:t xml:space="preserve"> standing in respect of the said property.</w:t>
-      </w:r>
-    </w:p>
-    <w:p>
-      <w:pPr>
-        <w:pStyle w:val="NormalWeb"/>
-        <w:numPr>
-          <w:ilvl w:val="0"/>
-          <w:numId w:val="13"/>
-        </w:numPr>
-        <w:spacing w:before="120" w:beforeAutospacing="0"/>
-        <w:ind w:left="0" w:firstLine="360"/>
-        <w:jc w:val="both"/>
-        <w:rPr>
-          <w:sz w:val="28"/>
-          <w:szCs w:val="28"/>
-        </w:rPr>
-      </w:pPr>
-      <w:r>
-        <w:rPr>
-          <w:b/>
-        </w:rPr>
-        <w:t xml:space="preserve">Approved Layout: The Schedule Property forms part of the layout covered by Approved Layout File No. </w:t>
-      </w:r>
-      <w:r>
-        <w:rPr>
-          <w:b/>
-        </w:rPr>
-        <w:t xml:space="preserve">&lt;Layout File No.&gt;</w:t>
-      </w:r>
-      <w:r>
-        <w:t xml:space="preserve">, duly approved by the competent authority, in accordance with the applicable laws, rules, and regulations.</w:t>
-      </w:r>
-    </w:p>
-    <w:p>
-      <w:pPr>
-        <w:pStyle w:val="NormalWeb"/>
-        <w:numPr>
-          <w:ilvl w:val="0"/>
-          <w:numId w:val="13"/>
-        </w:numPr>
-        <w:spacing w:before="120" w:beforeAutospacing="0"/>
-        <w:ind w:left="0" w:firstLine="360"/>
-        <w:jc w:val="both"/>
-        <w:rPr>
-          <w:sz w:val="28"/>
-          <w:szCs w:val="28"/>
-        </w:rPr>
-      </w:pPr>
-      <w:r>
-        <w:rPr>
-          <w:b/>
-        </w:rPr>
-        <w:t xml:space="preserve">Title Deed: The title, right, and interest in respect of the Schedule Property are covered by Title Deed No. </w:t>
-      </w:r>
-      <w:r>
-        <w:rPr>
-          <w:b/>
-        </w:rPr>
-        <w:t xml:space="preserve">&lt;Pattadar Pass Book No&gt;</w:t>
-      </w:r>
-      <w:r>
-        <w:t xml:space="preserve">, duly executed and registered in respect of the Schedule Property, and the ownership/title of the concerned parties has been duly recognized and recorded in the revenue records under Khata No. </w:t>
-      </w:r>
-      <w:r>
-        <w:rPr>
-          <w:b/>
-        </w:rPr>
-        <w:t xml:space="preserve">&lt;Pass Book Khata No&gt;</w:t>
-      </w:r>
-      <w:r>
-        <w:t xml:space="preserve">.</w:t>
-      </w:r>
-    </w:p>
-    <w:p>
-      <w:pPr>
-        <w:pStyle w:val="NormalWeb"/>
-        <w:numPr>
-          <w:ilvl w:val="0"/>
-          <w:numId w:val="13"/>
-        </w:numPr>
-        <w:spacing w:before="120" w:beforeAutospacing="0"/>
-        <w:ind w:left="0" w:firstLine="360"/>
-        <w:jc w:val="both"/>
-        <w:rPr>
-          <w:sz w:val="28"/>
-          <w:szCs w:val="28"/>
-        </w:rPr>
-      </w:pPr>
-      <w:r>
-        <w:rPr>
-          <w:b/>
-        </w:rPr>
-        <w:t xml:space="preserve">Nala Order: The Schedule Property has been duly converted from agricultural use to non-agricultural/residential use by virtue of Nala Order No. </w:t>
-      </w:r>
-      <w:r>
-        <w:rPr>
-          <w:b/>
-        </w:rPr>
-        <w:t xml:space="preserve">&lt;Nala Order No&gt;</w:t>
-      </w:r>
-      <w:r>
-        <w:t xml:space="preserve">, dated </w:t>
-      </w:r>
-      <w:r>
-        <w:rPr>
-          <w:b/>
-        </w:rPr>
-        <w:t xml:space="preserve">&lt;Link Doct.Date&gt;</w:t>
-      </w:r>
-      <w:r>
-        <w:t xml:space="preserve">, and all requisite statutory permissions, sanctions, approvals, and proceedings relating to such conversion have been duly obtained and complied with.</w:t>
-      </w:r>
-    </w:p>
-    <w:p>
-      <w:pPr>
-        <w:pStyle w:val="BodyTextIndent"/>
-        <w:numPr>
-          <w:ilvl w:val="0"/>
-          <w:numId w:val="13"/>
-        </w:numPr>
-        <w:tabs>
-          <w:tab w:val="left" w:pos="720"/>
-        </w:tabs>
-        <w:spacing w:before="120" w:after="100" w:afterAutospacing="1"/>
-        <w:ind w:left="0" w:firstLine="360"/>
-        <w:jc w:val="both"/>
-        <w:rPr>
-          <w:rFonts w:ascii="Times New Roman" w:hAnsi="Times New Roman" w:cs="Times New Roman"/>
-          <w:sz w:val="28"/>
-          <w:szCs w:val="28"/>
-        </w:rPr>
-      </w:pPr>
-      <w:r>
-        <w:rPr>
-          <w:b/>
-        </w:rPr>
-        <w:t xml:space="preserve">Property Tax: The Schedule Property is covered by Property Tax Receipt No. </w:t>
-      </w:r>
-      <w:r>
-        <w:rPr>
-          <w:b/>
-        </w:rPr>
-        <w:t xml:space="preserve">&lt;House Tax Receipt&gt;</w:t>
-      </w:r>
-      <w:r>
-        <w:t xml:space="preserve">, dated </w:t>
-      </w:r>
-      <w:r>
-        <w:rPr>
-          <w:b/>
-        </w:rPr>
-        <w:t xml:space="preserve">&lt;Link Doct.Date&gt;</w:t>
-      </w:r>
-      <w:r>
-        <w:t xml:space="preserve">, issued by the concerned Local Authority, </w:t>
-      </w:r>
-      <w:r>
-        <w:rPr>
-          <w:b/>
-        </w:rPr>
-        <w:t xml:space="preserve">&lt;Village&gt;</w:t>
-      </w:r>
-      <w:r>
-        <w:t xml:space="preserve">, standing in respect of the Schedule Property.</w:t>
-      </w:r>
-    </w:p>
-    <w:p>
-      <w:pPr>
-        <w:pStyle w:val="isselectedend"/>
-        <w:numPr>
-          <w:ilvl w:val="0"/>
-          <w:numId w:val="13"/>
-        </w:numPr>
-        <w:spacing w:before="120" w:beforeAutospacing="0"/>
-        <w:ind w:left="0" w:firstLine="360"/>
-        <w:jc w:val="both"/>
-        <w:rPr>
-          <w:sz w:val="28"/>
-          <w:szCs w:val="28"/>
-        </w:rPr>
-      </w:pPr>
-      <w:r>
-        <w:rPr>
-          <w:b/>
-        </w:rPr>
-        <w:t xml:space="preserve">Tax/Assessment &amp; Identification Particulars: The Schedule Property is duly identified in the records of the concerned Local Authority/Competent Authority under Assessment No. </w:t>
-      </w:r>
-      <w:r>
-        <w:rPr>
-          <w:b/>
-        </w:rPr>
-        <w:t xml:space="preserve">&lt;P.T.I. No.&gt;</w:t>
-      </w:r>
-      <w:r>
-        <w:t xml:space="preserve">.</w:t>
-      </w:r>
-    </w:p>
-    <w:p>
-      <w:pPr>
-        <w:pStyle w:val="isselectedend"/>
-        <w:numPr>
-          <w:ilvl w:val="0"/>
-          <w:numId w:val="13"/>
-        </w:numPr>
-        <w:spacing w:before="120" w:beforeAutospacing="0"/>
-        <w:ind w:left="0" w:firstLine="360"/>
-        <w:jc w:val="both"/>
-        <w:rPr>
-          <w:sz w:val="28"/>
-          <w:szCs w:val="28"/>
-        </w:rPr>
-      </w:pPr>
-      <w:r>
-        <w:rPr>
-          <w:b/>
-        </w:rPr>
-        <w:t xml:space="preserve">House Permission: The Schedule Property is covered by House Permission No. </w:t>
-      </w:r>
-      <w:r>
-        <w:rPr>
-          <w:b/>
-        </w:rPr>
-        <w:t xml:space="preserve">&lt;House Permission No.&gt;</w:t>
-      </w:r>
-      <w:r>
-        <w:t xml:space="preserve">, dated </w:t>
-      </w:r>
-      <w:r>
-        <w:rPr>
-          <w:b/>
-        </w:rPr>
-        <w:t xml:space="preserve">&lt;Permission Date&gt;</w:t>
-      </w:r>
-      <w:r>
-        <w:t xml:space="preserve">, issued by the concerned Local Authority, </w:t>
-      </w:r>
-      <w:r>
-        <w:rPr>
-          <w:b/>
-        </w:rPr>
-        <w:t xml:space="preserve">&lt;Municipality/Gram Panchayat Name&gt;</w:t>
-      </w:r>
-      <w:r>
-        <w:t xml:space="preserve">, in respect of the construction of the house situated on the Schedule Property.</w:t>
-      </w:r>
-    </w:p>
-    <w:p>
-      <w:pPr>
-        <w:pStyle w:val="isselectedend"/>
-        <w:numPr>
-          <w:ilvl w:val="0"/>
-          <w:numId w:val="13"/>
-        </w:numPr>
-        <w:spacing w:before="120" w:beforeAutospacing="0"/>
-        <w:ind w:left="0" w:firstLine="360"/>
-        <w:jc w:val="both"/>
-        <w:rPr>
-          <w:sz w:val="28"/>
-          <w:szCs w:val="28"/>
-        </w:rPr>
-      </w:pPr>
-      <w:r>
-        <w:rPr>
-          <w:b/>
-        </w:rPr>
-        <w:t xml:space="preserve">L.R.S.-2020 Application: The Schedule Property has been submitted under the Layout Regularisation Scheme, 2020, vide L.R.S. Application No. </w:t>
-      </w:r>
-      <w:r>
-        <w:rPr>
-          <w:b/>
-        </w:rPr>
-        <w:t xml:space="preserve">&lt;LRS Application No.&gt;</w:t>
-      </w:r>
-      <w:r>
-        <w:t xml:space="preserve">, dated </w:t>
-      </w:r>
-      <w:r>
-        <w:rPr>
-          <w:b/>
-        </w:rPr>
-        <w:t xml:space="preserve">&lt;Application Date&gt;</w:t>
-      </w:r>
-      <w:r>
-        <w:t xml:space="preserve">.</w:t>
-      </w:r>
-    </w:p>
-    <w:p>
-      <w:pPr>
-        <w:pStyle w:val="isselectedend"/>
-        <w:numPr>
-          <w:ilvl w:val="0"/>
-          <w:numId w:val="13"/>
-        </w:numPr>
-        <w:spacing w:before="120" w:beforeAutospacing="0"/>
-        <w:ind w:left="0" w:firstLine="360"/>
-        <w:jc w:val="both"/>
-        <w:rPr>
-          <w:sz w:val="36"/>
-          <w:szCs w:val="36"/>
-        </w:rPr>
-      </w:pPr>
-      <w:r>
-        <w:rPr>
-          <w:b/>
-        </w:rPr>
-        <w:t xml:space="preserve">L.R.S. Proceeding: The Schedule Property is covered by L.R.S. Proceeding No. </w:t>
-      </w:r>
-      <w:r>
-        <w:rPr>
-          <w:b/>
-        </w:rPr>
-        <w:t xml:space="preserve">&lt;LRS Proceeding No.&gt;</w:t>
-      </w:r>
-      <w:r>
-        <w:t xml:space="preserve">, dated </w:t>
-      </w:r>
-      <w:r>
-        <w:rPr>
-          <w:b/>
-        </w:rPr>
-        <w:t xml:space="preserve">&lt;Proceeding Date&gt;</w:t>
-      </w:r>
-      <w:r>
-        <w:t xml:space="preserve">, issued by the Competent Authority.</w:t>
+          <w:bCs/>
+          <w:sz w:val="28"/>
+          <w:szCs w:val="28"/>
+        </w:rPr>
+        <w:t>L.R.S. Proceeding:</w:t>
+      </w:r>
+      <w:r>
+        <w:rPr>
+          <w:sz w:val="28"/>
+          <w:szCs w:val="28"/>
+        </w:rPr>
+        <w:t xml:space="preserve"> The Schedule Property is covered by L.R.S. Proceeding No. &lt;LRS Proceeding No.&gt;, dated &lt;Proceeding Date&gt;, issued by the Competent Authority.</w:t>
       </w:r>
     </w:p>
     <w:p>
@@ -2777,7 +2760,6 @@
         </w:rPr>
         <w:t>RTGS/</w:t>
       </w:r>
-      <w:proofErr w:type="spellStart"/>
       <w:r>
         <w:rPr>
           <w:rFonts w:ascii="Times New Roman" w:hAnsi="Times New Roman" w:cs="Times New Roman"/>
@@ -2788,7 +2770,6 @@
         </w:rPr>
         <w:t>NEFT</w:t>
       </w:r>
-      <w:proofErr w:type="gramStart"/>
       <w:r>
         <w:rPr>
           <w:rFonts w:ascii="Times New Roman" w:hAnsi="Times New Roman" w:cs="Times New Roman"/>
@@ -2796,6 +2777,14 @@
           <w:szCs w:val="28"/>
         </w:rPr>
         <w:t>:</w:t>
+      </w:r>
+      <w:r>
+        <w:rPr>
+          <w:rFonts w:ascii="Times New Roman" w:hAnsi="Times New Roman" w:cs="Times New Roman"/>
+          <w:sz w:val="28"/>
+          <w:szCs w:val="28"/>
+        </w:rPr>
+        <w:t xml:space="preserve"> </w:t>
       </w:r>
       <w:r>
         <w:rPr>
@@ -2806,10 +2795,9 @@
           <w:sz w:val="28"/>
           <w:szCs w:val="28"/>
         </w:rPr>
-        <w:t>Amount</w:t>
-      </w:r>
-      <w:proofErr w:type="spellEnd"/>
-      <w:proofErr w:type="gramEnd"/>
+        <w:t>Amount of Rs</w:t>
+      </w:r>
+      <w:proofErr w:type="gramStart"/>
       <w:r>
         <w:rPr>
           <w:rStyle w:val="Strong"/>
@@ -2819,8 +2807,9 @@
           <w:sz w:val="28"/>
           <w:szCs w:val="28"/>
         </w:rPr>
-        <w:t xml:space="preserve"> of Rs.&lt;</w:t>
-      </w:r>
+        <w:t>.&lt;</w:t>
+      </w:r>
+      <w:proofErr w:type="gramEnd"/>
       <w:r>
         <w:rPr>
           <w:rStyle w:val="Strong"/>
@@ -2963,7 +2952,7 @@
           <w:sz w:val="28"/>
           <w:szCs w:val="28"/>
         </w:rPr>
-        <w:t>Transaction No.</w:t>
+        <w:t>Transaction No./UTR No. &lt;Utr/Reference No.&gt;, dated &lt;Date&gt;, from &lt;Remitting Bank&gt;.</w:t>
       </w:r>
       <w:r>
         <w:rPr>
@@ -2974,7 +2963,7 @@
           <w:sz w:val="28"/>
           <w:szCs w:val="28"/>
         </w:rPr>
-        <w:t>/</w:t>
+        <w:t/>
       </w:r>
       <w:r>
         <w:rPr>
@@ -2985,33 +2974,15 @@
           <w:sz w:val="28"/>
           <w:szCs w:val="28"/>
         </w:rPr>
-        <w:t>UTR No. &lt;</w:t>
-      </w:r>
-      <w:proofErr w:type="spellStart"/>
-      <w:r>
-        <w:rPr>
-          <w:rFonts w:ascii="Times New Roman" w:hAnsi="Times New Roman" w:cs="Times New Roman"/>
-          <w:sz w:val="28"/>
-          <w:szCs w:val="28"/>
-        </w:rPr>
-        <w:t>Utr</w:t>
-      </w:r>
-      <w:proofErr w:type="spellEnd"/>
-      <w:r>
-        <w:rPr>
-          <w:rFonts w:ascii="Times New Roman" w:hAnsi="Times New Roman" w:cs="Times New Roman"/>
-          <w:sz w:val="28"/>
-          <w:szCs w:val="28"/>
-        </w:rPr>
-        <w:t>/Reference No</w:t>
-      </w:r>
-      <w:r>
-        <w:rPr>
-          <w:rFonts w:ascii="Times New Roman" w:hAnsi="Times New Roman" w:cs="Times New Roman"/>
-          <w:sz w:val="28"/>
-          <w:szCs w:val="28"/>
-        </w:rPr>
-        <w:t>.</w:t>
+        <w:t/>
+      </w:r>
+      <w:r>
+        <w:rPr>
+          <w:rFonts w:ascii="Times New Roman" w:hAnsi="Times New Roman" w:cs="Times New Roman"/>
+          <w:sz w:val="28"/>
+          <w:szCs w:val="28"/>
+        </w:rPr>
+        <w:t xml:space="preserve"/>
       </w:r>
       <w:r>
         <w:rPr>
@@ -3022,86 +2993,15 @@
           <w:sz w:val="28"/>
           <w:szCs w:val="28"/>
         </w:rPr>
-        <w:t>&gt;</w:t>
-      </w:r>
-      <w:r>
-        <w:rPr>
-          <w:rFonts w:ascii="Times New Roman" w:hAnsi="Times New Roman" w:cs="Times New Roman"/>
-          <w:sz w:val="28"/>
-          <w:szCs w:val="28"/>
-        </w:rPr>
-        <w:t xml:space="preserve">, dated </w:t>
-      </w:r>
-      <w:r>
-        <w:rPr>
-          <w:rStyle w:val="Strong"/>
-          <w:rFonts w:ascii="Times New Roman" w:hAnsi="Times New Roman" w:cs="Times New Roman"/>
-          <w:b w:val="0"/>
-          <w:bCs w:val="0"/>
-          <w:sz w:val="28"/>
-          <w:szCs w:val="28"/>
-        </w:rPr>
-        <w:t>&lt;Date&gt;</w:t>
-      </w:r>
-      <w:r>
-        <w:rPr>
-          <w:rFonts w:ascii="Times New Roman" w:hAnsi="Times New Roman" w:cs="Times New Roman"/>
-          <w:sz w:val="28"/>
-          <w:szCs w:val="28"/>
-        </w:rPr>
-        <w:t xml:space="preserve">, from </w:t>
-      </w:r>
-      <w:r>
-        <w:rPr>
-          <w:rStyle w:val="Strong"/>
-          <w:rFonts w:ascii="Times New Roman" w:hAnsi="Times New Roman" w:cs="Times New Roman"/>
-          <w:b w:val="0"/>
-          <w:bCs w:val="0"/>
-          <w:sz w:val="28"/>
-          <w:szCs w:val="28"/>
-        </w:rPr>
-        <w:t>&lt;</w:t>
-      </w:r>
-      <w:r>
-        <w:rPr>
-          <w:rStyle w:val="Strong"/>
-          <w:rFonts w:ascii="Times New Roman" w:hAnsi="Times New Roman" w:cs="Times New Roman"/>
-          <w:b w:val="0"/>
-          <w:bCs w:val="0"/>
-          <w:sz w:val="28"/>
-          <w:szCs w:val="28"/>
-        </w:rPr>
-        <w:t xml:space="preserve">Remitting </w:t>
-      </w:r>
-      <w:r>
-        <w:rPr>
-          <w:rStyle w:val="Strong"/>
-          <w:rFonts w:ascii="Times New Roman" w:hAnsi="Times New Roman" w:cs="Times New Roman"/>
-          <w:b w:val="0"/>
-          <w:bCs w:val="0"/>
-          <w:sz w:val="28"/>
-          <w:szCs w:val="28"/>
-        </w:rPr>
-        <w:t>Bank</w:t>
-      </w:r>
-      <w:r>
-        <w:rPr>
-          <w:rStyle w:val="Strong"/>
-          <w:rFonts w:ascii="Times New Roman" w:hAnsi="Times New Roman" w:cs="Times New Roman"/>
-          <w:b w:val="0"/>
-          <w:bCs w:val="0"/>
-          <w:sz w:val="28"/>
-          <w:szCs w:val="28"/>
-        </w:rPr>
-        <w:t>&gt;</w:t>
-      </w:r>
-      <w:r>
-        <w:rPr>
-          <w:rFonts w:ascii="Times New Roman" w:hAnsi="Times New Roman" w:cs="Times New Roman"/>
-          <w:sz w:val="28"/>
-          <w:szCs w:val="28"/>
-        </w:rPr>
-        <w:t>.</w:t>
+        <w:t/>
+      </w:r>
+      <w:r>
+        <w:rPr>
+          <w:rFonts w:ascii="Times New Roman" w:hAnsi="Times New Roman" w:cs="Times New Roman"/>
+          <w:sz w:val="28"/>
+          <w:szCs w:val="28"/>
+        </w:rPr>
+        <w:t/>
       </w:r>
     </w:p>
     <w:p>
@@ -3561,20 +3461,8 @@
           <w:sz w:val="28"/>
           <w:szCs w:val="28"/>
         </w:rPr>
-        <w:t>UPI/</w:t>
-      </w:r>
-      <w:proofErr w:type="spellStart"/>
-      <w:r>
-        <w:rPr>
-          <w:rFonts w:ascii="Times New Roman" w:hAnsi="Times New Roman" w:cs="Times New Roman"/>
-          <w:b/>
-          <w:bCs/>
-          <w:sz w:val="28"/>
-          <w:szCs w:val="28"/>
-        </w:rPr>
-        <w:t>Online</w:t>
-      </w:r>
-      <w:proofErr w:type="gramStart"/>
+        <w:t>UPI/Online</w:t>
+      </w:r>
       <w:r>
         <w:rPr>
           <w:rFonts w:ascii="Times New Roman" w:hAnsi="Times New Roman" w:cs="Times New Roman"/>
@@ -3582,6 +3470,14 @@
           <w:szCs w:val="28"/>
         </w:rPr>
         <w:t>:</w:t>
+      </w:r>
+      <w:r>
+        <w:rPr>
+          <w:rFonts w:ascii="Times New Roman" w:hAnsi="Times New Roman" w:cs="Times New Roman"/>
+          <w:sz w:val="28"/>
+          <w:szCs w:val="28"/>
+        </w:rPr>
+        <w:t xml:space="preserve"> </w:t>
       </w:r>
       <w:r>
         <w:rPr>
@@ -3592,10 +3488,9 @@
           <w:sz w:val="28"/>
           <w:szCs w:val="28"/>
         </w:rPr>
-        <w:t>Amount</w:t>
-      </w:r>
-      <w:proofErr w:type="spellEnd"/>
-      <w:proofErr w:type="gramEnd"/>
+        <w:t>Amount of Rs</w:t>
+      </w:r>
+      <w:proofErr w:type="gramStart"/>
       <w:r>
         <w:rPr>
           <w:rStyle w:val="Strong"/>
@@ -3605,7 +3500,19 @@
           <w:sz w:val="28"/>
           <w:szCs w:val="28"/>
         </w:rPr>
-        <w:t xml:space="preserve"> of Rs.&lt;Amount&gt;/-</w:t>
+        <w:t>.&lt;</w:t>
+      </w:r>
+      <w:proofErr w:type="gramEnd"/>
+      <w:r>
+        <w:rPr>
+          <w:rStyle w:val="Strong"/>
+          <w:rFonts w:ascii="Times New Roman" w:hAnsi="Times New Roman" w:cs="Times New Roman"/>
+          <w:b w:val="0"/>
+          <w:bCs w:val="0"/>
+          <w:sz w:val="28"/>
+          <w:szCs w:val="28"/>
+        </w:rPr>
+        <w:t>Amount&gt;/-</w:t>
       </w:r>
       <w:r>
         <w:rPr>
@@ -3751,7 +3658,6 @@
           <w:szCs w:val="28"/>
         </w:rPr>
       </w:pPr>
-      <w:proofErr w:type="spellStart"/>
       <w:r>
         <w:rPr>
           <w:rFonts w:ascii="Times New Roman" w:hAnsi="Times New Roman" w:cs="Times New Roman"/>
@@ -3762,7 +3668,6 @@
         </w:rPr>
         <w:t>Cash</w:t>
       </w:r>
-      <w:proofErr w:type="gramStart"/>
       <w:r>
         <w:rPr>
           <w:rFonts w:ascii="Times New Roman" w:hAnsi="Times New Roman" w:cs="Times New Roman"/>
@@ -3770,6 +3675,14 @@
           <w:szCs w:val="28"/>
         </w:rPr>
         <w:t>:</w:t>
+      </w:r>
+      <w:r>
+        <w:rPr>
+          <w:rFonts w:ascii="Times New Roman" w:hAnsi="Times New Roman" w:cs="Times New Roman"/>
+          <w:sz w:val="28"/>
+          <w:szCs w:val="28"/>
+        </w:rPr>
+        <w:t xml:space="preserve"> </w:t>
       </w:r>
       <w:r>
         <w:rPr>
@@ -3780,10 +3693,9 @@
           <w:sz w:val="28"/>
           <w:szCs w:val="28"/>
         </w:rPr>
-        <w:t>Amount</w:t>
-      </w:r>
-      <w:proofErr w:type="spellEnd"/>
-      <w:proofErr w:type="gramEnd"/>
+        <w:t>Amount of Rs</w:t>
+      </w:r>
+      <w:proofErr w:type="gramStart"/>
       <w:r>
         <w:rPr>
           <w:rStyle w:val="Strong"/>
@@ -3793,7 +3705,19 @@
           <w:sz w:val="28"/>
           <w:szCs w:val="28"/>
         </w:rPr>
-        <w:t xml:space="preserve"> of Rs.&lt;Amount&gt;/-</w:t>
+        <w:t>.&lt;</w:t>
+      </w:r>
+      <w:proofErr w:type="gramEnd"/>
+      <w:r>
+        <w:rPr>
+          <w:rStyle w:val="Strong"/>
+          <w:rFonts w:ascii="Times New Roman" w:hAnsi="Times New Roman" w:cs="Times New Roman"/>
+          <w:b w:val="0"/>
+          <w:bCs w:val="0"/>
+          <w:sz w:val="28"/>
+          <w:szCs w:val="28"/>
+        </w:rPr>
+        <w:t>Amount&gt;/-</w:t>
       </w:r>
       <w:r>
         <w:rPr>
@@ -3946,20 +3870,6 @@
     </w:p>
     <w:p>
       <w:pPr>
-        <w:spacing w:before="100" w:beforeAutospacing="1" w:after="100" w:afterAutospacing="1" w:line="252" w:lineRule="auto"/>
-        <w:ind w:firstLine="720"/>
-        <w:jc w:val="both"/>
-        <w:outlineLvl w:val="0"/>
-        <w:rPr>
-          <w:rFonts w:ascii="Times New Roman" w:hAnsi="Times New Roman" w:cs="Times New Roman"/>
-          <w:bCs/>
-          <w:sz w:val="28"/>
-          <w:szCs w:val="28"/>
-        </w:rPr>
-      </w:pPr>
-    </w:p>
-    <w:p>
-      <w:pPr>
         <w:spacing w:line="252" w:lineRule="auto"/>
         <w:ind w:firstLine="720"/>
         <w:jc w:val="center"/>
@@ -4739,6 +4649,20 @@
         </w:rPr>
         <w:t xml:space="preserve"> sign and execute all necessary applications, declarations and documents required for the said purpose.</w:t>
       </w:r>
+    </w:p>
+    <w:p>
+      <w:pPr>
+        <w:spacing w:line="252" w:lineRule="auto"/>
+        <w:ind w:firstLine="720"/>
+        <w:jc w:val="center"/>
+        <w:outlineLvl w:val="0"/>
+        <w:rPr>
+          <w:rFonts w:ascii="Times New Roman" w:hAnsi="Times New Roman" w:cs="Times New Roman"/>
+          <w:bCs/>
+          <w:sz w:val="26"/>
+          <w:szCs w:val="26"/>
+        </w:rPr>
+      </w:pPr>
     </w:p>
     <w:p>
       <w:pPr>
@@ -5006,47 +4930,17 @@
     </w:p>
     <w:p>
       <w:pPr>
-        <w:pStyle w:val="NormalWeb"/>
-        <w:ind w:firstLine="720"/>
-        <w:jc w:val="both"/>
-        <w:rPr>
-          <w:b/>
-          <w:bCs/>
-          <w:sz w:val="28"/>
-          <w:szCs w:val="28"/>
-        </w:rPr>
-      </w:pPr>
-    </w:p>
-    <w:p>
-      <w:pPr>
-        <w:pStyle w:val="NormalWeb"/>
-        <w:ind w:firstLine="720"/>
-        <w:jc w:val="both"/>
-        <w:rPr>
-          <w:sz w:val="28"/>
-          <w:szCs w:val="28"/>
-        </w:rPr>
-      </w:pPr>
-    </w:p>
-    <w:p>
-      <w:pPr>
-        <w:pStyle w:val="NormalWeb"/>
-        <w:ind w:firstLine="720"/>
-        <w:jc w:val="both"/>
-        <w:rPr>
-          <w:sz w:val="28"/>
-          <w:szCs w:val="28"/>
-        </w:rPr>
-      </w:pPr>
-    </w:p>
-    <w:p>
-      <w:pPr>
-        <w:pStyle w:val="NormalWeb"/>
-        <w:ind w:firstLine="720"/>
-        <w:jc w:val="both"/>
-        <w:rPr>
-          <w:sz w:val="28"/>
-          <w:szCs w:val="28"/>
+        <w:pStyle w:val="Heading3"/>
+        <w:spacing w:before="0"/>
+        <w:jc w:val="center"/>
+        <w:rPr>
+          <w:rFonts w:ascii="Times New Roman" w:hAnsi="Times New Roman" w:cs="Times New Roman"/>
+          <w:b w:val="0"/>
+          <w:bCs w:val="0"/>
+          <w:color w:val="auto"/>
+          <w:sz w:val="28"/>
+          <w:szCs w:val="28"/>
+          <w:u w:val="single"/>
         </w:rPr>
       </w:pPr>
     </w:p>
@@ -6819,7 +6713,6 @@
     <w:p/>
     <w:p/>
     <w:p/>
-    <w:p/>
     <w:p>
       <w:pPr>
         <w:pStyle w:val="Heading3"/>
@@ -6836,6 +6729,7 @@
         </w:rPr>
       </w:pPr>
     </w:p>
+    <w:p/>
     <w:p>
       <w:pPr>
         <w:pStyle w:val="Heading3"/>
@@ -6851,8 +6745,19 @@
           <w:u w:val="single"/>
         </w:rPr>
       </w:pPr>
+      <w:r>
+        <w:rPr>
+          <w:rFonts w:ascii="Times New Roman" w:hAnsi="Times New Roman" w:cs="Times New Roman"/>
+          <w:b w:val="0"/>
+          <w:bCs w:val="0"/>
+          <w:color w:val="auto"/>
+          <w:sz w:val="28"/>
+          <w:szCs w:val="28"/>
+          <w:u w:val="single"/>
+        </w:rPr>
+        <w:t>&lt;IF OPEN PLOT&gt;</w:t>
+      </w:r>
     </w:p>
-    <w:p/>
     <w:p>
       <w:pPr>
         <w:pStyle w:val="Heading3"/>
@@ -6878,34 +6783,6 @@
           <w:szCs w:val="28"/>
           <w:u w:val="single"/>
         </w:rPr>
-        <w:t>&lt;IF OPEN PLOT&gt;</w:t>
-      </w:r>
-    </w:p>
-    <w:p>
-      <w:pPr>
-        <w:pStyle w:val="Heading3"/>
-        <w:spacing w:before="0"/>
-        <w:jc w:val="center"/>
-        <w:rPr>
-          <w:rFonts w:ascii="Times New Roman" w:hAnsi="Times New Roman" w:cs="Times New Roman"/>
-          <w:b w:val="0"/>
-          <w:bCs w:val="0"/>
-          <w:color w:val="auto"/>
-          <w:sz w:val="28"/>
-          <w:szCs w:val="28"/>
-          <w:u w:val="single"/>
-        </w:rPr>
-      </w:pPr>
-      <w:r>
-        <w:rPr>
-          <w:rFonts w:ascii="Times New Roman" w:hAnsi="Times New Roman" w:cs="Times New Roman"/>
-          <w:b w:val="0"/>
-          <w:bCs w:val="0"/>
-          <w:color w:val="auto"/>
-          <w:sz w:val="28"/>
-          <w:szCs w:val="28"/>
-          <w:u w:val="single"/>
-        </w:rPr>
         <w:t>SCHEDULE OF PROPERTY</w:t>
       </w:r>
     </w:p>
@@ -7370,7 +7247,15 @@
           <w:sz w:val="28"/>
           <w:szCs w:val="28"/>
         </w:rPr>
-        <w:t xml:space="preserve">, </w:t>
+        <w:t>,</w:t>
+      </w:r>
+      <w:r>
+        <w:rPr>
+          <w:rFonts w:ascii="Times New Roman" w:hAnsi="Times New Roman" w:cs="Times New Roman"/>
+          <w:sz w:val="28"/>
+          <w:szCs w:val="28"/>
+        </w:rPr>
+        <w:t xml:space="preserve"> </w:t>
       </w:r>
       <w:r>
         <w:rPr>
@@ -8858,8 +8743,8 @@
         <w:jc w:val="both"/>
         <w:rPr>
           <w:rFonts w:ascii="Times New Roman" w:hAnsi="Times New Roman" w:cs="Times New Roman"/>
-          <w:sz w:val="28"/>
-          <w:szCs w:val="28"/>
+          <w:sz w:val="16"/>
+          <w:szCs w:val="16"/>
         </w:rPr>
       </w:pPr>
     </w:p>
@@ -9156,6 +9041,34 @@
           <w:sz w:val="28"/>
           <w:szCs w:val="28"/>
         </w:rPr>
+        <w:t xml:space="preserve"> in </w:t>
+      </w:r>
+      <w:r>
+        <w:rPr>
+          <w:rFonts w:ascii="Times New Roman" w:hAnsi="Times New Roman" w:cs="Times New Roman"/>
+          <w:sz w:val="28"/>
+          <w:szCs w:val="28"/>
+        </w:rPr>
+        <w:t>plot no.</w:t>
+      </w:r>
+      <w:r>
+        <w:rPr>
+          <w:rFonts w:ascii="Times New Roman" w:hAnsi="Times New Roman" w:cs="Times New Roman"/>
+          <w:b/>
+          <w:bCs/>
+          <w:sz w:val="28"/>
+          <w:szCs w:val="28"/>
+        </w:rPr>
+        <w:t>&lt;Plot No.&gt;</w:t>
+      </w:r>
+      <w:r>
+        <w:rPr>
+          <w:rFonts w:ascii="Times New Roman" w:hAnsi="Times New Roman" w:cs="Times New Roman"/>
+          <w:b/>
+          <w:bCs/>
+          <w:sz w:val="28"/>
+          <w:szCs w:val="28"/>
+        </w:rPr>
         <w:t xml:space="preserve"> </w:t>
       </w:r>
       <w:r>
@@ -9164,7 +9077,721 @@
           <w:sz w:val="28"/>
           <w:szCs w:val="28"/>
         </w:rPr>
-        <w:t xml:space="preserve">having a </w:t>
+        <w:t>&amp;</w:t>
+      </w:r>
+      <w:r>
+        <w:rPr>
+          <w:rFonts w:ascii="Times New Roman" w:hAnsi="Times New Roman" w:cs="Times New Roman"/>
+          <w:b/>
+          <w:bCs/>
+          <w:sz w:val="28"/>
+          <w:szCs w:val="28"/>
+        </w:rPr>
+        <w:t xml:space="preserve"> </w:t>
+      </w:r>
+      <w:r>
+        <w:rPr>
+          <w:rFonts w:ascii="Times New Roman" w:hAnsi="Times New Roman" w:cs="Times New Roman"/>
+          <w:sz w:val="28"/>
+          <w:szCs w:val="28"/>
+        </w:rPr>
+        <w:t>Survey No</w:t>
+      </w:r>
+      <w:r>
+        <w:rPr>
+          <w:rFonts w:ascii="Times New Roman" w:hAnsi="Times New Roman" w:cs="Times New Roman"/>
+          <w:sz w:val="28"/>
+          <w:szCs w:val="28"/>
+        </w:rPr>
+        <w:t>/</w:t>
+      </w:r>
+      <w:r>
+        <w:rPr>
+          <w:rFonts w:ascii="Times New Roman" w:hAnsi="Times New Roman" w:cs="Times New Roman"/>
+          <w:sz w:val="28"/>
+          <w:szCs w:val="28"/>
+        </w:rPr>
+        <w:t>s.</w:t>
+      </w:r>
+      <w:r>
+        <w:rPr>
+          <w:rFonts w:ascii="Times New Roman" w:hAnsi="Times New Roman" w:cs="Times New Roman"/>
+          <w:b/>
+          <w:bCs/>
+          <w:sz w:val="28"/>
+          <w:szCs w:val="28"/>
+        </w:rPr>
+        <w:t>&lt;Survey No.&gt;</w:t>
+      </w:r>
+      <w:r>
+        <w:rPr>
+          <w:rFonts w:ascii="Times New Roman" w:hAnsi="Times New Roman" w:cs="Times New Roman"/>
+          <w:sz w:val="28"/>
+          <w:szCs w:val="28"/>
+        </w:rPr>
+        <w:t>,</w:t>
+      </w:r>
+      <w:r>
+        <w:rPr>
+          <w:rFonts w:ascii="Times New Roman" w:hAnsi="Times New Roman" w:cs="Times New Roman"/>
+          <w:sz w:val="28"/>
+          <w:szCs w:val="28"/>
+        </w:rPr>
+        <w:t xml:space="preserve"> </w:t>
+      </w:r>
+    </w:p>
+    <w:p>
+      <w:pPr>
+        <w:ind w:firstLine="720"/>
+        <w:jc w:val="both"/>
+        <w:rPr>
+          <w:rFonts w:ascii="Times New Roman" w:hAnsi="Times New Roman" w:cs="Times New Roman"/>
+          <w:sz w:val="14"/>
+          <w:szCs w:val="14"/>
+        </w:rPr>
+      </w:pPr>
+    </w:p>
+    <w:p>
+      <w:pPr>
+        <w:jc w:val="both"/>
+        <w:rPr>
+          <w:rFonts w:ascii="Times New Roman" w:hAnsi="Times New Roman" w:cs="Times New Roman"/>
+          <w:sz w:val="26"/>
+          <w:szCs w:val="26"/>
+        </w:rPr>
+      </w:pPr>
+      <w:r>
+        <w:rPr>
+          <w:rFonts w:ascii="Times New Roman" w:hAnsi="Times New Roman" w:cs="Times New Roman"/>
+          <w:sz w:val="26"/>
+          <w:szCs w:val="26"/>
+        </w:rPr>
+        <w:t xml:space="preserve"> </w:t>
+      </w:r>
+      <w:r>
+        <w:rPr>
+          <w:rFonts w:ascii="Times New Roman" w:hAnsi="Times New Roman" w:cs="Times New Roman"/>
+          <w:sz w:val="26"/>
+          <w:szCs w:val="26"/>
+        </w:rPr>
+        <w:t>BUILDING / FLOOR DETAILS</w:t>
+      </w:r>
+      <w:r>
+        <w:rPr>
+          <w:rFonts w:ascii="Times New Roman" w:hAnsi="Times New Roman" w:cs="Times New Roman"/>
+          <w:sz w:val="26"/>
+          <w:szCs w:val="26"/>
+        </w:rPr>
+        <w:t>:</w:t>
+      </w:r>
+    </w:p>
+    <w:p>
+      <w:pPr>
+        <w:jc w:val="both"/>
+        <w:rPr>
+          <w:rFonts w:ascii="Times New Roman" w:hAnsi="Times New Roman" w:cs="Times New Roman"/>
+          <w:sz w:val="14"/>
+          <w:szCs w:val="14"/>
+        </w:rPr>
+      </w:pPr>
+    </w:p>
+    <w:tbl>
+      <w:tblPr>
+        <w:tblStyle w:val="TableGrid"/>
+        <w:tblW w:w="9720" w:type="dxa"/>
+        <w:tblInd w:w="198" w:type="dxa"/>
+        <w:tblLook w:val="04A0"/>
+      </w:tblPr>
+      <w:tblGrid>
+        <w:gridCol w:w="1650"/>
+        <w:gridCol w:w="1897"/>
+        <w:gridCol w:w="1673"/>
+        <w:gridCol w:w="1636"/>
+        <w:gridCol w:w="2864"/>
+      </w:tblGrid>
+      <w:tr>
+        <w:tc>
+          <w:tcPr>
+            <w:tcW w:w="1650" w:type="dxa"/>
+            <w:vAlign w:val="center"/>
+          </w:tcPr>
+          <w:p>
+            <w:pPr>
+              <w:widowControl/>
+              <w:autoSpaceDE/>
+              <w:autoSpaceDN/>
+              <w:jc w:val="center"/>
+              <w:rPr>
+                <w:rFonts w:ascii="Times New Roman" w:eastAsia="Times New Roman" w:hAnsi="Times New Roman" w:cs="Times New Roman"/>
+                <w:sz w:val="26"/>
+                <w:szCs w:val="26"/>
+                <w:lang w:bidi="te-IN"/>
+              </w:rPr>
+            </w:pPr>
+            <w:r>
+              <w:rPr>
+                <w:rFonts w:ascii="Times New Roman" w:eastAsia="Times New Roman" w:hAnsi="Times New Roman" w:cs="Times New Roman"/>
+                <w:sz w:val="26"/>
+                <w:szCs w:val="26"/>
+                <w:lang w:bidi="te-IN"/>
+              </w:rPr>
+              <w:t>Floor No.</w:t>
+            </w:r>
+          </w:p>
+        </w:tc>
+        <w:tc>
+          <w:tcPr>
+            <w:tcW w:w="1897" w:type="dxa"/>
+            <w:vAlign w:val="center"/>
+          </w:tcPr>
+          <w:p>
+            <w:pPr>
+              <w:widowControl/>
+              <w:autoSpaceDE/>
+              <w:autoSpaceDN/>
+              <w:jc w:val="center"/>
+              <w:rPr>
+                <w:rFonts w:ascii="Times New Roman" w:eastAsia="Times New Roman" w:hAnsi="Times New Roman" w:cs="Times New Roman"/>
+                <w:sz w:val="26"/>
+                <w:szCs w:val="26"/>
+                <w:lang w:bidi="te-IN"/>
+              </w:rPr>
+            </w:pPr>
+            <w:r>
+              <w:rPr>
+                <w:rFonts w:ascii="Times New Roman" w:eastAsia="Times New Roman" w:hAnsi="Times New Roman" w:cs="Times New Roman"/>
+                <w:sz w:val="26"/>
+                <w:szCs w:val="26"/>
+                <w:lang w:bidi="te-IN"/>
+              </w:rPr>
+              <w:t>Structure Type</w:t>
+            </w:r>
+          </w:p>
+        </w:tc>
+        <w:tc>
+          <w:tcPr>
+            <w:tcW w:w="1673" w:type="dxa"/>
+            <w:vAlign w:val="center"/>
+          </w:tcPr>
+          <w:p>
+            <w:pPr>
+              <w:widowControl/>
+              <w:autoSpaceDE/>
+              <w:autoSpaceDN/>
+              <w:jc w:val="center"/>
+              <w:rPr>
+                <w:rFonts w:ascii="Times New Roman" w:eastAsia="Times New Roman" w:hAnsi="Times New Roman" w:cs="Times New Roman"/>
+                <w:sz w:val="26"/>
+                <w:szCs w:val="26"/>
+                <w:lang w:bidi="te-IN"/>
+              </w:rPr>
+            </w:pPr>
+            <w:r>
+              <w:rPr>
+                <w:rFonts w:ascii="Times New Roman" w:eastAsia="Times New Roman" w:hAnsi="Times New Roman" w:cs="Times New Roman"/>
+                <w:sz w:val="26"/>
+                <w:szCs w:val="26"/>
+                <w:lang w:bidi="te-IN"/>
+              </w:rPr>
+              <w:t>Stage</w:t>
+            </w:r>
+          </w:p>
+        </w:tc>
+        <w:tc>
+          <w:tcPr>
+            <w:tcW w:w="1636" w:type="dxa"/>
+            <w:vAlign w:val="center"/>
+          </w:tcPr>
+          <w:p>
+            <w:pPr>
+              <w:widowControl/>
+              <w:autoSpaceDE/>
+              <w:autoSpaceDN/>
+              <w:jc w:val="center"/>
+              <w:rPr>
+                <w:rFonts w:ascii="Times New Roman" w:eastAsia="Times New Roman" w:hAnsi="Times New Roman" w:cs="Times New Roman"/>
+                <w:sz w:val="26"/>
+                <w:szCs w:val="26"/>
+                <w:lang w:bidi="te-IN"/>
+              </w:rPr>
+            </w:pPr>
+            <w:r>
+              <w:rPr>
+                <w:rFonts w:ascii="Times New Roman" w:eastAsia="Times New Roman" w:hAnsi="Times New Roman" w:cs="Times New Roman"/>
+                <w:sz w:val="26"/>
+                <w:szCs w:val="26"/>
+                <w:lang w:bidi="te-IN"/>
+              </w:rPr>
+              <w:t>Building Age</w:t>
+            </w:r>
+          </w:p>
+        </w:tc>
+        <w:tc>
+          <w:tcPr>
+            <w:tcW w:w="2864" w:type="dxa"/>
+            <w:vAlign w:val="center"/>
+          </w:tcPr>
+          <w:p>
+            <w:pPr>
+              <w:widowControl/>
+              <w:autoSpaceDE/>
+              <w:autoSpaceDN/>
+              <w:jc w:val="center"/>
+              <w:rPr>
+                <w:rFonts w:ascii="Times New Roman" w:eastAsia="Times New Roman" w:hAnsi="Times New Roman" w:cs="Times New Roman"/>
+                <w:sz w:val="26"/>
+                <w:szCs w:val="26"/>
+                <w:lang w:bidi="te-IN"/>
+              </w:rPr>
+            </w:pPr>
+            <w:r>
+              <w:rPr>
+                <w:rFonts w:ascii="Times New Roman" w:eastAsia="Times New Roman" w:hAnsi="Times New Roman" w:cs="Times New Roman"/>
+                <w:sz w:val="26"/>
+                <w:szCs w:val="26"/>
+                <w:lang w:bidi="te-IN"/>
+              </w:rPr>
+              <w:t>Built-up Area (</w:t>
+            </w:r>
+            <w:proofErr w:type="spellStart"/>
+            <w:r>
+              <w:rPr>
+                <w:rFonts w:ascii="Times New Roman" w:eastAsia="Times New Roman" w:hAnsi="Times New Roman" w:cs="Times New Roman"/>
+                <w:sz w:val="26"/>
+                <w:szCs w:val="26"/>
+                <w:lang w:bidi="te-IN"/>
+              </w:rPr>
+              <w:t>Sq.Ft</w:t>
+            </w:r>
+            <w:proofErr w:type="spellEnd"/>
+            <w:r>
+              <w:rPr>
+                <w:rFonts w:ascii="Times New Roman" w:eastAsia="Times New Roman" w:hAnsi="Times New Roman" w:cs="Times New Roman"/>
+                <w:sz w:val="26"/>
+                <w:szCs w:val="26"/>
+                <w:lang w:bidi="te-IN"/>
+              </w:rPr>
+              <w:t>.)</w:t>
+            </w:r>
+          </w:p>
+        </w:tc>
+      </w:tr>
+      <w:tr>
+        <w:tc>
+          <w:tcPr>
+            <w:tcW w:w="1650" w:type="dxa"/>
+            <w:vAlign w:val="center"/>
+          </w:tcPr>
+          <w:p>
+            <w:pPr>
+              <w:widowControl/>
+              <w:autoSpaceDE/>
+              <w:autoSpaceDN/>
+              <w:jc w:val="center"/>
+              <w:rPr>
+                <w:rFonts w:ascii="Times New Roman" w:eastAsia="Times New Roman" w:hAnsi="Times New Roman" w:cs="Times New Roman"/>
+                <w:sz w:val="26"/>
+                <w:szCs w:val="26"/>
+                <w:lang w:bidi="te-IN"/>
+              </w:rPr>
+            </w:pPr>
+            <w:r>
+              <w:rPr>
+                <w:rFonts w:ascii="Times New Roman" w:eastAsia="Times New Roman" w:hAnsi="Times New Roman" w:cs="Times New Roman"/>
+                <w:sz w:val="26"/>
+                <w:szCs w:val="26"/>
+                <w:lang w:bidi="te-IN"/>
+              </w:rPr>
+              <w:t>&lt;Floor No.&gt;</w:t>
+            </w:r>
+          </w:p>
+        </w:tc>
+        <w:tc>
+          <w:tcPr>
+            <w:tcW w:w="1897" w:type="dxa"/>
+            <w:vAlign w:val="center"/>
+          </w:tcPr>
+          <w:p>
+            <w:pPr>
+              <w:widowControl/>
+              <w:autoSpaceDE/>
+              <w:autoSpaceDN/>
+              <w:jc w:val="center"/>
+              <w:rPr>
+                <w:rFonts w:ascii="Times New Roman" w:eastAsia="Times New Roman" w:hAnsi="Times New Roman" w:cs="Times New Roman"/>
+                <w:sz w:val="26"/>
+                <w:szCs w:val="26"/>
+                <w:lang w:bidi="te-IN"/>
+              </w:rPr>
+            </w:pPr>
+            <w:r>
+              <w:rPr>
+                <w:rFonts w:ascii="Times New Roman" w:eastAsia="Times New Roman" w:hAnsi="Times New Roman" w:cs="Times New Roman"/>
+                <w:sz w:val="26"/>
+                <w:szCs w:val="26"/>
+                <w:lang w:bidi="te-IN"/>
+              </w:rPr>
+              <w:t>&lt;Structure Type&gt;</w:t>
+            </w:r>
+          </w:p>
+        </w:tc>
+        <w:tc>
+          <w:tcPr>
+            <w:tcW w:w="1673" w:type="dxa"/>
+            <w:vAlign w:val="center"/>
+          </w:tcPr>
+          <w:p>
+            <w:pPr>
+              <w:widowControl/>
+              <w:autoSpaceDE/>
+              <w:autoSpaceDN/>
+              <w:jc w:val="center"/>
+              <w:rPr>
+                <w:rFonts w:ascii="Times New Roman" w:eastAsia="Times New Roman" w:hAnsi="Times New Roman" w:cs="Times New Roman"/>
+                <w:sz w:val="26"/>
+                <w:szCs w:val="26"/>
+                <w:lang w:bidi="te-IN"/>
+              </w:rPr>
+            </w:pPr>
+            <w:r>
+              <w:rPr>
+                <w:rFonts w:ascii="Times New Roman" w:eastAsia="Times New Roman" w:hAnsi="Times New Roman" w:cs="Times New Roman"/>
+                <w:sz w:val="26"/>
+                <w:szCs w:val="26"/>
+                <w:lang w:bidi="te-IN"/>
+              </w:rPr>
+              <w:t>&lt;Stage&gt;</w:t>
+            </w:r>
+          </w:p>
+        </w:tc>
+        <w:tc>
+          <w:tcPr>
+            <w:tcW w:w="1636" w:type="dxa"/>
+            <w:vAlign w:val="center"/>
+          </w:tcPr>
+          <w:p>
+            <w:pPr>
+              <w:widowControl/>
+              <w:autoSpaceDE/>
+              <w:autoSpaceDN/>
+              <w:jc w:val="center"/>
+              <w:rPr>
+                <w:rFonts w:ascii="Times New Roman" w:eastAsia="Times New Roman" w:hAnsi="Times New Roman" w:cs="Times New Roman"/>
+                <w:sz w:val="26"/>
+                <w:szCs w:val="26"/>
+                <w:lang w:bidi="te-IN"/>
+              </w:rPr>
+            </w:pPr>
+            <w:r>
+              <w:rPr>
+                <w:rFonts w:ascii="Times New Roman" w:eastAsia="Times New Roman" w:hAnsi="Times New Roman" w:cs="Times New Roman"/>
+                <w:sz w:val="26"/>
+                <w:szCs w:val="26"/>
+                <w:lang w:bidi="te-IN"/>
+              </w:rPr>
+              <w:t>&lt;Building Age&gt;</w:t>
+            </w:r>
+          </w:p>
+        </w:tc>
+        <w:tc>
+          <w:tcPr>
+            <w:tcW w:w="2864" w:type="dxa"/>
+            <w:vAlign w:val="center"/>
+          </w:tcPr>
+          <w:p>
+            <w:pPr>
+              <w:widowControl/>
+              <w:autoSpaceDE/>
+              <w:autoSpaceDN/>
+              <w:jc w:val="center"/>
+              <w:rPr>
+                <w:rFonts w:ascii="Times New Roman" w:eastAsia="Times New Roman" w:hAnsi="Times New Roman" w:cs="Times New Roman"/>
+                <w:sz w:val="26"/>
+                <w:szCs w:val="26"/>
+                <w:lang w:bidi="te-IN"/>
+              </w:rPr>
+            </w:pPr>
+            <w:r>
+              <w:rPr>
+                <w:rFonts w:ascii="Times New Roman" w:eastAsia="Times New Roman" w:hAnsi="Times New Roman" w:cs="Times New Roman"/>
+                <w:sz w:val="26"/>
+                <w:szCs w:val="26"/>
+                <w:lang w:bidi="te-IN"/>
+              </w:rPr>
+              <w:t xml:space="preserve">&lt;Built-up Area&gt;</w:t>
+            </w:r>
+            <w:proofErr w:type="spellStart"/>
+            <w:r>
+              <w:rPr>
+                <w:rFonts w:ascii="Times New Roman" w:eastAsia="Times New Roman" w:hAnsi="Times New Roman" w:cs="Times New Roman"/>
+                <w:sz w:val="26"/>
+                <w:szCs w:val="26"/>
+                <w:lang w:bidi="te-IN"/>
+              </w:rPr>
+              <w:t/>
+            </w:r>
+            <w:proofErr w:type="spellEnd"/>
+            <w:r>
+              <w:rPr>
+                <w:rFonts w:ascii="Times New Roman" w:eastAsia="Times New Roman" w:hAnsi="Times New Roman" w:cs="Times New Roman"/>
+                <w:sz w:val="26"/>
+                <w:szCs w:val="26"/>
+                <w:lang w:bidi="te-IN"/>
+              </w:rPr>
+              <w:t/>
+            </w:r>
+          </w:p>
+        </w:tc>
+      </w:tr>
+      <w:tr>
+        <w:tc>
+          <w:tcPr>
+            <w:tcW w:w="6856" w:type="dxa"/>
+            <w:gridSpan w:val="4"/>
+            <w:vAlign w:val="center"/>
+          </w:tcPr>
+          <w:p>
+            <w:pPr>
+              <w:widowControl/>
+              <w:autoSpaceDE/>
+              <w:autoSpaceDN/>
+              <w:jc w:val="right"/>
+              <w:rPr>
+                <w:rFonts w:ascii="Times New Roman" w:eastAsia="Times New Roman" w:hAnsi="Times New Roman" w:cs="Times New Roman"/>
+                <w:sz w:val="26"/>
+                <w:szCs w:val="26"/>
+                <w:lang w:bidi="te-IN"/>
+              </w:rPr>
+            </w:pPr>
+            <w:r>
+              <w:rPr>
+                <w:rFonts w:ascii="Times New Roman" w:eastAsia="Times New Roman" w:hAnsi="Times New Roman" w:cs="Times New Roman"/>
+                <w:sz w:val="26"/>
+                <w:szCs w:val="26"/>
+                <w:lang w:bidi="te-IN"/>
+              </w:rPr>
+              <w:t>TOTAL</w:t>
+            </w:r>
+          </w:p>
+        </w:tc>
+        <w:tc>
+          <w:tcPr>
+            <w:tcW w:w="2864" w:type="dxa"/>
+            <w:vAlign w:val="center"/>
+          </w:tcPr>
+          <w:p>
+            <w:pPr>
+              <w:widowControl/>
+              <w:autoSpaceDE/>
+              <w:autoSpaceDN/>
+              <w:jc w:val="center"/>
+              <w:rPr>
+                <w:rFonts w:ascii="Times New Roman" w:eastAsia="Times New Roman" w:hAnsi="Times New Roman" w:cs="Times New Roman"/>
+                <w:sz w:val="26"/>
+                <w:szCs w:val="26"/>
+                <w:lang w:bidi="te-IN"/>
+              </w:rPr>
+            </w:pPr>
+            <w:r>
+              <w:rPr>
+                <w:rFonts w:ascii="Times New Roman" w:eastAsia="Times New Roman" w:hAnsi="Times New Roman" w:cs="Times New Roman"/>
+                <w:sz w:val="26"/>
+                <w:szCs w:val="26"/>
+                <w:lang w:bidi="te-IN"/>
+              </w:rPr>
+              <w:t xml:space="preserve">&lt;Total Built-up Area&gt;</w:t>
+            </w:r>
+            <w:proofErr w:type="spellStart"/>
+            <w:r>
+              <w:rPr>
+                <w:rFonts w:ascii="Times New Roman" w:eastAsia="Times New Roman" w:hAnsi="Times New Roman" w:cs="Times New Roman"/>
+                <w:sz w:val="26"/>
+                <w:szCs w:val="26"/>
+                <w:lang w:bidi="te-IN"/>
+              </w:rPr>
+              <w:t/>
+            </w:r>
+            <w:proofErr w:type="spellEnd"/>
+            <w:r>
+              <w:rPr>
+                <w:rFonts w:ascii="Times New Roman" w:eastAsia="Times New Roman" w:hAnsi="Times New Roman" w:cs="Times New Roman"/>
+                <w:sz w:val="26"/>
+                <w:szCs w:val="26"/>
+                <w:lang w:bidi="te-IN"/>
+              </w:rPr>
+              <w:t/>
+            </w:r>
+          </w:p>
+        </w:tc>
+      </w:tr>
+    </w:tbl>
+    <w:p>
+      <w:pPr>
+        <w:ind w:firstLine="720"/>
+        <w:jc w:val="both"/>
+        <w:rPr>
+          <w:rFonts w:ascii="Times New Roman" w:hAnsi="Times New Roman" w:cs="Times New Roman"/>
+          <w:sz w:val="16"/>
+          <w:szCs w:val="16"/>
+        </w:rPr>
+      </w:pPr>
+    </w:p>
+    <w:p>
+      <w:pPr>
+        <w:jc w:val="both"/>
+        <w:rPr>
+          <w:rFonts w:ascii="Times New Roman" w:hAnsi="Times New Roman" w:cs="Times New Roman"/>
+          <w:sz w:val="28"/>
+          <w:szCs w:val="28"/>
+        </w:rPr>
+      </w:pPr>
+      <w:proofErr w:type="gramStart"/>
+      <w:r>
+        <w:rPr>
+          <w:rFonts w:ascii="Times New Roman" w:hAnsi="Times New Roman" w:cs="Times New Roman"/>
+          <w:spacing w:val="6"/>
+          <w:sz w:val="28"/>
+        </w:rPr>
+        <w:t>situated</w:t>
+      </w:r>
+      <w:proofErr w:type="gramEnd"/>
+      <w:r>
+        <w:rPr>
+          <w:rFonts w:ascii="Times New Roman" w:hAnsi="Times New Roman" w:cs="Times New Roman"/>
+          <w:spacing w:val="6"/>
+          <w:sz w:val="28"/>
+        </w:rPr>
+        <w:t xml:space="preserve"> at </w:t>
+      </w:r>
+      <w:r>
+        <w:rPr>
+          <w:rFonts w:ascii="Times New Roman" w:hAnsi="Times New Roman" w:cs="Times New Roman"/>
+          <w:sz w:val="28"/>
+          <w:szCs w:val="28"/>
+        </w:rPr>
+        <w:t>‘&lt;Locality&gt;’</w:t>
+      </w:r>
+      <w:r>
+        <w:rPr>
+          <w:rFonts w:ascii="Times New Roman" w:hAnsi="Times New Roman" w:cs="Times New Roman"/>
+          <w:sz w:val="28"/>
+          <w:szCs w:val="28"/>
+        </w:rPr>
+        <w:t xml:space="preserve"> </w:t>
+      </w:r>
+      <w:r>
+        <w:rPr>
+          <w:rFonts w:ascii="Times New Roman" w:hAnsi="Times New Roman" w:cs="Times New Roman"/>
+          <w:spacing w:val="6"/>
+          <w:sz w:val="28"/>
+        </w:rPr>
+        <w:t xml:space="preserve">locality of </w:t>
+      </w:r>
+      <w:r>
+        <w:rPr>
+          <w:rFonts w:ascii="Times New Roman" w:hAnsi="Times New Roman" w:cs="Times New Roman"/>
+          <w:b/>
+          <w:bCs/>
+          <w:sz w:val="28"/>
+          <w:szCs w:val="28"/>
+        </w:rPr>
+        <w:t>&lt;Village&gt;</w:t>
+      </w:r>
+      <w:r>
+        <w:rPr>
+          <w:rFonts w:ascii="Times New Roman" w:hAnsi="Times New Roman" w:cs="Times New Roman"/>
+          <w:b/>
+          <w:bCs/>
+          <w:sz w:val="28"/>
+          <w:szCs w:val="28"/>
+        </w:rPr>
+        <w:t xml:space="preserve"> </w:t>
+      </w:r>
+      <w:r>
+        <w:rPr>
+          <w:rFonts w:ascii="Times New Roman" w:hAnsi="Times New Roman" w:cs="Times New Roman"/>
+          <w:sz w:val="28"/>
+          <w:szCs w:val="28"/>
+        </w:rPr>
+        <w:t>Village,</w:t>
+      </w:r>
+      <w:r>
+        <w:rPr>
+          <w:rFonts w:ascii="Times New Roman" w:hAnsi="Times New Roman" w:cs="Times New Roman"/>
+          <w:b/>
+          <w:bCs/>
+          <w:sz w:val="28"/>
+          <w:szCs w:val="28"/>
+        </w:rPr>
+        <w:t xml:space="preserve"> </w:t>
+      </w:r>
+      <w:r>
+        <w:rPr>
+          <w:rFonts w:ascii="Times New Roman" w:hAnsi="Times New Roman" w:cs="Times New Roman"/>
+          <w:sz w:val="28"/>
+          <w:szCs w:val="28"/>
+        </w:rPr>
+        <w:t>&lt;</w:t>
+      </w:r>
+      <w:proofErr w:type="spellStart"/>
+      <w:r>
+        <w:rPr>
+          <w:rFonts w:ascii="Times New Roman" w:hAnsi="Times New Roman" w:cs="Times New Roman"/>
+          <w:sz w:val="28"/>
+          <w:szCs w:val="28"/>
+        </w:rPr>
+        <w:t>Mandal</w:t>
+      </w:r>
+      <w:proofErr w:type="spellEnd"/>
+      <w:r>
+        <w:rPr>
+          <w:rFonts w:ascii="Times New Roman" w:hAnsi="Times New Roman" w:cs="Times New Roman"/>
+          <w:sz w:val="28"/>
+          <w:szCs w:val="28"/>
+        </w:rPr>
+        <w:t>&gt;</w:t>
+      </w:r>
+      <w:r>
+        <w:rPr>
+          <w:rFonts w:ascii="Times New Roman" w:hAnsi="Times New Roman" w:cs="Times New Roman"/>
+          <w:sz w:val="28"/>
+          <w:szCs w:val="28"/>
+        </w:rPr>
+        <w:t xml:space="preserve"> </w:t>
+      </w:r>
+      <w:proofErr w:type="spellStart"/>
+      <w:r>
+        <w:rPr>
+          <w:rFonts w:ascii="Times New Roman" w:hAnsi="Times New Roman" w:cs="Times New Roman"/>
+          <w:sz w:val="28"/>
+          <w:szCs w:val="28"/>
+        </w:rPr>
+        <w:t>mandal</w:t>
+      </w:r>
+      <w:proofErr w:type="spellEnd"/>
+      <w:r>
+        <w:rPr>
+          <w:rFonts w:ascii="Times New Roman" w:hAnsi="Times New Roman" w:cs="Times New Roman"/>
+          <w:sz w:val="28"/>
+          <w:szCs w:val="28"/>
+        </w:rPr>
+        <w:t>, District:</w:t>
+      </w:r>
+      <w:r>
+        <w:rPr>
+          <w:rFonts w:ascii="Times New Roman" w:hAnsi="Times New Roman" w:cs="Times New Roman"/>
+          <w:sz w:val="28"/>
+          <w:szCs w:val="28"/>
+        </w:rPr>
+        <w:t>&lt;District&gt;</w:t>
+      </w:r>
+      <w:r>
+        <w:rPr>
+          <w:rFonts w:ascii="Times New Roman" w:hAnsi="Times New Roman" w:cs="Times New Roman"/>
+          <w:sz w:val="28"/>
+          <w:szCs w:val="28"/>
+        </w:rPr>
+        <w:t>,</w:t>
       </w:r>
       <w:r>
         <w:rPr>
@@ -9175,12 +9802,22 @@
           <w:sz w:val="28"/>
           <w:szCs w:val="28"/>
         </w:rPr>
-        <w:t>plinth area of</w:t>
+        <w:t xml:space="preserve"> Pin Code</w:t>
       </w:r>
       <w:r>
         <w:rPr>
           <w:rStyle w:val="Strong"/>
           <w:rFonts w:ascii="Times New Roman" w:hAnsi="Times New Roman" w:cs="Times New Roman"/>
+          <w:b w:val="0"/>
+          <w:bCs w:val="0"/>
+          <w:sz w:val="28"/>
+          <w:szCs w:val="28"/>
+        </w:rPr>
+        <w:t>:</w:t>
+      </w:r>
+      <w:r>
+        <w:rPr>
+          <w:rFonts w:ascii="Times New Roman" w:hAnsi="Times New Roman" w:cs="Times New Roman"/>
           <w:sz w:val="28"/>
           <w:szCs w:val="28"/>
         </w:rPr>
@@ -9188,111 +9825,77 @@
       </w:r>
       <w:r>
         <w:rPr>
-          <w:rStyle w:val="Strong"/>
-          <w:rFonts w:ascii="Times New Roman" w:hAnsi="Times New Roman" w:cs="Times New Roman"/>
-          <w:sz w:val="28"/>
-          <w:szCs w:val="28"/>
-        </w:rPr>
-        <w:t>&lt;</w:t>
+          <w:rFonts w:ascii="Times New Roman" w:hAnsi="Times New Roman" w:cs="Times New Roman"/>
+          <w:sz w:val="28"/>
+          <w:szCs w:val="28"/>
+        </w:rPr>
+        <w:t>&lt;Pin Code&gt;</w:t>
+      </w:r>
+      <w:r>
+        <w:rPr>
+          <w:rFonts w:ascii="Times New Roman" w:hAnsi="Times New Roman" w:cs="Times New Roman"/>
+          <w:sz w:val="28"/>
+          <w:szCs w:val="28"/>
+        </w:rPr>
+        <w:t xml:space="preserve">, </w:t>
+      </w:r>
+      <w:r>
+        <w:rPr>
+          <w:rFonts w:ascii="Times New Roman" w:hAnsi="Times New Roman" w:cs="Times New Roman"/>
+          <w:sz w:val="28"/>
+          <w:szCs w:val="28"/>
+        </w:rPr>
+        <w:t>Within the jurisdictional limits of the Competent Local Authority</w:t>
+      </w:r>
+      <w:r>
+        <w:rPr>
+          <w:rFonts w:ascii="Times New Roman" w:hAnsi="Times New Roman" w:cs="Times New Roman"/>
+          <w:sz w:val="28"/>
+          <w:szCs w:val="28"/>
+        </w:rPr>
+        <w:t>,</w:t>
       </w:r>
       <w:r>
         <w:rPr>
           <w:rFonts w:ascii="Times New Roman" w:hAnsi="Times New Roman" w:cs="Times New Roman"/>
           <w:b/>
           <w:bCs/>
-          <w:sz w:val="29"/>
-          <w:szCs w:val="29"/>
-          <w:shd w:val="clear" w:color="auto" w:fill="FFFFFF"/>
-        </w:rPr>
-        <w:t>Plinth Area</w:t>
-      </w:r>
-      <w:r>
-        <w:rPr>
-          <w:rStyle w:val="Strong"/>
-          <w:rFonts w:ascii="Times New Roman" w:hAnsi="Times New Roman" w:cs="Times New Roman"/>
-          <w:sz w:val="28"/>
-          <w:szCs w:val="28"/>
-        </w:rPr>
-        <w:t xml:space="preserve">&gt; </w:t>
-      </w:r>
-      <w:r>
-        <w:rPr>
-          <w:rStyle w:val="Strong"/>
-          <w:rFonts w:ascii="Times New Roman" w:hAnsi="Times New Roman" w:cs="Times New Roman"/>
-          <w:b w:val="0"/>
-          <w:bCs w:val="0"/>
-          <w:sz w:val="28"/>
-          <w:szCs w:val="28"/>
-        </w:rPr>
-        <w:t xml:space="preserve">square </w:t>
-      </w:r>
-      <w:proofErr w:type="spellStart"/>
-      <w:r>
-        <w:rPr>
-          <w:rStyle w:val="Strong"/>
-          <w:rFonts w:ascii="Times New Roman" w:hAnsi="Times New Roman" w:cs="Times New Roman"/>
-          <w:b w:val="0"/>
-          <w:bCs w:val="0"/>
-          <w:sz w:val="28"/>
-          <w:szCs w:val="28"/>
-        </w:rPr>
-        <w:t>feets</w:t>
-      </w:r>
-      <w:proofErr w:type="spellEnd"/>
-      <w:r>
-        <w:rPr>
-          <w:rStyle w:val="Strong"/>
-          <w:rFonts w:ascii="Times New Roman" w:hAnsi="Times New Roman" w:cs="Times New Roman"/>
-          <w:b w:val="0"/>
-          <w:bCs w:val="0"/>
-          <w:sz w:val="28"/>
-          <w:szCs w:val="28"/>
-        </w:rPr>
-        <w:t xml:space="preserve"> consisting of &lt;</w:t>
-      </w:r>
-      <w:r>
-        <w:rPr>
-          <w:rFonts w:ascii="Times New Roman" w:hAnsi="Times New Roman" w:cs="Times New Roman"/>
-          <w:sz w:val="28"/>
-          <w:szCs w:val="28"/>
-          <w:shd w:val="clear" w:color="auto" w:fill="FFFFFF"/>
-        </w:rPr>
-        <w:t>Floors</w:t>
-      </w:r>
-      <w:r>
-        <w:rPr>
-          <w:rStyle w:val="Strong"/>
-          <w:rFonts w:ascii="Times New Roman" w:hAnsi="Times New Roman" w:cs="Times New Roman"/>
-          <w:b w:val="0"/>
-          <w:bCs w:val="0"/>
-          <w:sz w:val="28"/>
-          <w:szCs w:val="28"/>
-        </w:rPr>
-        <w:t>&gt; Floor/s,</w:t>
-      </w:r>
-      <w:r>
-        <w:rPr>
-          <w:rFonts w:ascii="Times New Roman" w:hAnsi="Times New Roman" w:cs="Times New Roman"/>
-          <w:sz w:val="28"/>
-          <w:szCs w:val="28"/>
-        </w:rPr>
-        <w:t xml:space="preserve"> </w:t>
-      </w:r>
-      <w:r>
-        <w:rPr>
-          <w:rFonts w:ascii="Times New Roman" w:hAnsi="Times New Roman" w:cs="Times New Roman"/>
-          <w:sz w:val="28"/>
-          <w:szCs w:val="28"/>
-        </w:rPr>
-        <w:t xml:space="preserve">in </w:t>
-      </w:r>
-      <w:r>
-        <w:rPr>
-          <w:rFonts w:ascii="Times New Roman" w:hAnsi="Times New Roman" w:cs="Times New Roman"/>
-          <w:sz w:val="28"/>
-          <w:szCs w:val="28"/>
-        </w:rPr>
-        <w:t>plot no.</w:t>
+          <w:sz w:val="28"/>
+          <w:szCs w:val="28"/>
+        </w:rPr>
+        <w:t>&lt;Village&gt;</w:t>
+      </w:r>
+      <w:r>
+        <w:rPr>
+          <w:rFonts w:ascii="Times New Roman" w:hAnsi="Times New Roman" w:cs="Times New Roman"/>
+          <w:sz w:val="28"/>
+          <w:szCs w:val="28"/>
+        </w:rPr>
+        <w:t>,</w:t>
+      </w:r>
+      <w:r>
+        <w:rPr>
+          <w:rFonts w:ascii="Times New Roman" w:hAnsi="Times New Roman" w:cs="Times New Roman"/>
+          <w:sz w:val="28"/>
+          <w:szCs w:val="28"/>
+        </w:rPr>
+        <w:t xml:space="preserve"> Registration Sub-District: &lt;</w:t>
+      </w:r>
+      <w:r>
+        <w:rPr>
+          <w:rFonts w:ascii="Times New Roman" w:hAnsi="Times New Roman" w:cs="Times New Roman"/>
+          <w:sz w:val="28"/>
+          <w:szCs w:val="28"/>
+        </w:rPr>
+        <w:t>Sub-Registrar</w:t>
+      </w:r>
+      <w:r>
+        <w:rPr>
+          <w:rFonts w:ascii="Times New Roman" w:hAnsi="Times New Roman" w:cs="Times New Roman"/>
+          <w:sz w:val="28"/>
+          <w:szCs w:val="28"/>
+        </w:rPr>
+        <w:t>&gt;</w:t>
       </w:r>
       <w:r>
         <w:rPr>
@@ -9302,16 +9905,6 @@
           <w:sz w:val="28"/>
           <w:szCs w:val="28"/>
         </w:rPr>
-        <w:t>&lt;Plot No.&gt;</w:t>
-      </w:r>
-      <w:r>
-        <w:rPr>
-          <w:rFonts w:ascii="Times New Roman" w:hAnsi="Times New Roman" w:cs="Times New Roman"/>
-          <w:b/>
-          <w:bCs/>
-          <w:sz w:val="28"/>
-          <w:szCs w:val="28"/>
-        </w:rPr>
         <w:t xml:space="preserve"> </w:t>
       </w:r>
       <w:r>
@@ -9320,13 +9913,19 @@
           <w:sz w:val="28"/>
           <w:szCs w:val="28"/>
         </w:rPr>
-        <w:t>&amp;</w:t>
-      </w:r>
-      <w:r>
-        <w:rPr>
-          <w:rFonts w:ascii="Times New Roman" w:hAnsi="Times New Roman" w:cs="Times New Roman"/>
-          <w:b/>
-          <w:bCs/>
+        <w:t>and within the Registration District</w:t>
+      </w:r>
+      <w:r>
+        <w:rPr>
+          <w:rFonts w:ascii="Times New Roman" w:hAnsi="Times New Roman" w:cs="Times New Roman"/>
+          <w:sz w:val="28"/>
+          <w:szCs w:val="28"/>
+        </w:rPr>
+        <w:t>:</w:t>
+      </w:r>
+      <w:r>
+        <w:rPr>
+          <w:rFonts w:ascii="Times New Roman" w:hAnsi="Times New Roman" w:cs="Times New Roman"/>
           <w:sz w:val="28"/>
           <w:szCs w:val="28"/>
         </w:rPr>
@@ -9338,41 +9937,7 @@
           <w:sz w:val="28"/>
           <w:szCs w:val="28"/>
         </w:rPr>
-        <w:t>Survey No</w:t>
-      </w:r>
-      <w:r>
-        <w:rPr>
-          <w:rFonts w:ascii="Times New Roman" w:hAnsi="Times New Roman" w:cs="Times New Roman"/>
-          <w:sz w:val="28"/>
-          <w:szCs w:val="28"/>
-        </w:rPr>
-        <w:t>/</w:t>
-      </w:r>
-      <w:r>
-        <w:rPr>
-          <w:rFonts w:ascii="Times New Roman" w:hAnsi="Times New Roman" w:cs="Times New Roman"/>
-          <w:sz w:val="28"/>
-          <w:szCs w:val="28"/>
-        </w:rPr>
-        <w:t>s.</w:t>
-      </w:r>
-      <w:r>
-        <w:rPr>
-          <w:rFonts w:ascii="Times New Roman" w:hAnsi="Times New Roman" w:cs="Times New Roman"/>
-          <w:b/>
-          <w:bCs/>
-          <w:sz w:val="28"/>
-          <w:szCs w:val="28"/>
-        </w:rPr>
-        <w:t>&lt;Survey No.&gt;</w:t>
-      </w:r>
-      <w:r>
-        <w:rPr>
-          <w:rFonts w:ascii="Times New Roman" w:hAnsi="Times New Roman" w:cs="Times New Roman"/>
-          <w:sz w:val="28"/>
-          <w:szCs w:val="28"/>
-        </w:rPr>
-        <w:t>,</w:t>
+        <w:t>&lt;District Registrar&gt;</w:t>
       </w:r>
       <w:r>
         <w:rPr>
@@ -9385,18 +9950,10 @@
       <w:r>
         <w:rPr>
           <w:rFonts w:ascii="Times New Roman" w:hAnsi="Times New Roman" w:cs="Times New Roman"/>
-          <w:spacing w:val="6"/>
-          <w:sz w:val="28"/>
-        </w:rPr>
-        <w:t xml:space="preserve">situated at </w:t>
-      </w:r>
-      <w:r>
-        <w:rPr>
-          <w:rFonts w:ascii="Times New Roman" w:hAnsi="Times New Roman" w:cs="Times New Roman"/>
-          <w:sz w:val="28"/>
-          <w:szCs w:val="28"/>
-        </w:rPr>
-        <w:t>‘&lt;Locality&gt;’</w:t>
+          <w:sz w:val="28"/>
+          <w:szCs w:val="28"/>
+        </w:rPr>
+        <w:t>and bounded as follows:</w:t>
       </w:r>
       <w:r>
         <w:rPr>
@@ -9405,280 +9962,11 @@
           <w:szCs w:val="28"/>
         </w:rPr>
         <w:t xml:space="preserve"> </w:t>
-      </w:r>
-      <w:r>
-        <w:rPr>
-          <w:rFonts w:ascii="Times New Roman" w:hAnsi="Times New Roman" w:cs="Times New Roman"/>
-          <w:spacing w:val="6"/>
-          <w:sz w:val="28"/>
-        </w:rPr>
-        <w:t xml:space="preserve">locality of </w:t>
-      </w:r>
-      <w:r>
-        <w:rPr>
-          <w:rFonts w:ascii="Times New Roman" w:hAnsi="Times New Roman" w:cs="Times New Roman"/>
-          <w:b/>
-          <w:bCs/>
-          <w:sz w:val="28"/>
-          <w:szCs w:val="28"/>
-        </w:rPr>
-        <w:t>&lt;Village&gt;</w:t>
-      </w:r>
-      <w:r>
-        <w:rPr>
-          <w:rFonts w:ascii="Times New Roman" w:hAnsi="Times New Roman" w:cs="Times New Roman"/>
-          <w:b/>
-          <w:bCs/>
-          <w:sz w:val="28"/>
-          <w:szCs w:val="28"/>
-        </w:rPr>
-        <w:t xml:space="preserve"> </w:t>
-      </w:r>
-      <w:r>
-        <w:rPr>
-          <w:rFonts w:ascii="Times New Roman" w:hAnsi="Times New Roman" w:cs="Times New Roman"/>
-          <w:sz w:val="28"/>
-          <w:szCs w:val="28"/>
-        </w:rPr>
-        <w:t>Village,</w:t>
-      </w:r>
-      <w:r>
-        <w:rPr>
-          <w:rFonts w:ascii="Times New Roman" w:hAnsi="Times New Roman" w:cs="Times New Roman"/>
-          <w:b/>
-          <w:bCs/>
-          <w:sz w:val="28"/>
-          <w:szCs w:val="28"/>
-        </w:rPr>
-        <w:t xml:space="preserve"> </w:t>
-      </w:r>
-      <w:r>
-        <w:rPr>
-          <w:rFonts w:ascii="Times New Roman" w:hAnsi="Times New Roman" w:cs="Times New Roman"/>
-          <w:sz w:val="28"/>
-          <w:szCs w:val="28"/>
-        </w:rPr>
-        <w:t>&lt;</w:t>
-      </w:r>
-      <w:proofErr w:type="spellStart"/>
-      <w:r>
-        <w:rPr>
-          <w:rFonts w:ascii="Times New Roman" w:hAnsi="Times New Roman" w:cs="Times New Roman"/>
-          <w:sz w:val="28"/>
-          <w:szCs w:val="28"/>
-        </w:rPr>
-        <w:t>Mandal</w:t>
-      </w:r>
-      <w:proofErr w:type="spellEnd"/>
-      <w:r>
-        <w:rPr>
-          <w:rFonts w:ascii="Times New Roman" w:hAnsi="Times New Roman" w:cs="Times New Roman"/>
-          <w:sz w:val="28"/>
-          <w:szCs w:val="28"/>
-        </w:rPr>
-        <w:t>&gt;</w:t>
-      </w:r>
-      <w:r>
-        <w:rPr>
-          <w:rFonts w:ascii="Times New Roman" w:hAnsi="Times New Roman" w:cs="Times New Roman"/>
-          <w:sz w:val="28"/>
-          <w:szCs w:val="28"/>
-        </w:rPr>
-        <w:t xml:space="preserve"> </w:t>
-      </w:r>
-      <w:proofErr w:type="spellStart"/>
-      <w:r>
-        <w:rPr>
-          <w:rFonts w:ascii="Times New Roman" w:hAnsi="Times New Roman" w:cs="Times New Roman"/>
-          <w:sz w:val="28"/>
-          <w:szCs w:val="28"/>
-        </w:rPr>
-        <w:t>mandal</w:t>
-      </w:r>
-      <w:proofErr w:type="spellEnd"/>
-      <w:r>
-        <w:rPr>
-          <w:rFonts w:ascii="Times New Roman" w:hAnsi="Times New Roman" w:cs="Times New Roman"/>
-          <w:sz w:val="28"/>
-          <w:szCs w:val="28"/>
-        </w:rPr>
-        <w:t>, District:</w:t>
-      </w:r>
-      <w:r>
-        <w:rPr>
-          <w:rFonts w:ascii="Times New Roman" w:hAnsi="Times New Roman" w:cs="Times New Roman"/>
-          <w:sz w:val="28"/>
-          <w:szCs w:val="28"/>
-        </w:rPr>
-        <w:t>&lt;District&gt;</w:t>
-      </w:r>
-      <w:r>
-        <w:rPr>
-          <w:rFonts w:ascii="Times New Roman" w:hAnsi="Times New Roman" w:cs="Times New Roman"/>
-          <w:sz w:val="28"/>
-          <w:szCs w:val="28"/>
-        </w:rPr>
-        <w:t>,</w:t>
-      </w:r>
-      <w:r>
-        <w:rPr>
-          <w:rStyle w:val="Strong"/>
-          <w:rFonts w:ascii="Times New Roman" w:hAnsi="Times New Roman" w:cs="Times New Roman"/>
-          <w:b w:val="0"/>
-          <w:bCs w:val="0"/>
-          <w:sz w:val="28"/>
-          <w:szCs w:val="28"/>
-        </w:rPr>
-        <w:t xml:space="preserve"> Pin Code</w:t>
-      </w:r>
-      <w:r>
-        <w:rPr>
-          <w:rStyle w:val="Strong"/>
-          <w:rFonts w:ascii="Times New Roman" w:hAnsi="Times New Roman" w:cs="Times New Roman"/>
-          <w:b w:val="0"/>
-          <w:bCs w:val="0"/>
-          <w:sz w:val="28"/>
-          <w:szCs w:val="28"/>
-        </w:rPr>
-        <w:t>:</w:t>
-      </w:r>
-      <w:r>
-        <w:rPr>
-          <w:rFonts w:ascii="Times New Roman" w:hAnsi="Times New Roman" w:cs="Times New Roman"/>
-          <w:sz w:val="28"/>
-          <w:szCs w:val="28"/>
-        </w:rPr>
-        <w:t xml:space="preserve"> </w:t>
-      </w:r>
-      <w:r>
-        <w:rPr>
-          <w:rFonts w:ascii="Times New Roman" w:hAnsi="Times New Roman" w:cs="Times New Roman"/>
-          <w:sz w:val="28"/>
-          <w:szCs w:val="28"/>
-        </w:rPr>
-        <w:t>&lt;Pin Code&gt;</w:t>
-      </w:r>
-      <w:r>
-        <w:rPr>
-          <w:rFonts w:ascii="Times New Roman" w:hAnsi="Times New Roman" w:cs="Times New Roman"/>
-          <w:sz w:val="28"/>
-          <w:szCs w:val="28"/>
-        </w:rPr>
-        <w:t xml:space="preserve">, </w:t>
-      </w:r>
-      <w:r>
-        <w:rPr>
-          <w:rFonts w:ascii="Times New Roman" w:hAnsi="Times New Roman" w:cs="Times New Roman"/>
-          <w:sz w:val="28"/>
-          <w:szCs w:val="28"/>
-        </w:rPr>
-        <w:t>Within the jurisdictional limits of the Competent Local Authority</w:t>
-      </w:r>
-      <w:r>
-        <w:rPr>
-          <w:rFonts w:ascii="Times New Roman" w:hAnsi="Times New Roman" w:cs="Times New Roman"/>
-          <w:sz w:val="28"/>
-          <w:szCs w:val="28"/>
-        </w:rPr>
-        <w:t>,</w:t>
-      </w:r>
-      <w:r>
-        <w:rPr>
-          <w:rFonts w:ascii="Times New Roman" w:hAnsi="Times New Roman" w:cs="Times New Roman"/>
-          <w:b/>
-          <w:bCs/>
-          <w:sz w:val="28"/>
-          <w:szCs w:val="28"/>
-        </w:rPr>
-        <w:t>&lt;Village&gt;</w:t>
-      </w:r>
-      <w:r>
-        <w:rPr>
-          <w:rFonts w:ascii="Times New Roman" w:hAnsi="Times New Roman" w:cs="Times New Roman"/>
-          <w:sz w:val="28"/>
-          <w:szCs w:val="28"/>
-        </w:rPr>
-        <w:t>,</w:t>
-      </w:r>
-      <w:r>
-        <w:rPr>
-          <w:rFonts w:ascii="Times New Roman" w:hAnsi="Times New Roman" w:cs="Times New Roman"/>
-          <w:sz w:val="28"/>
-          <w:szCs w:val="28"/>
-        </w:rPr>
-        <w:t xml:space="preserve"> Registration Sub-District: &lt;</w:t>
-      </w:r>
-      <w:r>
-        <w:rPr>
-          <w:rFonts w:ascii="Times New Roman" w:hAnsi="Times New Roman" w:cs="Times New Roman"/>
-          <w:sz w:val="28"/>
-          <w:szCs w:val="28"/>
-        </w:rPr>
-        <w:t>Sub-Registrar</w:t>
-      </w:r>
-      <w:r>
-        <w:rPr>
-          <w:rFonts w:ascii="Times New Roman" w:hAnsi="Times New Roman" w:cs="Times New Roman"/>
-          <w:sz w:val="28"/>
-          <w:szCs w:val="28"/>
-        </w:rPr>
-        <w:t>&gt;</w:t>
-      </w:r>
-      <w:r>
-        <w:rPr>
-          <w:rFonts w:ascii="Times New Roman" w:hAnsi="Times New Roman" w:cs="Times New Roman"/>
-          <w:b/>
-          <w:bCs/>
-          <w:sz w:val="28"/>
-          <w:szCs w:val="28"/>
-        </w:rPr>
-        <w:t xml:space="preserve"> </w:t>
-      </w:r>
-      <w:r>
-        <w:rPr>
-          <w:rFonts w:ascii="Times New Roman" w:hAnsi="Times New Roman" w:cs="Times New Roman"/>
-          <w:sz w:val="28"/>
-          <w:szCs w:val="28"/>
-        </w:rPr>
-        <w:t>and within the Registration District</w:t>
-      </w:r>
-      <w:r>
-        <w:rPr>
-          <w:rFonts w:ascii="Times New Roman" w:hAnsi="Times New Roman" w:cs="Times New Roman"/>
-          <w:sz w:val="28"/>
-          <w:szCs w:val="28"/>
-        </w:rPr>
-        <w:t>:</w:t>
-      </w:r>
-      <w:r>
-        <w:rPr>
-          <w:rFonts w:ascii="Times New Roman" w:hAnsi="Times New Roman" w:cs="Times New Roman"/>
-          <w:sz w:val="28"/>
-          <w:szCs w:val="28"/>
-        </w:rPr>
-        <w:t xml:space="preserve"> </w:t>
-      </w:r>
-      <w:r>
-        <w:rPr>
-          <w:rFonts w:ascii="Times New Roman" w:hAnsi="Times New Roman" w:cs="Times New Roman"/>
-          <w:sz w:val="28"/>
-          <w:szCs w:val="28"/>
-        </w:rPr>
-        <w:t xml:space="preserve">&lt;District Registrar&gt; </w:t>
-      </w:r>
-      <w:r>
-        <w:rPr>
-          <w:rFonts w:ascii="Times New Roman" w:hAnsi="Times New Roman" w:cs="Times New Roman"/>
-          <w:sz w:val="28"/>
-          <w:szCs w:val="28"/>
-        </w:rPr>
-        <w:t>and bounded as follows:</w:t>
       </w:r>
     </w:p>
     <w:p>
       <w:pPr>
-        <w:pStyle w:val="BodyText"/>
-        <w:spacing w:before="7"/>
+        <w:jc w:val="both"/>
         <w:rPr>
           <w:rFonts w:ascii="Times New Roman" w:hAnsi="Times New Roman" w:cs="Times New Roman"/>
           <w:sz w:val="28"/>
@@ -9929,43 +10217,54 @@
               <w:pStyle w:val="BodyText"/>
               <w:spacing w:line="20" w:lineRule="atLeast"/>
               <w:rPr>
+                <w:rFonts w:ascii="Times New Roman" w:hAnsi="Times New Roman" w:cs="Times New Roman"/>
+                <w:sz w:val="28"/>
+                <w:szCs w:val="28"/>
+              </w:rPr>
+            </w:pPr>
+            <w:r>
+              <w:rPr>
+                <w:rFonts w:ascii="Times New Roman" w:hAnsi="Times New Roman" w:cs="Times New Roman"/>
+                <w:sz w:val="28"/>
+                <w:szCs w:val="28"/>
+              </w:rPr>
+              <w:t>&lt;</w:t>
+            </w:r>
+            <w:r>
+              <w:rPr>
+                <w:rFonts w:ascii="Times New Roman" w:hAnsi="Times New Roman" w:cs="Times New Roman"/>
+                <w:sz w:val="28"/>
+                <w:szCs w:val="28"/>
+              </w:rPr>
+              <w:t xml:space="preserve">West </w:t>
+            </w:r>
+            <w:r>
+              <w:rPr>
+                <w:rFonts w:ascii="Times New Roman" w:hAnsi="Times New Roman" w:cs="Times New Roman"/>
+                <w:sz w:val="28"/>
+                <w:szCs w:val="28"/>
+              </w:rPr>
+              <w:t>Boundary&gt;</w:t>
+            </w:r>
+            <w:r>
+              <w:rPr>
+                <w:rFonts w:ascii="Times New Roman" w:hAnsi="Times New Roman" w:cs="Times New Roman"/>
+                <w:sz w:val="28"/>
+                <w:szCs w:val="28"/>
+              </w:rPr>
+              <w:t>.</w:t>
+            </w:r>
+          </w:p>
+          <w:p>
+            <w:pPr>
+              <w:pStyle w:val="BodyText"/>
+              <w:spacing w:line="20" w:lineRule="atLeast"/>
+              <w:rPr>
                 <w:rFonts w:ascii="Times New Roman" w:eastAsiaTheme="minorHAnsi" w:hAnsi="Times New Roman" w:cs="Times New Roman"/>
-                <w:sz w:val="28"/>
-                <w:szCs w:val="28"/>
+                <w:sz w:val="16"/>
+                <w:szCs w:val="16"/>
               </w:rPr>
             </w:pPr>
-            <w:r>
-              <w:rPr>
-                <w:rFonts w:ascii="Times New Roman" w:hAnsi="Times New Roman" w:cs="Times New Roman"/>
-                <w:sz w:val="28"/>
-                <w:szCs w:val="28"/>
-              </w:rPr>
-              <w:t>&lt;</w:t>
-            </w:r>
-            <w:r>
-              <w:rPr>
-                <w:rFonts w:ascii="Times New Roman" w:hAnsi="Times New Roman" w:cs="Times New Roman"/>
-                <w:sz w:val="28"/>
-                <w:szCs w:val="28"/>
-              </w:rPr>
-              <w:t xml:space="preserve">West </w:t>
-            </w:r>
-            <w:r>
-              <w:rPr>
-                <w:rFonts w:ascii="Times New Roman" w:hAnsi="Times New Roman" w:cs="Times New Roman"/>
-                <w:sz w:val="28"/>
-                <w:szCs w:val="28"/>
-              </w:rPr>
-              <w:t>Boundary&gt;</w:t>
-            </w:r>
-            <w:r>
-              <w:rPr>
-                <w:rFonts w:ascii="Times New Roman" w:hAnsi="Times New Roman" w:cs="Times New Roman"/>
-                <w:sz w:val="28"/>
-                <w:szCs w:val="28"/>
-              </w:rPr>
-              <w:t>.</w:t>
-            </w:r>
           </w:p>
         </w:tc>
       </w:tr>
@@ -9974,55 +10273,23 @@
       <w:pPr>
         <w:pStyle w:val="BodyText"/>
         <w:spacing w:before="7"/>
-        <w:rPr>
-          <w:rFonts w:ascii="Times New Roman" w:hAnsi="Times New Roman" w:cs="Nirmala UI"/>
+        <w:jc w:val="center"/>
+        <w:rPr>
+          <w:rFonts w:ascii="Times New Roman" w:hAnsi="Times New Roman" w:cs="Times New Roman"/>
           <w:b/>
           <w:bCs/>
-          <w:sz w:val="28"/>
-          <w:szCs w:val="28"/>
+          <w:sz w:val="32"/>
+          <w:szCs w:val="32"/>
           <w:lang w:bidi="te-IN"/>
         </w:rPr>
       </w:pPr>
-    </w:p>
-    <w:p>
-      <w:pPr>
-        <w:pStyle w:val="Heading1"/>
-        <w:ind w:right="72"/>
-        <w:rPr>
-          <w:b w:val="0"/>
-          <w:bCs w:val="0"/>
-          <w:spacing w:val="-10"/>
-          <w:sz w:val="28"/>
-          <w:szCs w:val="28"/>
-        </w:rPr>
-      </w:pPr>
-      <w:r>
-        <w:rPr>
-          <w:b w:val="0"/>
-          <w:bCs w:val="0"/>
-          <w:sz w:val="28"/>
-          <w:szCs w:val="28"/>
-        </w:rPr>
-        <w:t>ANNEXURE</w:t>
-      </w:r>
-      <w:r>
-        <w:rPr>
-          <w:b w:val="0"/>
-          <w:bCs w:val="0"/>
-          <w:sz w:val="28"/>
-          <w:szCs w:val="28"/>
-        </w:rPr>
-        <w:t>-I</w:t>
-      </w:r>
-      <w:r>
-        <w:rPr>
-          <w:b w:val="0"/>
-          <w:bCs w:val="0"/>
-          <w:spacing w:val="-10"/>
-          <w:sz w:val="28"/>
-          <w:szCs w:val="28"/>
-        </w:rPr>
-        <w:t>A</w:t>
+      <w:r>
+        <w:rPr>
+          <w:rFonts w:ascii="Times New Roman" w:hAnsi="Times New Roman" w:cs="Times New Roman"/>
+          <w:sz w:val="28"/>
+          <w:szCs w:val="28"/>
+        </w:rPr>
+        <w:t>ANNEXURE – 1A</w:t>
       </w:r>
     </w:p>
     <w:p>
@@ -10039,18 +10306,21 @@
     </w:p>
     <w:tbl>
       <w:tblPr>
-        <w:tblW w:w="9828" w:type="dxa"/>
+        <w:tblW w:w="10162" w:type="dxa"/>
         <w:tblLook w:val="04A0"/>
       </w:tblPr>
       <w:tblGrid>
-        <w:gridCol w:w="585"/>
-        <w:gridCol w:w="3393"/>
-        <w:gridCol w:w="5850"/>
+        <w:gridCol w:w="622"/>
+        <w:gridCol w:w="3504"/>
+        <w:gridCol w:w="6036"/>
       </w:tblGrid>
       <w:tr>
+        <w:trPr>
+          <w:trHeight w:val="706"/>
+        </w:trPr>
         <w:tc>
           <w:tcPr>
-            <w:tcW w:w="585" w:type="dxa"/>
+            <w:tcW w:w="622" w:type="dxa"/>
           </w:tcPr>
           <w:p>
             <w:pPr>
@@ -10075,7 +10345,7 @@
         </w:tc>
         <w:tc>
           <w:tcPr>
-            <w:tcW w:w="3393" w:type="dxa"/>
+            <w:tcW w:w="3504" w:type="dxa"/>
           </w:tcPr>
           <w:p>
             <w:pPr>
@@ -10099,7 +10369,7 @@
         </w:tc>
         <w:tc>
           <w:tcPr>
-            <w:tcW w:w="5850" w:type="dxa"/>
+            <w:tcW w:w="6036" w:type="dxa"/>
           </w:tcPr>
           <w:p>
             <w:pPr>
@@ -10406,9 +10676,12 @@
         </w:tc>
       </w:tr>
       <w:tr>
+        <w:trPr>
+          <w:trHeight w:val="177"/>
+        </w:trPr>
         <w:tc>
           <w:tcPr>
-            <w:tcW w:w="585" w:type="dxa"/>
+            <w:tcW w:w="622" w:type="dxa"/>
           </w:tcPr>
           <w:p>
             <w:pPr>
@@ -10433,7 +10706,7 @@
         </w:tc>
         <w:tc>
           <w:tcPr>
-            <w:tcW w:w="3393" w:type="dxa"/>
+            <w:tcW w:w="3504" w:type="dxa"/>
           </w:tcPr>
           <w:p>
             <w:pPr>
@@ -10466,7 +10739,7 @@
         </w:tc>
         <w:tc>
           <w:tcPr>
-            <w:tcW w:w="5850" w:type="dxa"/>
+            <w:tcW w:w="6036" w:type="dxa"/>
           </w:tcPr>
           <w:p>
             <w:pPr>
@@ -10516,9 +10789,12 @@
         </w:tc>
       </w:tr>
       <w:tr>
+        <w:trPr>
+          <w:trHeight w:val="177"/>
+        </w:trPr>
         <w:tc>
           <w:tcPr>
-            <w:tcW w:w="585" w:type="dxa"/>
+            <w:tcW w:w="622" w:type="dxa"/>
           </w:tcPr>
           <w:p>
             <w:pPr>
@@ -10543,7 +10819,7 @@
         </w:tc>
         <w:tc>
           <w:tcPr>
-            <w:tcW w:w="3393" w:type="dxa"/>
+            <w:tcW w:w="3504" w:type="dxa"/>
           </w:tcPr>
           <w:p>
             <w:pPr>
@@ -10567,7 +10843,7 @@
         </w:tc>
         <w:tc>
           <w:tcPr>
-            <w:tcW w:w="5850" w:type="dxa"/>
+            <w:tcW w:w="6036" w:type="dxa"/>
           </w:tcPr>
           <w:p>
             <w:pPr>
@@ -10585,7 +10861,7 @@
                 <w:sz w:val="28"/>
                 <w:szCs w:val="28"/>
               </w:rPr>
-              <w:t xml:space="preserve">: Framed with </w:t>
+              <w:t xml:space="preserve">: </w:t>
             </w:r>
             <w:r>
               <w:rPr>
@@ -10594,7 +10870,7 @@
                 <w:sz w:val="28"/>
                 <w:szCs w:val="28"/>
               </w:rPr>
-              <w:t xml:space="preserve">walls </w:t>
+              <w:t>&lt;</w:t>
             </w:r>
             <w:r>
               <w:rPr>
@@ -10603,15 +10879,27 @@
                 <w:sz w:val="28"/>
                 <w:szCs w:val="28"/>
               </w:rPr>
-              <w:t>only</w:t>
+              <w:t>Type of structure</w:t>
+            </w:r>
+            <w:r>
+              <w:rPr>
+                <w:rFonts w:ascii="Times New Roman" w:hAnsi="Times New Roman" w:cs="Times New Roman"/>
+                <w:spacing w:val="6"/>
+                <w:sz w:val="28"/>
+                <w:szCs w:val="28"/>
+              </w:rPr>
+              <w:t>&gt;</w:t>
             </w:r>
           </w:p>
         </w:tc>
       </w:tr>
       <w:tr>
+        <w:trPr>
+          <w:trHeight w:val="177"/>
+        </w:trPr>
         <w:tc>
           <w:tcPr>
-            <w:tcW w:w="585" w:type="dxa"/>
+            <w:tcW w:w="622" w:type="dxa"/>
           </w:tcPr>
           <w:p>
             <w:pPr>
@@ -10630,13 +10918,22 @@
                 <w:sz w:val="28"/>
                 <w:szCs w:val="28"/>
               </w:rPr>
-              <w:t>2.</w:t>
+              <w:t>2</w:t>
+            </w:r>
+            <w:r>
+              <w:rPr>
+                <w:rFonts w:ascii="Times New Roman" w:hAnsi="Times New Roman" w:cs="Times New Roman"/>
+                <w:spacing w:val="6"/>
+                <w:sz w:val="28"/>
+                <w:szCs w:val="28"/>
+              </w:rPr>
+              <w:t>.</w:t>
             </w:r>
           </w:p>
         </w:tc>
         <w:tc>
           <w:tcPr>
-            <w:tcW w:w="3393" w:type="dxa"/>
+            <w:tcW w:w="3504" w:type="dxa"/>
           </w:tcPr>
           <w:p>
             <w:pPr>
@@ -10654,160 +10951,13 @@
                 <w:sz w:val="28"/>
                 <w:szCs w:val="28"/>
               </w:rPr>
-              <w:t xml:space="preserve">Age of the </w:t>
-            </w:r>
-            <w:r>
-              <w:rPr>
-                <w:rFonts w:ascii="Times New Roman" w:hAnsi="Times New Roman" w:cs="Times New Roman"/>
-                <w:spacing w:val="6"/>
-                <w:sz w:val="28"/>
-                <w:szCs w:val="28"/>
-              </w:rPr>
-              <w:t>house</w:t>
+              <w:t>Total extent of site</w:t>
             </w:r>
           </w:p>
         </w:tc>
         <w:tc>
           <w:tcPr>
-            <w:tcW w:w="5850" w:type="dxa"/>
-          </w:tcPr>
-          <w:p>
-            <w:pPr>
-              <w:rPr>
-                <w:rFonts w:ascii="Times New Roman" w:hAnsi="Times New Roman" w:cs="Times New Roman"/>
-                <w:spacing w:val="6"/>
-                <w:sz w:val="28"/>
-                <w:szCs w:val="28"/>
-              </w:rPr>
-            </w:pPr>
-            <w:r>
-              <w:rPr>
-                <w:rFonts w:ascii="Times New Roman" w:hAnsi="Times New Roman" w:cs="Times New Roman"/>
-                <w:spacing w:val="6"/>
-                <w:sz w:val="28"/>
-                <w:szCs w:val="28"/>
-              </w:rPr>
-              <w:t xml:space="preserve">: </w:t>
-            </w:r>
-            <w:r>
-              <w:rPr>
-                <w:rFonts w:ascii="Times New Roman" w:hAnsi="Times New Roman" w:cs="Times New Roman"/>
-                <w:spacing w:val="6"/>
-                <w:sz w:val="28"/>
-                <w:szCs w:val="28"/>
-              </w:rPr>
-              <w:t>&lt;</w:t>
-            </w:r>
-            <w:r>
-              <w:rPr>
-                <w:rFonts w:ascii="Times New Roman" w:hAnsi="Times New Roman" w:cs="Times New Roman"/>
-                <w:sz w:val="28"/>
-                <w:szCs w:val="28"/>
-                <w:shd w:val="clear" w:color="auto" w:fill="FFFFFF"/>
-              </w:rPr>
-              <w:t xml:space="preserve">Age </w:t>
-            </w:r>
-            <w:r>
-              <w:rPr>
-                <w:rFonts w:ascii="Times New Roman" w:hAnsi="Times New Roman" w:cs="Times New Roman"/>
-                <w:sz w:val="28"/>
-                <w:szCs w:val="28"/>
-                <w:shd w:val="clear" w:color="auto" w:fill="FFFFFF"/>
-              </w:rPr>
-              <w:t>o</w:t>
-            </w:r>
-            <w:r>
-              <w:rPr>
-                <w:rFonts w:ascii="Times New Roman" w:hAnsi="Times New Roman" w:cs="Times New Roman"/>
-                <w:sz w:val="28"/>
-                <w:szCs w:val="28"/>
-                <w:shd w:val="clear" w:color="auto" w:fill="FFFFFF"/>
-              </w:rPr>
-              <w:t>f House</w:t>
-            </w:r>
-            <w:r>
-              <w:rPr>
-                <w:rFonts w:ascii="Times New Roman" w:hAnsi="Times New Roman" w:cs="Times New Roman"/>
-                <w:spacing w:val="6"/>
-                <w:sz w:val="28"/>
-                <w:szCs w:val="28"/>
-              </w:rPr>
-              <w:t xml:space="preserve">&gt; </w:t>
-            </w:r>
-            <w:r>
-              <w:rPr>
-                <w:rFonts w:ascii="Times New Roman" w:hAnsi="Times New Roman" w:cs="Times New Roman"/>
-                <w:spacing w:val="6"/>
-                <w:sz w:val="28"/>
-                <w:szCs w:val="28"/>
-              </w:rPr>
-              <w:t>year</w:t>
-            </w:r>
-            <w:r>
-              <w:rPr>
-                <w:rFonts w:ascii="Times New Roman" w:hAnsi="Times New Roman" w:cs="Times New Roman"/>
-                <w:spacing w:val="6"/>
-                <w:sz w:val="28"/>
-                <w:szCs w:val="28"/>
-              </w:rPr>
-              <w:t>s</w:t>
-            </w:r>
-          </w:p>
-        </w:tc>
-      </w:tr>
-      <w:tr>
-        <w:tc>
-          <w:tcPr>
-            <w:tcW w:w="585" w:type="dxa"/>
-          </w:tcPr>
-          <w:p>
-            <w:pPr>
-              <w:jc w:val="right"/>
-              <w:rPr>
-                <w:rFonts w:ascii="Times New Roman" w:hAnsi="Times New Roman" w:cs="Times New Roman"/>
-                <w:spacing w:val="6"/>
-                <w:sz w:val="28"/>
-                <w:szCs w:val="28"/>
-              </w:rPr>
-            </w:pPr>
-            <w:r>
-              <w:rPr>
-                <w:rFonts w:ascii="Times New Roman" w:hAnsi="Times New Roman" w:cs="Times New Roman"/>
-                <w:spacing w:val="6"/>
-                <w:sz w:val="28"/>
-                <w:szCs w:val="28"/>
-              </w:rPr>
-              <w:t>3.</w:t>
-            </w:r>
-          </w:p>
-        </w:tc>
-        <w:tc>
-          <w:tcPr>
-            <w:tcW w:w="3393" w:type="dxa"/>
-          </w:tcPr>
-          <w:p>
-            <w:pPr>
-              <w:rPr>
-                <w:rFonts w:ascii="Times New Roman" w:hAnsi="Times New Roman" w:cs="Times New Roman"/>
-                <w:spacing w:val="6"/>
-                <w:sz w:val="28"/>
-                <w:szCs w:val="28"/>
-              </w:rPr>
-            </w:pPr>
-            <w:r>
-              <w:rPr>
-                <w:rFonts w:ascii="Times New Roman" w:hAnsi="Times New Roman" w:cs="Times New Roman"/>
-                <w:spacing w:val="6"/>
-                <w:sz w:val="28"/>
-                <w:szCs w:val="28"/>
-              </w:rPr>
-              <w:t>Total extent of site</w:t>
-            </w:r>
-          </w:p>
-        </w:tc>
-        <w:tc>
-          <w:tcPr>
-            <w:tcW w:w="5850" w:type="dxa"/>
+            <w:tcW w:w="6036" w:type="dxa"/>
           </w:tcPr>
           <w:p>
             <w:pPr>
@@ -10874,9 +11024,12 @@
         </w:tc>
       </w:tr>
       <w:tr>
+        <w:trPr>
+          <w:trHeight w:val="353"/>
+        </w:trPr>
         <w:tc>
           <w:tcPr>
-            <w:tcW w:w="585" w:type="dxa"/>
+            <w:tcW w:w="622" w:type="dxa"/>
           </w:tcPr>
           <w:p>
             <w:pPr>
@@ -10895,13 +11048,22 @@
                 <w:sz w:val="28"/>
                 <w:szCs w:val="28"/>
               </w:rPr>
-              <w:t>4.</w:t>
+              <w:t>3</w:t>
+            </w:r>
+            <w:r>
+              <w:rPr>
+                <w:rFonts w:ascii="Times New Roman" w:hAnsi="Times New Roman" w:cs="Times New Roman"/>
+                <w:spacing w:val="6"/>
+                <w:sz w:val="28"/>
+                <w:szCs w:val="28"/>
+              </w:rPr>
+              <w:t>.</w:t>
             </w:r>
           </w:p>
         </w:tc>
         <w:tc>
           <w:tcPr>
-            <w:tcW w:w="3393" w:type="dxa"/>
+            <w:tcW w:w="3504" w:type="dxa"/>
           </w:tcPr>
           <w:p>
             <w:pPr>
@@ -10924,7 +11086,7 @@
         </w:tc>
         <w:tc>
           <w:tcPr>
-            <w:tcW w:w="5850" w:type="dxa"/>
+            <w:tcW w:w="6036" w:type="dxa"/>
           </w:tcPr>
           <w:p>
             <w:pPr>
@@ -10996,9 +11158,12 @@
         </w:tc>
       </w:tr>
       <w:tr>
+        <w:trPr>
+          <w:trHeight w:val="177"/>
+        </w:trPr>
         <w:tc>
           <w:tcPr>
-            <w:tcW w:w="585" w:type="dxa"/>
+            <w:tcW w:w="622" w:type="dxa"/>
           </w:tcPr>
           <w:p>
             <w:pPr>
@@ -11017,13 +11182,22 @@
                 <w:sz w:val="28"/>
                 <w:szCs w:val="28"/>
               </w:rPr>
-              <w:t>5.</w:t>
+              <w:t>4</w:t>
+            </w:r>
+            <w:r>
+              <w:rPr>
+                <w:rFonts w:ascii="Times New Roman" w:hAnsi="Times New Roman" w:cs="Times New Roman"/>
+                <w:spacing w:val="6"/>
+                <w:sz w:val="28"/>
+                <w:szCs w:val="28"/>
+              </w:rPr>
+              <w:t>.</w:t>
             </w:r>
           </w:p>
         </w:tc>
         <w:tc>
           <w:tcPr>
-            <w:tcW w:w="3393" w:type="dxa"/>
+            <w:tcW w:w="3504" w:type="dxa"/>
           </w:tcPr>
           <w:p>
             <w:pPr>
@@ -11047,7 +11221,7 @@
         </w:tc>
         <w:tc>
           <w:tcPr>
-            <w:tcW w:w="5850" w:type="dxa"/>
+            <w:tcW w:w="6036" w:type="dxa"/>
           </w:tcPr>
           <w:p>
             <w:pPr>
@@ -11110,9 +11284,12 @@
         </w:tc>
       </w:tr>
       <w:tr>
+        <w:trPr>
+          <w:trHeight w:val="177"/>
+        </w:trPr>
         <w:tc>
           <w:tcPr>
-            <w:tcW w:w="585" w:type="dxa"/>
+            <w:tcW w:w="622" w:type="dxa"/>
           </w:tcPr>
           <w:p>
             <w:pPr>
@@ -11131,13 +11308,22 @@
                 <w:sz w:val="28"/>
                 <w:szCs w:val="28"/>
               </w:rPr>
-              <w:t>6.</w:t>
+              <w:t>5</w:t>
+            </w:r>
+            <w:r>
+              <w:rPr>
+                <w:rFonts w:ascii="Times New Roman" w:hAnsi="Times New Roman" w:cs="Times New Roman"/>
+                <w:spacing w:val="6"/>
+                <w:sz w:val="28"/>
+                <w:szCs w:val="28"/>
+              </w:rPr>
+              <w:t>.</w:t>
             </w:r>
           </w:p>
         </w:tc>
         <w:tc>
           <w:tcPr>
-            <w:tcW w:w="3393" w:type="dxa"/>
+            <w:tcW w:w="3504" w:type="dxa"/>
           </w:tcPr>
           <w:p>
             <w:pPr>
@@ -11161,7 +11347,7 @@
         </w:tc>
         <w:tc>
           <w:tcPr>
-            <w:tcW w:w="5850" w:type="dxa"/>
+            <w:tcW w:w="6036" w:type="dxa"/>
           </w:tcPr>
           <w:p>
             <w:pPr>
@@ -11224,9 +11410,12 @@
         </w:tc>
       </w:tr>
       <w:tr>
+        <w:trPr>
+          <w:trHeight w:val="170"/>
+        </w:trPr>
         <w:tc>
           <w:tcPr>
-            <w:tcW w:w="585" w:type="dxa"/>
+            <w:tcW w:w="622" w:type="dxa"/>
           </w:tcPr>
           <w:p>
             <w:pPr>
@@ -11245,13 +11434,22 @@
                 <w:sz w:val="28"/>
                 <w:szCs w:val="28"/>
               </w:rPr>
-              <w:t>7.</w:t>
+              <w:t>6</w:t>
+            </w:r>
+            <w:r>
+              <w:rPr>
+                <w:rFonts w:ascii="Times New Roman" w:hAnsi="Times New Roman" w:cs="Times New Roman"/>
+                <w:spacing w:val="6"/>
+                <w:sz w:val="28"/>
+                <w:szCs w:val="28"/>
+              </w:rPr>
+              <w:t>.</w:t>
             </w:r>
           </w:p>
         </w:tc>
         <w:tc>
           <w:tcPr>
-            <w:tcW w:w="3393" w:type="dxa"/>
+            <w:tcW w:w="3504" w:type="dxa"/>
           </w:tcPr>
           <w:p>
             <w:pPr>
@@ -11275,7 +11473,7 @@
         </w:tc>
         <w:tc>
           <w:tcPr>
-            <w:tcW w:w="5850" w:type="dxa"/>
+            <w:tcW w:w="6036" w:type="dxa"/>
           </w:tcPr>
           <w:p>
             <w:pPr>
@@ -11336,9 +11534,12 @@
         </w:tc>
       </w:tr>
       <w:tr>
+        <w:trPr>
+          <w:trHeight w:val="177"/>
+        </w:trPr>
         <w:tc>
           <w:tcPr>
-            <w:tcW w:w="585" w:type="dxa"/>
+            <w:tcW w:w="622" w:type="dxa"/>
           </w:tcPr>
           <w:p>
             <w:pPr>
@@ -11357,13 +11558,22 @@
                 <w:sz w:val="28"/>
                 <w:szCs w:val="28"/>
               </w:rPr>
-              <w:t>8.</w:t>
+              <w:t>7</w:t>
+            </w:r>
+            <w:r>
+              <w:rPr>
+                <w:rFonts w:ascii="Times New Roman" w:hAnsi="Times New Roman" w:cs="Times New Roman"/>
+                <w:spacing w:val="6"/>
+                <w:sz w:val="28"/>
+                <w:szCs w:val="28"/>
+              </w:rPr>
+              <w:t>.</w:t>
             </w:r>
           </w:p>
         </w:tc>
         <w:tc>
           <w:tcPr>
-            <w:tcW w:w="3393" w:type="dxa"/>
+            <w:tcW w:w="3504" w:type="dxa"/>
           </w:tcPr>
           <w:p>
             <w:pPr>
@@ -11407,7 +11617,7 @@
         </w:tc>
         <w:tc>
           <w:tcPr>
-            <w:tcW w:w="5850" w:type="dxa"/>
+            <w:tcW w:w="6036" w:type="dxa"/>
           </w:tcPr>
           <w:p>
             <w:pPr>
@@ -11467,9 +11677,12 @@
         </w:tc>
       </w:tr>
       <w:tr>
+        <w:trPr>
+          <w:trHeight w:val="177"/>
+        </w:trPr>
         <w:tc>
           <w:tcPr>
-            <w:tcW w:w="585" w:type="dxa"/>
+            <w:tcW w:w="622" w:type="dxa"/>
           </w:tcPr>
           <w:p>
             <w:pPr>
@@ -11488,13 +11701,22 @@
                 <w:sz w:val="28"/>
                 <w:szCs w:val="28"/>
               </w:rPr>
-              <w:t>9.</w:t>
+              <w:t>8</w:t>
+            </w:r>
+            <w:r>
+              <w:rPr>
+                <w:rFonts w:ascii="Times New Roman" w:hAnsi="Times New Roman" w:cs="Times New Roman"/>
+                <w:spacing w:val="6"/>
+                <w:sz w:val="28"/>
+                <w:szCs w:val="28"/>
+              </w:rPr>
+              <w:t>.</w:t>
             </w:r>
           </w:p>
         </w:tc>
         <w:tc>
           <w:tcPr>
-            <w:tcW w:w="3393" w:type="dxa"/>
+            <w:tcW w:w="3504" w:type="dxa"/>
           </w:tcPr>
           <w:p>
             <w:pPr>
@@ -11518,7 +11740,7 @@
         </w:tc>
         <w:tc>
           <w:tcPr>
-            <w:tcW w:w="5850" w:type="dxa"/>
+            <w:tcW w:w="6036" w:type="dxa"/>
           </w:tcPr>
           <w:p>
             <w:pPr>
@@ -11610,9 +11832,12 @@
         </w:tc>
       </w:tr>
       <w:tr>
+        <w:trPr>
+          <w:trHeight w:val="177"/>
+        </w:trPr>
         <w:tc>
           <w:tcPr>
-            <w:tcW w:w="585" w:type="dxa"/>
+            <w:tcW w:w="622" w:type="dxa"/>
           </w:tcPr>
           <w:p>
             <w:pPr>
@@ -11631,13 +11856,22 @@
                 <w:sz w:val="28"/>
                 <w:szCs w:val="28"/>
               </w:rPr>
-              <w:t>10.</w:t>
+              <w:t>9</w:t>
+            </w:r>
+            <w:r>
+              <w:rPr>
+                <w:rFonts w:ascii="Times New Roman" w:hAnsi="Times New Roman" w:cs="Times New Roman"/>
+                <w:spacing w:val="6"/>
+                <w:sz w:val="28"/>
+                <w:szCs w:val="28"/>
+              </w:rPr>
+              <w:t>.</w:t>
             </w:r>
           </w:p>
         </w:tc>
         <w:tc>
           <w:tcPr>
-            <w:tcW w:w="3393" w:type="dxa"/>
+            <w:tcW w:w="3504" w:type="dxa"/>
           </w:tcPr>
           <w:p>
             <w:pPr>
@@ -11672,7 +11906,7 @@
         </w:tc>
         <w:tc>
           <w:tcPr>
-            <w:tcW w:w="5850" w:type="dxa"/>
+            <w:tcW w:w="6036" w:type="dxa"/>
           </w:tcPr>
           <w:p>
             <w:pPr>
@@ -11722,9 +11956,12 @@
         </w:tc>
       </w:tr>
       <w:tr>
+        <w:trPr>
+          <w:trHeight w:val="177"/>
+        </w:trPr>
         <w:tc>
           <w:tcPr>
-            <w:tcW w:w="585" w:type="dxa"/>
+            <w:tcW w:w="622" w:type="dxa"/>
           </w:tcPr>
           <w:p>
             <w:pPr>
@@ -11743,13 +11980,22 @@
                 <w:sz w:val="28"/>
                 <w:szCs w:val="28"/>
               </w:rPr>
-              <w:t>11.</w:t>
+              <w:t>10</w:t>
+            </w:r>
+            <w:r>
+              <w:rPr>
+                <w:rFonts w:ascii="Times New Roman" w:hAnsi="Times New Roman" w:cs="Times New Roman"/>
+                <w:spacing w:val="6"/>
+                <w:sz w:val="28"/>
+                <w:szCs w:val="28"/>
+              </w:rPr>
+              <w:t>.</w:t>
             </w:r>
           </w:p>
         </w:tc>
         <w:tc>
           <w:tcPr>
-            <w:tcW w:w="3393" w:type="dxa"/>
+            <w:tcW w:w="3504" w:type="dxa"/>
           </w:tcPr>
           <w:p>
             <w:pPr>
@@ -11773,7 +12019,7 @@
         </w:tc>
         <w:tc>
           <w:tcPr>
-            <w:tcW w:w="5850" w:type="dxa"/>
+            <w:tcW w:w="6036" w:type="dxa"/>
           </w:tcPr>
           <w:p>
             <w:pPr>
@@ -11823,9 +12069,12 @@
         </w:tc>
       </w:tr>
       <w:tr>
+        <w:trPr>
+          <w:trHeight w:val="353"/>
+        </w:trPr>
         <w:tc>
           <w:tcPr>
-            <w:tcW w:w="585" w:type="dxa"/>
+            <w:tcW w:w="622" w:type="dxa"/>
           </w:tcPr>
           <w:p>
             <w:pPr>
@@ -11852,7 +12101,7 @@
         </w:tc>
         <w:tc>
           <w:tcPr>
-            <w:tcW w:w="3393" w:type="dxa"/>
+            <w:tcW w:w="3504" w:type="dxa"/>
           </w:tcPr>
           <w:p>
             <w:pPr>
@@ -11867,7 +12116,7 @@
         </w:tc>
         <w:tc>
           <w:tcPr>
-            <w:tcW w:w="5850" w:type="dxa"/>
+            <w:tcW w:w="6036" w:type="dxa"/>
           </w:tcPr>
           <w:p>
             <w:pPr>
@@ -11882,24 +12131,6 @@
         </w:tc>
       </w:tr>
     </w:tbl>
-    <w:p>
-      <w:pPr>
-        <w:pStyle w:val="Heading3"/>
-        <w:spacing w:before="0"/>
-        <w:jc w:val="center"/>
-        <w:rPr>
-          <w:rFonts w:ascii="Times New Roman" w:hAnsi="Times New Roman" w:cs="Times New Roman"/>
-          <w:b w:val="0"/>
-          <w:bCs w:val="0"/>
-          <w:color w:val="auto"/>
-          <w:sz w:val="28"/>
-          <w:szCs w:val="28"/>
-          <w:u w:val="single"/>
-        </w:rPr>
-      </w:pPr>
-    </w:p>
-    <w:p/>
-    <w:p/>
     <w:p>
       <w:pPr>
         <w:pStyle w:val="Heading3"/>
@@ -13668,7 +13899,12 @@
           <w:u w:val="single"/>
         </w:rPr>
       </w:pPr>
-      <w:r>
+    </w:p>
+    <w:p>
+      <w:pPr>
+        <w:pStyle w:val="Heading3"/>
+        <w:spacing w:before="0"/>
+        <w:jc w:val="center"/>
         <w:rPr>
           <w:rFonts w:ascii="Times New Roman" w:hAnsi="Times New Roman" w:cs="Times New Roman"/>
           <w:b w:val="0"/>
@@ -13678,9 +13914,13 @@
           <w:szCs w:val="28"/>
           <w:u w:val="single"/>
         </w:rPr>
-        <w:t xml:space="preserve">&lt;IF PART </w:t>
-      </w:r>
-      <w:r>
+      </w:pPr>
+    </w:p>
+    <w:p>
+      <w:pPr>
+        <w:pStyle w:val="Heading3"/>
+        <w:spacing w:before="0"/>
+        <w:jc w:val="center"/>
         <w:rPr>
           <w:rFonts w:ascii="Times New Roman" w:hAnsi="Times New Roman" w:cs="Times New Roman"/>
           <w:b w:val="0"/>
@@ -13690,9 +13930,13 @@
           <w:szCs w:val="28"/>
           <w:u w:val="single"/>
         </w:rPr>
-        <w:t>OPEN PLACE</w:t>
-      </w:r>
-      <w:r>
+      </w:pPr>
+    </w:p>
+    <w:p>
+      <w:pPr>
+        <w:pStyle w:val="Heading3"/>
+        <w:spacing w:before="0"/>
+        <w:jc w:val="center"/>
         <w:rPr>
           <w:rFonts w:ascii="Times New Roman" w:hAnsi="Times New Roman" w:cs="Times New Roman"/>
           <w:b w:val="0"/>
@@ -13702,6 +13946,41 @@
           <w:szCs w:val="28"/>
           <w:u w:val="single"/>
         </w:rPr>
+      </w:pPr>
+      <w:r>
+        <w:rPr>
+          <w:rFonts w:ascii="Times New Roman" w:hAnsi="Times New Roman" w:cs="Times New Roman"/>
+          <w:b w:val="0"/>
+          <w:bCs w:val="0"/>
+          <w:color w:val="auto"/>
+          <w:sz w:val="28"/>
+          <w:szCs w:val="28"/>
+          <w:u w:val="single"/>
+        </w:rPr>
+        <w:t xml:space="preserve">&lt;IF PART </w:t>
+      </w:r>
+      <w:r>
+        <w:rPr>
+          <w:rFonts w:ascii="Times New Roman" w:hAnsi="Times New Roman" w:cs="Times New Roman"/>
+          <w:b w:val="0"/>
+          <w:bCs w:val="0"/>
+          <w:color w:val="auto"/>
+          <w:sz w:val="28"/>
+          <w:szCs w:val="28"/>
+          <w:u w:val="single"/>
+        </w:rPr>
+        <w:t>OPEN PLACE</w:t>
+      </w:r>
+      <w:r>
+        <w:rPr>
+          <w:rFonts w:ascii="Times New Roman" w:hAnsi="Times New Roman" w:cs="Times New Roman"/>
+          <w:b w:val="0"/>
+          <w:bCs w:val="0"/>
+          <w:color w:val="auto"/>
+          <w:sz w:val="28"/>
+          <w:szCs w:val="28"/>
+          <w:u w:val="single"/>
+        </w:rPr>
         <w:t>&gt;</w:t>
       </w:r>
     </w:p>
@@ -13843,6 +14122,36 @@
           <w:szCs w:val="28"/>
         </w:rPr>
         <w:t>.&gt;</w:t>
+      </w:r>
+      <w:r>
+        <w:rPr>
+          <w:rFonts w:ascii="Times New Roman" w:hAnsi="Times New Roman" w:cs="Times New Roman"/>
+          <w:b/>
+          <w:bCs/>
+          <w:sz w:val="28"/>
+          <w:szCs w:val="28"/>
+        </w:rPr>
+        <w:t xml:space="preserve"> (</w:t>
+      </w:r>
+      <w:r>
+        <w:rPr>
+          <w:rFonts w:ascii="Times New Roman" w:hAnsi="Times New Roman" w:cs="Times New Roman"/>
+          <w:b/>
+          <w:bCs/>
+          <w:sz w:val="28"/>
+          <w:szCs w:val="28"/>
+        </w:rPr>
+        <w:t>PART</w:t>
+      </w:r>
+      <w:r>
+        <w:rPr>
+          <w:rFonts w:ascii="Times New Roman" w:hAnsi="Times New Roman" w:cs="Times New Roman"/>
+          <w:b/>
+          <w:bCs/>
+          <w:sz w:val="28"/>
+          <w:szCs w:val="28"/>
+        </w:rPr>
+        <w:t>)</w:t>
       </w:r>
       <w:r>
         <w:rPr>
@@ -16045,7 +16354,7 @@
                 <w:b/>
                 <w:noProof/>
               </w:rPr>
-              <w:t>4</w:t>
+              <w:t>11</w:t>
             </w:r>
             <w:r>
               <w:rPr>
@@ -16360,6 +16669,92 @@
     </w:lvl>
   </w:abstractNum>
   <w:abstractNum w:abstractNumId="2">
+    <w:nsid w:val="08125C54"/>
+    <w:multiLevelType w:val="hybridMultilevel"/>
+    <w:tmpl w:val="B55C06EE"/>
+    <w:lvl w:ilvl="0" w:tplc="0409000F">
+      <w:start w:val="1"/>
+      <w:numFmt w:val="decimal"/>
+      <w:lvlText w:val="%1."/>
+      <w:lvlJc w:val="left"/>
+      <w:pPr>
+        <w:ind w:left="1440" w:hanging="360"/>
+      </w:pPr>
+    </w:lvl>
+    <w:lvl w:ilvl="1" w:tplc="04090019" w:tentative="1">
+      <w:start w:val="1"/>
+      <w:numFmt w:val="lowerLetter"/>
+      <w:lvlText w:val="%2."/>
+      <w:lvlJc w:val="left"/>
+      <w:pPr>
+        <w:ind w:left="2160" w:hanging="360"/>
+      </w:pPr>
+    </w:lvl>
+    <w:lvl w:ilvl="2" w:tplc="0409001B" w:tentative="1">
+      <w:start w:val="1"/>
+      <w:numFmt w:val="lowerRoman"/>
+      <w:lvlText w:val="%3."/>
+      <w:lvlJc w:val="right"/>
+      <w:pPr>
+        <w:ind w:left="2880" w:hanging="180"/>
+      </w:pPr>
+    </w:lvl>
+    <w:lvl w:ilvl="3" w:tplc="0409000F" w:tentative="1">
+      <w:start w:val="1"/>
+      <w:numFmt w:val="decimal"/>
+      <w:lvlText w:val="%4."/>
+      <w:lvlJc w:val="left"/>
+      <w:pPr>
+        <w:ind w:left="3600" w:hanging="360"/>
+      </w:pPr>
+    </w:lvl>
+    <w:lvl w:ilvl="4" w:tplc="04090019" w:tentative="1">
+      <w:start w:val="1"/>
+      <w:numFmt w:val="lowerLetter"/>
+      <w:lvlText w:val="%5."/>
+      <w:lvlJc w:val="left"/>
+      <w:pPr>
+        <w:ind w:left="4320" w:hanging="360"/>
+      </w:pPr>
+    </w:lvl>
+    <w:lvl w:ilvl="5" w:tplc="0409001B" w:tentative="1">
+      <w:start w:val="1"/>
+      <w:numFmt w:val="lowerRoman"/>
+      <w:lvlText w:val="%6."/>
+      <w:lvlJc w:val="right"/>
+      <w:pPr>
+        <w:ind w:left="5040" w:hanging="180"/>
+      </w:pPr>
+    </w:lvl>
+    <w:lvl w:ilvl="6" w:tplc="0409000F" w:tentative="1">
+      <w:start w:val="1"/>
+      <w:numFmt w:val="decimal"/>
+      <w:lvlText w:val="%7."/>
+      <w:lvlJc w:val="left"/>
+      <w:pPr>
+        <w:ind w:left="5760" w:hanging="360"/>
+      </w:pPr>
+    </w:lvl>
+    <w:lvl w:ilvl="7" w:tplc="04090019" w:tentative="1">
+      <w:start w:val="1"/>
+      <w:numFmt w:val="lowerLetter"/>
+      <w:lvlText w:val="%8."/>
+      <w:lvlJc w:val="left"/>
+      <w:pPr>
+        <w:ind w:left="6480" w:hanging="360"/>
+      </w:pPr>
+    </w:lvl>
+    <w:lvl w:ilvl="8" w:tplc="0409001B" w:tentative="1">
+      <w:start w:val="1"/>
+      <w:numFmt w:val="lowerRoman"/>
+      <w:lvlText w:val="%9."/>
+      <w:lvlJc w:val="right"/>
+      <w:pPr>
+        <w:ind w:left="7200" w:hanging="180"/>
+      </w:pPr>
+    </w:lvl>
+  </w:abstractNum>
+  <w:abstractNum w:abstractNumId="3">
     <w:nsid w:val="0ADF3FC5"/>
     <w:multiLevelType w:val="hybridMultilevel"/>
     <w:tmpl w:val="6CE4FD9E"/>
@@ -16481,7 +16876,119 @@
       </w:rPr>
     </w:lvl>
   </w:abstractNum>
-  <w:abstractNum w:abstractNumId="3">
+  <w:abstractNum w:abstractNumId="4">
+    <w:nsid w:val="0F3B0F1E"/>
+    <w:multiLevelType w:val="hybridMultilevel"/>
+    <w:tmpl w:val="549E9FDC"/>
+    <w:lvl w:ilvl="0" w:tplc="3BEC2B80">
+      <w:numFmt w:val="bullet"/>
+      <w:lvlText w:val=""/>
+      <w:lvlJc w:val="left"/>
+      <w:pPr>
+        <w:ind w:left="1905" w:hanging="1185"/>
+      </w:pPr>
+      <w:rPr>
+        <w:rFonts w:ascii="Times New Roman" w:eastAsia="Times New Roman" w:hAnsi="Times New Roman" w:cs="Times New Roman" w:hint="default"/>
+      </w:rPr>
+    </w:lvl>
+    <w:lvl w:ilvl="1" w:tplc="04090003" w:tentative="1">
+      <w:start w:val="1"/>
+      <w:numFmt w:val="bullet"/>
+      <w:lvlText w:val="o"/>
+      <w:lvlJc w:val="left"/>
+      <w:pPr>
+        <w:ind w:left="1800" w:hanging="360"/>
+      </w:pPr>
+      <w:rPr>
+        <w:rFonts w:ascii="Courier New" w:hAnsi="Courier New" w:cs="Courier New" w:hint="default"/>
+      </w:rPr>
+    </w:lvl>
+    <w:lvl w:ilvl="2" w:tplc="04090005" w:tentative="1">
+      <w:start w:val="1"/>
+      <w:numFmt w:val="bullet"/>
+      <w:lvlText w:val=""/>
+      <w:lvlJc w:val="left"/>
+      <w:pPr>
+        <w:ind w:left="2520" w:hanging="360"/>
+      </w:pPr>
+      <w:rPr>
+        <w:rFonts w:ascii="Wingdings" w:hAnsi="Wingdings" w:hint="default"/>
+      </w:rPr>
+    </w:lvl>
+    <w:lvl w:ilvl="3" w:tplc="04090001" w:tentative="1">
+      <w:start w:val="1"/>
+      <w:numFmt w:val="bullet"/>
+      <w:lvlText w:val=""/>
+      <w:lvlJc w:val="left"/>
+      <w:pPr>
+        <w:ind w:left="3240" w:hanging="360"/>
+      </w:pPr>
+      <w:rPr>
+        <w:rFonts w:ascii="Symbol" w:hAnsi="Symbol" w:hint="default"/>
+      </w:rPr>
+    </w:lvl>
+    <w:lvl w:ilvl="4" w:tplc="04090003" w:tentative="1">
+      <w:start w:val="1"/>
+      <w:numFmt w:val="bullet"/>
+      <w:lvlText w:val="o"/>
+      <w:lvlJc w:val="left"/>
+      <w:pPr>
+        <w:ind w:left="3960" w:hanging="360"/>
+      </w:pPr>
+      <w:rPr>
+        <w:rFonts w:ascii="Courier New" w:hAnsi="Courier New" w:cs="Courier New" w:hint="default"/>
+      </w:rPr>
+    </w:lvl>
+    <w:lvl w:ilvl="5" w:tplc="04090005" w:tentative="1">
+      <w:start w:val="1"/>
+      <w:numFmt w:val="bullet"/>
+      <w:lvlText w:val=""/>
+      <w:lvlJc w:val="left"/>
+      <w:pPr>
+        <w:ind w:left="4680" w:hanging="360"/>
+      </w:pPr>
+      <w:rPr>
+        <w:rFonts w:ascii="Wingdings" w:hAnsi="Wingdings" w:hint="default"/>
+      </w:rPr>
+    </w:lvl>
+    <w:lvl w:ilvl="6" w:tplc="04090001" w:tentative="1">
+      <w:start w:val="1"/>
+      <w:numFmt w:val="bullet"/>
+      <w:lvlText w:val=""/>
+      <w:lvlJc w:val="left"/>
+      <w:pPr>
+        <w:ind w:left="5400" w:hanging="360"/>
+      </w:pPr>
+      <w:rPr>
+        <w:rFonts w:ascii="Symbol" w:hAnsi="Symbol" w:hint="default"/>
+      </w:rPr>
+    </w:lvl>
+    <w:lvl w:ilvl="7" w:tplc="04090003" w:tentative="1">
+      <w:start w:val="1"/>
+      <w:numFmt w:val="bullet"/>
+      <w:lvlText w:val="o"/>
+      <w:lvlJc w:val="left"/>
+      <w:pPr>
+        <w:ind w:left="6120" w:hanging="360"/>
+      </w:pPr>
+      <w:rPr>
+        <w:rFonts w:ascii="Courier New" w:hAnsi="Courier New" w:cs="Courier New" w:hint="default"/>
+      </w:rPr>
+    </w:lvl>
+    <w:lvl w:ilvl="8" w:tplc="04090005" w:tentative="1">
+      <w:start w:val="1"/>
+      <w:numFmt w:val="bullet"/>
+      <w:lvlText w:val=""/>
+      <w:lvlJc w:val="left"/>
+      <w:pPr>
+        <w:ind w:left="6840" w:hanging="360"/>
+      </w:pPr>
+      <w:rPr>
+        <w:rFonts w:ascii="Wingdings" w:hAnsi="Wingdings" w:hint="default"/>
+      </w:rPr>
+    </w:lvl>
+  </w:abstractNum>
+  <w:abstractNum w:abstractNumId="5">
     <w:nsid w:val="1EB95843"/>
     <w:multiLevelType w:val="hybridMultilevel"/>
     <w:tmpl w:val="A2505A58"/>
@@ -16612,7 +17119,96 @@
       </w:rPr>
     </w:lvl>
   </w:abstractNum>
-  <w:abstractNum w:abstractNumId="4">
+  <w:abstractNum w:abstractNumId="6">
+    <w:nsid w:val="2E5238C5"/>
+    <w:multiLevelType w:val="hybridMultilevel"/>
+    <w:tmpl w:val="526A40A2"/>
+    <w:lvl w:ilvl="0" w:tplc="04090001">
+      <w:start w:val="1"/>
+      <w:numFmt w:val="bullet"/>
+      <w:lvlText w:val=""/>
+      <w:lvlJc w:val="left"/>
+      <w:pPr>
+        <w:ind w:left="1440" w:hanging="360"/>
+      </w:pPr>
+      <w:rPr>
+        <w:rFonts w:ascii="Symbol" w:hAnsi="Symbol" w:hint="default"/>
+      </w:rPr>
+    </w:lvl>
+    <w:lvl w:ilvl="1" w:tplc="04090019" w:tentative="1">
+      <w:start w:val="1"/>
+      <w:numFmt w:val="lowerLetter"/>
+      <w:lvlText w:val="%2."/>
+      <w:lvlJc w:val="left"/>
+      <w:pPr>
+        <w:ind w:left="2160" w:hanging="360"/>
+      </w:pPr>
+    </w:lvl>
+    <w:lvl w:ilvl="2" w:tplc="0409001B" w:tentative="1">
+      <w:start w:val="1"/>
+      <w:numFmt w:val="lowerRoman"/>
+      <w:lvlText w:val="%3."/>
+      <w:lvlJc w:val="right"/>
+      <w:pPr>
+        <w:ind w:left="2880" w:hanging="180"/>
+      </w:pPr>
+    </w:lvl>
+    <w:lvl w:ilvl="3" w:tplc="0409000F" w:tentative="1">
+      <w:start w:val="1"/>
+      <w:numFmt w:val="decimal"/>
+      <w:lvlText w:val="%4."/>
+      <w:lvlJc w:val="left"/>
+      <w:pPr>
+        <w:ind w:left="3600" w:hanging="360"/>
+      </w:pPr>
+    </w:lvl>
+    <w:lvl w:ilvl="4" w:tplc="04090019" w:tentative="1">
+      <w:start w:val="1"/>
+      <w:numFmt w:val="lowerLetter"/>
+      <w:lvlText w:val="%5."/>
+      <w:lvlJc w:val="left"/>
+      <w:pPr>
+        <w:ind w:left="4320" w:hanging="360"/>
+      </w:pPr>
+    </w:lvl>
+    <w:lvl w:ilvl="5" w:tplc="0409001B" w:tentative="1">
+      <w:start w:val="1"/>
+      <w:numFmt w:val="lowerRoman"/>
+      <w:lvlText w:val="%6."/>
+      <w:lvlJc w:val="right"/>
+      <w:pPr>
+        <w:ind w:left="5040" w:hanging="180"/>
+      </w:pPr>
+    </w:lvl>
+    <w:lvl w:ilvl="6" w:tplc="0409000F" w:tentative="1">
+      <w:start w:val="1"/>
+      <w:numFmt w:val="decimal"/>
+      <w:lvlText w:val="%7."/>
+      <w:lvlJc w:val="left"/>
+      <w:pPr>
+        <w:ind w:left="5760" w:hanging="360"/>
+      </w:pPr>
+    </w:lvl>
+    <w:lvl w:ilvl="7" w:tplc="04090019" w:tentative="1">
+      <w:start w:val="1"/>
+      <w:numFmt w:val="lowerLetter"/>
+      <w:lvlText w:val="%8."/>
+      <w:lvlJc w:val="left"/>
+      <w:pPr>
+        <w:ind w:left="6480" w:hanging="360"/>
+      </w:pPr>
+    </w:lvl>
+    <w:lvl w:ilvl="8" w:tplc="0409001B" w:tentative="1">
+      <w:start w:val="1"/>
+      <w:numFmt w:val="lowerRoman"/>
+      <w:lvlText w:val="%9."/>
+      <w:lvlJc w:val="right"/>
+      <w:pPr>
+        <w:ind w:left="7200" w:hanging="180"/>
+      </w:pPr>
+    </w:lvl>
+  </w:abstractNum>
+  <w:abstractNum w:abstractNumId="7">
     <w:nsid w:val="35390462"/>
     <w:multiLevelType w:val="hybridMultilevel"/>
     <w:tmpl w:val="BA62EC34"/>
@@ -16704,7 +17300,7 @@
       </w:pPr>
     </w:lvl>
   </w:abstractNum>
-  <w:abstractNum w:abstractNumId="5">
+  <w:abstractNum w:abstractNumId="8">
     <w:nsid w:val="35A24AD6"/>
     <w:multiLevelType w:val="hybridMultilevel"/>
     <w:tmpl w:val="7EF61264"/>
@@ -16817,7 +17413,7 @@
       </w:rPr>
     </w:lvl>
   </w:abstractNum>
-  <w:abstractNum w:abstractNumId="6">
+  <w:abstractNum w:abstractNumId="9">
     <w:nsid w:val="401F2C69"/>
     <w:multiLevelType w:val="hybridMultilevel"/>
     <w:tmpl w:val="EA1E267A"/>
@@ -16930,7 +17526,7 @@
       </w:rPr>
     </w:lvl>
   </w:abstractNum>
-  <w:abstractNum w:abstractNumId="7">
+  <w:abstractNum w:abstractNumId="10">
     <w:nsid w:val="41202BF1"/>
     <w:multiLevelType w:val="hybridMultilevel"/>
     <w:tmpl w:val="1C2C20B8"/>
@@ -17019,7 +17615,7 @@
       </w:pPr>
     </w:lvl>
   </w:abstractNum>
-  <w:abstractNum w:abstractNumId="8">
+  <w:abstractNum w:abstractNumId="11">
     <w:nsid w:val="41D67C46"/>
     <w:multiLevelType w:val="hybridMultilevel"/>
     <w:tmpl w:val="C0F2B412"/>
@@ -17111,7 +17707,7 @@
       </w:pPr>
     </w:lvl>
   </w:abstractNum>
-  <w:abstractNum w:abstractNumId="9">
+  <w:abstractNum w:abstractNumId="12">
     <w:nsid w:val="46957951"/>
     <w:multiLevelType w:val="multilevel"/>
     <w:tmpl w:val="DE1C61BE"/>
@@ -17224,7 +17820,7 @@
       </w:pPr>
     </w:lvl>
   </w:abstractNum>
-  <w:abstractNum w:abstractNumId="10">
+  <w:abstractNum w:abstractNumId="13">
     <w:nsid w:val="56472023"/>
     <w:multiLevelType w:val="hybridMultilevel"/>
     <w:tmpl w:val="4016EBD6"/>
@@ -17314,7 +17910,7 @@
       </w:pPr>
     </w:lvl>
   </w:abstractNum>
-  <w:abstractNum w:abstractNumId="11">
+  <w:abstractNum w:abstractNumId="14">
     <w:nsid w:val="5C40565D"/>
     <w:multiLevelType w:val="hybridMultilevel"/>
     <w:tmpl w:val="DFCC49F4"/>
@@ -17403,7 +17999,7 @@
       </w:pPr>
     </w:lvl>
   </w:abstractNum>
-  <w:abstractNum w:abstractNumId="12">
+  <w:abstractNum w:abstractNumId="15">
     <w:nsid w:val="61A258E0"/>
     <w:multiLevelType w:val="hybridMultilevel"/>
     <w:tmpl w:val="8C26F21E"/>
@@ -17535,7 +18131,7 @@
       </w:rPr>
     </w:lvl>
   </w:abstractNum>
-  <w:abstractNum w:abstractNumId="13">
+  <w:abstractNum w:abstractNumId="16">
     <w:nsid w:val="64415F65"/>
     <w:multiLevelType w:val="hybridMultilevel"/>
     <w:tmpl w:val="BD3C215E"/>
@@ -17621,7 +18217,7 @@
       </w:pPr>
     </w:lvl>
   </w:abstractNum>
-  <w:abstractNum w:abstractNumId="14">
+  <w:abstractNum w:abstractNumId="17">
     <w:nsid w:val="690B2015"/>
     <w:multiLevelType w:val="hybridMultilevel"/>
     <w:tmpl w:val="79AC4238"/>
@@ -17710,7 +18306,7 @@
       </w:pPr>
     </w:lvl>
   </w:abstractNum>
-  <w:abstractNum w:abstractNumId="15">
+  <w:abstractNum w:abstractNumId="18">
     <w:nsid w:val="73641925"/>
     <w:multiLevelType w:val="hybridMultilevel"/>
     <w:tmpl w:val="5E74E9AC"/>
@@ -17801,7 +18397,7 @@
       </w:pPr>
     </w:lvl>
   </w:abstractNum>
-  <w:abstractNum w:abstractNumId="16">
+  <w:abstractNum w:abstractNumId="19">
     <w:nsid w:val="77361941"/>
     <w:multiLevelType w:val="hybridMultilevel"/>
     <w:tmpl w:val="5CF48928"/>
@@ -17891,19 +18487,19 @@
     </w:lvl>
   </w:abstractNum>
   <w:num w:numId="1">
-    <w:abstractNumId w:val="3"/>
+    <w:abstractNumId w:val="5"/>
   </w:num>
   <w:num w:numId="2">
-    <w:abstractNumId w:val="12"/>
+    <w:abstractNumId w:val="15"/>
   </w:num>
   <w:num w:numId="3">
-    <w:abstractNumId w:val="2"/>
+    <w:abstractNumId w:val="3"/>
   </w:num>
   <w:num w:numId="4">
     <w:abstractNumId w:val="1"/>
   </w:num>
   <w:num w:numId="5">
-    <w:abstractNumId w:val="12"/>
+    <w:abstractNumId w:val="15"/>
     <w:lvlOverride w:ilvl="0">
       <w:startOverride w:val="1"/>
     </w:lvlOverride>
@@ -17919,43 +18515,52 @@
     <w:lvlOverride w:ilvl="8"/>
   </w:num>
   <w:num w:numId="6">
+    <w:abstractNumId w:val="17"/>
+  </w:num>
+  <w:num w:numId="7">
+    <w:abstractNumId w:val="7"/>
+  </w:num>
+  <w:num w:numId="8">
+    <w:abstractNumId w:val="18"/>
+  </w:num>
+  <w:num w:numId="9">
+    <w:abstractNumId w:val="11"/>
+  </w:num>
+  <w:num w:numId="10">
     <w:abstractNumId w:val="14"/>
   </w:num>
-  <w:num w:numId="7">
-    <w:abstractNumId w:val="4"/>
+  <w:num w:numId="11">
+    <w:abstractNumId w:val="16"/>
   </w:num>
-  <w:num w:numId="8">
-    <w:abstractNumId w:val="15"/>
+  <w:num w:numId="12">
+    <w:abstractNumId w:val="12"/>
   </w:num>
-  <w:num w:numId="9">
+  <w:num w:numId="13">
     <w:abstractNumId w:val="8"/>
   </w:num>
-  <w:num w:numId="10">
-    <w:abstractNumId w:val="11"/>
+  <w:num w:numId="14">
+    <w:abstractNumId w:val="19"/>
   </w:num>
-  <w:num w:numId="11">
-    <w:abstractNumId w:val="13"/>
-  </w:num>
-  <w:num w:numId="12">
+  <w:num w:numId="15">
     <w:abstractNumId w:val="9"/>
   </w:num>
-  <w:num w:numId="13">
-    <w:abstractNumId w:val="5"/>
-  </w:num>
-  <w:num w:numId="14">
-    <w:abstractNumId w:val="16"/>
-  </w:num>
-  <w:num w:numId="15">
-    <w:abstractNumId w:val="6"/>
-  </w:num>
   <w:num w:numId="16">
-    <w:abstractNumId w:val="7"/>
+    <w:abstractNumId w:val="10"/>
   </w:num>
   <w:num w:numId="17">
-    <w:abstractNumId w:val="10"/>
+    <w:abstractNumId w:val="13"/>
   </w:num>
   <w:num w:numId="18">
     <w:abstractNumId w:val="0"/>
+  </w:num>
+  <w:num w:numId="19">
+    <w:abstractNumId w:val="2"/>
+  </w:num>
+  <w:num w:numId="20">
+    <w:abstractNumId w:val="4"/>
+  </w:num>
+  <w:num w:numId="21">
+    <w:abstractNumId w:val="6"/>
   </w:num>
 </w:numbering>
 </file>
@@ -18124,7 +18729,7 @@
     <w:name w:val="Normal"/>
     <w:uiPriority w:val="1"/>
     <w:qFormat/>
-    <w:rsid w:val="00256B0B"/>
+    <w:rsid w:val="008F2FA8"/>
     <w:rPr>
       <w:rFonts w:ascii="Segoe UI" w:eastAsia="Segoe UI" w:hAnsi="Segoe UI" w:cs="Segoe UI"/>
     </w:rPr>
@@ -18665,6 +19270,19 @@
       <w:lang w:bidi="te-IN"/>
     </w:rPr>
   </w:style>
+  <w:style w:type="character" w:styleId="HTMLCode">
+    <w:name w:val="HTML Code"/>
+    <w:basedOn w:val="DefaultParagraphFont"/>
+    <w:uiPriority w:val="99"/>
+    <w:semiHidden/>
+    <w:unhideWhenUsed/>
+    <w:rsid w:val="00EE27E7"/>
+    <w:rPr>
+      <w:rFonts w:ascii="Courier New" w:eastAsia="Times New Roman" w:hAnsi="Courier New" w:cs="Courier New"/>
+      <w:sz w:val="20"/>
+      <w:szCs w:val="20"/>
+    </w:rPr>
+  </w:style>
 </w:styles>
 </file>
 
@@ -18956,7 +19574,7 @@
 </file>
 
 <file path=customXml/itemProps1.xml><?xml version="1.0" encoding="utf-8"?>
-<ds:datastoreItem xmlns:ds="http://schemas.openxmlformats.org/officeDocument/2006/customXml" ds:itemID="{637DF3AA-8A0F-4290-A765-3ABE4937BCD7}">
+<ds:datastoreItem xmlns:ds="http://schemas.openxmlformats.org/officeDocument/2006/customXml" ds:itemID="{7CE2BD75-494D-499B-84B3-C083CDFF4FEA}">
   <ds:schemaRefs>
     <ds:schemaRef ds:uri="http://schemas.openxmlformats.org/officeDocument/2006/bibliography"/>
   </ds:schemaRefs>

--- a/sale-deed-template.docx
+++ b/sale-deed-template.docx
@@ -1,6 +1,6 @@
 
 <file path=word/document.xml><?xml version="1.0" encoding="utf-8"?>
-<w:document xmlns:ve="http://schemas.openxmlformats.org/markup-compatibility/2006" xmlns:o="urn:schemas-microsoft-com:office:office" xmlns:r="http://schemas.openxmlformats.org/officeDocument/2006/relationships" xmlns:m="http://schemas.openxmlformats.org/officeDocument/2006/math" xmlns:v="urn:schemas-microsoft-com:vml" xmlns:wp="http://schemas.openxmlformats.org/drawingml/2006/wordprocessingDrawing" xmlns:w10="urn:schemas-microsoft-com:office:word" xmlns:w="http://schemas.openxmlformats.org/wordprocessingml/2006/main" xmlns:wne="http://schemas.microsoft.com/office/word/2006/wordml">
+<w:document xmlns:ns1="http://schemas.openxmlformats.org/officeDocument/2006/relationships" xmlns:w="http://schemas.openxmlformats.org/wordprocessingml/2006/main">
   <w:body>
     <w:p>
       <w:pPr>
@@ -1249,7 +1249,7 @@
           <w:szCs w:val="28"/>
         </w:rPr>
         <w:sectPr>
-          <w:footerReference w:type="default" r:id="rId8"/>
+          <w:footerReference w:type="default" ns1:id="rId8"/>
           <w:pgSz w:w="11920" w:h="16840"/>
           <w:pgMar w:top="8208" w:right="1080" w:bottom="1080" w:left="1080" w:header="720" w:footer="720" w:gutter="0"/>
           <w:cols w:space="720"/>
@@ -3807,6 +3807,173 @@
           <w:szCs w:val="28"/>
         </w:rPr>
         <w:t>.</w:t>
+      </w:r>
+    </w:p>
+    <w:p>
+      <w:pPr>
+        <w:pStyle w:val="BodyText"/>
+        <w:numPr>
+          <w:ilvl w:val="0"/>
+          <w:numId w:val="18"/>
+        </w:numPr>
+        <w:spacing w:before="100" w:beforeAutospacing="1" w:after="120"/>
+        <w:ind w:left="0" w:firstLine="432"/>
+        <w:jc w:val="both"/>
+        <w:rPr>
+          <w:rFonts w:ascii="Times New Roman" w:hAnsi="Times New Roman" w:cs="Times New Roman"/>
+          <w:sz w:val="28"/>
+          <w:szCs w:val="28"/>
+        </w:rPr>
+      </w:pPr>
+      <w:r>
+        <w:rPr>
+          <w:rFonts w:ascii="Times New Roman" w:hAnsi="Times New Roman" w:cs="Times New Roman"/>
+          <w:b/>
+          <w:bCs/>
+          <w:sz w:val="28"/>
+          <w:szCs w:val="28"/>
+        </w:rPr>
+        <w:t>Housing Loan: Amount of Rs.&lt;Amount&gt;/- paid through having availed housing loan from &lt;Housing Loan Bank&gt;, &lt;Housing Loan Bank&gt; Branch, Cheque No. &lt;Cheque No.&gt;, dated &lt;Date&gt; by the Vendee/s, namely &lt;Claimant Name&gt;, to the Vendor/s, namely &lt;Executant Name&gt;.</w:t>
+      </w:r>
+      <w:r>
+        <w:rPr>
+          <w:rFonts w:ascii="Times New Roman" w:hAnsi="Times New Roman" w:cs="Times New Roman"/>
+          <w:sz w:val="28"/>
+          <w:szCs w:val="28"/>
+        </w:rPr>
+        <w:t/>
+      </w:r>
+      <w:r>
+        <w:rPr>
+          <w:rFonts w:ascii="Times New Roman" w:hAnsi="Times New Roman" w:cs="Times New Roman"/>
+          <w:sz w:val="28"/>
+          <w:szCs w:val="28"/>
+        </w:rPr>
+        <w:t xml:space="preserve"/>
+      </w:r>
+      <w:r>
+        <w:rPr>
+          <w:rStyle w:val="Strong"/>
+          <w:rFonts w:ascii="Times New Roman" w:hAnsi="Times New Roman" w:cs="Times New Roman"/>
+          <w:b w:val="0"/>
+          <w:bCs w:val="0"/>
+          <w:sz w:val="28"/>
+          <w:szCs w:val="28"/>
+        </w:rPr>
+        <w:t/>
+      </w:r>
+      <w:proofErr w:type="gramStart"/>
+      <w:r>
+        <w:rPr>
+          <w:rStyle w:val="Strong"/>
+          <w:rFonts w:ascii="Times New Roman" w:hAnsi="Times New Roman" w:cs="Times New Roman"/>
+          <w:b w:val="0"/>
+          <w:bCs w:val="0"/>
+          <w:sz w:val="28"/>
+          <w:szCs w:val="28"/>
+        </w:rPr>
+        <w:t/>
+      </w:r>
+      <w:proofErr w:type="gramEnd"/>
+      <w:r>
+        <w:rPr>
+          <w:rStyle w:val="Strong"/>
+          <w:rFonts w:ascii="Times New Roman" w:hAnsi="Times New Roman" w:cs="Times New Roman"/>
+          <w:b w:val="0"/>
+          <w:bCs w:val="0"/>
+          <w:sz w:val="28"/>
+          <w:szCs w:val="28"/>
+        </w:rPr>
+        <w:t/>
+      </w:r>
+      <w:r>
+        <w:rPr>
+          <w:rFonts w:ascii="Times New Roman" w:hAnsi="Times New Roman" w:cs="Times New Roman"/>
+          <w:sz w:val="28"/>
+          <w:szCs w:val="28"/>
+        </w:rPr>
+        <w:t xml:space="preserve"/>
+      </w:r>
+      <w:r>
+        <w:rPr>
+          <w:rStyle w:val="Strong"/>
+          <w:rFonts w:ascii="Times New Roman" w:hAnsi="Times New Roman" w:cs="Times New Roman"/>
+          <w:b w:val="0"/>
+          <w:bCs w:val="0"/>
+          <w:sz w:val="28"/>
+          <w:szCs w:val="28"/>
+        </w:rPr>
+        <w:t/>
+      </w:r>
+      <w:r>
+        <w:rPr>
+          <w:rFonts w:ascii="Times New Roman" w:hAnsi="Times New Roman" w:cs="Times New Roman"/>
+          <w:sz w:val="28"/>
+          <w:szCs w:val="28"/>
+        </w:rPr>
+        <w:t xml:space="preserve"/>
+      </w:r>
+      <w:r>
+        <w:rPr>
+          <w:rStyle w:val="Strong"/>
+          <w:rFonts w:ascii="Times New Roman" w:hAnsi="Times New Roman" w:cs="Times New Roman"/>
+          <w:b w:val="0"/>
+          <w:bCs w:val="0"/>
+          <w:sz w:val="28"/>
+          <w:szCs w:val="28"/>
+        </w:rPr>
+        <w:t/>
+      </w:r>
+      <w:proofErr w:type="spellStart"/>
+      <w:r>
+        <w:rPr>
+          <w:rStyle w:val="Strong"/>
+          <w:rFonts w:ascii="Times New Roman" w:hAnsi="Times New Roman" w:cs="Times New Roman"/>
+          <w:b w:val="0"/>
+          <w:bCs w:val="0"/>
+          <w:sz w:val="28"/>
+          <w:szCs w:val="28"/>
+        </w:rPr>
+        <w:t/>
+      </w:r>
+      <w:proofErr w:type="spellEnd"/>
+      <w:r>
+        <w:rPr>
+          <w:rStyle w:val="Strong"/>
+          <w:rFonts w:ascii="Times New Roman" w:hAnsi="Times New Roman" w:cs="Times New Roman"/>
+          <w:b w:val="0"/>
+          <w:bCs w:val="0"/>
+          <w:sz w:val="28"/>
+          <w:szCs w:val="28"/>
+        </w:rPr>
+        <w:t xml:space="preserve"/>
+      </w:r>
+      <w:r>
+        <w:rPr>
+          <w:rFonts w:ascii="Times New Roman" w:hAnsi="Times New Roman" w:cs="Times New Roman"/>
+          <w:sz w:val="28"/>
+          <w:szCs w:val="28"/>
+        </w:rPr>
+        <w:t xml:space="preserve"/>
+      </w:r>
+      <w:r>
+        <w:rPr>
+          <w:rStyle w:val="Strong"/>
+          <w:rFonts w:ascii="Times New Roman" w:hAnsi="Times New Roman" w:cs="Times New Roman"/>
+          <w:b w:val="0"/>
+          <w:bCs w:val="0"/>
+          <w:sz w:val="28"/>
+          <w:szCs w:val="28"/>
+        </w:rPr>
+        <w:t/>
+      </w:r>
+      <w:r>
+        <w:rPr>
+          <w:rFonts w:ascii="Times New Roman" w:hAnsi="Times New Roman" w:cs="Times New Roman"/>
+          <w:sz w:val="28"/>
+          <w:szCs w:val="28"/>
+        </w:rPr>
+        <w:t/>
       </w:r>
     </w:p>
     <w:p>

--- a/sale-deed-template.docx
+++ b/sale-deed-template.docx
@@ -3807,6 +3807,18 @@
           <w:szCs w:val="28"/>
         </w:rPr>
         <w:t>.</w:t>
+      </w:r>
+    </w:p>
+    <w:p>
+      <w:pPr>
+        <w:spacing w:after="40"/>
+      </w:pPr>
+      <w:r>
+        <w:rPr>
+          <w:rFonts w:ascii="Times New Roman" w:hAnsi="Times New Roman"/>
+          <w:sz w:val="24"/>
+        </w:rPr>
+        <w:t xml:space="preserve">Housing Loan: Amount of Rs.&lt;Amount&gt;/- paid through having availed housing loan from &lt;Housing Loan Bank&gt;, &lt;Housing Loan Bank&gt; Branch, Cheque No. &lt;Cheque No.&gt;, dated &lt;Date&gt; by the Vendee/s, namely &lt;Claimant Name&gt;, to the Vendor/s, namely &lt;Executant Name&gt;.</w:t>
       </w:r>
     </w:p>
     <w:p>
@@ -12298,6 +12310,181 @@
         </w:tc>
       </w:tr>
     </w:tbl>
+    <w:p>
+      <w:pPr>
+        <w:spacing w:after="40"/>
+        <w:jc w:val="center"/>
+      </w:pPr>
+      <w:r>
+        <w:rPr>
+          <w:rFonts w:ascii="Times New Roman" w:hAnsi="Times New Roman"/>
+          <w:sz w:val="24"/>
+        </w:rPr>
+        <w:t xml:space="preserve">&lt;IF FLAT&gt;</w:t>
+      </w:r>
+    </w:p>
+    <w:p>
+      <w:pPr>
+        <w:spacing w:after="40"/>
+        <w:jc w:val="center"/>
+      </w:pPr>
+      <w:r>
+        <w:rPr>
+          <w:rFonts w:ascii="Times New Roman" w:hAnsi="Times New Roman"/>
+          <w:sz w:val="24"/>
+          <w:b/>
+          <w:u w:val="single"/>
+        </w:rPr>
+        <w:t xml:space="preserve">SCHEDULE OF PROPERTY</w:t>
+      </w:r>
+    </w:p>
+    <w:p>
+      <w:pPr>
+        <w:spacing w:after="40"/>
+        <w:jc w:val="center"/>
+      </w:pPr>
+      <w:r>
+        <w:rPr>
+          <w:rFonts w:ascii="Times New Roman" w:hAnsi="Times New Roman"/>
+          <w:sz w:val="24"/>
+          <w:i/>
+          <w:u w:val="single"/>
+        </w:rPr>
+        <w:t xml:space="preserve">(Description of the property hereby sold)</w:t>
+      </w:r>
+    </w:p>
+    <w:p>
+      <w:pPr>
+        <w:spacing w:after="40"/>
+      </w:pPr>
+      <w:r>
+        <w:rPr>
+          <w:rFonts w:ascii="Times New Roman" w:hAnsi="Times New Roman"/>
+          <w:sz w:val="24"/>
+        </w:rPr>
+        <w:t xml:space="preserve">All that a &lt;Stage&gt; Flat No. &lt;Flat No.&gt; in &lt;Floor No.&gt; Floor, R.C.C. Structure, having a built up area of &lt;Built-up Area&gt; Sq.Fts., (including common area) and Car Parking area, together with undivided share of land &lt;UDS&gt; Sq.yds, out of &lt;Total Land Extent&gt; Sq.Yds., in the complex known as “&lt;Apartment Complex Name&gt;”, constructed in the property covered by Municipal H.Nos. &lt;Municipal House Nos.&gt;, in part plot nos. &lt;Plot Nos.&gt;, in Survey No. &lt;Survey No.&gt;, situated at ‘&lt;Locality&gt;’ locality of &lt;Village&gt; Village, &lt;Mandal&gt; mandal, District:&lt;District&gt;, Pin Code:&lt;Pin Code&gt;, Within the jurisdictional limits of the Competent Local Authority,&lt;Village&gt;, Registration Sub-District: &lt;Sub-Registrar&gt; and within the Registration District: &lt;District Registrar&gt;.</w:t>
+      </w:r>
+    </w:p>
+    <w:p>
+      <w:pPr>
+        <w:spacing w:after="40"/>
+      </w:pPr>
+      <w:r>
+        <w:rPr>
+          <w:rFonts w:ascii="Times New Roman" w:hAnsi="Times New Roman"/>
+          <w:sz w:val="24"/>
+        </w:rPr>
+        <w:t xml:space="preserve">Boundaries of Apartment:</w:t>
+      </w:r>
+    </w:p>
+    <w:p>
+      <w:pPr>
+        <w:spacing w:after="40"/>
+      </w:pPr>
+      <w:r>
+        <w:rPr>
+          <w:rFonts w:ascii="Times New Roman" w:hAnsi="Times New Roman"/>
+          <w:sz w:val="24"/>
+        </w:rPr>
+        <w:t xml:space="preserve">North : &lt;North Boundary of Apartment&gt;,</w:t>
+      </w:r>
+    </w:p>
+    <w:p>
+      <w:pPr>
+        <w:spacing w:after="40"/>
+      </w:pPr>
+      <w:r>
+        <w:rPr>
+          <w:rFonts w:ascii="Times New Roman" w:hAnsi="Times New Roman"/>
+          <w:sz w:val="24"/>
+        </w:rPr>
+        <w:t xml:space="preserve">South : &lt;South Boundary of Apartment&gt;,</w:t>
+      </w:r>
+    </w:p>
+    <w:p>
+      <w:pPr>
+        <w:spacing w:after="40"/>
+      </w:pPr>
+      <w:r>
+        <w:rPr>
+          <w:rFonts w:ascii="Times New Roman" w:hAnsi="Times New Roman"/>
+          <w:sz w:val="24"/>
+        </w:rPr>
+        <w:t xml:space="preserve">East : &lt;East Boundary of Apartment&gt;,</w:t>
+      </w:r>
+    </w:p>
+    <w:p>
+      <w:pPr>
+        <w:spacing w:after="40"/>
+      </w:pPr>
+      <w:r>
+        <w:rPr>
+          <w:rFonts w:ascii="Times New Roman" w:hAnsi="Times New Roman"/>
+          <w:sz w:val="24"/>
+        </w:rPr>
+        <w:t xml:space="preserve">West : &lt;West Boundary of Apartment&gt;.</w:t>
+      </w:r>
+    </w:p>
+    <w:p>
+      <w:pPr>
+        <w:spacing w:after="40"/>
+      </w:pPr>
+      <w:r>
+        <w:rPr>
+          <w:rFonts w:ascii="Times New Roman" w:hAnsi="Times New Roman"/>
+          <w:sz w:val="24"/>
+        </w:rPr>
+        <w:t xml:space="preserve">Boundaries of Flat No.&lt;Flat No.&gt; in &lt;Floor No.&gt; Floor:</w:t>
+      </w:r>
+    </w:p>
+    <w:p>
+      <w:pPr>
+        <w:spacing w:after="40"/>
+      </w:pPr>
+      <w:r>
+        <w:rPr>
+          <w:rFonts w:ascii="Times New Roman" w:hAnsi="Times New Roman"/>
+          <w:sz w:val="24"/>
+        </w:rPr>
+        <w:t xml:space="preserve">North : &lt;North Boundary of Flat&gt;,</w:t>
+      </w:r>
+    </w:p>
+    <w:p>
+      <w:pPr>
+        <w:spacing w:after="40"/>
+      </w:pPr>
+      <w:r>
+        <w:rPr>
+          <w:rFonts w:ascii="Times New Roman" w:hAnsi="Times New Roman"/>
+          <w:sz w:val="24"/>
+        </w:rPr>
+        <w:t xml:space="preserve">South : &lt;South Boundary of Flat&gt;,</w:t>
+      </w:r>
+    </w:p>
+    <w:p>
+      <w:pPr>
+        <w:spacing w:after="40"/>
+      </w:pPr>
+      <w:r>
+        <w:rPr>
+          <w:rFonts w:ascii="Times New Roman" w:hAnsi="Times New Roman"/>
+          <w:sz w:val="24"/>
+        </w:rPr>
+        <w:t xml:space="preserve">East : &lt;East Boundary of Flat&gt;,</w:t>
+      </w:r>
+    </w:p>
+    <w:p>
+      <w:pPr>
+        <w:spacing w:after="40"/>
+      </w:pPr>
+      <w:r>
+        <w:rPr>
+          <w:rFonts w:ascii="Times New Roman" w:hAnsi="Times New Roman"/>
+          <w:sz w:val="24"/>
+        </w:rPr>
+        <w:t xml:space="preserve">West : &lt;West Boundary of Flat&gt;.</w:t>
+      </w:r>
+    </w:p>
     <w:p>
       <w:pPr>
         <w:pStyle w:val="Heading3"/>
